--- a/documents/functional_specification.docx
+++ b/documents/functional_specification.docx
@@ -1,6 +1,6 @@
 
 <file path=word/document.xml><?xml version="1.0" encoding="utf-8"?>
-<w:document xmlns:wpc="http://schemas.microsoft.com/office/word/2010/wordprocessingCanvas" xmlns:cx="http://schemas.microsoft.com/office/drawing/2014/chartex" xmlns:mc="http://schemas.openxmlformats.org/markup-compatibility/2006" xmlns:o="urn:schemas-microsoft-com:office:office" xmlns:r="http://schemas.openxmlformats.org/officeDocument/2006/relationships" xmlns:m="http://schemas.openxmlformats.org/officeDocument/2006/math" xmlns:v="urn:schemas-microsoft-com:vml" xmlns:wp14="http://schemas.microsoft.com/office/word/2010/wordprocessingDrawing" xmlns:wp="http://schemas.openxmlformats.org/drawingml/2006/wordprocessingDrawing" xmlns:w10="urn:schemas-microsoft-com:office:word" xmlns:w="http://schemas.openxmlformats.org/wordprocessingml/2006/main" xmlns:w14="http://schemas.microsoft.com/office/word/2010/wordml" xmlns:w15="http://schemas.microsoft.com/office/word/2012/wordml" xmlns:w16se="http://schemas.microsoft.com/office/word/2015/wordml/symex" xmlns:wpg="http://schemas.microsoft.com/office/word/2010/wordprocessingGroup" xmlns:wpi="http://schemas.microsoft.com/office/word/2010/wordprocessingInk" xmlns:wne="http://schemas.microsoft.com/office/word/2006/wordml" xmlns:wps="http://schemas.microsoft.com/office/word/2010/wordprocessingShape" mc:Ignorable="w14 w15 w16se wp14">
+<w:document xmlns:wpc="http://schemas.microsoft.com/office/word/2010/wordprocessingCanvas" xmlns:cx="http://schemas.microsoft.com/office/drawing/2014/chartex" xmlns:cx1="http://schemas.microsoft.com/office/drawing/2015/9/8/chartex" xmlns:cx2="http://schemas.microsoft.com/office/drawing/2015/10/21/chartex" xmlns:cx3="http://schemas.microsoft.com/office/drawing/2016/5/9/chartex" xmlns:cx4="http://schemas.microsoft.com/office/drawing/2016/5/10/chartex" xmlns:cx5="http://schemas.microsoft.com/office/drawing/2016/5/11/chartex" xmlns:cx6="http://schemas.microsoft.com/office/drawing/2016/5/12/chartex" xmlns:cx7="http://schemas.microsoft.com/office/drawing/2016/5/13/chartex" xmlns:cx8="http://schemas.microsoft.com/office/drawing/2016/5/14/chartex" xmlns:mc="http://schemas.openxmlformats.org/markup-compatibility/2006" xmlns:aink="http://schemas.microsoft.com/office/drawing/2016/ink" xmlns:am3d="http://schemas.microsoft.com/office/drawing/2017/model3d" xmlns:o="urn:schemas-microsoft-com:office:office" xmlns:r="http://schemas.openxmlformats.org/officeDocument/2006/relationships" xmlns:m="http://schemas.openxmlformats.org/officeDocument/2006/math" xmlns:v="urn:schemas-microsoft-com:vml" xmlns:wp14="http://schemas.microsoft.com/office/word/2010/wordprocessingDrawing" xmlns:wp="http://schemas.openxmlformats.org/drawingml/2006/wordprocessingDrawing" xmlns:w10="urn:schemas-microsoft-com:office:word" xmlns:w="http://schemas.openxmlformats.org/wordprocessingml/2006/main" xmlns:w14="http://schemas.microsoft.com/office/word/2010/wordml" xmlns:w15="http://schemas.microsoft.com/office/word/2012/wordml" xmlns:w16cex="http://schemas.microsoft.com/office/word/2018/wordml/cex" xmlns:w16cid="http://schemas.microsoft.com/office/word/2016/wordml/cid" xmlns:w16="http://schemas.microsoft.com/office/word/2018/wordml" xmlns:w16se="http://schemas.microsoft.com/office/word/2015/wordml/symex" xmlns:wpg="http://schemas.microsoft.com/office/word/2010/wordprocessingGroup" xmlns:wpi="http://schemas.microsoft.com/office/word/2010/wordprocessingInk" xmlns:wne="http://schemas.microsoft.com/office/word/2006/wordml" xmlns:wps="http://schemas.microsoft.com/office/word/2010/wordprocessingShape" mc:Ignorable="w14 w15 w16se w16cid w16 w16cex wp14">
   <w:body>
     <w:p>
       <w:pPr>
@@ -246,12 +246,16 @@
     <w:p>
       <w:pPr>
         <w:pStyle w:val="6"/>
-        <w:spacing w:before="480" w:after="480"/>
+        <w:spacing w:before="480" w:after="240"/>
       </w:pPr>
       <w:r>
         <w:br w:type="page"/>
       </w:r>
       <w:r>
+        <w:rPr>
+          <w:sz w:val="32"/>
+          <w:szCs w:val="18"/>
+        </w:rPr>
         <w:lastRenderedPageBreak/>
         <w:t>Содержание</w:t>
       </w:r>
@@ -271,24 +275,38 @@
           <w:rFonts w:asciiTheme="minorHAnsi" w:eastAsiaTheme="minorEastAsia" w:hAnsiTheme="minorHAnsi" w:cstheme="minorBidi"/>
           <w:bCs w:val="0"/>
           <w:noProof/>
-          <w:sz w:val="22"/>
-          <w:szCs w:val="22"/>
-        </w:rPr>
-      </w:pPr>
-      <w:r>
+          <w:sz w:val="24"/>
+          <w:szCs w:val="24"/>
+        </w:rPr>
+      </w:pPr>
+      <w:r>
+        <w:rPr>
+          <w:sz w:val="24"/>
+          <w:szCs w:val="24"/>
+        </w:rPr>
         <w:fldChar w:fldCharType="begin"/>
       </w:r>
       <w:r>
+        <w:rPr>
+          <w:sz w:val="24"/>
+          <w:szCs w:val="24"/>
+        </w:rPr>
         <w:instrText xml:space="preserve"> TOC \o "1-3" \h \z \u </w:instrText>
       </w:r>
       <w:r>
+        <w:rPr>
+          <w:sz w:val="24"/>
+          <w:szCs w:val="24"/>
+        </w:rPr>
         <w:fldChar w:fldCharType="separate"/>
       </w:r>
       <w:hyperlink w:anchor="_Toc212658665" w:history="1">
         <w:r>
           <w:rPr>
-            <w:rStyle w:val="ae"/>
-            <w:noProof/>
+            <w:rStyle w:val="af"/>
+            <w:noProof/>
+            <w:sz w:val="24"/>
+            <w:szCs w:val="24"/>
           </w:rPr>
           <w:t>1.</w:t>
         </w:r>
@@ -297,15 +315,17 @@
             <w:rFonts w:asciiTheme="minorHAnsi" w:eastAsiaTheme="minorEastAsia" w:hAnsiTheme="minorHAnsi" w:cstheme="minorBidi"/>
             <w:bCs w:val="0"/>
             <w:noProof/>
-            <w:sz w:val="22"/>
-            <w:szCs w:val="22"/>
+            <w:sz w:val="24"/>
+            <w:szCs w:val="24"/>
           </w:rPr>
           <w:tab/>
         </w:r>
         <w:r>
           <w:rPr>
-            <w:rStyle w:val="ae"/>
-            <w:noProof/>
+            <w:rStyle w:val="af"/>
+            <w:noProof/>
+            <w:sz w:val="24"/>
+            <w:szCs w:val="24"/>
           </w:rPr>
           <w:t>История проекта</w:t>
         </w:r>
@@ -313,6 +333,8 @@
           <w:rPr>
             <w:noProof/>
             <w:webHidden/>
+            <w:sz w:val="24"/>
+            <w:szCs w:val="24"/>
           </w:rPr>
           <w:tab/>
         </w:r>
@@ -320,6 +342,8 @@
           <w:rPr>
             <w:noProof/>
             <w:webHidden/>
+            <w:sz w:val="24"/>
+            <w:szCs w:val="24"/>
           </w:rPr>
           <w:fldChar w:fldCharType="begin"/>
         </w:r>
@@ -327,6 +351,8 @@
           <w:rPr>
             <w:noProof/>
             <w:webHidden/>
+            <w:sz w:val="24"/>
+            <w:szCs w:val="24"/>
           </w:rPr>
           <w:instrText xml:space="preserve"> PAGEREF _Toc212658665 \h </w:instrText>
         </w:r>
@@ -334,12 +360,16 @@
           <w:rPr>
             <w:noProof/>
             <w:webHidden/>
+            <w:sz w:val="24"/>
+            <w:szCs w:val="24"/>
           </w:rPr>
         </w:r>
         <w:r>
           <w:rPr>
             <w:noProof/>
             <w:webHidden/>
+            <w:sz w:val="24"/>
+            <w:szCs w:val="24"/>
           </w:rPr>
           <w:fldChar w:fldCharType="separate"/>
         </w:r>
@@ -347,6 +377,8 @@
           <w:rPr>
             <w:noProof/>
             <w:webHidden/>
+            <w:sz w:val="24"/>
+            <w:szCs w:val="24"/>
           </w:rPr>
           <w:t>3</w:t>
         </w:r>
@@ -354,6 +386,8 @@
           <w:rPr>
             <w:noProof/>
             <w:webHidden/>
+            <w:sz w:val="24"/>
+            <w:szCs w:val="24"/>
           </w:rPr>
           <w:fldChar w:fldCharType="end"/>
         </w:r>
@@ -370,15 +404,17 @@
           <w:rFonts w:asciiTheme="minorHAnsi" w:eastAsiaTheme="minorEastAsia" w:hAnsiTheme="minorHAnsi" w:cstheme="minorBidi"/>
           <w:bCs w:val="0"/>
           <w:noProof/>
-          <w:sz w:val="22"/>
-          <w:szCs w:val="22"/>
+          <w:sz w:val="24"/>
+          <w:szCs w:val="24"/>
         </w:rPr>
       </w:pPr>
       <w:hyperlink w:anchor="_Toc212658666" w:history="1">
         <w:r>
           <w:rPr>
-            <w:rStyle w:val="ae"/>
-            <w:noProof/>
+            <w:rStyle w:val="af"/>
+            <w:noProof/>
+            <w:sz w:val="24"/>
+            <w:szCs w:val="24"/>
           </w:rPr>
           <w:t>2.</w:t>
         </w:r>
@@ -387,15 +423,17 @@
             <w:rFonts w:asciiTheme="minorHAnsi" w:eastAsiaTheme="minorEastAsia" w:hAnsiTheme="minorHAnsi" w:cstheme="minorBidi"/>
             <w:bCs w:val="0"/>
             <w:noProof/>
-            <w:sz w:val="22"/>
-            <w:szCs w:val="22"/>
+            <w:sz w:val="24"/>
+            <w:szCs w:val="24"/>
           </w:rPr>
           <w:tab/>
         </w:r>
         <w:r>
           <w:rPr>
-            <w:rStyle w:val="ae"/>
-            <w:noProof/>
+            <w:rStyle w:val="af"/>
+            <w:noProof/>
+            <w:sz w:val="24"/>
+            <w:szCs w:val="24"/>
           </w:rPr>
           <w:t>Цели дизайна</w:t>
         </w:r>
@@ -403,6 +441,8 @@
           <w:rPr>
             <w:noProof/>
             <w:webHidden/>
+            <w:sz w:val="24"/>
+            <w:szCs w:val="24"/>
           </w:rPr>
           <w:tab/>
         </w:r>
@@ -410,6 +450,8 @@
           <w:rPr>
             <w:noProof/>
             <w:webHidden/>
+            <w:sz w:val="24"/>
+            <w:szCs w:val="24"/>
           </w:rPr>
           <w:fldChar w:fldCharType="begin"/>
         </w:r>
@@ -417,6 +459,8 @@
           <w:rPr>
             <w:noProof/>
             <w:webHidden/>
+            <w:sz w:val="24"/>
+            <w:szCs w:val="24"/>
           </w:rPr>
           <w:instrText xml:space="preserve"> PAGEREF _Toc212658666 \h </w:instrText>
         </w:r>
@@ -424,12 +468,16 @@
           <w:rPr>
             <w:noProof/>
             <w:webHidden/>
+            <w:sz w:val="24"/>
+            <w:szCs w:val="24"/>
           </w:rPr>
         </w:r>
         <w:r>
           <w:rPr>
             <w:noProof/>
             <w:webHidden/>
+            <w:sz w:val="24"/>
+            <w:szCs w:val="24"/>
           </w:rPr>
           <w:fldChar w:fldCharType="separate"/>
         </w:r>
@@ -437,13 +485,17 @@
           <w:rPr>
             <w:noProof/>
             <w:webHidden/>
-          </w:rPr>
-          <w:t>4</w:t>
+            <w:sz w:val="24"/>
+            <w:szCs w:val="24"/>
+          </w:rPr>
+          <w:t>3</w:t>
         </w:r>
         <w:r>
           <w:rPr>
             <w:noProof/>
             <w:webHidden/>
+            <w:sz w:val="24"/>
+            <w:szCs w:val="24"/>
           </w:rPr>
           <w:fldChar w:fldCharType="end"/>
         </w:r>
@@ -459,15 +511,15 @@
         <w:rPr>
           <w:rFonts w:asciiTheme="minorHAnsi" w:eastAsiaTheme="minorEastAsia" w:hAnsiTheme="minorHAnsi" w:cstheme="minorBidi"/>
           <w:noProof/>
-          <w:sz w:val="22"/>
-          <w:szCs w:val="22"/>
+          <w:szCs w:val="24"/>
         </w:rPr>
       </w:pPr>
       <w:hyperlink w:anchor="_Toc212658667" w:history="1">
         <w:r>
           <w:rPr>
-            <w:rStyle w:val="ae"/>
-            <w:noProof/>
+            <w:rStyle w:val="af"/>
+            <w:noProof/>
+            <w:szCs w:val="24"/>
           </w:rPr>
           <w:t>2.1.</w:t>
         </w:r>
@@ -475,15 +527,15 @@
           <w:rPr>
             <w:rFonts w:asciiTheme="minorHAnsi" w:eastAsiaTheme="minorEastAsia" w:hAnsiTheme="minorHAnsi" w:cstheme="minorBidi"/>
             <w:noProof/>
-            <w:sz w:val="22"/>
-            <w:szCs w:val="22"/>
+            <w:szCs w:val="24"/>
           </w:rPr>
           <w:tab/>
         </w:r>
         <w:r>
           <w:rPr>
-            <w:rStyle w:val="ae"/>
-            <w:noProof/>
+            <w:rStyle w:val="af"/>
+            <w:noProof/>
+            <w:szCs w:val="24"/>
           </w:rPr>
           <w:t>Требования пользователя</w:t>
         </w:r>
@@ -491,6 +543,7 @@
           <w:rPr>
             <w:noProof/>
             <w:webHidden/>
+            <w:szCs w:val="24"/>
           </w:rPr>
           <w:tab/>
         </w:r>
@@ -498,6 +551,7 @@
           <w:rPr>
             <w:noProof/>
             <w:webHidden/>
+            <w:szCs w:val="24"/>
           </w:rPr>
           <w:fldChar w:fldCharType="begin"/>
         </w:r>
@@ -505,6 +559,7 @@
           <w:rPr>
             <w:noProof/>
             <w:webHidden/>
+            <w:szCs w:val="24"/>
           </w:rPr>
           <w:instrText xml:space="preserve"> PAGEREF _Toc212658667 \h </w:instrText>
         </w:r>
@@ -512,12 +567,14 @@
           <w:rPr>
             <w:noProof/>
             <w:webHidden/>
+            <w:szCs w:val="24"/>
           </w:rPr>
         </w:r>
         <w:r>
           <w:rPr>
             <w:noProof/>
             <w:webHidden/>
+            <w:szCs w:val="24"/>
           </w:rPr>
           <w:fldChar w:fldCharType="separate"/>
         </w:r>
@@ -525,13 +582,15 @@
           <w:rPr>
             <w:noProof/>
             <w:webHidden/>
-          </w:rPr>
-          <w:t>4</w:t>
+            <w:szCs w:val="24"/>
+          </w:rPr>
+          <w:t>3</w:t>
         </w:r>
         <w:r>
           <w:rPr>
             <w:noProof/>
             <w:webHidden/>
+            <w:szCs w:val="24"/>
           </w:rPr>
           <w:fldChar w:fldCharType="end"/>
         </w:r>
@@ -547,15 +606,15 @@
         <w:rPr>
           <w:rFonts w:asciiTheme="minorHAnsi" w:eastAsiaTheme="minorEastAsia" w:hAnsiTheme="minorHAnsi" w:cstheme="minorBidi"/>
           <w:noProof/>
-          <w:sz w:val="22"/>
-          <w:szCs w:val="22"/>
+          <w:szCs w:val="24"/>
         </w:rPr>
       </w:pPr>
       <w:hyperlink w:anchor="_Toc212658668" w:history="1">
         <w:r>
           <w:rPr>
-            <w:rStyle w:val="ae"/>
-            <w:noProof/>
+            <w:rStyle w:val="af"/>
+            <w:noProof/>
+            <w:szCs w:val="24"/>
           </w:rPr>
           <w:t>2.2.</w:t>
         </w:r>
@@ -563,15 +622,15 @@
           <w:rPr>
             <w:rFonts w:asciiTheme="minorHAnsi" w:eastAsiaTheme="minorEastAsia" w:hAnsiTheme="minorHAnsi" w:cstheme="minorBidi"/>
             <w:noProof/>
-            <w:sz w:val="22"/>
-            <w:szCs w:val="22"/>
+            <w:szCs w:val="24"/>
           </w:rPr>
           <w:tab/>
         </w:r>
         <w:r>
           <w:rPr>
-            <w:rStyle w:val="ae"/>
-            <w:noProof/>
+            <w:rStyle w:val="af"/>
+            <w:noProof/>
+            <w:szCs w:val="24"/>
           </w:rPr>
           <w:t>Системные требования</w:t>
         </w:r>
@@ -579,6 +638,7 @@
           <w:rPr>
             <w:noProof/>
             <w:webHidden/>
+            <w:szCs w:val="24"/>
           </w:rPr>
           <w:tab/>
         </w:r>
@@ -586,6 +646,7 @@
           <w:rPr>
             <w:noProof/>
             <w:webHidden/>
+            <w:szCs w:val="24"/>
           </w:rPr>
           <w:fldChar w:fldCharType="begin"/>
         </w:r>
@@ -593,6 +654,7 @@
           <w:rPr>
             <w:noProof/>
             <w:webHidden/>
+            <w:szCs w:val="24"/>
           </w:rPr>
           <w:instrText xml:space="preserve"> PAGEREF _Toc212658668 \h </w:instrText>
         </w:r>
@@ -600,12 +662,14 @@
           <w:rPr>
             <w:noProof/>
             <w:webHidden/>
+            <w:szCs w:val="24"/>
           </w:rPr>
         </w:r>
         <w:r>
           <w:rPr>
             <w:noProof/>
             <w:webHidden/>
+            <w:szCs w:val="24"/>
           </w:rPr>
           <w:fldChar w:fldCharType="separate"/>
         </w:r>
@@ -613,13 +677,15 @@
           <w:rPr>
             <w:noProof/>
             <w:webHidden/>
-          </w:rPr>
-          <w:t>5</w:t>
+            <w:szCs w:val="24"/>
+          </w:rPr>
+          <w:t>4</w:t>
         </w:r>
         <w:r>
           <w:rPr>
             <w:noProof/>
             <w:webHidden/>
+            <w:szCs w:val="24"/>
           </w:rPr>
           <w:fldChar w:fldCharType="end"/>
         </w:r>
@@ -635,15 +701,15 @@
         <w:rPr>
           <w:rFonts w:asciiTheme="minorHAnsi" w:eastAsiaTheme="minorEastAsia" w:hAnsiTheme="minorHAnsi" w:cstheme="minorBidi"/>
           <w:noProof/>
-          <w:sz w:val="22"/>
-          <w:szCs w:val="22"/>
+          <w:szCs w:val="24"/>
         </w:rPr>
       </w:pPr>
       <w:hyperlink w:anchor="_Toc212658669" w:history="1">
         <w:r>
           <w:rPr>
-            <w:rStyle w:val="ae"/>
-            <w:noProof/>
+            <w:rStyle w:val="af"/>
+            <w:noProof/>
+            <w:szCs w:val="24"/>
           </w:rPr>
           <w:t>2.3.</w:t>
         </w:r>
@@ -651,15 +717,15 @@
           <w:rPr>
             <w:rFonts w:asciiTheme="minorHAnsi" w:eastAsiaTheme="minorEastAsia" w:hAnsiTheme="minorHAnsi" w:cstheme="minorBidi"/>
             <w:noProof/>
-            <w:sz w:val="22"/>
-            <w:szCs w:val="22"/>
+            <w:szCs w:val="24"/>
           </w:rPr>
           <w:tab/>
         </w:r>
         <w:r>
           <w:rPr>
-            <w:rStyle w:val="ae"/>
-            <w:noProof/>
+            <w:rStyle w:val="af"/>
+            <w:noProof/>
+            <w:szCs w:val="24"/>
           </w:rPr>
           <w:t>Сценарии использования</w:t>
         </w:r>
@@ -667,6 +733,7 @@
           <w:rPr>
             <w:noProof/>
             <w:webHidden/>
+            <w:szCs w:val="24"/>
           </w:rPr>
           <w:tab/>
         </w:r>
@@ -674,6 +741,7 @@
           <w:rPr>
             <w:noProof/>
             <w:webHidden/>
+            <w:szCs w:val="24"/>
           </w:rPr>
           <w:fldChar w:fldCharType="begin"/>
         </w:r>
@@ -681,6 +749,7 @@
           <w:rPr>
             <w:noProof/>
             <w:webHidden/>
+            <w:szCs w:val="24"/>
           </w:rPr>
           <w:instrText xml:space="preserve"> PAGEREF _Toc212658669 \h </w:instrText>
         </w:r>
@@ -688,12 +757,14 @@
           <w:rPr>
             <w:noProof/>
             <w:webHidden/>
+            <w:szCs w:val="24"/>
           </w:rPr>
         </w:r>
         <w:r>
           <w:rPr>
             <w:noProof/>
             <w:webHidden/>
+            <w:szCs w:val="24"/>
           </w:rPr>
           <w:fldChar w:fldCharType="separate"/>
         </w:r>
@@ -701,13 +772,15 @@
           <w:rPr>
             <w:noProof/>
             <w:webHidden/>
-          </w:rPr>
-          <w:t>5</w:t>
+            <w:szCs w:val="24"/>
+          </w:rPr>
+          <w:t>4</w:t>
         </w:r>
         <w:r>
           <w:rPr>
             <w:noProof/>
             <w:webHidden/>
+            <w:szCs w:val="24"/>
           </w:rPr>
           <w:fldChar w:fldCharType="end"/>
         </w:r>
@@ -724,15 +797,17 @@
           <w:rFonts w:asciiTheme="minorHAnsi" w:eastAsiaTheme="minorEastAsia" w:hAnsiTheme="minorHAnsi" w:cstheme="minorBidi"/>
           <w:bCs w:val="0"/>
           <w:noProof/>
-          <w:sz w:val="22"/>
-          <w:szCs w:val="22"/>
+          <w:sz w:val="24"/>
+          <w:szCs w:val="24"/>
         </w:rPr>
       </w:pPr>
       <w:hyperlink w:anchor="_Toc212658670" w:history="1">
         <w:r>
           <w:rPr>
-            <w:rStyle w:val="ae"/>
-            <w:noProof/>
+            <w:rStyle w:val="af"/>
+            <w:noProof/>
+            <w:sz w:val="24"/>
+            <w:szCs w:val="24"/>
           </w:rPr>
           <w:t>3.</w:t>
         </w:r>
@@ -741,15 +816,17 @@
             <w:rFonts w:asciiTheme="minorHAnsi" w:eastAsiaTheme="minorEastAsia" w:hAnsiTheme="minorHAnsi" w:cstheme="minorBidi"/>
             <w:bCs w:val="0"/>
             <w:noProof/>
-            <w:sz w:val="22"/>
-            <w:szCs w:val="22"/>
+            <w:sz w:val="24"/>
+            <w:szCs w:val="24"/>
           </w:rPr>
           <w:tab/>
         </w:r>
         <w:r>
           <w:rPr>
-            <w:rStyle w:val="ae"/>
-            <w:noProof/>
+            <w:rStyle w:val="af"/>
+            <w:noProof/>
+            <w:sz w:val="24"/>
+            <w:szCs w:val="24"/>
           </w:rPr>
           <w:t>Исключенные возможности и неподдерживаемые сценарии</w:t>
         </w:r>
@@ -757,6 +834,8 @@
           <w:rPr>
             <w:noProof/>
             <w:webHidden/>
+            <w:sz w:val="24"/>
+            <w:szCs w:val="24"/>
           </w:rPr>
           <w:tab/>
         </w:r>
@@ -764,6 +843,8 @@
           <w:rPr>
             <w:noProof/>
             <w:webHidden/>
+            <w:sz w:val="24"/>
+            <w:szCs w:val="24"/>
           </w:rPr>
           <w:fldChar w:fldCharType="begin"/>
         </w:r>
@@ -771,6 +852,8 @@
           <w:rPr>
             <w:noProof/>
             <w:webHidden/>
+            <w:sz w:val="24"/>
+            <w:szCs w:val="24"/>
           </w:rPr>
           <w:instrText xml:space="preserve"> PAGEREF _Toc212658670 \h </w:instrText>
         </w:r>
@@ -778,12 +861,16 @@
           <w:rPr>
             <w:noProof/>
             <w:webHidden/>
+            <w:sz w:val="24"/>
+            <w:szCs w:val="24"/>
           </w:rPr>
         </w:r>
         <w:r>
           <w:rPr>
             <w:noProof/>
             <w:webHidden/>
+            <w:sz w:val="24"/>
+            <w:szCs w:val="24"/>
           </w:rPr>
           <w:fldChar w:fldCharType="separate"/>
         </w:r>
@@ -791,13 +878,17 @@
           <w:rPr>
             <w:noProof/>
             <w:webHidden/>
-          </w:rPr>
-          <w:t>6</w:t>
+            <w:sz w:val="24"/>
+            <w:szCs w:val="24"/>
+          </w:rPr>
+          <w:t>5</w:t>
         </w:r>
         <w:r>
           <w:rPr>
             <w:noProof/>
             <w:webHidden/>
+            <w:sz w:val="24"/>
+            <w:szCs w:val="24"/>
           </w:rPr>
           <w:fldChar w:fldCharType="end"/>
         </w:r>
@@ -814,15 +905,17 @@
           <w:rFonts w:asciiTheme="minorHAnsi" w:eastAsiaTheme="minorEastAsia" w:hAnsiTheme="minorHAnsi" w:cstheme="minorBidi"/>
           <w:bCs w:val="0"/>
           <w:noProof/>
-          <w:sz w:val="22"/>
-          <w:szCs w:val="22"/>
+          <w:sz w:val="24"/>
+          <w:szCs w:val="24"/>
         </w:rPr>
       </w:pPr>
       <w:hyperlink w:anchor="_Toc212658671" w:history="1">
         <w:r>
           <w:rPr>
-            <w:rStyle w:val="ae"/>
-            <w:noProof/>
+            <w:rStyle w:val="af"/>
+            <w:noProof/>
+            <w:sz w:val="24"/>
+            <w:szCs w:val="24"/>
           </w:rPr>
           <w:t>4.</w:t>
         </w:r>
@@ -831,15 +924,17 @@
             <w:rFonts w:asciiTheme="minorHAnsi" w:eastAsiaTheme="minorEastAsia" w:hAnsiTheme="minorHAnsi" w:cstheme="minorBidi"/>
             <w:bCs w:val="0"/>
             <w:noProof/>
-            <w:sz w:val="22"/>
-            <w:szCs w:val="22"/>
+            <w:sz w:val="24"/>
+            <w:szCs w:val="24"/>
           </w:rPr>
           <w:tab/>
         </w:r>
         <w:r>
           <w:rPr>
-            <w:rStyle w:val="ae"/>
-            <w:noProof/>
+            <w:rStyle w:val="af"/>
+            <w:noProof/>
+            <w:sz w:val="24"/>
+            <w:szCs w:val="24"/>
           </w:rPr>
           <w:t>Предположения и зависимости</w:t>
         </w:r>
@@ -847,6 +942,8 @@
           <w:rPr>
             <w:noProof/>
             <w:webHidden/>
+            <w:sz w:val="24"/>
+            <w:szCs w:val="24"/>
           </w:rPr>
           <w:tab/>
         </w:r>
@@ -854,6 +951,8 @@
           <w:rPr>
             <w:noProof/>
             <w:webHidden/>
+            <w:sz w:val="24"/>
+            <w:szCs w:val="24"/>
           </w:rPr>
           <w:fldChar w:fldCharType="begin"/>
         </w:r>
@@ -861,6 +960,8 @@
           <w:rPr>
             <w:noProof/>
             <w:webHidden/>
+            <w:sz w:val="24"/>
+            <w:szCs w:val="24"/>
           </w:rPr>
           <w:instrText xml:space="preserve"> PAGEREF _Toc212658671 \h </w:instrText>
         </w:r>
@@ -868,12 +969,16 @@
           <w:rPr>
             <w:noProof/>
             <w:webHidden/>
+            <w:sz w:val="24"/>
+            <w:szCs w:val="24"/>
           </w:rPr>
         </w:r>
         <w:r>
           <w:rPr>
             <w:noProof/>
             <w:webHidden/>
+            <w:sz w:val="24"/>
+            <w:szCs w:val="24"/>
           </w:rPr>
           <w:fldChar w:fldCharType="separate"/>
         </w:r>
@@ -881,13 +986,17 @@
           <w:rPr>
             <w:noProof/>
             <w:webHidden/>
-          </w:rPr>
-          <w:t>7</w:t>
+            <w:sz w:val="24"/>
+            <w:szCs w:val="24"/>
+          </w:rPr>
+          <w:t>6</w:t>
         </w:r>
         <w:r>
           <w:rPr>
             <w:noProof/>
             <w:webHidden/>
+            <w:sz w:val="24"/>
+            <w:szCs w:val="24"/>
           </w:rPr>
           <w:fldChar w:fldCharType="end"/>
         </w:r>
@@ -904,15 +1013,17 @@
           <w:rFonts w:asciiTheme="minorHAnsi" w:eastAsiaTheme="minorEastAsia" w:hAnsiTheme="minorHAnsi" w:cstheme="minorBidi"/>
           <w:bCs w:val="0"/>
           <w:noProof/>
-          <w:sz w:val="22"/>
-          <w:szCs w:val="22"/>
+          <w:sz w:val="24"/>
+          <w:szCs w:val="24"/>
         </w:rPr>
       </w:pPr>
       <w:hyperlink w:anchor="_Toc212658672" w:history="1">
         <w:r>
           <w:rPr>
-            <w:rStyle w:val="ae"/>
-            <w:noProof/>
+            <w:rStyle w:val="af"/>
+            <w:noProof/>
+            <w:sz w:val="24"/>
+            <w:szCs w:val="24"/>
           </w:rPr>
           <w:t>5.</w:t>
         </w:r>
@@ -921,15 +1032,17 @@
             <w:rFonts w:asciiTheme="minorHAnsi" w:eastAsiaTheme="minorEastAsia" w:hAnsiTheme="minorHAnsi" w:cstheme="minorBidi"/>
             <w:bCs w:val="0"/>
             <w:noProof/>
-            <w:sz w:val="22"/>
-            <w:szCs w:val="22"/>
+            <w:sz w:val="24"/>
+            <w:szCs w:val="24"/>
           </w:rPr>
           <w:tab/>
         </w:r>
         <w:r>
           <w:rPr>
-            <w:rStyle w:val="ae"/>
-            <w:noProof/>
+            <w:rStyle w:val="af"/>
+            <w:noProof/>
+            <w:sz w:val="24"/>
+            <w:szCs w:val="24"/>
           </w:rPr>
           <w:t>Проект решения</w:t>
         </w:r>
@@ -937,6 +1050,8 @@
           <w:rPr>
             <w:noProof/>
             <w:webHidden/>
+            <w:sz w:val="24"/>
+            <w:szCs w:val="24"/>
           </w:rPr>
           <w:tab/>
         </w:r>
@@ -944,6 +1059,8 @@
           <w:rPr>
             <w:noProof/>
             <w:webHidden/>
+            <w:sz w:val="24"/>
+            <w:szCs w:val="24"/>
           </w:rPr>
           <w:fldChar w:fldCharType="begin"/>
         </w:r>
@@ -951,6 +1068,8 @@
           <w:rPr>
             <w:noProof/>
             <w:webHidden/>
+            <w:sz w:val="24"/>
+            <w:szCs w:val="24"/>
           </w:rPr>
           <w:instrText xml:space="preserve"> PAGEREF _Toc212658672 \h </w:instrText>
         </w:r>
@@ -958,12 +1077,16 @@
           <w:rPr>
             <w:noProof/>
             <w:webHidden/>
+            <w:sz w:val="24"/>
+            <w:szCs w:val="24"/>
           </w:rPr>
         </w:r>
         <w:r>
           <w:rPr>
             <w:noProof/>
             <w:webHidden/>
+            <w:sz w:val="24"/>
+            <w:szCs w:val="24"/>
           </w:rPr>
           <w:fldChar w:fldCharType="separate"/>
         </w:r>
@@ -971,13 +1094,17 @@
           <w:rPr>
             <w:noProof/>
             <w:webHidden/>
-          </w:rPr>
-          <w:t>8</w:t>
+            <w:sz w:val="24"/>
+            <w:szCs w:val="24"/>
+          </w:rPr>
+          <w:t>6</w:t>
         </w:r>
         <w:r>
           <w:rPr>
             <w:noProof/>
             <w:webHidden/>
+            <w:sz w:val="24"/>
+            <w:szCs w:val="24"/>
           </w:rPr>
           <w:fldChar w:fldCharType="end"/>
         </w:r>
@@ -993,15 +1120,15 @@
         <w:rPr>
           <w:rFonts w:asciiTheme="minorHAnsi" w:eastAsiaTheme="minorEastAsia" w:hAnsiTheme="minorHAnsi" w:cstheme="minorBidi"/>
           <w:noProof/>
-          <w:sz w:val="22"/>
-          <w:szCs w:val="22"/>
+          <w:szCs w:val="24"/>
         </w:rPr>
       </w:pPr>
       <w:hyperlink w:anchor="_Toc212658673" w:history="1">
         <w:r>
           <w:rPr>
-            <w:rStyle w:val="ae"/>
-            <w:noProof/>
+            <w:rStyle w:val="af"/>
+            <w:noProof/>
+            <w:szCs w:val="24"/>
           </w:rPr>
           <w:t>5.1.</w:t>
         </w:r>
@@ -1009,15 +1136,15 @@
           <w:rPr>
             <w:rFonts w:asciiTheme="minorHAnsi" w:eastAsiaTheme="minorEastAsia" w:hAnsiTheme="minorHAnsi" w:cstheme="minorBidi"/>
             <w:noProof/>
-            <w:sz w:val="22"/>
-            <w:szCs w:val="22"/>
+            <w:szCs w:val="24"/>
           </w:rPr>
           <w:tab/>
         </w:r>
         <w:r>
           <w:rPr>
-            <w:rStyle w:val="ae"/>
-            <w:noProof/>
+            <w:rStyle w:val="af"/>
+            <w:noProof/>
+            <w:szCs w:val="24"/>
           </w:rPr>
           <w:t>Концептуальный проект</w:t>
         </w:r>
@@ -1025,6 +1152,7 @@
           <w:rPr>
             <w:noProof/>
             <w:webHidden/>
+            <w:szCs w:val="24"/>
           </w:rPr>
           <w:tab/>
         </w:r>
@@ -1032,6 +1160,7 @@
           <w:rPr>
             <w:noProof/>
             <w:webHidden/>
+            <w:szCs w:val="24"/>
           </w:rPr>
           <w:fldChar w:fldCharType="begin"/>
         </w:r>
@@ -1039,6 +1168,7 @@
           <w:rPr>
             <w:noProof/>
             <w:webHidden/>
+            <w:szCs w:val="24"/>
           </w:rPr>
           <w:instrText xml:space="preserve"> PAGEREF _Toc212658673 \h </w:instrText>
         </w:r>
@@ -1046,12 +1176,14 @@
           <w:rPr>
             <w:noProof/>
             <w:webHidden/>
+            <w:szCs w:val="24"/>
           </w:rPr>
         </w:r>
         <w:r>
           <w:rPr>
             <w:noProof/>
             <w:webHidden/>
+            <w:szCs w:val="24"/>
           </w:rPr>
           <w:fldChar w:fldCharType="separate"/>
         </w:r>
@@ -1059,13 +1191,15 @@
           <w:rPr>
             <w:noProof/>
             <w:webHidden/>
-          </w:rPr>
-          <w:t>8</w:t>
+            <w:szCs w:val="24"/>
+          </w:rPr>
+          <w:t>6</w:t>
         </w:r>
         <w:r>
           <w:rPr>
             <w:noProof/>
             <w:webHidden/>
+            <w:szCs w:val="24"/>
           </w:rPr>
           <w:fldChar w:fldCharType="end"/>
         </w:r>
@@ -1081,15 +1215,15 @@
         <w:rPr>
           <w:rFonts w:asciiTheme="minorHAnsi" w:eastAsiaTheme="minorEastAsia" w:hAnsiTheme="minorHAnsi" w:cstheme="minorBidi"/>
           <w:noProof/>
-          <w:sz w:val="22"/>
-          <w:szCs w:val="22"/>
+          <w:szCs w:val="24"/>
         </w:rPr>
       </w:pPr>
       <w:hyperlink w:anchor="_Toc212658674" w:history="1">
         <w:r>
           <w:rPr>
-            <w:rStyle w:val="ae"/>
-            <w:noProof/>
+            <w:rStyle w:val="af"/>
+            <w:noProof/>
+            <w:szCs w:val="24"/>
           </w:rPr>
           <w:t>5.2.</w:t>
         </w:r>
@@ -1097,15 +1231,15 @@
           <w:rPr>
             <w:rFonts w:asciiTheme="minorHAnsi" w:eastAsiaTheme="minorEastAsia" w:hAnsiTheme="minorHAnsi" w:cstheme="minorBidi"/>
             <w:noProof/>
-            <w:sz w:val="22"/>
-            <w:szCs w:val="22"/>
+            <w:szCs w:val="24"/>
           </w:rPr>
           <w:tab/>
         </w:r>
         <w:r>
           <w:rPr>
-            <w:rStyle w:val="ae"/>
-            <w:noProof/>
+            <w:rStyle w:val="af"/>
+            <w:noProof/>
+            <w:szCs w:val="24"/>
           </w:rPr>
           <w:t>Логический проект</w:t>
         </w:r>
@@ -1113,6 +1247,7 @@
           <w:rPr>
             <w:noProof/>
             <w:webHidden/>
+            <w:szCs w:val="24"/>
           </w:rPr>
           <w:tab/>
         </w:r>
@@ -1120,6 +1255,7 @@
           <w:rPr>
             <w:noProof/>
             <w:webHidden/>
+            <w:szCs w:val="24"/>
           </w:rPr>
           <w:fldChar w:fldCharType="begin"/>
         </w:r>
@@ -1127,6 +1263,7 @@
           <w:rPr>
             <w:noProof/>
             <w:webHidden/>
+            <w:szCs w:val="24"/>
           </w:rPr>
           <w:instrText xml:space="preserve"> PAGEREF _Toc212658674 \h </w:instrText>
         </w:r>
@@ -1134,12 +1271,14 @@
           <w:rPr>
             <w:noProof/>
             <w:webHidden/>
+            <w:szCs w:val="24"/>
           </w:rPr>
         </w:r>
         <w:r>
           <w:rPr>
             <w:noProof/>
             <w:webHidden/>
+            <w:szCs w:val="24"/>
           </w:rPr>
           <w:fldChar w:fldCharType="separate"/>
         </w:r>
@@ -1147,13 +1286,15 @@
           <w:rPr>
             <w:noProof/>
             <w:webHidden/>
-          </w:rPr>
-          <w:t>8</w:t>
+            <w:szCs w:val="24"/>
+          </w:rPr>
+          <w:t>7</w:t>
         </w:r>
         <w:r>
           <w:rPr>
             <w:noProof/>
             <w:webHidden/>
+            <w:szCs w:val="24"/>
           </w:rPr>
           <w:fldChar w:fldCharType="end"/>
         </w:r>
@@ -1169,15 +1310,15 @@
         <w:rPr>
           <w:rFonts w:asciiTheme="minorHAnsi" w:eastAsiaTheme="minorEastAsia" w:hAnsiTheme="minorHAnsi" w:cstheme="minorBidi"/>
           <w:noProof/>
-          <w:sz w:val="22"/>
-          <w:szCs w:val="22"/>
+          <w:szCs w:val="24"/>
         </w:rPr>
       </w:pPr>
       <w:hyperlink w:anchor="_Toc212658675" w:history="1">
         <w:r>
           <w:rPr>
-            <w:rStyle w:val="ae"/>
-            <w:noProof/>
+            <w:rStyle w:val="af"/>
+            <w:noProof/>
+            <w:szCs w:val="24"/>
           </w:rPr>
           <w:t>5.3.</w:t>
         </w:r>
@@ -1185,15 +1326,15 @@
           <w:rPr>
             <w:rFonts w:asciiTheme="minorHAnsi" w:eastAsiaTheme="minorEastAsia" w:hAnsiTheme="minorHAnsi" w:cstheme="minorBidi"/>
             <w:noProof/>
-            <w:sz w:val="22"/>
-            <w:szCs w:val="22"/>
+            <w:szCs w:val="24"/>
           </w:rPr>
           <w:tab/>
         </w:r>
         <w:r>
           <w:rPr>
-            <w:rStyle w:val="ae"/>
-            <w:noProof/>
+            <w:rStyle w:val="af"/>
+            <w:noProof/>
+            <w:szCs w:val="24"/>
           </w:rPr>
           <w:t>Физический проект</w:t>
         </w:r>
@@ -1201,6 +1342,7 @@
           <w:rPr>
             <w:noProof/>
             <w:webHidden/>
+            <w:szCs w:val="24"/>
           </w:rPr>
           <w:tab/>
         </w:r>
@@ -1208,6 +1350,7 @@
           <w:rPr>
             <w:noProof/>
             <w:webHidden/>
+            <w:szCs w:val="24"/>
           </w:rPr>
           <w:fldChar w:fldCharType="begin"/>
         </w:r>
@@ -1215,6 +1358,7 @@
           <w:rPr>
             <w:noProof/>
             <w:webHidden/>
+            <w:szCs w:val="24"/>
           </w:rPr>
           <w:instrText xml:space="preserve"> PAGEREF _Toc212658675 \h </w:instrText>
         </w:r>
@@ -1222,12 +1366,14 @@
           <w:rPr>
             <w:noProof/>
             <w:webHidden/>
+            <w:szCs w:val="24"/>
           </w:rPr>
         </w:r>
         <w:r>
           <w:rPr>
             <w:noProof/>
             <w:webHidden/>
+            <w:szCs w:val="24"/>
           </w:rPr>
           <w:fldChar w:fldCharType="separate"/>
         </w:r>
@@ -1235,13 +1381,15 @@
           <w:rPr>
             <w:noProof/>
             <w:webHidden/>
-          </w:rPr>
-          <w:t>9</w:t>
+            <w:szCs w:val="24"/>
+          </w:rPr>
+          <w:t>8</w:t>
         </w:r>
         <w:r>
           <w:rPr>
             <w:noProof/>
             <w:webHidden/>
+            <w:szCs w:val="24"/>
           </w:rPr>
           <w:fldChar w:fldCharType="end"/>
         </w:r>
@@ -1258,15 +1406,17 @@
           <w:rFonts w:asciiTheme="minorHAnsi" w:eastAsiaTheme="minorEastAsia" w:hAnsiTheme="minorHAnsi" w:cstheme="minorBidi"/>
           <w:bCs w:val="0"/>
           <w:noProof/>
-          <w:sz w:val="22"/>
-          <w:szCs w:val="22"/>
+          <w:sz w:val="24"/>
+          <w:szCs w:val="24"/>
         </w:rPr>
       </w:pPr>
       <w:hyperlink w:anchor="_Toc212658676" w:history="1">
         <w:r>
           <w:rPr>
-            <w:rStyle w:val="ae"/>
-            <w:noProof/>
+            <w:rStyle w:val="af"/>
+            <w:noProof/>
+            <w:sz w:val="24"/>
+            <w:szCs w:val="24"/>
           </w:rPr>
           <w:t>6.</w:t>
         </w:r>
@@ -1275,15 +1425,17 @@
             <w:rFonts w:asciiTheme="minorHAnsi" w:eastAsiaTheme="minorEastAsia" w:hAnsiTheme="minorHAnsi" w:cstheme="minorBidi"/>
             <w:bCs w:val="0"/>
             <w:noProof/>
-            <w:sz w:val="22"/>
-            <w:szCs w:val="22"/>
+            <w:sz w:val="24"/>
+            <w:szCs w:val="24"/>
           </w:rPr>
           <w:tab/>
         </w:r>
         <w:r>
           <w:rPr>
-            <w:rStyle w:val="ae"/>
-            <w:noProof/>
+            <w:rStyle w:val="af"/>
+            <w:noProof/>
+            <w:sz w:val="24"/>
+            <w:szCs w:val="24"/>
           </w:rPr>
           <w:t>Требования к инсталляции и деинсталляции</w:t>
         </w:r>
@@ -1291,6 +1443,8 @@
           <w:rPr>
             <w:noProof/>
             <w:webHidden/>
+            <w:sz w:val="24"/>
+            <w:szCs w:val="24"/>
           </w:rPr>
           <w:tab/>
         </w:r>
@@ -1298,6 +1452,8 @@
           <w:rPr>
             <w:noProof/>
             <w:webHidden/>
+            <w:sz w:val="24"/>
+            <w:szCs w:val="24"/>
           </w:rPr>
           <w:fldChar w:fldCharType="begin"/>
         </w:r>
@@ -1305,6 +1461,8 @@
           <w:rPr>
             <w:noProof/>
             <w:webHidden/>
+            <w:sz w:val="24"/>
+            <w:szCs w:val="24"/>
           </w:rPr>
           <w:instrText xml:space="preserve"> PAGEREF _Toc212658676 \h </w:instrText>
         </w:r>
@@ -1312,12 +1470,16 @@
           <w:rPr>
             <w:noProof/>
             <w:webHidden/>
+            <w:sz w:val="24"/>
+            <w:szCs w:val="24"/>
           </w:rPr>
         </w:r>
         <w:r>
           <w:rPr>
             <w:noProof/>
             <w:webHidden/>
+            <w:sz w:val="24"/>
+            <w:szCs w:val="24"/>
           </w:rPr>
           <w:fldChar w:fldCharType="separate"/>
         </w:r>
@@ -1325,13 +1487,17 @@
           <w:rPr>
             <w:noProof/>
             <w:webHidden/>
-          </w:rPr>
-          <w:t>11</w:t>
+            <w:sz w:val="24"/>
+            <w:szCs w:val="24"/>
+          </w:rPr>
+          <w:t>9</w:t>
         </w:r>
         <w:r>
           <w:rPr>
             <w:noProof/>
             <w:webHidden/>
+            <w:sz w:val="24"/>
+            <w:szCs w:val="24"/>
           </w:rPr>
           <w:fldChar w:fldCharType="end"/>
         </w:r>
@@ -1339,415 +1505,242 @@
     </w:p>
     <w:p>
       <w:r>
+        <w:rPr>
+          <w:szCs w:val="24"/>
+        </w:rPr>
         <w:fldChar w:fldCharType="end"/>
       </w:r>
-      <w:bookmarkStart w:id="4" w:name="_GoBack"/>
-      <w:bookmarkEnd w:id="4"/>
-    </w:p>
-    <w:p/>
-    <w:p/>
-    <w:p/>
-    <w:p/>
-    <w:p/>
-    <w:p/>
-    <w:p/>
-    <w:p/>
-    <w:p/>
-    <w:p/>
-    <w:p/>
-    <w:p/>
-    <w:p/>
-    <w:p/>
-    <w:p/>
-    <w:p/>
+    </w:p>
+    <w:p>
+      <w:pPr>
+        <w:pStyle w:val="11"/>
+      </w:pPr>
+      <w:r>
+        <w:br w:type="page"/>
+      </w:r>
+    </w:p>
     <w:p>
       <w:pPr>
         <w:pStyle w:val="1"/>
-      </w:pPr>
-      <w:bookmarkStart w:id="5" w:name="_Toc212658665"/>
+        <w:spacing w:before="480" w:after="240"/>
+        <w:rPr>
+          <w:rFonts w:ascii="Times New Roman" w:hAnsi="Times New Roman"/>
+          <w:sz w:val="32"/>
+          <w:szCs w:val="32"/>
+        </w:rPr>
+      </w:pPr>
+      <w:bookmarkStart w:id="4" w:name="_Toc212658665"/>
       <w:bookmarkEnd w:id="0"/>
       <w:bookmarkEnd w:id="1"/>
       <w:bookmarkEnd w:id="2"/>
       <w:bookmarkEnd w:id="3"/>
       <w:r>
+        <w:rPr>
+          <w:rFonts w:ascii="Times New Roman" w:hAnsi="Times New Roman"/>
+          <w:sz w:val="32"/>
+          <w:szCs w:val="32"/>
+        </w:rPr>
         <w:lastRenderedPageBreak/>
         <w:t>История проекта</w:t>
       </w:r>
-      <w:bookmarkEnd w:id="5"/>
-    </w:p>
-    <w:p>
-      <w:pPr>
-        <w:ind w:firstLine="720"/>
-        <w:rPr>
-          <w:sz w:val="28"/>
-        </w:rPr>
-      </w:pPr>
-      <w:r>
-        <w:rPr>
-          <w:sz w:val="28"/>
+      <w:bookmarkEnd w:id="4"/>
+    </w:p>
+    <w:p>
+      <w:pPr>
+        <w:spacing w:line="360" w:lineRule="auto"/>
+        <w:ind w:firstLine="709"/>
+        <w:rPr>
+          <w:szCs w:val="24"/>
+        </w:rPr>
+      </w:pPr>
+      <w:r>
+        <w:rPr>
+          <w:szCs w:val="24"/>
         </w:rPr>
         <w:t>Проект программного комплекса для автосервиса "Починим все" был инициирован в рамках учебного курса "Объектно-ориентированный анализ и проектирование" в начале учебного семестра 2025 года.</w:t>
       </w:r>
     </w:p>
     <w:p>
       <w:pPr>
-        <w:rPr>
-          <w:sz w:val="28"/>
-        </w:rPr>
-      </w:pPr>
-    </w:p>
-    <w:p>
-      <w:pPr>
-        <w:rPr>
-          <w:sz w:val="28"/>
-        </w:rPr>
-      </w:pPr>
-      <w:r>
-        <w:rPr>
-          <w:sz w:val="28"/>
+        <w:spacing w:line="360" w:lineRule="auto"/>
+        <w:rPr>
+          <w:szCs w:val="24"/>
+        </w:rPr>
+      </w:pPr>
+      <w:r>
+        <w:rPr>
+          <w:szCs w:val="24"/>
         </w:rPr>
         <w:t>Ключевые события и решения:</w:t>
       </w:r>
     </w:p>
     <w:p>
       <w:pPr>
-        <w:rPr>
-          <w:sz w:val="28"/>
-        </w:rPr>
-      </w:pPr>
-    </w:p>
-    <w:p>
-      <w:pPr>
-        <w:pStyle w:val="af5"/>
+        <w:pStyle w:val="af6"/>
         <w:numPr>
           <w:ilvl w:val="0"/>
           <w:numId w:val="19"/>
         </w:numPr>
-        <w:rPr>
-          <w:sz w:val="28"/>
-        </w:rPr>
-      </w:pPr>
-      <w:r>
-        <w:rPr>
-          <w:sz w:val="28"/>
+        <w:spacing w:line="360" w:lineRule="auto"/>
+        <w:rPr>
+          <w:szCs w:val="24"/>
+        </w:rPr>
+      </w:pPr>
+      <w:r>
+        <w:rPr>
+          <w:szCs w:val="24"/>
         </w:rPr>
         <w:t>Сентябрь 2025: Проведен первичный анализ проблем автосервиса, сформулированы цели и видение проекта.</w:t>
       </w:r>
     </w:p>
     <w:p>
       <w:pPr>
-        <w:rPr>
-          <w:sz w:val="28"/>
-        </w:rPr>
-      </w:pPr>
-    </w:p>
-    <w:p>
-      <w:pPr>
-        <w:pStyle w:val="af5"/>
+        <w:pStyle w:val="af6"/>
         <w:numPr>
           <w:ilvl w:val="0"/>
           <w:numId w:val="19"/>
         </w:numPr>
-        <w:rPr>
-          <w:sz w:val="28"/>
-        </w:rPr>
-      </w:pPr>
-      <w:r>
-        <w:rPr>
-          <w:sz w:val="28"/>
-        </w:rPr>
-        <w:t xml:space="preserve">Октябрь 2025: Утверждена концепция проекта, определены рамки и функциональность. Принято решение о использовании стека технологий </w:t>
-      </w:r>
-      <w:proofErr w:type="spellStart"/>
-      <w:r>
-        <w:rPr>
-          <w:sz w:val="28"/>
-        </w:rPr>
-        <w:t>Python</w:t>
-      </w:r>
-      <w:proofErr w:type="spellEnd"/>
-      <w:r>
-        <w:rPr>
-          <w:sz w:val="28"/>
-        </w:rPr>
-        <w:t>/</w:t>
-      </w:r>
-      <w:proofErr w:type="spellStart"/>
-      <w:r>
-        <w:rPr>
-          <w:sz w:val="28"/>
-        </w:rPr>
-        <w:t>Django</w:t>
-      </w:r>
-      <w:proofErr w:type="spellEnd"/>
-      <w:r>
-        <w:rPr>
-          <w:sz w:val="28"/>
-        </w:rPr>
-        <w:t xml:space="preserve"> для </w:t>
-      </w:r>
-      <w:proofErr w:type="spellStart"/>
-      <w:r>
-        <w:rPr>
-          <w:sz w:val="28"/>
-        </w:rPr>
-        <w:t>бэкенда</w:t>
-      </w:r>
-      <w:proofErr w:type="spellEnd"/>
-      <w:r>
-        <w:rPr>
-          <w:sz w:val="28"/>
-        </w:rPr>
-        <w:t xml:space="preserve"> и </w:t>
-      </w:r>
-      <w:proofErr w:type="spellStart"/>
-      <w:r>
-        <w:rPr>
-          <w:sz w:val="28"/>
-        </w:rPr>
-        <w:t>JavaScript</w:t>
-      </w:r>
-      <w:proofErr w:type="spellEnd"/>
-      <w:r>
-        <w:rPr>
-          <w:sz w:val="28"/>
-        </w:rPr>
-        <w:t>/</w:t>
-      </w:r>
-      <w:proofErr w:type="spellStart"/>
-      <w:r>
-        <w:rPr>
-          <w:sz w:val="28"/>
-        </w:rPr>
-        <w:t>React</w:t>
-      </w:r>
-      <w:proofErr w:type="spellEnd"/>
-      <w:r>
-        <w:rPr>
-          <w:sz w:val="28"/>
-        </w:rPr>
-        <w:t xml:space="preserve"> (или Vue.js) для </w:t>
-      </w:r>
-      <w:proofErr w:type="spellStart"/>
-      <w:r>
-        <w:rPr>
-          <w:sz w:val="28"/>
-        </w:rPr>
-        <w:t>фронтенда</w:t>
-      </w:r>
-      <w:proofErr w:type="spellEnd"/>
-      <w:r>
-        <w:rPr>
-          <w:sz w:val="28"/>
-        </w:rPr>
-        <w:t>.</w:t>
-      </w:r>
-    </w:p>
-    <w:p>
-      <w:pPr>
-        <w:rPr>
-          <w:sz w:val="28"/>
-        </w:rPr>
-      </w:pPr>
-    </w:p>
-    <w:p>
-      <w:pPr>
-        <w:pStyle w:val="af5"/>
+        <w:spacing w:line="360" w:lineRule="auto"/>
+        <w:rPr>
+          <w:szCs w:val="24"/>
+        </w:rPr>
+      </w:pPr>
+      <w:r>
+        <w:rPr>
+          <w:szCs w:val="24"/>
+        </w:rPr>
+        <w:t>Октябрь 2025: Утверждена концепция проекта, определены рамки и функциональность. Принято решение о использовании стека технологий Python/Django для бэкенда и JavaScript/React (или Vue.js) для фронтенда.</w:t>
+      </w:r>
+    </w:p>
+    <w:p>
+      <w:pPr>
+        <w:pStyle w:val="af6"/>
         <w:numPr>
           <w:ilvl w:val="0"/>
           <w:numId w:val="19"/>
         </w:numPr>
-        <w:rPr>
-          <w:sz w:val="28"/>
-        </w:rPr>
-      </w:pPr>
-      <w:r>
-        <w:rPr>
-          <w:sz w:val="28"/>
+        <w:spacing w:line="360" w:lineRule="auto"/>
+        <w:rPr>
+          <w:szCs w:val="24"/>
+        </w:rPr>
+      </w:pPr>
+      <w:r>
+        <w:rPr>
+          <w:szCs w:val="24"/>
         </w:rPr>
         <w:t>Конец октября 2025: Завершено проектирование архитектуры системы, разработаны UML-диаграммы (вариантов использования, классов, компонентов), спроектирована схема базы данных.</w:t>
       </w:r>
     </w:p>
     <w:p>
       <w:pPr>
-        <w:rPr>
-          <w:sz w:val="28"/>
-        </w:rPr>
-      </w:pPr>
-    </w:p>
-    <w:p>
-      <w:pPr>
-        <w:pStyle w:val="af5"/>
+        <w:pStyle w:val="af6"/>
         <w:numPr>
           <w:ilvl w:val="0"/>
           <w:numId w:val="19"/>
         </w:numPr>
-        <w:rPr>
-          <w:sz w:val="28"/>
-        </w:rPr>
-      </w:pPr>
-      <w:r>
-        <w:rPr>
-          <w:sz w:val="28"/>
-        </w:rPr>
-        <w:t xml:space="preserve">Ноябрь 2025: Начата фаза активной разработки: реализация базового </w:t>
-      </w:r>
-      <w:proofErr w:type="spellStart"/>
-      <w:r>
-        <w:rPr>
-          <w:sz w:val="28"/>
-        </w:rPr>
-        <w:t>бэкенда</w:t>
-      </w:r>
-      <w:proofErr w:type="spellEnd"/>
-      <w:r>
-        <w:rPr>
-          <w:sz w:val="28"/>
-        </w:rPr>
-        <w:t xml:space="preserve"> на </w:t>
-      </w:r>
-      <w:proofErr w:type="spellStart"/>
-      <w:r>
-        <w:rPr>
-          <w:sz w:val="28"/>
-        </w:rPr>
-        <w:t>Django</w:t>
-      </w:r>
-      <w:proofErr w:type="spellEnd"/>
-      <w:r>
-        <w:rPr>
-          <w:sz w:val="28"/>
-        </w:rPr>
-        <w:t xml:space="preserve"> и REST API.</w:t>
-      </w:r>
-    </w:p>
-    <w:p>
-      <w:pPr>
-        <w:rPr>
-          <w:sz w:val="28"/>
-        </w:rPr>
-      </w:pPr>
-    </w:p>
-    <w:p>
-      <w:pPr>
-        <w:pStyle w:val="af5"/>
+        <w:spacing w:line="360" w:lineRule="auto"/>
+        <w:rPr>
+          <w:szCs w:val="24"/>
+        </w:rPr>
+      </w:pPr>
+      <w:r>
+        <w:rPr>
+          <w:szCs w:val="24"/>
+        </w:rPr>
+        <w:t>Ноябрь 2025: Начата фаза активной разработки: реализация базового бэкенда на Django и REST API.</w:t>
+      </w:r>
+    </w:p>
+    <w:p>
+      <w:pPr>
+        <w:pStyle w:val="af6"/>
         <w:numPr>
           <w:ilvl w:val="0"/>
           <w:numId w:val="19"/>
         </w:numPr>
-        <w:rPr>
-          <w:sz w:val="28"/>
-        </w:rPr>
-      </w:pPr>
-      <w:r>
-        <w:rPr>
-          <w:sz w:val="28"/>
-        </w:rPr>
-        <w:t xml:space="preserve">Декабрь 2025: Запланированы интеграция </w:t>
-      </w:r>
-      <w:proofErr w:type="spellStart"/>
-      <w:r>
-        <w:rPr>
-          <w:sz w:val="28"/>
-        </w:rPr>
-        <w:t>фронтенда</w:t>
-      </w:r>
-      <w:proofErr w:type="spellEnd"/>
-      <w:r>
-        <w:rPr>
-          <w:sz w:val="28"/>
-        </w:rPr>
-        <w:t xml:space="preserve"> и </w:t>
-      </w:r>
-      <w:proofErr w:type="spellStart"/>
-      <w:r>
-        <w:rPr>
-          <w:sz w:val="28"/>
-        </w:rPr>
-        <w:t>бэкенда</w:t>
-      </w:r>
-      <w:proofErr w:type="spellEnd"/>
-      <w:r>
-        <w:rPr>
-          <w:sz w:val="28"/>
-        </w:rPr>
-        <w:t>, тестирование, развертывание системы на облачном хостинге и финальная защита проекта.</w:t>
-      </w:r>
-    </w:p>
-    <w:p>
-      <w:pPr>
-        <w:rPr>
-          <w:sz w:val="28"/>
-        </w:rPr>
-      </w:pPr>
-    </w:p>
-    <w:p>
-      <w:pPr>
-        <w:ind w:firstLine="360"/>
-        <w:rPr>
-          <w:sz w:val="28"/>
-        </w:rPr>
-      </w:pPr>
-      <w:r>
-        <w:rPr>
-          <w:sz w:val="28"/>
+        <w:spacing w:line="360" w:lineRule="auto"/>
+        <w:rPr>
+          <w:szCs w:val="24"/>
+        </w:rPr>
+      </w:pPr>
+      <w:r>
+        <w:rPr>
+          <w:szCs w:val="24"/>
+        </w:rPr>
+        <w:t>Декабрь 2025: Запланированы интеграция фронтенда и бэкенда, тестирование, развертывание системы на облачном хостинге и финальная защита проекта.</w:t>
+      </w:r>
+    </w:p>
+    <w:p>
+      <w:pPr>
+        <w:spacing w:line="360" w:lineRule="auto"/>
+        <w:ind w:firstLine="709"/>
+        <w:rPr>
+          <w:szCs w:val="24"/>
+        </w:rPr>
+      </w:pPr>
+      <w:r>
+        <w:rPr>
+          <w:szCs w:val="24"/>
         </w:rPr>
         <w:t>Важным решением стало ограничение функциональности первого релиза для успешной реализации в сжатые учебные сроки, с фокусом на автоматизации ключевых процессов записи и управления заказами.</w:t>
       </w:r>
     </w:p>
     <w:p>
       <w:pPr>
-        <w:rPr>
-          <w:sz w:val="28"/>
-        </w:rPr>
-      </w:pPr>
-    </w:p>
-    <w:p>
-      <w:pPr>
-        <w:rPr>
-          <w:sz w:val="28"/>
-        </w:rPr>
-      </w:pPr>
-    </w:p>
-    <w:p>
-      <w:pPr>
         <w:pStyle w:val="1"/>
-      </w:pPr>
-      <w:bookmarkStart w:id="6" w:name="_Toc212658666"/>
-      <w:r>
-        <w:lastRenderedPageBreak/>
+        <w:spacing w:before="480" w:after="240"/>
+        <w:rPr>
+          <w:rFonts w:ascii="Times New Roman" w:hAnsi="Times New Roman"/>
+          <w:sz w:val="32"/>
+          <w:szCs w:val="32"/>
+        </w:rPr>
+      </w:pPr>
+      <w:bookmarkStart w:id="5" w:name="_Toc212658666"/>
+      <w:r>
+        <w:rPr>
+          <w:rFonts w:ascii="Times New Roman" w:hAnsi="Times New Roman"/>
+          <w:sz w:val="32"/>
+          <w:szCs w:val="32"/>
+        </w:rPr>
         <w:t>Цели дизайна</w:t>
       </w:r>
+      <w:bookmarkEnd w:id="5"/>
+    </w:p>
+    <w:p>
+      <w:pPr>
+        <w:spacing w:line="360" w:lineRule="auto"/>
+        <w:ind w:firstLine="709"/>
+        <w:rPr>
+          <w:szCs w:val="24"/>
+        </w:rPr>
+      </w:pPr>
+      <w:r>
+        <w:rPr>
+          <w:szCs w:val="24"/>
+        </w:rPr>
+        <w:t>Основной целью дизайна является создание удобного, эффективного и надежного веб-ориентированного программного комплекса, который автоматизирует ключевые бизнес-процессы автосервиса "Починим все". Дизайн должен быть ориентирован на пользователя, обеспечивать простоту использования для клиентов и менеджеров, а также быть масштабируемым и поддерживаемым для будущего развития.</w:t>
+      </w:r>
+    </w:p>
+    <w:p>
+      <w:pPr>
+        <w:pStyle w:val="2"/>
+        <w:spacing w:before="360"/>
+      </w:pPr>
+      <w:bookmarkStart w:id="6" w:name="_Toc153721232"/>
+      <w:bookmarkStart w:id="7" w:name="_Toc212658667"/>
+      <w:r>
+        <w:t>Требования пользователя</w:t>
+      </w:r>
       <w:bookmarkEnd w:id="6"/>
-    </w:p>
-    <w:p>
-      <w:pPr>
-        <w:ind w:firstLine="227"/>
-        <w:rPr>
-          <w:sz w:val="28"/>
-        </w:rPr>
-      </w:pPr>
-      <w:r>
-        <w:rPr>
-          <w:sz w:val="28"/>
-        </w:rPr>
-        <w:t>Основной целью дизайна является создание удобного, эффективного и надежного веб-ориентированного программного комплекса, который автоматизирует ключевые бизнес-процессы автосервиса "Починим все". Дизайн должен быть ориентирован на пользователя, обеспечивать простоту использования для клиентов и менеджеров, а также быть масштабируемым и поддерживаемым для будущего развития.</w:t>
-      </w:r>
-    </w:p>
-    <w:p/>
-    <w:p>
-      <w:pPr>
-        <w:pStyle w:val="2"/>
-      </w:pPr>
-      <w:bookmarkStart w:id="7" w:name="_Toc153721232"/>
-      <w:bookmarkStart w:id="8" w:name="_Toc212658667"/>
-      <w:r>
-        <w:t>Требования пользователя</w:t>
-      </w:r>
       <w:bookmarkEnd w:id="7"/>
-      <w:bookmarkEnd w:id="8"/>
-    </w:p>
-    <w:p>
+    </w:p>
+    <w:p>
+      <w:pPr>
+        <w:spacing w:line="360" w:lineRule="auto"/>
+        <w:rPr>
+          <w:b/>
+          <w:szCs w:val="24"/>
+        </w:rPr>
+      </w:pPr>
       <w:r>
         <w:rPr>
           <w:b/>
@@ -1759,405 +1752,365 @@
       <w:r>
         <w:rPr>
           <w:b/>
-          <w:sz w:val="28"/>
-        </w:rPr>
-        <w:t>Для Клиента</w:t>
-      </w:r>
-      <w:r>
-        <w:t>:</w:t>
-      </w:r>
-    </w:p>
-    <w:p>
-      <w:pPr>
-        <w:pStyle w:val="af5"/>
+          <w:szCs w:val="24"/>
+        </w:rPr>
+        <w:t>Для Клиента:</w:t>
+      </w:r>
+    </w:p>
+    <w:p>
+      <w:pPr>
+        <w:pStyle w:val="af6"/>
         <w:numPr>
           <w:ilvl w:val="0"/>
           <w:numId w:val="20"/>
         </w:numPr>
-        <w:rPr>
-          <w:sz w:val="28"/>
-        </w:rPr>
-      </w:pPr>
-      <w:r>
-        <w:rPr>
-          <w:sz w:val="28"/>
-        </w:rPr>
-        <w:t xml:space="preserve">Простая и быстрая регистрация с минимальным набором данных (ФИО, </w:t>
-      </w:r>
-      <w:proofErr w:type="spellStart"/>
-      <w:r>
-        <w:rPr>
-          <w:sz w:val="28"/>
-        </w:rPr>
-        <w:t>email</w:t>
-      </w:r>
-      <w:proofErr w:type="spellEnd"/>
-      <w:r>
-        <w:rPr>
-          <w:sz w:val="28"/>
-        </w:rPr>
-        <w:t>, телефон, пароль).</w:t>
-      </w:r>
-    </w:p>
-    <w:p>
-      <w:pPr>
-        <w:pStyle w:val="af5"/>
+        <w:spacing w:line="360" w:lineRule="auto"/>
+        <w:rPr>
+          <w:szCs w:val="24"/>
+        </w:rPr>
+      </w:pPr>
+      <w:r>
+        <w:rPr>
+          <w:szCs w:val="24"/>
+        </w:rPr>
+        <w:t>Простая и быстрая регистрация с минимальным набором данных (ФИО, email, телефон, пароль).</w:t>
+      </w:r>
+    </w:p>
+    <w:p>
+      <w:pPr>
+        <w:pStyle w:val="af6"/>
         <w:numPr>
           <w:ilvl w:val="0"/>
           <w:numId w:val="20"/>
         </w:numPr>
-        <w:rPr>
-          <w:sz w:val="28"/>
-        </w:rPr>
-      </w:pPr>
-      <w:r>
-        <w:rPr>
-          <w:sz w:val="28"/>
-        </w:rPr>
+        <w:spacing w:line="360" w:lineRule="auto"/>
+        <w:rPr>
+          <w:szCs w:val="24"/>
+        </w:rPr>
+      </w:pPr>
+      <w:r>
+        <w:rPr>
+          <w:szCs w:val="24"/>
+        </w:rPr>
+        <w:lastRenderedPageBreak/>
         <w:t>Интуитивно понятный каталог услуг с описанием и стоимостью.</w:t>
       </w:r>
     </w:p>
     <w:p>
       <w:pPr>
-        <w:pStyle w:val="af5"/>
+        <w:pStyle w:val="af6"/>
         <w:numPr>
           <w:ilvl w:val="0"/>
           <w:numId w:val="20"/>
         </w:numPr>
-        <w:rPr>
-          <w:sz w:val="28"/>
-        </w:rPr>
-      </w:pPr>
-      <w:r>
-        <w:rPr>
-          <w:sz w:val="28"/>
+        <w:spacing w:line="360" w:lineRule="auto"/>
+        <w:rPr>
+          <w:szCs w:val="24"/>
+        </w:rPr>
+      </w:pPr>
+      <w:r>
+        <w:rPr>
+          <w:szCs w:val="24"/>
         </w:rPr>
         <w:t>Наглядное отображение доступного для записи времени в виде календаря/расписания.</w:t>
       </w:r>
     </w:p>
     <w:p>
       <w:pPr>
-        <w:pStyle w:val="af5"/>
+        <w:pStyle w:val="af6"/>
         <w:numPr>
           <w:ilvl w:val="0"/>
           <w:numId w:val="20"/>
         </w:numPr>
-        <w:rPr>
-          <w:sz w:val="28"/>
-        </w:rPr>
-      </w:pPr>
-      <w:r>
-        <w:rPr>
-          <w:sz w:val="28"/>
+        <w:spacing w:line="360" w:lineRule="auto"/>
+        <w:rPr>
+          <w:szCs w:val="24"/>
+        </w:rPr>
+      </w:pPr>
+      <w:r>
+        <w:rPr>
+          <w:szCs w:val="24"/>
         </w:rPr>
         <w:t>Личный кабинет с отображением актуального статуса всех заказов в реальном времени.</w:t>
       </w:r>
     </w:p>
     <w:p>
       <w:pPr>
-        <w:pStyle w:val="af5"/>
+        <w:pStyle w:val="af6"/>
         <w:numPr>
           <w:ilvl w:val="0"/>
           <w:numId w:val="20"/>
         </w:numPr>
-        <w:rPr>
-          <w:sz w:val="28"/>
-        </w:rPr>
-      </w:pPr>
-      <w:r>
-        <w:rPr>
-          <w:sz w:val="28"/>
+        <w:spacing w:line="360" w:lineRule="auto"/>
+        <w:rPr>
+          <w:szCs w:val="24"/>
+        </w:rPr>
+      </w:pPr>
+      <w:r>
+        <w:rPr>
+          <w:szCs w:val="24"/>
         </w:rPr>
         <w:t>Простая навигация, не требующая дополнительных инструкций.</w:t>
       </w:r>
     </w:p>
-    <w:p/>
-    <w:p>
+    <w:p>
+      <w:pPr>
+        <w:spacing w:line="360" w:lineRule="auto"/>
+        <w:rPr>
+          <w:szCs w:val="24"/>
+        </w:rPr>
+      </w:pPr>
       <w:r>
         <w:rPr>
           <w:b/>
-          <w:sz w:val="28"/>
+          <w:szCs w:val="24"/>
         </w:rPr>
         <w:t>Для Менеджера</w:t>
       </w:r>
       <w:r>
+        <w:rPr>
+          <w:szCs w:val="24"/>
+        </w:rPr>
         <w:t>:</w:t>
       </w:r>
     </w:p>
     <w:p>
       <w:pPr>
-        <w:pStyle w:val="af5"/>
+        <w:pStyle w:val="af6"/>
         <w:numPr>
           <w:ilvl w:val="0"/>
           <w:numId w:val="21"/>
         </w:numPr>
-        <w:rPr>
-          <w:sz w:val="28"/>
-        </w:rPr>
-      </w:pPr>
-      <w:r>
-        <w:rPr>
-          <w:sz w:val="28"/>
-        </w:rPr>
-        <w:t>Единая панель управления (</w:t>
-      </w:r>
-      <w:proofErr w:type="spellStart"/>
-      <w:r>
-        <w:rPr>
-          <w:sz w:val="28"/>
-        </w:rPr>
-        <w:t>дашборд</w:t>
-      </w:r>
-      <w:proofErr w:type="spellEnd"/>
-      <w:r>
-        <w:rPr>
-          <w:sz w:val="28"/>
-        </w:rPr>
-        <w:t>) с ключевыми метриками за день.</w:t>
-      </w:r>
-    </w:p>
-    <w:p>
-      <w:pPr>
-        <w:pStyle w:val="af5"/>
+        <w:spacing w:line="360" w:lineRule="auto"/>
+        <w:rPr>
+          <w:szCs w:val="24"/>
+        </w:rPr>
+      </w:pPr>
+      <w:r>
+        <w:rPr>
+          <w:szCs w:val="24"/>
+        </w:rPr>
+        <w:t>Единая панель управления (дашборд) с ключевыми метриками за день.</w:t>
+      </w:r>
+    </w:p>
+    <w:p>
+      <w:pPr>
+        <w:pStyle w:val="af6"/>
         <w:numPr>
           <w:ilvl w:val="0"/>
           <w:numId w:val="21"/>
         </w:numPr>
-        <w:rPr>
-          <w:sz w:val="28"/>
-        </w:rPr>
-      </w:pPr>
-      <w:r>
-        <w:rPr>
-          <w:sz w:val="28"/>
+        <w:spacing w:line="360" w:lineRule="auto"/>
+        <w:rPr>
+          <w:szCs w:val="24"/>
+        </w:rPr>
+      </w:pPr>
+      <w:r>
+        <w:rPr>
+          <w:szCs w:val="24"/>
         </w:rPr>
         <w:t>Удобный интерфейс для управления расписанием (календарь/недельная сетка) с возможностью быстрого редактирования.</w:t>
       </w:r>
     </w:p>
     <w:p>
       <w:pPr>
-        <w:pStyle w:val="af5"/>
+        <w:pStyle w:val="af6"/>
         <w:numPr>
           <w:ilvl w:val="0"/>
           <w:numId w:val="21"/>
         </w:numPr>
-        <w:rPr>
-          <w:sz w:val="28"/>
-        </w:rPr>
-      </w:pPr>
-      <w:r>
-        <w:rPr>
-          <w:sz w:val="28"/>
+        <w:spacing w:line="360" w:lineRule="auto"/>
+        <w:rPr>
+          <w:szCs w:val="24"/>
+        </w:rPr>
+      </w:pPr>
+      <w:r>
+        <w:rPr>
+          <w:szCs w:val="24"/>
         </w:rPr>
         <w:t>Таблица заказов с возможностью сортировки и фильтрации по дате, статусу, клиенту.</w:t>
       </w:r>
     </w:p>
     <w:p>
       <w:pPr>
-        <w:pStyle w:val="af5"/>
+        <w:pStyle w:val="af6"/>
         <w:numPr>
           <w:ilvl w:val="0"/>
           <w:numId w:val="21"/>
         </w:numPr>
-        <w:rPr>
-          <w:sz w:val="28"/>
-        </w:rPr>
-      </w:pPr>
-      <w:r>
-        <w:rPr>
-          <w:sz w:val="28"/>
+        <w:spacing w:line="360" w:lineRule="auto"/>
+        <w:rPr>
+          <w:szCs w:val="24"/>
+        </w:rPr>
+      </w:pPr>
+      <w:r>
+        <w:rPr>
+          <w:szCs w:val="24"/>
         </w:rPr>
         <w:t>Минимальное количество действий для изменения статуса заказа.</w:t>
       </w:r>
     </w:p>
     <w:p>
       <w:pPr>
-        <w:pStyle w:val="af5"/>
+        <w:pStyle w:val="af6"/>
         <w:numPr>
           <w:ilvl w:val="0"/>
           <w:numId w:val="21"/>
         </w:numPr>
-        <w:rPr>
-          <w:sz w:val="28"/>
-        </w:rPr>
-      </w:pPr>
-      <w:r>
-        <w:rPr>
-          <w:sz w:val="28"/>
+        <w:spacing w:line="360" w:lineRule="auto"/>
+        <w:rPr>
+          <w:szCs w:val="24"/>
+        </w:rPr>
+      </w:pPr>
+      <w:r>
+        <w:rPr>
+          <w:szCs w:val="24"/>
         </w:rPr>
         <w:t>Интегрированный в карточку заказа функционал управления заявками на запчасти.</w:t>
       </w:r>
     </w:p>
     <w:p>
       <w:pPr>
-        <w:pStyle w:val="af5"/>
+        <w:pStyle w:val="af6"/>
         <w:numPr>
           <w:ilvl w:val="0"/>
           <w:numId w:val="21"/>
         </w:numPr>
-        <w:rPr>
-          <w:sz w:val="28"/>
-        </w:rPr>
-      </w:pPr>
-      <w:r>
-        <w:rPr>
-          <w:sz w:val="28"/>
+        <w:spacing w:line="360" w:lineRule="auto"/>
+        <w:rPr>
+          <w:szCs w:val="24"/>
+        </w:rPr>
+      </w:pPr>
+      <w:r>
+        <w:rPr>
+          <w:szCs w:val="24"/>
         </w:rPr>
         <w:t>Быстрый поиск клиентов по ФИО или номеру телефона.</w:t>
       </w:r>
     </w:p>
-    <w:p/>
-    <w:p/>
-    <w:p/>
-    <w:p/>
     <w:p>
       <w:pPr>
         <w:pStyle w:val="2"/>
-      </w:pPr>
-      <w:bookmarkStart w:id="9" w:name="_Toc153721233"/>
-      <w:bookmarkStart w:id="10" w:name="_Toc212658668"/>
-      <w:r>
-        <w:rPr>
-          <w:sz w:val="36"/>
-        </w:rPr>
-        <w:lastRenderedPageBreak/>
+        <w:spacing w:before="360"/>
+      </w:pPr>
+      <w:bookmarkStart w:id="8" w:name="_Toc153721233"/>
+      <w:bookmarkStart w:id="9" w:name="_Toc212658668"/>
+      <w:r>
         <w:t>Системные требования</w:t>
       </w:r>
+      <w:bookmarkEnd w:id="8"/>
       <w:bookmarkEnd w:id="9"/>
-      <w:bookmarkEnd w:id="10"/>
-    </w:p>
-    <w:p>
-      <w:pPr>
-        <w:pStyle w:val="af5"/>
+    </w:p>
+    <w:p>
+      <w:pPr>
+        <w:pStyle w:val="af6"/>
         <w:numPr>
           <w:ilvl w:val="0"/>
           <w:numId w:val="23"/>
         </w:numPr>
-        <w:rPr>
-          <w:sz w:val="28"/>
-        </w:rPr>
-      </w:pPr>
-      <w:r>
-        <w:rPr>
-          <w:sz w:val="28"/>
+        <w:spacing w:line="360" w:lineRule="auto"/>
+        <w:rPr>
+          <w:szCs w:val="24"/>
+        </w:rPr>
+      </w:pPr>
+      <w:r>
+        <w:rPr>
+          <w:szCs w:val="24"/>
         </w:rPr>
         <w:t>Система должна быть реализована как веб-приложение.</w:t>
       </w:r>
     </w:p>
     <w:p>
       <w:pPr>
-        <w:pStyle w:val="af5"/>
+        <w:pStyle w:val="af6"/>
         <w:numPr>
           <w:ilvl w:val="0"/>
           <w:numId w:val="23"/>
         </w:numPr>
-        <w:rPr>
-          <w:sz w:val="28"/>
-        </w:rPr>
-      </w:pPr>
-      <w:r>
-        <w:rPr>
-          <w:sz w:val="28"/>
-        </w:rPr>
-        <w:t>Использование реляционной базы данных (</w:t>
-      </w:r>
-      <w:proofErr w:type="spellStart"/>
-      <w:r>
-        <w:rPr>
-          <w:sz w:val="28"/>
-        </w:rPr>
-        <w:t>SQLite</w:t>
-      </w:r>
-      <w:proofErr w:type="spellEnd"/>
-      <w:r>
-        <w:rPr>
-          <w:sz w:val="28"/>
-        </w:rPr>
-        <w:t xml:space="preserve"> на время разработки, с возможностью миграции на </w:t>
-      </w:r>
-      <w:proofErr w:type="spellStart"/>
-      <w:r>
-        <w:rPr>
-          <w:sz w:val="28"/>
-        </w:rPr>
-        <w:t>PostgreSQL</w:t>
-      </w:r>
-      <w:proofErr w:type="spellEnd"/>
-      <w:r>
-        <w:rPr>
-          <w:sz w:val="28"/>
-        </w:rPr>
-        <w:t>).</w:t>
-      </w:r>
-    </w:p>
-    <w:p>
-      <w:pPr>
-        <w:pStyle w:val="af5"/>
+        <w:spacing w:line="360" w:lineRule="auto"/>
+        <w:rPr>
+          <w:szCs w:val="24"/>
+        </w:rPr>
+      </w:pPr>
+      <w:r>
+        <w:rPr>
+          <w:szCs w:val="24"/>
+        </w:rPr>
+        <w:t>Использование реляционной базы данных (SQLite на время разработки, с возможностью миграции на PostgreSQL).</w:t>
+      </w:r>
+    </w:p>
+    <w:p>
+      <w:pPr>
+        <w:pStyle w:val="af6"/>
         <w:numPr>
           <w:ilvl w:val="0"/>
           <w:numId w:val="23"/>
         </w:numPr>
-        <w:rPr>
-          <w:sz w:val="28"/>
-        </w:rPr>
-      </w:pPr>
-      <w:r>
-        <w:rPr>
-          <w:sz w:val="28"/>
+        <w:spacing w:line="360" w:lineRule="auto"/>
+        <w:rPr>
+          <w:szCs w:val="24"/>
+        </w:rPr>
+      </w:pPr>
+      <w:r>
+        <w:rPr>
+          <w:szCs w:val="24"/>
         </w:rPr>
         <w:t>Обязательная аутентификация пользователей и разграничение прав доступа на основе ролей (Клиент/Менеджер).</w:t>
       </w:r>
     </w:p>
     <w:p>
       <w:pPr>
-        <w:pStyle w:val="af5"/>
+        <w:pStyle w:val="af6"/>
         <w:numPr>
           <w:ilvl w:val="0"/>
           <w:numId w:val="23"/>
         </w:numPr>
-        <w:rPr>
-          <w:sz w:val="28"/>
-        </w:rPr>
-      </w:pPr>
-      <w:r>
-        <w:rPr>
-          <w:sz w:val="28"/>
+        <w:spacing w:line="360" w:lineRule="auto"/>
+        <w:rPr>
+          <w:szCs w:val="24"/>
+        </w:rPr>
+      </w:pPr>
+      <w:r>
+        <w:rPr>
+          <w:szCs w:val="24"/>
         </w:rPr>
         <w:t>Система должна быть развернута на доступном сервере (облачный хостинг).</w:t>
       </w:r>
     </w:p>
     <w:p>
       <w:pPr>
-        <w:pStyle w:val="af5"/>
+        <w:pStyle w:val="af6"/>
         <w:numPr>
           <w:ilvl w:val="0"/>
           <w:numId w:val="23"/>
         </w:numPr>
-        <w:rPr>
-          <w:sz w:val="28"/>
-        </w:rPr>
-      </w:pPr>
-      <w:r>
-        <w:rPr>
-          <w:sz w:val="28"/>
+        <w:spacing w:line="360" w:lineRule="auto"/>
+        <w:rPr>
+          <w:szCs w:val="24"/>
+        </w:rPr>
+      </w:pPr>
+      <w:r>
+        <w:rPr>
+          <w:szCs w:val="24"/>
         </w:rPr>
         <w:t>Серверная часть должна предоставлять REST API.</w:t>
       </w:r>
     </w:p>
     <w:p>
       <w:pPr>
-        <w:pStyle w:val="af5"/>
+        <w:pStyle w:val="af6"/>
         <w:numPr>
           <w:ilvl w:val="0"/>
           <w:numId w:val="23"/>
         </w:numPr>
-        <w:rPr>
-          <w:sz w:val="28"/>
-        </w:rPr>
-      </w:pPr>
-      <w:r>
-        <w:rPr>
-          <w:sz w:val="28"/>
+        <w:spacing w:line="360" w:lineRule="auto"/>
+        <w:rPr>
+          <w:szCs w:val="24"/>
+        </w:rPr>
+      </w:pPr>
+      <w:r>
+        <w:rPr>
+          <w:szCs w:val="24"/>
         </w:rPr>
         <w:t>Клиентские интерфейсы должны быть адаптивными для работы на мобильных устройствах.</w:t>
       </w:r>
@@ -2165,1450 +2118,1299 @@
     <w:p>
       <w:pPr>
         <w:pStyle w:val="2"/>
-        <w:rPr>
-          <w:sz w:val="36"/>
-        </w:rPr>
-      </w:pPr>
-      <w:bookmarkStart w:id="11" w:name="_Toc153721234"/>
-      <w:bookmarkStart w:id="12" w:name="_Toc212658669"/>
-      <w:r>
-        <w:rPr>
-          <w:sz w:val="36"/>
-        </w:rPr>
+        <w:spacing w:before="360"/>
+      </w:pPr>
+      <w:bookmarkStart w:id="10" w:name="_Toc153721234"/>
+      <w:bookmarkStart w:id="11" w:name="_Toc212658669"/>
+      <w:r>
         <w:t>Сценарии использования</w:t>
       </w:r>
+      <w:bookmarkEnd w:id="10"/>
       <w:bookmarkEnd w:id="11"/>
-      <w:bookmarkEnd w:id="12"/>
-    </w:p>
-    <w:p/>
-    <w:p>
-      <w:pPr>
+    </w:p>
+    <w:p>
+      <w:pPr>
+        <w:spacing w:line="360" w:lineRule="auto"/>
         <w:rPr>
           <w:b/>
-          <w:sz w:val="28"/>
-        </w:rPr>
-      </w:pPr>
-      <w:proofErr w:type="spellStart"/>
+          <w:szCs w:val="18"/>
+        </w:rPr>
+      </w:pPr>
       <w:r>
         <w:rPr>
           <w:b/>
-          <w:sz w:val="28"/>
-        </w:rPr>
-        <w:t>Актор</w:t>
-      </w:r>
-      <w:proofErr w:type="spellEnd"/>
-      <w:r>
-        <w:rPr>
-          <w:b/>
-          <w:sz w:val="28"/>
-        </w:rPr>
-        <w:t>: Клиент</w:t>
-      </w:r>
-    </w:p>
-    <w:p>
-      <w:pPr>
-        <w:pStyle w:val="af5"/>
+          <w:szCs w:val="18"/>
+        </w:rPr>
+        <w:t>Актор: Клиент</w:t>
+      </w:r>
+    </w:p>
+    <w:p>
+      <w:pPr>
+        <w:pStyle w:val="af6"/>
         <w:numPr>
           <w:ilvl w:val="0"/>
           <w:numId w:val="23"/>
         </w:numPr>
-        <w:rPr>
-          <w:sz w:val="28"/>
-        </w:rPr>
-      </w:pPr>
-      <w:r>
-        <w:rPr>
-          <w:sz w:val="28"/>
+        <w:spacing w:line="360" w:lineRule="auto"/>
+        <w:rPr>
+          <w:szCs w:val="18"/>
+        </w:rPr>
+      </w:pPr>
+      <w:r>
+        <w:rPr>
+          <w:szCs w:val="18"/>
         </w:rPr>
         <w:t>Регистрация и аутентификация: Создание учетной записи и вход в систему.</w:t>
       </w:r>
     </w:p>
     <w:p>
       <w:pPr>
-        <w:pStyle w:val="af5"/>
+        <w:pStyle w:val="af6"/>
         <w:numPr>
           <w:ilvl w:val="0"/>
           <w:numId w:val="23"/>
         </w:numPr>
-        <w:rPr>
-          <w:sz w:val="28"/>
-        </w:rPr>
-      </w:pPr>
-      <w:r>
-        <w:rPr>
-          <w:sz w:val="28"/>
+        <w:spacing w:line="360" w:lineRule="auto"/>
+        <w:rPr>
+          <w:szCs w:val="18"/>
+        </w:rPr>
+      </w:pPr>
+      <w:r>
+        <w:rPr>
+          <w:szCs w:val="18"/>
         </w:rPr>
         <w:t>Просмотр услуг и расписания: Просмотр каталога услуг и доступных слотов для записи.</w:t>
       </w:r>
     </w:p>
     <w:p>
       <w:pPr>
-        <w:pStyle w:val="af5"/>
+        <w:pStyle w:val="af6"/>
         <w:numPr>
           <w:ilvl w:val="0"/>
           <w:numId w:val="23"/>
         </w:numPr>
-        <w:rPr>
-          <w:sz w:val="28"/>
-        </w:rPr>
-      </w:pPr>
-      <w:r>
-        <w:rPr>
-          <w:sz w:val="28"/>
+        <w:spacing w:line="360" w:lineRule="auto"/>
+        <w:rPr>
+          <w:szCs w:val="18"/>
+        </w:rPr>
+      </w:pPr>
+      <w:r>
+        <w:rPr>
+          <w:szCs w:val="18"/>
         </w:rPr>
         <w:t>Создание заказа: Выбор услуги, даты, времени и подтверждение записи.</w:t>
       </w:r>
     </w:p>
     <w:p>
       <w:pPr>
-        <w:pStyle w:val="af5"/>
+        <w:pStyle w:val="af6"/>
         <w:numPr>
           <w:ilvl w:val="0"/>
           <w:numId w:val="23"/>
         </w:numPr>
-        <w:rPr>
-          <w:sz w:val="28"/>
-        </w:rPr>
-      </w:pPr>
-      <w:r>
-        <w:rPr>
-          <w:sz w:val="28"/>
+        <w:spacing w:line="360" w:lineRule="auto"/>
+        <w:rPr>
+          <w:szCs w:val="18"/>
+        </w:rPr>
+      </w:pPr>
+      <w:r>
+        <w:rPr>
+          <w:szCs w:val="18"/>
         </w:rPr>
         <w:t>Просмотр истории заказов: Просмотр списка всех своих заказов с детализацией.</w:t>
       </w:r>
     </w:p>
     <w:p>
       <w:pPr>
-        <w:pStyle w:val="af5"/>
+        <w:pStyle w:val="af6"/>
         <w:numPr>
           <w:ilvl w:val="0"/>
           <w:numId w:val="23"/>
         </w:numPr>
-        <w:rPr>
-          <w:sz w:val="28"/>
-        </w:rPr>
-      </w:pPr>
-      <w:r>
-        <w:rPr>
-          <w:sz w:val="28"/>
+        <w:spacing w:line="360" w:lineRule="auto"/>
+        <w:rPr>
+          <w:szCs w:val="18"/>
+        </w:rPr>
+      </w:pPr>
+      <w:r>
+        <w:rPr>
+          <w:szCs w:val="18"/>
         </w:rPr>
         <w:t>Отслеживание статуса заказа: Просмотр актуального статуса текущего заказа ("В ожидании", "В работе", "Выполнено").</w:t>
       </w:r>
     </w:p>
-    <w:p/>
-    <w:p>
-      <w:pPr>
+    <w:p>
+      <w:pPr>
+        <w:spacing w:line="360" w:lineRule="auto"/>
         <w:rPr>
           <w:b/>
-          <w:sz w:val="28"/>
-        </w:rPr>
-      </w:pPr>
-      <w:proofErr w:type="spellStart"/>
+          <w:szCs w:val="18"/>
+        </w:rPr>
+      </w:pPr>
       <w:r>
         <w:rPr>
           <w:b/>
-          <w:sz w:val="28"/>
-        </w:rPr>
-        <w:t>Актор</w:t>
-      </w:r>
-      <w:proofErr w:type="spellEnd"/>
-      <w:r>
-        <w:rPr>
-          <w:b/>
-          <w:sz w:val="28"/>
-        </w:rPr>
-        <w:t>: Менеджер</w:t>
-      </w:r>
-    </w:p>
-    <w:p>
-      <w:pPr>
-        <w:pStyle w:val="af5"/>
+          <w:szCs w:val="18"/>
+        </w:rPr>
+        <w:lastRenderedPageBreak/>
+        <w:t>Актор: Менеджер</w:t>
+      </w:r>
+    </w:p>
+    <w:p>
+      <w:pPr>
+        <w:pStyle w:val="af6"/>
         <w:numPr>
           <w:ilvl w:val="0"/>
           <w:numId w:val="25"/>
         </w:numPr>
-        <w:rPr>
-          <w:sz w:val="28"/>
-        </w:rPr>
-      </w:pPr>
-      <w:r>
-        <w:rPr>
-          <w:sz w:val="28"/>
+        <w:spacing w:line="360" w:lineRule="auto"/>
+        <w:rPr>
+          <w:szCs w:val="18"/>
+        </w:rPr>
+      </w:pPr>
+      <w:r>
+        <w:rPr>
+          <w:szCs w:val="18"/>
         </w:rPr>
         <w:t>Аутентификация: Вход в систему с использованием логина и пароля.</w:t>
       </w:r>
     </w:p>
     <w:p>
       <w:pPr>
-        <w:pStyle w:val="af5"/>
+        <w:pStyle w:val="af6"/>
         <w:numPr>
           <w:ilvl w:val="0"/>
           <w:numId w:val="25"/>
         </w:numPr>
-        <w:rPr>
-          <w:sz w:val="28"/>
-        </w:rPr>
-      </w:pPr>
-      <w:r>
-        <w:rPr>
-          <w:sz w:val="28"/>
+        <w:spacing w:line="360" w:lineRule="auto"/>
+        <w:rPr>
+          <w:szCs w:val="18"/>
+        </w:rPr>
+      </w:pPr>
+      <w:r>
+        <w:rPr>
+          <w:szCs w:val="18"/>
         </w:rPr>
         <w:t>Управление расписанием: Просмотр и редактирование расписания (блокировка слотов, изменение записей).</w:t>
       </w:r>
     </w:p>
     <w:p>
       <w:pPr>
-        <w:pStyle w:val="af5"/>
+        <w:pStyle w:val="af6"/>
         <w:numPr>
           <w:ilvl w:val="0"/>
           <w:numId w:val="25"/>
         </w:numPr>
-        <w:rPr>
-          <w:sz w:val="28"/>
-        </w:rPr>
-      </w:pPr>
-      <w:r>
-        <w:rPr>
-          <w:sz w:val="28"/>
+        <w:spacing w:line="360" w:lineRule="auto"/>
+        <w:rPr>
+          <w:szCs w:val="18"/>
+        </w:rPr>
+      </w:pPr>
+      <w:r>
+        <w:rPr>
+          <w:szCs w:val="18"/>
         </w:rPr>
         <w:t>Управление заказами: Просмотр списка всех заказов, фильтрация, сортировка и изменение их статусов.</w:t>
       </w:r>
     </w:p>
     <w:p>
       <w:pPr>
-        <w:pStyle w:val="af5"/>
+        <w:pStyle w:val="af6"/>
         <w:numPr>
           <w:ilvl w:val="0"/>
           <w:numId w:val="25"/>
         </w:numPr>
-        <w:rPr>
-          <w:sz w:val="28"/>
-        </w:rPr>
-      </w:pPr>
-      <w:r>
-        <w:rPr>
-          <w:sz w:val="28"/>
+        <w:spacing w:line="360" w:lineRule="auto"/>
+        <w:rPr>
+          <w:szCs w:val="18"/>
+        </w:rPr>
+      </w:pPr>
+      <w:r>
+        <w:rPr>
+          <w:szCs w:val="18"/>
         </w:rPr>
         <w:t>Управление заказами на запчасти: Создание и обновление статуса заявок на запчасти в рамках заказа.</w:t>
       </w:r>
     </w:p>
     <w:p>
       <w:pPr>
-        <w:pStyle w:val="af5"/>
+        <w:pStyle w:val="af6"/>
         <w:numPr>
           <w:ilvl w:val="0"/>
           <w:numId w:val="25"/>
         </w:numPr>
+        <w:spacing w:line="360" w:lineRule="auto"/>
         <w:rPr>
           <w:sz w:val="28"/>
         </w:rPr>
       </w:pPr>
       <w:r>
         <w:rPr>
-          <w:sz w:val="28"/>
+          <w:szCs w:val="18"/>
         </w:rPr>
         <w:t>Управление клиентами: Поиск, просмотр и редактирование профилей клиентов, просмотр истории их заказов.</w:t>
       </w:r>
     </w:p>
     <w:p>
       <w:pPr>
+        <w:keepNext/>
+        <w:jc w:val="center"/>
+      </w:pPr>
+      <w:r>
+        <w:rPr>
+          <w:noProof/>
+        </w:rPr>
+        <w:drawing>
+          <wp:inline distT="0" distB="0" distL="0" distR="0" wp14:anchorId="7F3F47C4" wp14:editId="246C2CCF">
+            <wp:extent cx="2314575" cy="5034354"/>
+            <wp:effectExtent l="0" t="0" r="0" b="0"/>
+            <wp:docPr id="2" name="Рисунок 2"/>
+            <wp:cNvGraphicFramePr>
+              <a:graphicFrameLocks xmlns:a="http://schemas.openxmlformats.org/drawingml/2006/main" noChangeAspect="1"/>
+            </wp:cNvGraphicFramePr>
+            <a:graphic xmlns:a="http://schemas.openxmlformats.org/drawingml/2006/main">
+              <a:graphicData uri="http://schemas.openxmlformats.org/drawingml/2006/picture">
+                <pic:pic xmlns:pic="http://schemas.openxmlformats.org/drawingml/2006/picture">
+                  <pic:nvPicPr>
+                    <pic:cNvPr id="0" name="Picture 2"/>
+                    <pic:cNvPicPr>
+                      <a:picLocks noChangeAspect="1" noChangeArrowheads="1"/>
+                    </pic:cNvPicPr>
+                  </pic:nvPicPr>
+                  <pic:blipFill>
+                    <a:blip r:embed="rId8">
+                      <a:extLst>
+                        <a:ext uri="{28A0092B-C50C-407E-A947-70E740481C1C}">
+                          <a14:useLocalDpi xmlns:a14="http://schemas.microsoft.com/office/drawing/2010/main" val="0"/>
+                        </a:ext>
+                      </a:extLst>
+                    </a:blip>
+                    <a:srcRect/>
+                    <a:stretch>
+                      <a:fillRect/>
+                    </a:stretch>
+                  </pic:blipFill>
+                  <pic:spPr bwMode="auto">
+                    <a:xfrm>
+                      <a:off x="0" y="0"/>
+                      <a:ext cx="2337369" cy="5083933"/>
+                    </a:xfrm>
+                    <a:prstGeom prst="rect">
+                      <a:avLst/>
+                    </a:prstGeom>
+                    <a:noFill/>
+                    <a:ln>
+                      <a:noFill/>
+                    </a:ln>
+                  </pic:spPr>
+                </pic:pic>
+              </a:graphicData>
+            </a:graphic>
+          </wp:inline>
+        </w:drawing>
+      </w:r>
+    </w:p>
+    <w:p>
+      <w:pPr>
+        <w:pStyle w:val="af7"/>
+        <w:spacing w:before="120" w:after="240"/>
+        <w:jc w:val="center"/>
+        <w:rPr>
+          <w:i w:val="0"/>
+          <w:iCs w:val="0"/>
+          <w:color w:val="auto"/>
+          <w:sz w:val="20"/>
+          <w:szCs w:val="20"/>
+        </w:rPr>
+      </w:pPr>
+      <w:r>
+        <w:rPr>
+          <w:i w:val="0"/>
+          <w:iCs w:val="0"/>
+          <w:color w:val="auto"/>
+          <w:sz w:val="20"/>
+          <w:szCs w:val="20"/>
+        </w:rPr>
+        <w:t xml:space="preserve">Рисунок </w:t>
+      </w:r>
+      <w:r>
+        <w:rPr>
+          <w:i w:val="0"/>
+          <w:iCs w:val="0"/>
+          <w:color w:val="auto"/>
+          <w:sz w:val="20"/>
+          <w:szCs w:val="20"/>
+        </w:rPr>
+        <w:fldChar w:fldCharType="begin"/>
+      </w:r>
+      <w:r>
+        <w:rPr>
+          <w:i w:val="0"/>
+          <w:iCs w:val="0"/>
+          <w:color w:val="auto"/>
+          <w:sz w:val="20"/>
+          <w:szCs w:val="20"/>
+        </w:rPr>
+        <w:instrText xml:space="preserve"> SEQ Рисунок \* ARABIC </w:instrText>
+      </w:r>
+      <w:r>
+        <w:rPr>
+          <w:i w:val="0"/>
+          <w:iCs w:val="0"/>
+          <w:color w:val="auto"/>
+          <w:sz w:val="20"/>
+          <w:szCs w:val="20"/>
+        </w:rPr>
+        <w:fldChar w:fldCharType="separate"/>
+      </w:r>
+      <w:r>
+        <w:rPr>
+          <w:i w:val="0"/>
+          <w:iCs w:val="0"/>
+          <w:noProof/>
+          <w:color w:val="auto"/>
+          <w:sz w:val="20"/>
+          <w:szCs w:val="20"/>
+        </w:rPr>
+        <w:t>1</w:t>
+      </w:r>
+      <w:r>
+        <w:rPr>
+          <w:i w:val="0"/>
+          <w:iCs w:val="0"/>
+          <w:color w:val="auto"/>
+          <w:sz w:val="20"/>
+          <w:szCs w:val="20"/>
+        </w:rPr>
+        <w:fldChar w:fldCharType="end"/>
+      </w:r>
+      <w:r>
+        <w:rPr>
+          <w:i w:val="0"/>
+          <w:iCs w:val="0"/>
+          <w:color w:val="auto"/>
+          <w:sz w:val="20"/>
+          <w:szCs w:val="20"/>
+        </w:rPr>
+        <w:t xml:space="preserve"> – Use-Case диаграмма</w:t>
+      </w:r>
+    </w:p>
+    <w:p>
+      <w:pPr>
         <w:pStyle w:val="1"/>
-      </w:pPr>
-      <w:bookmarkStart w:id="13" w:name="_Toc212658670"/>
-      <w:r>
-        <w:lastRenderedPageBreak/>
+        <w:spacing w:before="480" w:after="240"/>
+        <w:rPr>
+          <w:rFonts w:ascii="Times New Roman" w:hAnsi="Times New Roman"/>
+          <w:sz w:val="32"/>
+          <w:szCs w:val="32"/>
+        </w:rPr>
+      </w:pPr>
+      <w:bookmarkStart w:id="12" w:name="_Toc212658670"/>
+      <w:r>
+        <w:rPr>
+          <w:rFonts w:ascii="Times New Roman" w:hAnsi="Times New Roman"/>
+          <w:sz w:val="32"/>
+          <w:szCs w:val="32"/>
+        </w:rPr>
         <w:t>Исключенные возможности и неподдерживаемые сценарии</w:t>
       </w:r>
-      <w:bookmarkEnd w:id="13"/>
-    </w:p>
-    <w:p>
-      <w:pPr>
-        <w:rPr>
-          <w:sz w:val="28"/>
-        </w:rPr>
-      </w:pPr>
-      <w:r>
-        <w:rPr>
-          <w:sz w:val="28"/>
+      <w:bookmarkEnd w:id="12"/>
+    </w:p>
+    <w:p>
+      <w:pPr>
+        <w:spacing w:line="360" w:lineRule="auto"/>
+        <w:rPr>
+          <w:szCs w:val="18"/>
+        </w:rPr>
+      </w:pPr>
+      <w:r>
+        <w:rPr>
+          <w:szCs w:val="18"/>
         </w:rPr>
         <w:t xml:space="preserve"> В текущем релизе проекта не будут реализованы следующие возможности:</w:t>
       </w:r>
     </w:p>
     <w:p>
       <w:pPr>
-        <w:rPr>
-          <w:color w:val="0000FF"/>
-        </w:rPr>
-      </w:pPr>
-    </w:p>
-    <w:p>
-      <w:pPr>
-        <w:pStyle w:val="af5"/>
+        <w:pStyle w:val="af6"/>
         <w:numPr>
           <w:ilvl w:val="0"/>
           <w:numId w:val="25"/>
         </w:numPr>
-        <w:rPr>
-          <w:sz w:val="28"/>
-        </w:rPr>
-      </w:pPr>
-      <w:r>
-        <w:rPr>
-          <w:sz w:val="28"/>
-        </w:rPr>
+        <w:spacing w:line="360" w:lineRule="auto"/>
+        <w:rPr>
+          <w:szCs w:val="18"/>
+        </w:rPr>
+      </w:pPr>
+      <w:r>
+        <w:rPr>
+          <w:szCs w:val="18"/>
+        </w:rPr>
+        <w:lastRenderedPageBreak/>
         <w:t>Интеграция с системами онлайн-платежей. Оплата услуг не входит в рамки проекта.</w:t>
       </w:r>
     </w:p>
     <w:p>
       <w:pPr>
-        <w:pStyle w:val="af5"/>
+        <w:pStyle w:val="af6"/>
         <w:numPr>
           <w:ilvl w:val="0"/>
           <w:numId w:val="25"/>
         </w:numPr>
-        <w:rPr>
-          <w:sz w:val="28"/>
-        </w:rPr>
-      </w:pPr>
-      <w:r>
-        <w:rPr>
-          <w:sz w:val="28"/>
+        <w:spacing w:line="360" w:lineRule="auto"/>
+        <w:rPr>
+          <w:szCs w:val="18"/>
+        </w:rPr>
+      </w:pPr>
+      <w:r>
+        <w:rPr>
+          <w:szCs w:val="18"/>
         </w:rPr>
         <w:t>Интеграция с системами складского учета и бухгалтерии. Учет запчастей ведется в упрощенном виде внутри системы.</w:t>
       </w:r>
     </w:p>
     <w:p>
       <w:pPr>
-        <w:pStyle w:val="af5"/>
+        <w:pStyle w:val="af6"/>
         <w:numPr>
           <w:ilvl w:val="0"/>
           <w:numId w:val="25"/>
         </w:numPr>
-        <w:rPr>
-          <w:sz w:val="28"/>
-        </w:rPr>
-      </w:pPr>
-    </w:p>
-    <w:p>
-      <w:pPr>
-        <w:pStyle w:val="af5"/>
+        <w:spacing w:line="360" w:lineRule="auto"/>
+        <w:rPr>
+          <w:szCs w:val="18"/>
+        </w:rPr>
+      </w:pPr>
+      <w:r>
+        <w:rPr>
+          <w:szCs w:val="18"/>
+        </w:rPr>
+        <w:t>Разработка мобильного</w:t>
+      </w:r>
+      <w:r>
+        <w:rPr>
+          <w:szCs w:val="18"/>
+        </w:rPr>
+        <w:t xml:space="preserve"> приложения для клиентов. Доступ осуществляется только через веб-браузер.</w:t>
+      </w:r>
+    </w:p>
+    <w:p>
+      <w:pPr>
+        <w:pStyle w:val="af6"/>
         <w:numPr>
           <w:ilvl w:val="0"/>
           <w:numId w:val="25"/>
         </w:numPr>
-        <w:rPr>
-          <w:sz w:val="28"/>
-        </w:rPr>
-      </w:pPr>
-      <w:r>
-        <w:rPr>
-          <w:sz w:val="28"/>
-        </w:rPr>
-        <w:t>Разработка мобильного</w:t>
-      </w:r>
-      <w:r>
-        <w:rPr>
-          <w:sz w:val="28"/>
-        </w:rPr>
-        <w:t xml:space="preserve"> приложения для клиентов. Доступ осуществляется только через веб-браузер.</w:t>
-      </w:r>
-    </w:p>
-    <w:p>
-      <w:pPr>
-        <w:pStyle w:val="af5"/>
+        <w:spacing w:line="360" w:lineRule="auto"/>
+        <w:rPr>
+          <w:szCs w:val="18"/>
+        </w:rPr>
+      </w:pPr>
+      <w:r>
+        <w:rPr>
+          <w:szCs w:val="18"/>
+        </w:rPr>
+        <w:t>Личный кабинет для автомехаников. Взаимодействие с механиками осуществляется через менеджера.</w:t>
+      </w:r>
+    </w:p>
+    <w:p>
+      <w:pPr>
+        <w:pStyle w:val="af6"/>
         <w:numPr>
           <w:ilvl w:val="0"/>
           <w:numId w:val="25"/>
         </w:numPr>
-        <w:rPr>
-          <w:sz w:val="28"/>
-        </w:rPr>
-      </w:pPr>
-    </w:p>
-    <w:p>
-      <w:pPr>
-        <w:pStyle w:val="af5"/>
+        <w:spacing w:line="360" w:lineRule="auto"/>
+        <w:rPr>
+          <w:szCs w:val="18"/>
+        </w:rPr>
+      </w:pPr>
+      <w:r>
+        <w:rPr>
+          <w:szCs w:val="18"/>
+        </w:rPr>
+        <w:t>Система автоматического формирования и печати счетов-заказов.</w:t>
+      </w:r>
+    </w:p>
+    <w:p>
+      <w:pPr>
+        <w:spacing w:line="360" w:lineRule="auto"/>
+        <w:ind w:firstLine="709"/>
+        <w:rPr>
+          <w:szCs w:val="18"/>
+        </w:rPr>
+      </w:pPr>
+      <w:r>
+        <w:rPr>
+          <w:szCs w:val="18"/>
+        </w:rPr>
+        <w:t>Обоснование: Данные функции исключены в связи с ограниченностью ресурсов и времени учебного проекта. Они являются ценными, но не критичными для достижения основных целей проекта на первом этапе и могут быть реализованы в будущих версиях.</w:t>
+      </w:r>
+    </w:p>
+    <w:p>
+      <w:pPr>
+        <w:pStyle w:val="1"/>
+        <w:spacing w:before="480" w:after="240"/>
+        <w:rPr>
+          <w:rFonts w:ascii="Times New Roman" w:hAnsi="Times New Roman"/>
+          <w:sz w:val="32"/>
+          <w:szCs w:val="32"/>
+        </w:rPr>
+      </w:pPr>
+      <w:bookmarkStart w:id="13" w:name="_Toc212658671"/>
+      <w:r>
+        <w:rPr>
+          <w:rFonts w:ascii="Times New Roman" w:hAnsi="Times New Roman"/>
+          <w:sz w:val="32"/>
+          <w:szCs w:val="32"/>
+        </w:rPr>
+        <w:t>Предположения и зависимости</w:t>
+      </w:r>
+      <w:bookmarkEnd w:id="13"/>
+    </w:p>
+    <w:p>
+      <w:pPr>
+        <w:spacing w:line="360" w:lineRule="auto"/>
+        <w:rPr>
+          <w:b/>
+          <w:szCs w:val="24"/>
+        </w:rPr>
+      </w:pPr>
+      <w:r>
+        <w:rPr>
+          <w:b/>
+          <w:szCs w:val="24"/>
+        </w:rPr>
+        <w:t>Предположения:</w:t>
+      </w:r>
+    </w:p>
+    <w:p>
+      <w:pPr>
+        <w:pStyle w:val="af6"/>
         <w:numPr>
           <w:ilvl w:val="0"/>
           <w:numId w:val="25"/>
         </w:numPr>
-        <w:rPr>
-          <w:sz w:val="28"/>
-        </w:rPr>
-      </w:pPr>
-      <w:r>
-        <w:rPr>
-          <w:sz w:val="28"/>
-        </w:rPr>
-        <w:t>Личный кабинет для автомехаников. Взаимодействие с механиками осуществляется через менеджера.</w:t>
-      </w:r>
-    </w:p>
-    <w:p>
-      <w:pPr>
-        <w:pStyle w:val="af5"/>
+        <w:spacing w:line="360" w:lineRule="auto"/>
+        <w:rPr>
+          <w:szCs w:val="24"/>
+        </w:rPr>
+      </w:pPr>
+      <w:r>
+        <w:rPr>
+          <w:szCs w:val="24"/>
+        </w:rPr>
+        <w:t>Сотрудники и клиенты автосервиса имеют стабильный доступ в Интернет.</w:t>
+      </w:r>
+    </w:p>
+    <w:p>
+      <w:pPr>
+        <w:pStyle w:val="af6"/>
         <w:numPr>
           <w:ilvl w:val="0"/>
           <w:numId w:val="25"/>
         </w:numPr>
-        <w:rPr>
-          <w:sz w:val="28"/>
-        </w:rPr>
-      </w:pPr>
-    </w:p>
-    <w:p>
-      <w:pPr>
-        <w:pStyle w:val="af5"/>
+        <w:spacing w:line="360" w:lineRule="auto"/>
+        <w:rPr>
+          <w:szCs w:val="24"/>
+        </w:rPr>
+      </w:pPr>
+      <w:r>
+        <w:rPr>
+          <w:szCs w:val="24"/>
+        </w:rPr>
+        <w:t>Клиенты используют устройства с актуальными версиями веб-браузеров.</w:t>
+      </w:r>
+    </w:p>
+    <w:p>
+      <w:pPr>
+        <w:pStyle w:val="af6"/>
         <w:numPr>
           <w:ilvl w:val="0"/>
           <w:numId w:val="25"/>
         </w:numPr>
-        <w:rPr>
-          <w:sz w:val="28"/>
-        </w:rPr>
-      </w:pPr>
-      <w:r>
-        <w:rPr>
-          <w:sz w:val="28"/>
-        </w:rPr>
-        <w:t>Система автоматического формирования и печати счетов-заказов.</w:t>
-      </w:r>
-    </w:p>
-    <w:p>
-      <w:pPr>
-        <w:rPr>
-          <w:color w:val="0000FF"/>
-        </w:rPr>
-      </w:pPr>
-    </w:p>
-    <w:p>
-      <w:pPr>
-        <w:rPr>
-          <w:sz w:val="28"/>
-        </w:rPr>
-      </w:pPr>
-      <w:r>
-        <w:rPr>
-          <w:sz w:val="28"/>
-        </w:rPr>
-        <w:t>Обоснование: Данные функции исключены в связи с ограниченностью ресурсов и времени учебного проекта. Они являются ценными, но не критичными для достижения основных целей проекта на первом этапе и могут быть реализованы в будущих версиях.</w:t>
-      </w:r>
-    </w:p>
-    <w:p>
-      <w:pPr>
-        <w:rPr>
-          <w:sz w:val="28"/>
-        </w:rPr>
-      </w:pPr>
-    </w:p>
-    <w:p>
-      <w:pPr>
-        <w:rPr>
-          <w:sz w:val="28"/>
-        </w:rPr>
-      </w:pPr>
-    </w:p>
-    <w:p>
-      <w:pPr>
-        <w:rPr>
-          <w:sz w:val="28"/>
-        </w:rPr>
-      </w:pPr>
-    </w:p>
-    <w:p>
-      <w:pPr>
-        <w:rPr>
-          <w:sz w:val="28"/>
-        </w:rPr>
-      </w:pPr>
-    </w:p>
-    <w:p>
-      <w:pPr>
-        <w:rPr>
-          <w:sz w:val="28"/>
-        </w:rPr>
-      </w:pPr>
-    </w:p>
-    <w:p>
-      <w:pPr>
-        <w:rPr>
-          <w:sz w:val="28"/>
-        </w:rPr>
-      </w:pPr>
-    </w:p>
-    <w:p>
-      <w:pPr>
-        <w:rPr>
-          <w:sz w:val="28"/>
-        </w:rPr>
-      </w:pPr>
-    </w:p>
-    <w:p>
-      <w:pPr>
-        <w:rPr>
-          <w:sz w:val="28"/>
-        </w:rPr>
-      </w:pPr>
-    </w:p>
-    <w:p>
-      <w:pPr>
-        <w:rPr>
-          <w:sz w:val="28"/>
-        </w:rPr>
-      </w:pPr>
-    </w:p>
-    <w:p>
-      <w:pPr>
-        <w:rPr>
-          <w:sz w:val="28"/>
-        </w:rPr>
-      </w:pPr>
-    </w:p>
-    <w:p>
-      <w:pPr>
-        <w:rPr>
-          <w:sz w:val="28"/>
-        </w:rPr>
-      </w:pPr>
-    </w:p>
-    <w:p>
-      <w:pPr>
-        <w:pStyle w:val="1"/>
-      </w:pPr>
-      <w:bookmarkStart w:id="14" w:name="_Toc212658671"/>
-      <w:r>
-        <w:lastRenderedPageBreak/>
-        <w:t>Предположения и зависимости</w:t>
-      </w:r>
-      <w:bookmarkEnd w:id="14"/>
-    </w:p>
-    <w:p>
-      <w:pPr>
+        <w:spacing w:line="360" w:lineRule="auto"/>
+        <w:rPr>
+          <w:szCs w:val="24"/>
+        </w:rPr>
+      </w:pPr>
+      <w:r>
+        <w:rPr>
+          <w:szCs w:val="24"/>
+        </w:rPr>
+        <w:t>Функциональности, описанной в разделах "Функциональность решения" и "Сценарии использования", достаточно для успешного функционирования системы в условиях автосервиса на первом этапе.</w:t>
+      </w:r>
+    </w:p>
+    <w:p>
+      <w:pPr>
+        <w:spacing w:line="360" w:lineRule="auto"/>
         <w:rPr>
           <w:b/>
-          <w:sz w:val="28"/>
+          <w:szCs w:val="24"/>
         </w:rPr>
       </w:pPr>
       <w:r>
         <w:rPr>
           <w:b/>
-          <w:sz w:val="28"/>
-        </w:rPr>
-        <w:t>Предположения:</w:t>
-      </w:r>
-    </w:p>
-    <w:p/>
-    <w:p>
-      <w:pPr>
-        <w:pStyle w:val="af5"/>
+          <w:szCs w:val="24"/>
+        </w:rPr>
+        <w:t>Зависимости:</w:t>
+      </w:r>
+    </w:p>
+    <w:p>
+      <w:pPr>
+        <w:pStyle w:val="af6"/>
         <w:numPr>
           <w:ilvl w:val="0"/>
           <w:numId w:val="25"/>
         </w:numPr>
-        <w:rPr>
-          <w:sz w:val="28"/>
-        </w:rPr>
-      </w:pPr>
-      <w:r>
-        <w:rPr>
-          <w:sz w:val="28"/>
-        </w:rPr>
-        <w:t>Сотрудники и клиенты автосервиса имеют стабильный доступ в Интернет.</w:t>
-      </w:r>
-    </w:p>
-    <w:p>
-      <w:pPr>
-        <w:pStyle w:val="af5"/>
+        <w:spacing w:line="360" w:lineRule="auto"/>
+        <w:rPr>
+          <w:szCs w:val="24"/>
+        </w:rPr>
+      </w:pPr>
+      <w:r>
+        <w:rPr>
+          <w:szCs w:val="24"/>
+        </w:rPr>
+        <w:t>Проект зависит от выбранного стека технологий (Python, Django, DRF, React, SQLite).</w:t>
+      </w:r>
+    </w:p>
+    <w:p>
+      <w:pPr>
+        <w:pStyle w:val="af6"/>
         <w:numPr>
           <w:ilvl w:val="0"/>
           <w:numId w:val="25"/>
         </w:numPr>
-        <w:rPr>
-          <w:sz w:val="28"/>
-        </w:rPr>
-      </w:pPr>
-      <w:r>
-        <w:rPr>
-          <w:sz w:val="28"/>
-        </w:rPr>
-        <w:t>Клиенты используют устройства с актуальными версиями веб-браузеров.</w:t>
-      </w:r>
-    </w:p>
-    <w:p>
-      <w:pPr>
-        <w:pStyle w:val="af5"/>
+        <w:spacing w:line="360" w:lineRule="auto"/>
+        <w:rPr>
+          <w:szCs w:val="24"/>
+        </w:rPr>
+      </w:pPr>
+      <w:r>
+        <w:rPr>
+          <w:szCs w:val="24"/>
+        </w:rPr>
+        <w:t>Доступность и стабильность работы облачного хостинга для финального развертывания.</w:t>
+      </w:r>
+    </w:p>
+    <w:p>
+      <w:pPr>
+        <w:pStyle w:val="af6"/>
         <w:numPr>
           <w:ilvl w:val="0"/>
           <w:numId w:val="25"/>
         </w:numPr>
+        <w:spacing w:line="360" w:lineRule="auto"/>
+        <w:rPr>
+          <w:szCs w:val="24"/>
+        </w:rPr>
+      </w:pPr>
+      <w:r>
+        <w:rPr>
+          <w:szCs w:val="24"/>
+        </w:rPr>
+        <w:t>Успешное освоение участниками команды необходимых технологий в установленные сроки.</w:t>
+      </w:r>
+    </w:p>
+    <w:p>
+      <w:pPr>
+        <w:pStyle w:val="1"/>
+        <w:spacing w:before="480" w:after="240"/>
+        <w:rPr>
+          <w:rFonts w:ascii="Times New Roman" w:hAnsi="Times New Roman"/>
+          <w:sz w:val="32"/>
+          <w:szCs w:val="32"/>
+        </w:rPr>
+      </w:pPr>
+      <w:bookmarkStart w:id="14" w:name="_Toc212658672"/>
+      <w:r>
+        <w:rPr>
+          <w:rFonts w:ascii="Times New Roman" w:hAnsi="Times New Roman"/>
+          <w:sz w:val="32"/>
+          <w:szCs w:val="32"/>
+        </w:rPr>
+        <w:t>Проект решения</w:t>
+      </w:r>
+      <w:bookmarkEnd w:id="14"/>
+    </w:p>
+    <w:p>
+      <w:pPr>
+        <w:pStyle w:val="2"/>
+        <w:spacing w:before="360"/>
+      </w:pPr>
+      <w:bookmarkStart w:id="15" w:name="_Toc153721235"/>
+      <w:bookmarkStart w:id="16" w:name="_Toc212658673"/>
+      <w:r>
+        <w:t>Концептуальный проект</w:t>
+      </w:r>
+      <w:bookmarkEnd w:id="15"/>
+      <w:bookmarkEnd w:id="16"/>
+    </w:p>
+    <w:p>
+      <w:pPr>
+        <w:spacing w:line="360" w:lineRule="auto"/>
+        <w:ind w:firstLine="709"/>
         <w:rPr>
           <w:sz w:val="28"/>
         </w:rPr>
       </w:pPr>
       <w:r>
         <w:rPr>
-          <w:sz w:val="28"/>
-        </w:rPr>
-        <w:t>Функциональности, описанной в разделах "Функциональность решения" и "Сценарии использования", достаточно для успешного функционирования системы в условиях автосервиса на первом этапе.</w:t>
-      </w:r>
-    </w:p>
-    <w:p/>
-    <w:p>
-      <w:pPr>
+          <w:szCs w:val="18"/>
+        </w:rPr>
+        <w:t>Программный комплекс представляет собой веб-приложение, состоящее из двух основных интерфейсов: Личного кабинета клиента и Панели управления менеджера.</w:t>
+      </w:r>
+    </w:p>
+    <w:p>
+      <w:pPr>
+        <w:spacing w:line="360" w:lineRule="auto"/>
         <w:rPr>
           <w:b/>
-          <w:sz w:val="28"/>
+          <w:szCs w:val="18"/>
         </w:rPr>
       </w:pPr>
       <w:r>
         <w:rPr>
           <w:b/>
-          <w:sz w:val="28"/>
-        </w:rPr>
-        <w:t>Зависимости:</w:t>
-      </w:r>
-    </w:p>
-    <w:p/>
-    <w:p>
-      <w:pPr>
-        <w:pStyle w:val="af5"/>
-        <w:numPr>
-          <w:ilvl w:val="0"/>
-          <w:numId w:val="25"/>
-        </w:numPr>
-        <w:rPr>
-          <w:sz w:val="28"/>
-        </w:rPr>
-      </w:pPr>
-      <w:r>
-        <w:rPr>
-          <w:sz w:val="28"/>
-        </w:rPr>
-        <w:t>Проект зависит от выбранного стека технологий (</w:t>
-      </w:r>
-      <w:proofErr w:type="spellStart"/>
-      <w:r>
-        <w:rPr>
-          <w:sz w:val="28"/>
-        </w:rPr>
-        <w:t>Python</w:t>
-      </w:r>
-      <w:proofErr w:type="spellEnd"/>
-      <w:r>
-        <w:rPr>
-          <w:sz w:val="28"/>
-        </w:rPr>
-        <w:t xml:space="preserve">, </w:t>
-      </w:r>
-      <w:proofErr w:type="spellStart"/>
-      <w:r>
-        <w:rPr>
-          <w:sz w:val="28"/>
-        </w:rPr>
-        <w:t>Dj</w:t>
-      </w:r>
-      <w:r>
-        <w:rPr>
-          <w:sz w:val="28"/>
-        </w:rPr>
-        <w:t>ango</w:t>
-      </w:r>
-      <w:proofErr w:type="spellEnd"/>
-      <w:r>
-        <w:rPr>
-          <w:sz w:val="28"/>
-        </w:rPr>
-        <w:t xml:space="preserve">, DRF, </w:t>
-      </w:r>
-      <w:proofErr w:type="spellStart"/>
-      <w:r>
-        <w:rPr>
-          <w:sz w:val="28"/>
-        </w:rPr>
-        <w:t>React</w:t>
-      </w:r>
-      <w:proofErr w:type="spellEnd"/>
-      <w:r>
-        <w:rPr>
-          <w:sz w:val="28"/>
-        </w:rPr>
-        <w:t xml:space="preserve">, </w:t>
-      </w:r>
-      <w:proofErr w:type="spellStart"/>
-      <w:r>
-        <w:rPr>
-          <w:sz w:val="28"/>
-        </w:rPr>
-        <w:t>SQLite</w:t>
-      </w:r>
-      <w:proofErr w:type="spellEnd"/>
-      <w:r>
-        <w:rPr>
-          <w:sz w:val="28"/>
-        </w:rPr>
-        <w:t>).</w:t>
-      </w:r>
-    </w:p>
-    <w:p>
-      <w:pPr>
-        <w:pStyle w:val="af5"/>
-        <w:numPr>
-          <w:ilvl w:val="0"/>
-          <w:numId w:val="25"/>
-        </w:numPr>
-        <w:rPr>
-          <w:sz w:val="28"/>
-        </w:rPr>
-      </w:pPr>
-      <w:r>
-        <w:rPr>
-          <w:sz w:val="28"/>
-        </w:rPr>
-        <w:t>Доступность и стабильность работы облачного хостинга для финального развертывания.</w:t>
-      </w:r>
-    </w:p>
-    <w:p>
-      <w:pPr>
-        <w:pStyle w:val="af5"/>
-        <w:numPr>
-          <w:ilvl w:val="0"/>
-          <w:numId w:val="25"/>
-        </w:numPr>
-        <w:rPr>
-          <w:sz w:val="28"/>
-        </w:rPr>
-      </w:pPr>
-      <w:r>
-        <w:rPr>
-          <w:sz w:val="28"/>
-        </w:rPr>
-        <w:t>Успешное освоение участниками команды необходимых технологий в установленные сроки.</w:t>
-      </w:r>
-    </w:p>
-    <w:p>
-      <w:pPr>
-        <w:rPr>
-          <w:sz w:val="28"/>
-        </w:rPr>
-      </w:pPr>
-    </w:p>
-    <w:p>
-      <w:pPr>
-        <w:rPr>
-          <w:sz w:val="28"/>
-        </w:rPr>
-      </w:pPr>
-    </w:p>
-    <w:p>
-      <w:pPr>
-        <w:rPr>
-          <w:sz w:val="28"/>
-        </w:rPr>
-      </w:pPr>
-    </w:p>
-    <w:p>
-      <w:pPr>
-        <w:rPr>
-          <w:sz w:val="28"/>
-        </w:rPr>
-      </w:pPr>
-    </w:p>
-    <w:p>
-      <w:pPr>
-        <w:rPr>
-          <w:sz w:val="28"/>
-        </w:rPr>
-      </w:pPr>
-    </w:p>
-    <w:p>
-      <w:pPr>
-        <w:rPr>
-          <w:sz w:val="28"/>
-        </w:rPr>
-      </w:pPr>
-    </w:p>
-    <w:p>
-      <w:pPr>
-        <w:rPr>
-          <w:sz w:val="28"/>
-        </w:rPr>
-      </w:pPr>
-    </w:p>
-    <w:p>
-      <w:pPr>
-        <w:rPr>
-          <w:sz w:val="28"/>
-        </w:rPr>
-      </w:pPr>
-    </w:p>
-    <w:p>
-      <w:pPr>
-        <w:rPr>
-          <w:sz w:val="28"/>
-        </w:rPr>
-      </w:pPr>
-    </w:p>
-    <w:p>
-      <w:pPr>
-        <w:rPr>
-          <w:sz w:val="28"/>
-        </w:rPr>
-      </w:pPr>
-    </w:p>
-    <w:p>
-      <w:pPr>
-        <w:rPr>
-          <w:sz w:val="28"/>
-        </w:rPr>
-      </w:pPr>
-    </w:p>
-    <w:p>
-      <w:pPr>
-        <w:rPr>
-          <w:sz w:val="28"/>
-        </w:rPr>
-      </w:pPr>
-    </w:p>
-    <w:p>
-      <w:pPr>
-        <w:pStyle w:val="1"/>
-      </w:pPr>
-      <w:bookmarkStart w:id="15" w:name="_Toc212658672"/>
-      <w:r>
-        <w:lastRenderedPageBreak/>
-        <w:t>Проект решения</w:t>
-      </w:r>
-      <w:bookmarkEnd w:id="15"/>
-    </w:p>
-    <w:p>
-      <w:pPr>
-        <w:pStyle w:val="2"/>
-      </w:pPr>
-      <w:bookmarkStart w:id="16" w:name="_Toc153721235"/>
-      <w:bookmarkStart w:id="17" w:name="_Toc212658673"/>
-      <w:r>
-        <w:t>Концептуальный проект</w:t>
-      </w:r>
-      <w:bookmarkEnd w:id="16"/>
-      <w:bookmarkEnd w:id="17"/>
-    </w:p>
-    <w:p>
-      <w:pPr>
-        <w:rPr>
-          <w:sz w:val="28"/>
-        </w:rPr>
-      </w:pPr>
-      <w:r>
-        <w:rPr>
-          <w:sz w:val="28"/>
-        </w:rPr>
-        <w:t>Программный комплекс представляет собой веб-приложение, состоящее из двух основных интерфейсов: Личного кабинета клиента и Панели управления менеджера.</w:t>
-      </w:r>
-    </w:p>
-    <w:p>
-      <w:pPr>
-        <w:rPr>
-          <w:sz w:val="28"/>
-        </w:rPr>
-      </w:pPr>
-    </w:p>
-    <w:p>
-      <w:pPr>
-        <w:rPr>
-          <w:b/>
-          <w:sz w:val="28"/>
-        </w:rPr>
-      </w:pPr>
-      <w:r>
-        <w:rPr>
-          <w:b/>
-          <w:sz w:val="28"/>
+          <w:szCs w:val="18"/>
         </w:rPr>
         <w:t>Ключевые архитектурные решения:</w:t>
       </w:r>
     </w:p>
     <w:p>
       <w:pPr>
-        <w:pStyle w:val="af5"/>
+        <w:pStyle w:val="af6"/>
         <w:numPr>
           <w:ilvl w:val="0"/>
           <w:numId w:val="30"/>
         </w:numPr>
-        <w:rPr>
-          <w:sz w:val="28"/>
-        </w:rPr>
-      </w:pPr>
-      <w:proofErr w:type="spellStart"/>
-      <w:r>
-        <w:rPr>
-          <w:sz w:val="28"/>
-        </w:rPr>
-        <w:t>Мультисервисная</w:t>
-      </w:r>
-      <w:proofErr w:type="spellEnd"/>
-      <w:r>
-        <w:rPr>
-          <w:sz w:val="28"/>
-        </w:rPr>
-        <w:t xml:space="preserve"> архитектура: Поддержка нескольких сервисных центров с индивидуальными настройками, услугами и расписанием.</w:t>
-      </w:r>
-    </w:p>
-    <w:p>
-      <w:pPr>
-        <w:pStyle w:val="af5"/>
+        <w:spacing w:line="360" w:lineRule="auto"/>
+        <w:rPr>
+          <w:szCs w:val="18"/>
+        </w:rPr>
+      </w:pPr>
+      <w:r>
+        <w:rPr>
+          <w:szCs w:val="18"/>
+        </w:rPr>
+        <w:lastRenderedPageBreak/>
+        <w:t>Мультисервисная архитектура: Поддержка нескольких сервисных центров с индивидуальными настройками, услугами и расписанием.</w:t>
+      </w:r>
+    </w:p>
+    <w:p>
+      <w:pPr>
+        <w:pStyle w:val="af6"/>
         <w:numPr>
           <w:ilvl w:val="0"/>
           <w:numId w:val="30"/>
         </w:numPr>
-        <w:rPr>
-          <w:sz w:val="28"/>
-        </w:rPr>
-      </w:pPr>
-      <w:r>
-        <w:rPr>
-          <w:sz w:val="28"/>
+        <w:spacing w:line="360" w:lineRule="auto"/>
+        <w:rPr>
+          <w:szCs w:val="18"/>
+        </w:rPr>
+      </w:pPr>
+      <w:r>
+        <w:rPr>
+          <w:szCs w:val="18"/>
         </w:rPr>
         <w:t>Расширенная модель данных: Учет автомобилей по маркам/моделям, управление совместимостью запчастей, трекинг рабочего времени сотрудников.</w:t>
       </w:r>
     </w:p>
     <w:p>
       <w:pPr>
-        <w:pStyle w:val="af5"/>
+        <w:pStyle w:val="af6"/>
         <w:numPr>
           <w:ilvl w:val="0"/>
           <w:numId w:val="30"/>
         </w:numPr>
-        <w:rPr>
-          <w:sz w:val="28"/>
-        </w:rPr>
-      </w:pPr>
-      <w:r>
-        <w:rPr>
-          <w:sz w:val="28"/>
+        <w:spacing w:line="360" w:lineRule="auto"/>
+        <w:rPr>
+          <w:szCs w:val="18"/>
+        </w:rPr>
+      </w:pPr>
+      <w:r>
+        <w:rPr>
+          <w:szCs w:val="18"/>
         </w:rPr>
         <w:t>Гибкая система записи: Учет продолжительности услуг, автоматический расчет времени окончания приема.</w:t>
       </w:r>
     </w:p>
     <w:p>
       <w:pPr>
-        <w:pStyle w:val="af5"/>
+        <w:pStyle w:val="af6"/>
         <w:numPr>
           <w:ilvl w:val="0"/>
           <w:numId w:val="30"/>
         </w:numPr>
-        <w:rPr>
-          <w:sz w:val="28"/>
-        </w:rPr>
-      </w:pPr>
-      <w:r>
-        <w:rPr>
-          <w:sz w:val="28"/>
+        <w:spacing w:line="360" w:lineRule="auto"/>
+        <w:rPr>
+          <w:szCs w:val="18"/>
+        </w:rPr>
+      </w:pPr>
+      <w:r>
+        <w:rPr>
+          <w:szCs w:val="18"/>
         </w:rPr>
         <w:t>Разделение ролей: Четкое разграничение прав между клиентами, механиками, менеджерами и директорами.</w:t>
       </w:r>
     </w:p>
     <w:p>
       <w:pPr>
+        <w:spacing w:line="360" w:lineRule="auto"/>
         <w:ind w:firstLine="227"/>
         <w:rPr>
-          <w:sz w:val="28"/>
-        </w:rPr>
-      </w:pPr>
-    </w:p>
-    <w:p>
-      <w:pPr>
-        <w:ind w:firstLine="227"/>
-        <w:rPr>
           <w:b/>
-          <w:sz w:val="28"/>
+          <w:szCs w:val="18"/>
         </w:rPr>
       </w:pPr>
       <w:r>
         <w:rPr>
           <w:b/>
-          <w:sz w:val="28"/>
+          <w:szCs w:val="18"/>
         </w:rPr>
         <w:t xml:space="preserve">Архитектура для заказчика: </w:t>
       </w:r>
     </w:p>
     <w:p>
       <w:pPr>
-        <w:ind w:firstLine="227"/>
-        <w:rPr>
-          <w:sz w:val="28"/>
-        </w:rPr>
-      </w:pPr>
-      <w:r>
-        <w:rPr>
-          <w:sz w:val="28"/>
+        <w:spacing w:line="360" w:lineRule="auto"/>
+        <w:ind w:firstLine="709"/>
+        <w:rPr>
+          <w:szCs w:val="18"/>
+        </w:rPr>
+      </w:pPr>
+      <w:r>
+        <w:rPr>
+          <w:szCs w:val="18"/>
         </w:rPr>
         <w:t>Клиенты регистрируются, добавляют свои автомобили и записываются на услуги через веб-интерфейс. Менеджеры видят все записи, управляют статусами работ, заказывают запчасти и назначают механиков. Система автоматически проверяет доступность времени и управляет рабочим расписанием сервисных центров.</w:t>
       </w:r>
     </w:p>
     <w:p>
       <w:pPr>
-        <w:ind w:firstLine="227"/>
-        <w:rPr>
-          <w:sz w:val="28"/>
-        </w:rPr>
-      </w:pPr>
-    </w:p>
-    <w:p>
-      <w:pPr>
         <w:pStyle w:val="2"/>
-      </w:pPr>
-      <w:bookmarkStart w:id="18" w:name="_Toc153721236"/>
-      <w:bookmarkStart w:id="19" w:name="_Toc212658674"/>
+        <w:spacing w:before="360"/>
+      </w:pPr>
+      <w:bookmarkStart w:id="17" w:name="_Toc153721236"/>
+      <w:bookmarkStart w:id="18" w:name="_Toc212658674"/>
       <w:r>
         <w:t>Логический проект</w:t>
       </w:r>
+      <w:bookmarkEnd w:id="17"/>
       <w:bookmarkEnd w:id="18"/>
-      <w:bookmarkEnd w:id="19"/>
-    </w:p>
-    <w:p>
-      <w:pPr>
-        <w:rPr>
-          <w:sz w:val="28"/>
-        </w:rPr>
-      </w:pPr>
-      <w:r>
-        <w:rPr>
-          <w:sz w:val="28"/>
-        </w:rPr>
-        <w:t xml:space="preserve">Логическая модель системы основана на объектной модели данных, реализованной в </w:t>
-      </w:r>
-      <w:proofErr w:type="spellStart"/>
-      <w:r>
-        <w:rPr>
-          <w:sz w:val="28"/>
-        </w:rPr>
-        <w:t>Django</w:t>
-      </w:r>
-      <w:proofErr w:type="spellEnd"/>
-      <w:r>
-        <w:rPr>
-          <w:sz w:val="28"/>
-        </w:rPr>
-        <w:t xml:space="preserve"> ORM. Основные сущности и их взаимосвязи представлены на диаграмме классов:</w:t>
-      </w:r>
-    </w:p>
-    <w:p>
-      <w:pPr>
+    </w:p>
+    <w:p>
+      <w:pPr>
+        <w:spacing w:line="360" w:lineRule="auto"/>
+        <w:ind w:firstLine="709"/>
+        <w:rPr>
+          <w:szCs w:val="18"/>
+        </w:rPr>
+      </w:pPr>
+      <w:r>
+        <w:rPr>
+          <w:szCs w:val="18"/>
+        </w:rPr>
+        <w:t>Логическая модель системы основана на объектной модели данных, реализованной в Django ORM. Основные сущности и их взаимосвязи представлены на диаграмме классов:</w:t>
+      </w:r>
+    </w:p>
+    <w:p>
+      <w:pPr>
+        <w:spacing w:line="360" w:lineRule="auto"/>
         <w:rPr>
           <w:b/>
-          <w:sz w:val="28"/>
+          <w:szCs w:val="18"/>
         </w:rPr>
       </w:pPr>
       <w:r>
         <w:rPr>
           <w:b/>
-          <w:sz w:val="28"/>
+          <w:szCs w:val="18"/>
         </w:rPr>
         <w:t>Основные сущности (классы):</w:t>
       </w:r>
     </w:p>
-    <w:p/>
-    <w:p>
-      <w:pPr>
-        <w:pStyle w:val="af5"/>
+    <w:p>
+      <w:pPr>
+        <w:pStyle w:val="af6"/>
         <w:numPr>
           <w:ilvl w:val="0"/>
           <w:numId w:val="31"/>
         </w:numPr>
-        <w:rPr>
-          <w:sz w:val="28"/>
-        </w:rPr>
-      </w:pPr>
-      <w:proofErr w:type="spellStart"/>
-      <w:r>
-        <w:rPr>
-          <w:sz w:val="28"/>
-        </w:rPr>
-        <w:t>User</w:t>
-      </w:r>
-      <w:proofErr w:type="spellEnd"/>
-      <w:r>
-        <w:rPr>
-          <w:sz w:val="28"/>
-        </w:rPr>
-        <w:t>/</w:t>
-      </w:r>
-      <w:proofErr w:type="spellStart"/>
-      <w:r>
-        <w:rPr>
-          <w:sz w:val="28"/>
-        </w:rPr>
-        <w:t>UserProfile</w:t>
-      </w:r>
-      <w:proofErr w:type="spellEnd"/>
-      <w:r>
-        <w:rPr>
-          <w:sz w:val="28"/>
-        </w:rPr>
-        <w:t xml:space="preserve">: Базовая система пользователей с расширенным профилем (телефон, адрес, </w:t>
-      </w:r>
-      <w:proofErr w:type="spellStart"/>
-      <w:r>
-        <w:rPr>
-          <w:sz w:val="28"/>
-        </w:rPr>
-        <w:t>аватар</w:t>
-      </w:r>
-      <w:proofErr w:type="spellEnd"/>
-      <w:r>
-        <w:rPr>
-          <w:sz w:val="28"/>
-        </w:rPr>
-        <w:t>). Автоматическая</w:t>
-      </w:r>
-      <w:r>
-        <w:rPr>
-          <w:sz w:val="28"/>
-        </w:rPr>
-        <w:t xml:space="preserve"> обработка изображений </w:t>
-      </w:r>
-      <w:proofErr w:type="spellStart"/>
-      <w:r>
-        <w:rPr>
-          <w:sz w:val="28"/>
-        </w:rPr>
-        <w:t>аватаров</w:t>
-      </w:r>
-      <w:proofErr w:type="spellEnd"/>
-      <w:r>
-        <w:rPr>
-          <w:sz w:val="28"/>
-        </w:rPr>
-        <w:t>.</w:t>
-      </w:r>
-    </w:p>
-    <w:p>
-      <w:pPr>
-        <w:pStyle w:val="af5"/>
+        <w:spacing w:line="360" w:lineRule="auto"/>
+        <w:rPr>
+          <w:szCs w:val="18"/>
+        </w:rPr>
+      </w:pPr>
+      <w:r>
+        <w:rPr>
+          <w:szCs w:val="18"/>
+        </w:rPr>
+        <w:t>User/UserProfile: Базовая система пользователей с расширенным профилем (телефон, адрес, аватар). Автоматическая обработка изображений аватаров.</w:t>
+      </w:r>
+    </w:p>
+    <w:p>
+      <w:pPr>
+        <w:pStyle w:val="af6"/>
         <w:numPr>
           <w:ilvl w:val="0"/>
           <w:numId w:val="31"/>
         </w:numPr>
-        <w:rPr>
-          <w:sz w:val="28"/>
-        </w:rPr>
-      </w:pPr>
-      <w:proofErr w:type="spellStart"/>
-      <w:r>
-        <w:rPr>
-          <w:sz w:val="28"/>
-        </w:rPr>
-        <w:lastRenderedPageBreak/>
-        <w:t>CarBrand</w:t>
-      </w:r>
-      <w:proofErr w:type="spellEnd"/>
-      <w:r>
-        <w:rPr>
-          <w:sz w:val="28"/>
-        </w:rPr>
-        <w:t>/</w:t>
-      </w:r>
-      <w:proofErr w:type="spellStart"/>
-      <w:r>
-        <w:rPr>
-          <w:sz w:val="28"/>
-        </w:rPr>
-        <w:t>CarModel</w:t>
-      </w:r>
-      <w:proofErr w:type="spellEnd"/>
-      <w:r>
-        <w:rPr>
-          <w:sz w:val="28"/>
-        </w:rPr>
-        <w:t>/</w:t>
-      </w:r>
-      <w:proofErr w:type="spellStart"/>
-      <w:r>
-        <w:rPr>
-          <w:sz w:val="28"/>
-        </w:rPr>
-        <w:t>Car</w:t>
-      </w:r>
-      <w:proofErr w:type="spellEnd"/>
-      <w:r>
-        <w:rPr>
-          <w:sz w:val="28"/>
-        </w:rPr>
-        <w:t>: Иерархическая модель данных об автомобилях с поддержкой фотографий и автоматическим подбором изображений по марке/модели.</w:t>
-      </w:r>
-    </w:p>
-    <w:p>
-      <w:pPr>
-        <w:pStyle w:val="af5"/>
+        <w:spacing w:line="360" w:lineRule="auto"/>
+        <w:rPr>
+          <w:szCs w:val="18"/>
+        </w:rPr>
+      </w:pPr>
+      <w:r>
+        <w:rPr>
+          <w:szCs w:val="18"/>
+        </w:rPr>
+        <w:t>CarBrand/CarModel/Car: Иерархическая модель данных об автомобилях с поддержкой фотографий и автоматическим подбором изображений по марке/модели.</w:t>
+      </w:r>
+    </w:p>
+    <w:p>
+      <w:pPr>
+        <w:pStyle w:val="af6"/>
         <w:numPr>
           <w:ilvl w:val="0"/>
           <w:numId w:val="31"/>
         </w:numPr>
-        <w:rPr>
-          <w:sz w:val="28"/>
-        </w:rPr>
-      </w:pPr>
-      <w:proofErr w:type="spellStart"/>
-      <w:r>
-        <w:rPr>
-          <w:sz w:val="28"/>
-        </w:rPr>
-        <w:t>ServiceCenter</w:t>
-      </w:r>
-      <w:proofErr w:type="spellEnd"/>
-      <w:r>
-        <w:rPr>
-          <w:sz w:val="28"/>
-        </w:rPr>
-        <w:t xml:space="preserve">: Модель сервисного центра с фотографиями, контактными данными и гибкой системой рабочих часов через </w:t>
-      </w:r>
-      <w:proofErr w:type="spellStart"/>
-      <w:r>
-        <w:rPr>
-          <w:sz w:val="28"/>
-        </w:rPr>
-        <w:t>WorkingHours</w:t>
-      </w:r>
-      <w:proofErr w:type="spellEnd"/>
-      <w:r>
-        <w:rPr>
-          <w:sz w:val="28"/>
-        </w:rPr>
-        <w:t>.</w:t>
-      </w:r>
-    </w:p>
-    <w:p>
-      <w:pPr>
-        <w:pStyle w:val="af5"/>
+        <w:spacing w:line="360" w:lineRule="auto"/>
+        <w:rPr>
+          <w:szCs w:val="18"/>
+        </w:rPr>
+      </w:pPr>
+      <w:r>
+        <w:rPr>
+          <w:szCs w:val="18"/>
+        </w:rPr>
+        <w:t>ServiceCenter: Модель сервисного центра с фотографиями, контактными данными и гибкой системой рабочих часов через WorkingHours.</w:t>
+      </w:r>
+    </w:p>
+    <w:p>
+      <w:pPr>
+        <w:pStyle w:val="af6"/>
         <w:numPr>
           <w:ilvl w:val="0"/>
           <w:numId w:val="31"/>
         </w:numPr>
-        <w:rPr>
-          <w:sz w:val="28"/>
-        </w:rPr>
-      </w:pPr>
-      <w:proofErr w:type="spellStart"/>
-      <w:r>
-        <w:rPr>
-          <w:sz w:val="28"/>
-        </w:rPr>
-        <w:t>ServiceType</w:t>
-      </w:r>
-      <w:proofErr w:type="spellEnd"/>
-      <w:r>
-        <w:rPr>
-          <w:sz w:val="28"/>
-        </w:rPr>
-        <w:t>: Каталог услуг с привязкой к сервисному центру, продолжительностью и стоимостью.</w:t>
-      </w:r>
-    </w:p>
-    <w:p>
-      <w:pPr>
-        <w:pStyle w:val="af5"/>
+        <w:spacing w:line="360" w:lineRule="auto"/>
+        <w:rPr>
+          <w:szCs w:val="18"/>
+        </w:rPr>
+      </w:pPr>
+      <w:r>
+        <w:rPr>
+          <w:szCs w:val="18"/>
+        </w:rPr>
+        <w:t>ServiceType: Каталог услуг с привязкой к сервисному центру, продолжительностью и стоимостью.</w:t>
+      </w:r>
+    </w:p>
+    <w:p>
+      <w:pPr>
+        <w:pStyle w:val="af6"/>
         <w:numPr>
           <w:ilvl w:val="0"/>
           <w:numId w:val="31"/>
         </w:numPr>
-        <w:rPr>
-          <w:sz w:val="28"/>
-        </w:rPr>
-      </w:pPr>
-      <w:proofErr w:type="spellStart"/>
-      <w:r>
-        <w:rPr>
-          <w:sz w:val="28"/>
-        </w:rPr>
-        <w:t>Appointment</w:t>
-      </w:r>
-      <w:proofErr w:type="spellEnd"/>
-      <w:r>
-        <w:rPr>
-          <w:sz w:val="28"/>
-        </w:rPr>
-        <w:t>: Модель записи на услугу с автоматическим расчетом времени окончания (</w:t>
-      </w:r>
-      <w:proofErr w:type="spellStart"/>
-      <w:r>
-        <w:rPr>
-          <w:sz w:val="28"/>
-        </w:rPr>
-        <w:t>end_time</w:t>
-      </w:r>
-      <w:proofErr w:type="spellEnd"/>
-      <w:r>
-        <w:rPr>
-          <w:sz w:val="28"/>
-        </w:rPr>
-        <w:t>) на основе продолжительности услуги.</w:t>
-      </w:r>
-    </w:p>
-    <w:p>
-      <w:pPr>
-        <w:pStyle w:val="af5"/>
+        <w:spacing w:line="360" w:lineRule="auto"/>
+        <w:rPr>
+          <w:szCs w:val="18"/>
+        </w:rPr>
+      </w:pPr>
+      <w:r>
+        <w:rPr>
+          <w:szCs w:val="18"/>
+        </w:rPr>
+        <w:t>Appointment: Модель записи на услугу с автоматическим расчетом времени окончания (end_time) на основе продолжительности услуги.</w:t>
+      </w:r>
+    </w:p>
+    <w:p>
+      <w:pPr>
+        <w:pStyle w:val="af6"/>
         <w:numPr>
           <w:ilvl w:val="0"/>
           <w:numId w:val="31"/>
         </w:numPr>
-        <w:rPr>
-          <w:sz w:val="28"/>
-        </w:rPr>
-      </w:pPr>
-      <w:proofErr w:type="spellStart"/>
-      <w:r>
-        <w:rPr>
-          <w:sz w:val="28"/>
-        </w:rPr>
-        <w:t>Review</w:t>
-      </w:r>
-      <w:proofErr w:type="spellEnd"/>
-      <w:r>
-        <w:rPr>
-          <w:sz w:val="28"/>
-        </w:rPr>
-        <w:t>: Система отзывов с возможностью ответа администрации.</w:t>
-      </w:r>
-    </w:p>
-    <w:p/>
-    <w:p>
-      <w:pPr>
+        <w:spacing w:line="360" w:lineRule="auto"/>
+        <w:rPr>
+          <w:szCs w:val="18"/>
+        </w:rPr>
+      </w:pPr>
+      <w:r>
+        <w:rPr>
+          <w:szCs w:val="18"/>
+        </w:rPr>
+        <w:t>Review: Система отзывов с возможностью ответа администрации.</w:t>
+      </w:r>
+    </w:p>
+    <w:p>
+      <w:pPr>
+        <w:spacing w:line="360" w:lineRule="auto"/>
         <w:rPr>
           <w:b/>
-          <w:sz w:val="28"/>
+          <w:szCs w:val="18"/>
         </w:rPr>
       </w:pPr>
       <w:r>
         <w:rPr>
           <w:b/>
-          <w:sz w:val="28"/>
+          <w:szCs w:val="18"/>
         </w:rPr>
         <w:t>Поведение системы:</w:t>
       </w:r>
     </w:p>
     <w:p>
       <w:pPr>
-        <w:rPr>
-          <w:sz w:val="28"/>
-        </w:rPr>
-      </w:pPr>
-    </w:p>
-    <w:p>
-      <w:pPr>
-        <w:pStyle w:val="af5"/>
+        <w:pStyle w:val="af6"/>
         <w:numPr>
           <w:ilvl w:val="0"/>
           <w:numId w:val="32"/>
         </w:numPr>
-        <w:rPr>
-          <w:sz w:val="28"/>
-        </w:rPr>
-      </w:pPr>
-      <w:r>
-        <w:rPr>
-          <w:sz w:val="28"/>
-        </w:rPr>
-        <w:t xml:space="preserve">При создании </w:t>
-      </w:r>
-      <w:proofErr w:type="spellStart"/>
-      <w:r>
-        <w:rPr>
-          <w:sz w:val="28"/>
-        </w:rPr>
-        <w:t>Appointment</w:t>
-      </w:r>
-      <w:proofErr w:type="spellEnd"/>
-      <w:r>
-        <w:rPr>
-          <w:sz w:val="28"/>
-        </w:rPr>
-        <w:t xml:space="preserve"> автоматически рассчитывается </w:t>
-      </w:r>
-      <w:proofErr w:type="spellStart"/>
-      <w:r>
-        <w:rPr>
-          <w:sz w:val="28"/>
-        </w:rPr>
-        <w:t>end_time</w:t>
-      </w:r>
-      <w:proofErr w:type="spellEnd"/>
-    </w:p>
-    <w:p>
-      <w:pPr>
-        <w:pStyle w:val="af5"/>
+        <w:spacing w:line="360" w:lineRule="auto"/>
+        <w:rPr>
+          <w:szCs w:val="18"/>
+        </w:rPr>
+      </w:pPr>
+      <w:r>
+        <w:rPr>
+          <w:szCs w:val="18"/>
+        </w:rPr>
+        <w:t>При создании Appointment автоматически рассчитывается end_time</w:t>
+      </w:r>
+    </w:p>
+    <w:p>
+      <w:pPr>
+        <w:pStyle w:val="af6"/>
         <w:numPr>
           <w:ilvl w:val="0"/>
           <w:numId w:val="32"/>
         </w:numPr>
-        <w:rPr>
-          <w:sz w:val="28"/>
-        </w:rPr>
-      </w:pPr>
-      <w:r>
-        <w:rPr>
-          <w:sz w:val="28"/>
+        <w:spacing w:line="360" w:lineRule="auto"/>
+        <w:rPr>
+          <w:szCs w:val="18"/>
+        </w:rPr>
+      </w:pPr>
+      <w:r>
+        <w:rPr>
+          <w:szCs w:val="18"/>
         </w:rPr>
         <w:t>Система проверяет доступность времени при создании записи</w:t>
       </w:r>
     </w:p>
     <w:p>
       <w:pPr>
-        <w:pStyle w:val="af5"/>
+        <w:pStyle w:val="af6"/>
         <w:numPr>
           <w:ilvl w:val="0"/>
           <w:numId w:val="32"/>
         </w:numPr>
-        <w:rPr>
-          <w:sz w:val="28"/>
-        </w:rPr>
-      </w:pPr>
-      <w:r>
-        <w:rPr>
-          <w:sz w:val="28"/>
-        </w:rPr>
-        <w:t xml:space="preserve">При изменении статуса </w:t>
-      </w:r>
-      <w:proofErr w:type="spellStart"/>
-      <w:r>
-        <w:rPr>
-          <w:sz w:val="28"/>
-        </w:rPr>
-        <w:t>ServiceRequest</w:t>
-      </w:r>
-      <w:proofErr w:type="spellEnd"/>
-      <w:r>
-        <w:rPr>
-          <w:sz w:val="28"/>
-        </w:rPr>
-        <w:t xml:space="preserve"> могут автоматически создаваться уведомления</w:t>
-      </w:r>
-    </w:p>
-    <w:p>
-      <w:pPr>
-        <w:pStyle w:val="af5"/>
+        <w:spacing w:line="360" w:lineRule="auto"/>
+        <w:rPr>
+          <w:szCs w:val="18"/>
+        </w:rPr>
+      </w:pPr>
+      <w:r>
+        <w:rPr>
+          <w:szCs w:val="18"/>
+        </w:rPr>
+        <w:t>При изменении статуса ServiceRequest могут автоматически создаваться уведомления</w:t>
+      </w:r>
+    </w:p>
+    <w:p>
+      <w:pPr>
+        <w:pStyle w:val="af6"/>
         <w:numPr>
           <w:ilvl w:val="0"/>
           <w:numId w:val="32"/>
         </w:numPr>
-        <w:rPr>
-          <w:sz w:val="28"/>
-        </w:rPr>
-      </w:pPr>
-      <w:r>
-        <w:rPr>
-          <w:sz w:val="28"/>
-        </w:rPr>
+        <w:spacing w:line="360" w:lineRule="auto"/>
+        <w:rPr>
+          <w:szCs w:val="18"/>
+        </w:rPr>
+      </w:pPr>
+      <w:r>
+        <w:rPr>
+          <w:szCs w:val="18"/>
+        </w:rPr>
+        <w:lastRenderedPageBreak/>
         <w:t>Механики назначаются только на заявки с соответствующим статусом</w:t>
       </w:r>
     </w:p>
     <w:p>
       <w:pPr>
-        <w:rPr>
-          <w:sz w:val="28"/>
-        </w:rPr>
-      </w:pPr>
+        <w:keepNext/>
+        <w:spacing w:before="360"/>
+        <w:ind w:left="-709" w:right="-569"/>
+        <w:jc w:val="center"/>
+      </w:pPr>
+      <w:r>
+        <w:rPr>
+          <w:noProof/>
+        </w:rPr>
+        <w:drawing>
+          <wp:inline distT="0" distB="0" distL="0" distR="0" wp14:anchorId="3BA97148" wp14:editId="5228D2B0">
+            <wp:extent cx="6635115" cy="3657323"/>
+            <wp:effectExtent l="0" t="0" r="0" b="635"/>
+            <wp:docPr id="3" name="Рисунок 3"/>
+            <wp:cNvGraphicFramePr>
+              <a:graphicFrameLocks xmlns:a="http://schemas.openxmlformats.org/drawingml/2006/main" noChangeAspect="1"/>
+            </wp:cNvGraphicFramePr>
+            <a:graphic xmlns:a="http://schemas.openxmlformats.org/drawingml/2006/main">
+              <a:graphicData uri="http://schemas.openxmlformats.org/drawingml/2006/picture">
+                <pic:pic xmlns:pic="http://schemas.openxmlformats.org/drawingml/2006/picture">
+                  <pic:nvPicPr>
+                    <pic:cNvPr id="0" name="Picture 4"/>
+                    <pic:cNvPicPr>
+                      <a:picLocks noChangeAspect="1" noChangeArrowheads="1"/>
+                    </pic:cNvPicPr>
+                  </pic:nvPicPr>
+                  <pic:blipFill>
+                    <a:blip r:embed="rId9" cstate="print">
+                      <a:extLst>
+                        <a:ext uri="{28A0092B-C50C-407E-A947-70E740481C1C}">
+                          <a14:useLocalDpi xmlns:a14="http://schemas.microsoft.com/office/drawing/2010/main" val="0"/>
+                        </a:ext>
+                      </a:extLst>
+                    </a:blip>
+                    <a:srcRect/>
+                    <a:stretch>
+                      <a:fillRect/>
+                    </a:stretch>
+                  </pic:blipFill>
+                  <pic:spPr bwMode="auto">
+                    <a:xfrm>
+                      <a:off x="0" y="0"/>
+                      <a:ext cx="6672504" cy="3677932"/>
+                    </a:xfrm>
+                    <a:prstGeom prst="rect">
+                      <a:avLst/>
+                    </a:prstGeom>
+                    <a:noFill/>
+                    <a:ln>
+                      <a:noFill/>
+                    </a:ln>
+                  </pic:spPr>
+                </pic:pic>
+              </a:graphicData>
+            </a:graphic>
+          </wp:inline>
+        </w:drawing>
+      </w:r>
+    </w:p>
+    <w:p>
+      <w:pPr>
+        <w:pStyle w:val="af7"/>
+        <w:spacing w:before="120" w:after="240"/>
+        <w:jc w:val="center"/>
+        <w:rPr>
+          <w:i w:val="0"/>
+          <w:iCs w:val="0"/>
+          <w:color w:val="auto"/>
+          <w:sz w:val="20"/>
+          <w:szCs w:val="20"/>
+        </w:rPr>
+      </w:pPr>
+      <w:r>
+        <w:rPr>
+          <w:i w:val="0"/>
+          <w:iCs w:val="0"/>
+          <w:color w:val="auto"/>
+          <w:sz w:val="20"/>
+          <w:szCs w:val="20"/>
+        </w:rPr>
+        <w:t xml:space="preserve">Рисунок </w:t>
+      </w:r>
+      <w:r>
+        <w:rPr>
+          <w:i w:val="0"/>
+          <w:iCs w:val="0"/>
+          <w:color w:val="auto"/>
+          <w:sz w:val="20"/>
+          <w:szCs w:val="20"/>
+        </w:rPr>
+        <w:fldChar w:fldCharType="begin"/>
+      </w:r>
+      <w:r>
+        <w:rPr>
+          <w:i w:val="0"/>
+          <w:iCs w:val="0"/>
+          <w:color w:val="auto"/>
+          <w:sz w:val="20"/>
+          <w:szCs w:val="20"/>
+        </w:rPr>
+        <w:instrText xml:space="preserve"> SEQ Рисунок \* ARABIC </w:instrText>
+      </w:r>
+      <w:r>
+        <w:rPr>
+          <w:i w:val="0"/>
+          <w:iCs w:val="0"/>
+          <w:color w:val="auto"/>
+          <w:sz w:val="20"/>
+          <w:szCs w:val="20"/>
+        </w:rPr>
+        <w:fldChar w:fldCharType="separate"/>
+      </w:r>
+      <w:r>
+        <w:rPr>
+          <w:i w:val="0"/>
+          <w:iCs w:val="0"/>
+          <w:noProof/>
+          <w:color w:val="auto"/>
+          <w:sz w:val="20"/>
+          <w:szCs w:val="20"/>
+        </w:rPr>
+        <w:t>2</w:t>
+      </w:r>
+      <w:r>
+        <w:rPr>
+          <w:i w:val="0"/>
+          <w:iCs w:val="0"/>
+          <w:color w:val="auto"/>
+          <w:sz w:val="20"/>
+          <w:szCs w:val="20"/>
+        </w:rPr>
+        <w:fldChar w:fldCharType="end"/>
+      </w:r>
+      <w:r>
+        <w:rPr>
+          <w:i w:val="0"/>
+          <w:iCs w:val="0"/>
+          <w:color w:val="auto"/>
+          <w:sz w:val="20"/>
+          <w:szCs w:val="20"/>
+        </w:rPr>
+        <w:t xml:space="preserve"> </w:t>
+      </w:r>
+      <w:r>
+        <w:rPr>
+          <w:i w:val="0"/>
+          <w:iCs w:val="0"/>
+          <w:color w:val="auto"/>
+          <w:sz w:val="20"/>
+          <w:szCs w:val="20"/>
+        </w:rPr>
+        <w:t>–</w:t>
+      </w:r>
+      <w:bookmarkStart w:id="19" w:name="_GoBack"/>
+      <w:bookmarkEnd w:id="19"/>
+      <w:r>
+        <w:rPr>
+          <w:i w:val="0"/>
+          <w:iCs w:val="0"/>
+          <w:color w:val="auto"/>
+          <w:sz w:val="20"/>
+          <w:szCs w:val="20"/>
+        </w:rPr>
+        <w:t xml:space="preserve"> Диаграмма классов</w:t>
+      </w:r>
     </w:p>
     <w:p>
       <w:pPr>
         <w:pStyle w:val="2"/>
+        <w:spacing w:before="360"/>
       </w:pPr>
       <w:bookmarkStart w:id="20" w:name="_Toc153721237"/>
       <w:bookmarkStart w:id="21" w:name="_Toc212658675"/>
@@ -3619,1478 +3421,580 @@
       <w:bookmarkEnd w:id="21"/>
     </w:p>
     <w:p>
-      <w:r>
+      <w:pPr>
+        <w:spacing w:line="360" w:lineRule="auto"/>
+        <w:rPr>
+          <w:sz w:val="22"/>
+          <w:szCs w:val="18"/>
+        </w:rPr>
+      </w:pPr>
+      <w:r>
+        <w:rPr>
+          <w:szCs w:val="18"/>
+        </w:rPr>
+        <w:t>Физическая реализация проекта основана на выбранном технологическом стеке:</w:t>
+      </w:r>
+    </w:p>
+    <w:p>
+      <w:pPr>
+        <w:spacing w:after="0" w:line="360" w:lineRule="auto"/>
+        <w:rPr>
+          <w:b/>
+          <w:szCs w:val="18"/>
+        </w:rPr>
+      </w:pPr>
+      <w:r>
+        <w:rPr>
+          <w:b/>
+          <w:szCs w:val="18"/>
+        </w:rPr>
+        <w:t>Презентационный уровень (Frontend)</w:t>
+      </w:r>
+    </w:p>
+    <w:p>
+      <w:pPr>
+        <w:spacing w:after="0" w:line="360" w:lineRule="auto"/>
+        <w:rPr>
+          <w:szCs w:val="18"/>
+        </w:rPr>
+      </w:pPr>
+      <w:r>
+        <w:rPr>
+          <w:i/>
+          <w:szCs w:val="18"/>
+        </w:rPr>
+        <w:t>Технологии</w:t>
+      </w:r>
+      <w:r>
+        <w:rPr>
+          <w:szCs w:val="18"/>
+        </w:rPr>
+        <w:t xml:space="preserve">: </w:t>
+      </w:r>
+      <w:r>
+        <w:rPr>
+          <w:szCs w:val="18"/>
+          <w:lang w:val="en-US"/>
+        </w:rPr>
+        <w:t>JavaScript</w:t>
+      </w:r>
+      <w:r>
+        <w:rPr>
+          <w:szCs w:val="18"/>
+        </w:rPr>
+        <w:t xml:space="preserve">, </w:t>
+      </w:r>
+      <w:r>
+        <w:rPr>
+          <w:szCs w:val="18"/>
+          <w:lang w:val="en-US"/>
+        </w:rPr>
+        <w:t>React</w:t>
+      </w:r>
+      <w:r>
+        <w:rPr>
+          <w:szCs w:val="18"/>
+        </w:rPr>
+        <w:t xml:space="preserve">, </w:t>
+      </w:r>
+      <w:r>
+        <w:rPr>
+          <w:szCs w:val="18"/>
+          <w:lang w:val="en-US"/>
+        </w:rPr>
+        <w:t>HTML</w:t>
+      </w:r>
+      <w:r>
+        <w:rPr>
+          <w:szCs w:val="18"/>
+        </w:rPr>
+        <w:t xml:space="preserve">, </w:t>
+      </w:r>
+      <w:r>
+        <w:rPr>
+          <w:szCs w:val="18"/>
+          <w:lang w:val="en-US"/>
+        </w:rPr>
+        <w:t>Bootstrap</w:t>
+      </w:r>
+      <w:r>
+        <w:rPr>
+          <w:szCs w:val="18"/>
+        </w:rPr>
+        <w:t>.</w:t>
+      </w:r>
+    </w:p>
+    <w:p>
+      <w:pPr>
+        <w:spacing w:line="360" w:lineRule="auto"/>
+        <w:rPr>
+          <w:szCs w:val="18"/>
+        </w:rPr>
+      </w:pPr>
+      <w:r>
+        <w:rPr>
+          <w:i/>
+          <w:szCs w:val="18"/>
+        </w:rPr>
+        <w:t>Реализация</w:t>
+      </w:r>
+      <w:r>
+        <w:rPr>
+          <w:szCs w:val="18"/>
+        </w:rPr>
+        <w:t>: Два отдельных SPA (Single Page Application) или модуля в одном приложении: "Личный кабинет клиента" и "Панель управления менеджером". Взаимодействие с бэкендом через HTTP-запросы к REST API.</w:t>
+      </w:r>
+    </w:p>
+    <w:p>
+      <w:pPr>
+        <w:spacing w:after="0" w:line="360" w:lineRule="auto"/>
+        <w:rPr>
+          <w:b/>
+          <w:szCs w:val="18"/>
+        </w:rPr>
+      </w:pPr>
+      <w:r>
+        <w:rPr>
+          <w:b/>
+          <w:szCs w:val="18"/>
+        </w:rPr>
+        <w:t>Уровень бизнес-логики (Backend):</w:t>
+      </w:r>
+    </w:p>
+    <w:p>
+      <w:pPr>
+        <w:spacing w:after="0" w:line="360" w:lineRule="auto"/>
+        <w:rPr>
+          <w:szCs w:val="18"/>
+        </w:rPr>
+      </w:pPr>
+      <w:r>
+        <w:rPr>
+          <w:i/>
+          <w:szCs w:val="18"/>
+        </w:rPr>
+        <w:t>Технологии</w:t>
+      </w:r>
+      <w:r>
+        <w:rPr>
+          <w:szCs w:val="18"/>
+        </w:rPr>
+        <w:t>: Python 3, фреймворк Django, Django REST Framework (DRF).</w:t>
+      </w:r>
+    </w:p>
+    <w:p>
+      <w:pPr>
+        <w:spacing w:line="360" w:lineRule="auto"/>
+        <w:rPr>
+          <w:szCs w:val="18"/>
+        </w:rPr>
+      </w:pPr>
+      <w:r>
+        <w:rPr>
+          <w:i/>
+          <w:szCs w:val="18"/>
+        </w:rPr>
+        <w:t>Реализация</w:t>
+      </w:r>
+      <w:r>
+        <w:rPr>
+          <w:szCs w:val="18"/>
+        </w:rPr>
+        <w:t>: Серверное приложение, предоставляющее набор RESTful endpoints (например, /api/auth/, /api/services/, /api/orders/). Реализует аутентификацию, авторизацию, валидацию данных и бизнес-правила.</w:t>
+      </w:r>
+    </w:p>
+    <w:p>
+      <w:pPr>
+        <w:spacing w:after="0" w:line="360" w:lineRule="auto"/>
+        <w:rPr>
+          <w:b/>
+          <w:szCs w:val="18"/>
+        </w:rPr>
+      </w:pPr>
+      <w:r>
+        <w:rPr>
+          <w:b/>
+          <w:szCs w:val="18"/>
+        </w:rPr>
+        <w:t>Уровень данных (Data Layer):</w:t>
+      </w:r>
+    </w:p>
+    <w:p>
+      <w:pPr>
+        <w:spacing w:after="0" w:line="360" w:lineRule="auto"/>
+        <w:rPr>
+          <w:szCs w:val="18"/>
+        </w:rPr>
+      </w:pPr>
+      <w:r>
+        <w:rPr>
+          <w:i/>
+          <w:szCs w:val="18"/>
+        </w:rPr>
+        <w:t>Технологии</w:t>
+      </w:r>
+      <w:r>
+        <w:rPr>
+          <w:szCs w:val="18"/>
+        </w:rPr>
+        <w:t>: SQLite (для разработки и демонстрации), PostgreSQL (для продакшена). Django ORM.</w:t>
+      </w:r>
+    </w:p>
+    <w:p>
+      <w:pPr>
+        <w:spacing w:after="0" w:line="360" w:lineRule="auto"/>
+        <w:rPr>
+          <w:szCs w:val="18"/>
+        </w:rPr>
+      </w:pPr>
+      <w:r>
+        <w:rPr>
+          <w:i/>
+          <w:szCs w:val="18"/>
+        </w:rPr>
+        <w:lastRenderedPageBreak/>
+        <w:t>Реализация</w:t>
+      </w:r>
+      <w:r>
+        <w:rPr>
+          <w:szCs w:val="18"/>
+        </w:rPr>
+        <w:t>: Реляционная база данных с таблицами, соответствующими сущностям логической модели. Django ORM используется для абстракции и выполнения запросов.</w:t>
+      </w:r>
+    </w:p>
+    <w:p>
+      <w:pPr>
+        <w:spacing w:line="360" w:lineRule="auto"/>
         <w:rPr>
           <w:sz w:val="28"/>
         </w:rPr>
-        <w:t>Физическая реализация проекта основана на выбранном технологическом стеке:</w:t>
-      </w:r>
-    </w:p>
-    <w:p/>
-    <w:p>
-      <w:pPr>
+      </w:pPr>
+      <w:r>
+        <w:rPr>
+          <w:szCs w:val="18"/>
+        </w:rPr>
+        <w:t>Стратегия развертывания: Бэкенд и фронтенд размещаются на облачном хостинге (например, PythonAnywhere, Heroku). База данных SQLite развертывается вместе с бэкендом, либо подключается внешняя PostgreSQL.</w:t>
+      </w:r>
+    </w:p>
+    <w:p>
+      <w:pPr>
+        <w:pStyle w:val="1"/>
+        <w:spacing w:before="480" w:after="240"/>
+        <w:rPr>
+          <w:rFonts w:ascii="Times New Roman" w:hAnsi="Times New Roman"/>
+          <w:sz w:val="32"/>
+          <w:szCs w:val="32"/>
+        </w:rPr>
+      </w:pPr>
+      <w:bookmarkStart w:id="22" w:name="_Toc212658676"/>
+      <w:r>
+        <w:rPr>
+          <w:rFonts w:ascii="Times New Roman" w:hAnsi="Times New Roman"/>
+          <w:sz w:val="32"/>
+          <w:szCs w:val="32"/>
+        </w:rPr>
+        <w:t>Требования к инсталляции</w:t>
+      </w:r>
+      <w:r>
+        <w:rPr>
+          <w:rFonts w:ascii="Times New Roman" w:hAnsi="Times New Roman"/>
+          <w:sz w:val="32"/>
+          <w:szCs w:val="32"/>
+        </w:rPr>
+        <w:t xml:space="preserve"> и </w:t>
+      </w:r>
+      <w:r>
+        <w:rPr>
+          <w:rFonts w:ascii="Times New Roman" w:hAnsi="Times New Roman"/>
+          <w:sz w:val="32"/>
+          <w:szCs w:val="32"/>
+        </w:rPr>
+        <w:t>деинсталляции</w:t>
+      </w:r>
+      <w:bookmarkEnd w:id="22"/>
+    </w:p>
+    <w:p>
+      <w:pPr>
+        <w:spacing w:line="360" w:lineRule="auto"/>
         <w:rPr>
           <w:b/>
-          <w:sz w:val="28"/>
+          <w:szCs w:val="24"/>
         </w:rPr>
       </w:pPr>
       <w:r>
         <w:rPr>
           <w:b/>
-          <w:sz w:val="28"/>
-        </w:rPr>
-        <w:t>Презентационный уровень (</w:t>
-      </w:r>
-      <w:proofErr w:type="spellStart"/>
-      <w:r>
-        <w:rPr>
-          <w:b/>
-          <w:sz w:val="28"/>
-        </w:rPr>
-        <w:t>Frontend</w:t>
-      </w:r>
-      <w:proofErr w:type="spellEnd"/>
-      <w:r>
-        <w:rPr>
-          <w:b/>
-          <w:sz w:val="28"/>
-        </w:rPr>
-        <w:t>):</w:t>
-      </w:r>
-    </w:p>
-    <w:p/>
-    <w:p>
-      <w:pPr>
-        <w:rPr>
-          <w:sz w:val="28"/>
-        </w:rPr>
-      </w:pPr>
-      <w:r>
-        <w:rPr>
-          <w:i/>
-          <w:sz w:val="28"/>
-        </w:rPr>
-        <w:t>Технологии</w:t>
-      </w:r>
-      <w:r>
-        <w:rPr>
-          <w:sz w:val="28"/>
-        </w:rPr>
-        <w:t xml:space="preserve">: </w:t>
-      </w:r>
-      <w:r>
-        <w:rPr>
-          <w:sz w:val="28"/>
-          <w:lang w:val="en-US"/>
-        </w:rPr>
-        <w:t>JavaScript</w:t>
-      </w:r>
-      <w:r>
-        <w:rPr>
-          <w:sz w:val="28"/>
-        </w:rPr>
-        <w:t xml:space="preserve">, </w:t>
-      </w:r>
-      <w:r>
-        <w:rPr>
-          <w:sz w:val="28"/>
-          <w:lang w:val="en-US"/>
-        </w:rPr>
-        <w:t>React</w:t>
-      </w:r>
-      <w:r>
-        <w:rPr>
-          <w:sz w:val="28"/>
-        </w:rPr>
-        <w:t xml:space="preserve">, </w:t>
-      </w:r>
-      <w:r>
-        <w:rPr>
-          <w:sz w:val="28"/>
-          <w:lang w:val="en-US"/>
-        </w:rPr>
-        <w:t>HTML</w:t>
-      </w:r>
-      <w:r>
-        <w:rPr>
-          <w:sz w:val="28"/>
-        </w:rPr>
-        <w:t xml:space="preserve">, </w:t>
-      </w:r>
-      <w:r>
-        <w:rPr>
-          <w:sz w:val="28"/>
-          <w:lang w:val="en-US"/>
-        </w:rPr>
-        <w:t>Bootstrap</w:t>
-      </w:r>
-      <w:r>
-        <w:rPr>
-          <w:sz w:val="28"/>
-        </w:rPr>
-        <w:t>.</w:t>
-      </w:r>
-    </w:p>
-    <w:p>
-      <w:pPr>
-        <w:rPr>
-          <w:sz w:val="28"/>
-        </w:rPr>
-      </w:pPr>
-      <w:r>
-        <w:rPr>
-          <w:i/>
-          <w:sz w:val="28"/>
-        </w:rPr>
-        <w:t>Реализация</w:t>
-      </w:r>
-      <w:r>
-        <w:rPr>
-          <w:sz w:val="28"/>
-        </w:rPr>
-        <w:t>: Два отдельных SPA (</w:t>
-      </w:r>
-      <w:proofErr w:type="spellStart"/>
-      <w:r>
-        <w:rPr>
-          <w:sz w:val="28"/>
-        </w:rPr>
-        <w:t>Single</w:t>
-      </w:r>
-      <w:proofErr w:type="spellEnd"/>
-      <w:r>
-        <w:rPr>
-          <w:sz w:val="28"/>
-        </w:rPr>
-        <w:t xml:space="preserve"> </w:t>
-      </w:r>
-      <w:proofErr w:type="spellStart"/>
-      <w:r>
-        <w:rPr>
-          <w:sz w:val="28"/>
-        </w:rPr>
-        <w:t>Page</w:t>
-      </w:r>
-      <w:proofErr w:type="spellEnd"/>
-      <w:r>
-        <w:rPr>
-          <w:sz w:val="28"/>
-        </w:rPr>
-        <w:t xml:space="preserve"> </w:t>
-      </w:r>
-      <w:proofErr w:type="spellStart"/>
-      <w:r>
-        <w:rPr>
-          <w:sz w:val="28"/>
-        </w:rPr>
-        <w:t>Application</w:t>
-      </w:r>
-      <w:proofErr w:type="spellEnd"/>
-      <w:r>
-        <w:rPr>
-          <w:sz w:val="28"/>
-        </w:rPr>
-        <w:t xml:space="preserve">) или модуля в одном приложении: "Личный кабинет клиента" и "Панель управления менеджером". Взаимодействие с </w:t>
-      </w:r>
-      <w:proofErr w:type="spellStart"/>
-      <w:r>
-        <w:rPr>
-          <w:sz w:val="28"/>
-        </w:rPr>
-        <w:t>бэкендом</w:t>
-      </w:r>
-      <w:proofErr w:type="spellEnd"/>
-      <w:r>
-        <w:rPr>
-          <w:sz w:val="28"/>
-        </w:rPr>
-        <w:t xml:space="preserve"> через HTTP-запросы к REST API.</w:t>
-      </w:r>
-    </w:p>
-    <w:p/>
-    <w:p>
-      <w:pPr>
-        <w:rPr>
-          <w:b/>
-          <w:sz w:val="28"/>
-        </w:rPr>
-      </w:pPr>
-      <w:r>
-        <w:rPr>
-          <w:b/>
-          <w:sz w:val="28"/>
-        </w:rPr>
-        <w:t>Уровень бизнес-логики (</w:t>
-      </w:r>
-      <w:proofErr w:type="spellStart"/>
-      <w:r>
-        <w:rPr>
-          <w:b/>
-          <w:sz w:val="28"/>
-        </w:rPr>
-        <w:t>Backend</w:t>
-      </w:r>
-      <w:proofErr w:type="spellEnd"/>
-      <w:r>
-        <w:rPr>
-          <w:b/>
-          <w:sz w:val="28"/>
-        </w:rPr>
-        <w:t>):</w:t>
-      </w:r>
-    </w:p>
-    <w:p/>
-    <w:p>
-      <w:pPr>
-        <w:rPr>
-          <w:sz w:val="28"/>
-        </w:rPr>
-      </w:pPr>
-      <w:r>
-        <w:rPr>
-          <w:i/>
-          <w:sz w:val="28"/>
-        </w:rPr>
-        <w:t>Технологии</w:t>
-      </w:r>
-      <w:r>
-        <w:rPr>
-          <w:sz w:val="28"/>
-        </w:rPr>
-        <w:t xml:space="preserve">: </w:t>
-      </w:r>
-      <w:proofErr w:type="spellStart"/>
-      <w:r>
-        <w:rPr>
-          <w:sz w:val="28"/>
-        </w:rPr>
-        <w:t>Python</w:t>
-      </w:r>
-      <w:proofErr w:type="spellEnd"/>
-      <w:r>
-        <w:rPr>
-          <w:sz w:val="28"/>
-        </w:rPr>
-        <w:t xml:space="preserve"> 3, </w:t>
-      </w:r>
-      <w:proofErr w:type="spellStart"/>
-      <w:r>
-        <w:rPr>
-          <w:sz w:val="28"/>
-        </w:rPr>
-        <w:t>фреймворк</w:t>
-      </w:r>
-      <w:proofErr w:type="spellEnd"/>
-      <w:r>
-        <w:rPr>
-          <w:sz w:val="28"/>
-        </w:rPr>
-        <w:t xml:space="preserve"> </w:t>
-      </w:r>
-      <w:proofErr w:type="spellStart"/>
-      <w:r>
-        <w:rPr>
-          <w:sz w:val="28"/>
-        </w:rPr>
-        <w:t>Djang</w:t>
-      </w:r>
-      <w:r>
-        <w:rPr>
-          <w:sz w:val="28"/>
-        </w:rPr>
-        <w:t>o</w:t>
-      </w:r>
-      <w:proofErr w:type="spellEnd"/>
-      <w:r>
-        <w:rPr>
-          <w:sz w:val="28"/>
-        </w:rPr>
-        <w:t xml:space="preserve">, </w:t>
-      </w:r>
-      <w:proofErr w:type="spellStart"/>
-      <w:r>
-        <w:rPr>
-          <w:sz w:val="28"/>
-        </w:rPr>
-        <w:t>Django</w:t>
-      </w:r>
-      <w:proofErr w:type="spellEnd"/>
-      <w:r>
-        <w:rPr>
-          <w:sz w:val="28"/>
-        </w:rPr>
-        <w:t xml:space="preserve"> REST </w:t>
-      </w:r>
-      <w:proofErr w:type="spellStart"/>
-      <w:r>
-        <w:rPr>
-          <w:sz w:val="28"/>
-        </w:rPr>
-        <w:t>Framework</w:t>
-      </w:r>
-      <w:proofErr w:type="spellEnd"/>
-      <w:r>
-        <w:rPr>
-          <w:sz w:val="28"/>
-        </w:rPr>
-        <w:t xml:space="preserve"> (DRF).</w:t>
-      </w:r>
-    </w:p>
-    <w:p>
-      <w:pPr>
-        <w:rPr>
-          <w:sz w:val="28"/>
-        </w:rPr>
-      </w:pPr>
-      <w:r>
-        <w:rPr>
-          <w:i/>
-          <w:sz w:val="28"/>
-        </w:rPr>
-        <w:t>Реализация</w:t>
-      </w:r>
-      <w:r>
-        <w:rPr>
-          <w:sz w:val="28"/>
-        </w:rPr>
-        <w:t xml:space="preserve">: Серверное приложение, предоставляющее набор </w:t>
-      </w:r>
-      <w:proofErr w:type="spellStart"/>
-      <w:r>
-        <w:rPr>
-          <w:sz w:val="28"/>
-        </w:rPr>
-        <w:t>RESTful</w:t>
-      </w:r>
-      <w:proofErr w:type="spellEnd"/>
-      <w:r>
-        <w:rPr>
-          <w:sz w:val="28"/>
-        </w:rPr>
-        <w:t xml:space="preserve"> </w:t>
-      </w:r>
-      <w:proofErr w:type="spellStart"/>
-      <w:r>
-        <w:rPr>
-          <w:sz w:val="28"/>
-        </w:rPr>
-        <w:t>endpoints</w:t>
-      </w:r>
-      <w:proofErr w:type="spellEnd"/>
-      <w:r>
-        <w:rPr>
-          <w:sz w:val="28"/>
-        </w:rPr>
-        <w:t xml:space="preserve"> (например, /</w:t>
-      </w:r>
-      <w:proofErr w:type="spellStart"/>
-      <w:r>
-        <w:rPr>
-          <w:sz w:val="28"/>
-        </w:rPr>
-        <w:t>api</w:t>
-      </w:r>
-      <w:proofErr w:type="spellEnd"/>
-      <w:r>
-        <w:rPr>
-          <w:sz w:val="28"/>
-        </w:rPr>
-        <w:t>/</w:t>
-      </w:r>
-      <w:proofErr w:type="spellStart"/>
-      <w:r>
-        <w:rPr>
-          <w:sz w:val="28"/>
-        </w:rPr>
-        <w:t>auth</w:t>
-      </w:r>
-      <w:proofErr w:type="spellEnd"/>
-      <w:r>
-        <w:rPr>
-          <w:sz w:val="28"/>
-        </w:rPr>
-        <w:t>/, /</w:t>
-      </w:r>
-      <w:proofErr w:type="spellStart"/>
-      <w:r>
-        <w:rPr>
-          <w:sz w:val="28"/>
-        </w:rPr>
-        <w:t>api</w:t>
-      </w:r>
-      <w:proofErr w:type="spellEnd"/>
-      <w:r>
-        <w:rPr>
-          <w:sz w:val="28"/>
-        </w:rPr>
-        <w:t>/</w:t>
-      </w:r>
-      <w:proofErr w:type="spellStart"/>
-      <w:r>
-        <w:rPr>
-          <w:sz w:val="28"/>
-        </w:rPr>
-        <w:t>services</w:t>
-      </w:r>
-      <w:proofErr w:type="spellEnd"/>
-      <w:r>
-        <w:rPr>
-          <w:sz w:val="28"/>
-        </w:rPr>
-        <w:t>/, /</w:t>
-      </w:r>
-      <w:proofErr w:type="spellStart"/>
-      <w:r>
-        <w:rPr>
-          <w:sz w:val="28"/>
-        </w:rPr>
-        <w:t>api</w:t>
-      </w:r>
-      <w:proofErr w:type="spellEnd"/>
-      <w:r>
-        <w:rPr>
-          <w:sz w:val="28"/>
-        </w:rPr>
-        <w:t>/</w:t>
-      </w:r>
-      <w:proofErr w:type="spellStart"/>
-      <w:r>
-        <w:rPr>
-          <w:sz w:val="28"/>
-        </w:rPr>
-        <w:t>orders</w:t>
-      </w:r>
-      <w:proofErr w:type="spellEnd"/>
-      <w:r>
-        <w:rPr>
-          <w:sz w:val="28"/>
-        </w:rPr>
-        <w:t xml:space="preserve">/). Реализует аутентификацию, авторизацию, </w:t>
-      </w:r>
-      <w:proofErr w:type="spellStart"/>
-      <w:r>
-        <w:rPr>
-          <w:sz w:val="28"/>
-        </w:rPr>
-        <w:t>валидацию</w:t>
-      </w:r>
-      <w:proofErr w:type="spellEnd"/>
-      <w:r>
-        <w:rPr>
-          <w:sz w:val="28"/>
-        </w:rPr>
-        <w:t xml:space="preserve"> данных и бизнес-правила.</w:t>
-      </w:r>
-    </w:p>
-    <w:p>
-      <w:pPr>
-        <w:rPr>
-          <w:sz w:val="28"/>
-        </w:rPr>
-      </w:pPr>
-    </w:p>
-    <w:p>
-      <w:pPr>
-        <w:rPr>
-          <w:b/>
-          <w:sz w:val="28"/>
-        </w:rPr>
-      </w:pPr>
-      <w:r>
-        <w:rPr>
-          <w:b/>
-          <w:sz w:val="28"/>
-        </w:rPr>
-        <w:t>Уровень данных (</w:t>
-      </w:r>
-      <w:proofErr w:type="spellStart"/>
-      <w:r>
-        <w:rPr>
-          <w:b/>
-          <w:sz w:val="28"/>
-        </w:rPr>
-        <w:t>Data</w:t>
-      </w:r>
-      <w:proofErr w:type="spellEnd"/>
-      <w:r>
-        <w:rPr>
-          <w:b/>
-          <w:sz w:val="28"/>
-        </w:rPr>
-        <w:t xml:space="preserve"> </w:t>
-      </w:r>
-      <w:proofErr w:type="spellStart"/>
-      <w:r>
-        <w:rPr>
-          <w:b/>
-          <w:sz w:val="28"/>
-        </w:rPr>
-        <w:t>Layer</w:t>
-      </w:r>
-      <w:proofErr w:type="spellEnd"/>
-      <w:r>
-        <w:rPr>
-          <w:b/>
-          <w:sz w:val="28"/>
-        </w:rPr>
-        <w:t>):</w:t>
-      </w:r>
-    </w:p>
-    <w:p>
-      <w:pPr>
-        <w:rPr>
-          <w:sz w:val="28"/>
-        </w:rPr>
-      </w:pPr>
-    </w:p>
-    <w:p>
-      <w:pPr>
-        <w:rPr>
-          <w:sz w:val="28"/>
-        </w:rPr>
-      </w:pPr>
-      <w:r>
-        <w:rPr>
-          <w:i/>
-          <w:sz w:val="28"/>
-        </w:rPr>
-        <w:t>Технологии</w:t>
-      </w:r>
-      <w:r>
-        <w:rPr>
-          <w:sz w:val="28"/>
-        </w:rPr>
-        <w:t xml:space="preserve">: </w:t>
-      </w:r>
-      <w:proofErr w:type="spellStart"/>
-      <w:r>
-        <w:rPr>
-          <w:sz w:val="28"/>
-        </w:rPr>
-        <w:t>SQLite</w:t>
-      </w:r>
-      <w:proofErr w:type="spellEnd"/>
-      <w:r>
-        <w:rPr>
-          <w:sz w:val="28"/>
-        </w:rPr>
-        <w:t xml:space="preserve"> (для разработки и демонстрации), </w:t>
-      </w:r>
-      <w:proofErr w:type="spellStart"/>
-      <w:r>
-        <w:rPr>
-          <w:sz w:val="28"/>
-        </w:rPr>
-        <w:t>PostgreSQ</w:t>
-      </w:r>
-      <w:r>
-        <w:rPr>
-          <w:sz w:val="28"/>
-        </w:rPr>
-        <w:t>L</w:t>
-      </w:r>
-      <w:proofErr w:type="spellEnd"/>
-      <w:r>
-        <w:rPr>
-          <w:sz w:val="28"/>
-        </w:rPr>
-        <w:t xml:space="preserve"> (для </w:t>
-      </w:r>
-      <w:proofErr w:type="spellStart"/>
-      <w:r>
-        <w:rPr>
-          <w:sz w:val="28"/>
-        </w:rPr>
-        <w:t>продакшена</w:t>
-      </w:r>
-      <w:proofErr w:type="spellEnd"/>
-      <w:r>
-        <w:rPr>
-          <w:sz w:val="28"/>
-        </w:rPr>
-        <w:t xml:space="preserve">). </w:t>
-      </w:r>
-      <w:proofErr w:type="spellStart"/>
-      <w:r>
-        <w:rPr>
-          <w:sz w:val="28"/>
-        </w:rPr>
-        <w:t>Django</w:t>
-      </w:r>
-      <w:proofErr w:type="spellEnd"/>
-      <w:r>
-        <w:rPr>
-          <w:sz w:val="28"/>
-        </w:rPr>
-        <w:t xml:space="preserve"> ORM.</w:t>
-      </w:r>
-    </w:p>
-    <w:p>
-      <w:pPr>
-        <w:rPr>
-          <w:sz w:val="28"/>
-        </w:rPr>
-      </w:pPr>
-      <w:r>
-        <w:rPr>
-          <w:i/>
-          <w:sz w:val="28"/>
-        </w:rPr>
-        <w:t>Реализация</w:t>
-      </w:r>
-      <w:r>
-        <w:rPr>
-          <w:sz w:val="28"/>
-        </w:rPr>
-        <w:t xml:space="preserve">: Реляционная база данных с таблицами, соответствующими сущностям логической модели. </w:t>
-      </w:r>
-      <w:proofErr w:type="spellStart"/>
-      <w:r>
-        <w:rPr>
-          <w:sz w:val="28"/>
-        </w:rPr>
-        <w:t>Django</w:t>
-      </w:r>
-      <w:proofErr w:type="spellEnd"/>
-      <w:r>
-        <w:rPr>
-          <w:sz w:val="28"/>
-        </w:rPr>
-        <w:t xml:space="preserve"> ORM используется для абстракции и выполнения запросов.</w:t>
-      </w:r>
-    </w:p>
-    <w:p>
-      <w:pPr>
-        <w:rPr>
-          <w:sz w:val="28"/>
-        </w:rPr>
-      </w:pPr>
-    </w:p>
-    <w:p>
-      <w:pPr>
-        <w:rPr>
-          <w:sz w:val="28"/>
-        </w:rPr>
-      </w:pPr>
-      <w:r>
-        <w:rPr>
-          <w:sz w:val="28"/>
-        </w:rPr>
-        <w:t xml:space="preserve">Стратегия развертывания: </w:t>
-      </w:r>
-      <w:proofErr w:type="spellStart"/>
-      <w:r>
-        <w:rPr>
-          <w:sz w:val="28"/>
-        </w:rPr>
-        <w:t>Бэкенд</w:t>
-      </w:r>
-      <w:proofErr w:type="spellEnd"/>
-      <w:r>
-        <w:rPr>
-          <w:sz w:val="28"/>
-        </w:rPr>
-        <w:t xml:space="preserve"> и </w:t>
-      </w:r>
-      <w:proofErr w:type="spellStart"/>
-      <w:r>
-        <w:rPr>
-          <w:sz w:val="28"/>
-        </w:rPr>
-        <w:t>фронтенд</w:t>
-      </w:r>
-      <w:proofErr w:type="spellEnd"/>
-      <w:r>
-        <w:rPr>
-          <w:sz w:val="28"/>
-        </w:rPr>
-        <w:t xml:space="preserve"> размещаются на облачном хостинге (например, </w:t>
-      </w:r>
-      <w:proofErr w:type="spellStart"/>
-      <w:r>
-        <w:rPr>
-          <w:sz w:val="28"/>
-        </w:rPr>
-        <w:t>PythonAnywhere</w:t>
-      </w:r>
-      <w:proofErr w:type="spellEnd"/>
-      <w:r>
-        <w:rPr>
-          <w:sz w:val="28"/>
-        </w:rPr>
-        <w:t xml:space="preserve">, </w:t>
-      </w:r>
-      <w:proofErr w:type="spellStart"/>
-      <w:r>
-        <w:rPr>
-          <w:sz w:val="28"/>
-        </w:rPr>
-        <w:t>Heroku</w:t>
-      </w:r>
-      <w:proofErr w:type="spellEnd"/>
-      <w:r>
-        <w:rPr>
-          <w:sz w:val="28"/>
-        </w:rPr>
-        <w:t xml:space="preserve">). База данных </w:t>
-      </w:r>
-      <w:proofErr w:type="spellStart"/>
-      <w:r>
-        <w:rPr>
-          <w:sz w:val="28"/>
-        </w:rPr>
-        <w:t>SQLite</w:t>
-      </w:r>
-      <w:proofErr w:type="spellEnd"/>
-      <w:r>
-        <w:rPr>
-          <w:sz w:val="28"/>
-        </w:rPr>
-        <w:t xml:space="preserve"> развертывается вместе с </w:t>
-      </w:r>
-      <w:proofErr w:type="spellStart"/>
-      <w:r>
-        <w:rPr>
-          <w:sz w:val="28"/>
-        </w:rPr>
-        <w:t>бэкендом</w:t>
-      </w:r>
-      <w:proofErr w:type="spellEnd"/>
-      <w:r>
-        <w:rPr>
-          <w:sz w:val="28"/>
-        </w:rPr>
-        <w:t xml:space="preserve">, либо подключается внешняя </w:t>
-      </w:r>
-      <w:proofErr w:type="spellStart"/>
-      <w:r>
-        <w:rPr>
-          <w:sz w:val="28"/>
-        </w:rPr>
-        <w:t>PostgreSQL</w:t>
-      </w:r>
-      <w:proofErr w:type="spellEnd"/>
-      <w:r>
-        <w:rPr>
-          <w:sz w:val="28"/>
-        </w:rPr>
-        <w:t>.</w:t>
-      </w:r>
-    </w:p>
-    <w:p>
-      <w:pPr>
-        <w:rPr>
-          <w:sz w:val="28"/>
-        </w:rPr>
-      </w:pPr>
-    </w:p>
-    <w:p>
-      <w:pPr>
-        <w:rPr>
-          <w:sz w:val="28"/>
-        </w:rPr>
-      </w:pPr>
-    </w:p>
-    <w:p>
-      <w:pPr>
-        <w:rPr>
-          <w:sz w:val="28"/>
-        </w:rPr>
-      </w:pPr>
-    </w:p>
-    <w:p>
-      <w:pPr>
-        <w:rPr>
-          <w:sz w:val="28"/>
-        </w:rPr>
-      </w:pPr>
-    </w:p>
-    <w:p>
-      <w:pPr>
-        <w:rPr>
-          <w:sz w:val="28"/>
-        </w:rPr>
-      </w:pPr>
-    </w:p>
-    <w:p>
-      <w:pPr>
-        <w:rPr>
-          <w:sz w:val="28"/>
-        </w:rPr>
-      </w:pPr>
-    </w:p>
-    <w:p>
-      <w:pPr>
-        <w:rPr>
-          <w:sz w:val="28"/>
-        </w:rPr>
-      </w:pPr>
-    </w:p>
-    <w:p>
-      <w:pPr>
-        <w:rPr>
-          <w:sz w:val="28"/>
-        </w:rPr>
-      </w:pPr>
-    </w:p>
-    <w:p>
-      <w:pPr>
-        <w:rPr>
-          <w:sz w:val="28"/>
-        </w:rPr>
-      </w:pPr>
-    </w:p>
-    <w:p>
-      <w:pPr>
-        <w:rPr>
-          <w:sz w:val="28"/>
-        </w:rPr>
-      </w:pPr>
-    </w:p>
-    <w:p>
-      <w:pPr>
-        <w:rPr>
-          <w:sz w:val="28"/>
-        </w:rPr>
-      </w:pPr>
-    </w:p>
-    <w:p>
-      <w:pPr>
-        <w:rPr>
-          <w:sz w:val="28"/>
-        </w:rPr>
-      </w:pPr>
-    </w:p>
-    <w:p>
-      <w:pPr>
-        <w:rPr>
-          <w:sz w:val="28"/>
-        </w:rPr>
-      </w:pPr>
-    </w:p>
-    <w:p>
-      <w:pPr>
-        <w:rPr>
-          <w:sz w:val="28"/>
-        </w:rPr>
-      </w:pPr>
-    </w:p>
-    <w:p>
-      <w:pPr>
-        <w:rPr>
-          <w:sz w:val="28"/>
-        </w:rPr>
-      </w:pPr>
-    </w:p>
-    <w:p>
-      <w:pPr>
-        <w:rPr>
-          <w:sz w:val="28"/>
-        </w:rPr>
-      </w:pPr>
-    </w:p>
-    <w:p>
-      <w:pPr>
-        <w:rPr>
-          <w:sz w:val="28"/>
-        </w:rPr>
-      </w:pPr>
-    </w:p>
-    <w:p>
-      <w:pPr>
-        <w:rPr>
-          <w:sz w:val="28"/>
-        </w:rPr>
-      </w:pPr>
-    </w:p>
-    <w:p>
-      <w:pPr>
-        <w:rPr>
-          <w:sz w:val="28"/>
-        </w:rPr>
-      </w:pPr>
-    </w:p>
-    <w:p>
-      <w:pPr>
-        <w:rPr>
-          <w:sz w:val="28"/>
-        </w:rPr>
-      </w:pPr>
-    </w:p>
-    <w:p>
-      <w:pPr>
-        <w:rPr>
-          <w:sz w:val="28"/>
-        </w:rPr>
-      </w:pPr>
-    </w:p>
-    <w:p>
-      <w:pPr>
-        <w:pStyle w:val="1"/>
-      </w:pPr>
-      <w:bookmarkStart w:id="22" w:name="_Toc212658676"/>
-      <w:r>
-        <w:lastRenderedPageBreak/>
-        <w:t>Требования</w:t>
-      </w:r>
-      <w:r>
-        <w:t xml:space="preserve"> </w:t>
-      </w:r>
-      <w:r>
-        <w:t>к</w:t>
-      </w:r>
-      <w:r>
-        <w:t xml:space="preserve"> </w:t>
-      </w:r>
-      <w:r>
-        <w:t>инсталляции</w:t>
-      </w:r>
-      <w:r>
-        <w:t xml:space="preserve"> и </w:t>
-      </w:r>
-      <w:r>
-        <w:t>деинсталляции</w:t>
-      </w:r>
-      <w:bookmarkEnd w:id="22"/>
-    </w:p>
-    <w:p>
-      <w:pPr>
-        <w:rPr>
-          <w:b/>
-          <w:sz w:val="28"/>
-        </w:rPr>
-      </w:pPr>
-      <w:r>
-        <w:rPr>
-          <w:b/>
-          <w:sz w:val="28"/>
+          <w:szCs w:val="24"/>
         </w:rPr>
         <w:t>Требования к инсталляции:</w:t>
       </w:r>
     </w:p>
-    <w:p/>
-    <w:p>
-      <w:pPr>
-        <w:rPr>
-          <w:sz w:val="28"/>
-        </w:rPr>
-      </w:pPr>
-      <w:r>
-        <w:rPr>
-          <w:sz w:val="28"/>
+    <w:p>
+      <w:pPr>
+        <w:spacing w:line="360" w:lineRule="auto"/>
+        <w:rPr>
+          <w:szCs w:val="24"/>
+        </w:rPr>
+      </w:pPr>
+      <w:r>
+        <w:rPr>
+          <w:szCs w:val="24"/>
         </w:rPr>
         <w:t>Для разработки:</w:t>
       </w:r>
     </w:p>
-    <w:p/>
-    <w:p>
-      <w:pPr>
-        <w:pStyle w:val="af5"/>
+    <w:p>
+      <w:pPr>
+        <w:pStyle w:val="af6"/>
         <w:numPr>
           <w:ilvl w:val="0"/>
           <w:numId w:val="27"/>
         </w:numPr>
-        <w:rPr>
-          <w:sz w:val="28"/>
-        </w:rPr>
-      </w:pPr>
-      <w:r>
-        <w:rPr>
-          <w:sz w:val="28"/>
-        </w:rPr>
-        <w:t xml:space="preserve">Наличие </w:t>
-      </w:r>
-      <w:proofErr w:type="spellStart"/>
-      <w:r>
-        <w:rPr>
-          <w:sz w:val="28"/>
-        </w:rPr>
-        <w:t>Python</w:t>
-      </w:r>
-      <w:proofErr w:type="spellEnd"/>
-      <w:r>
-        <w:rPr>
-          <w:sz w:val="28"/>
-        </w:rPr>
-        <w:t xml:space="preserve"> 3.x</w:t>
-      </w:r>
-      <w:r>
-        <w:rPr>
-          <w:sz w:val="28"/>
-        </w:rPr>
-        <w:t xml:space="preserve">, </w:t>
-      </w:r>
-      <w:proofErr w:type="spellStart"/>
-      <w:r>
-        <w:rPr>
-          <w:sz w:val="28"/>
-        </w:rPr>
-        <w:t>Git</w:t>
-      </w:r>
-      <w:proofErr w:type="spellEnd"/>
-      <w:r>
-        <w:rPr>
-          <w:sz w:val="28"/>
-        </w:rPr>
-        <w:t xml:space="preserve"> на рабочей машине.</w:t>
-      </w:r>
-    </w:p>
-    <w:p>
-      <w:pPr>
-        <w:pStyle w:val="af5"/>
+        <w:spacing w:line="360" w:lineRule="auto"/>
+        <w:rPr>
+          <w:szCs w:val="24"/>
+        </w:rPr>
+      </w:pPr>
+      <w:r>
+        <w:rPr>
+          <w:szCs w:val="24"/>
+        </w:rPr>
+        <w:t>Наличие Python 3.x, Git на рабочей машине.</w:t>
+      </w:r>
+    </w:p>
+    <w:p>
+      <w:pPr>
+        <w:pStyle w:val="af6"/>
         <w:numPr>
           <w:ilvl w:val="0"/>
           <w:numId w:val="27"/>
         </w:numPr>
-        <w:rPr>
-          <w:sz w:val="28"/>
-        </w:rPr>
-      </w:pPr>
-      <w:r>
-        <w:rPr>
-          <w:sz w:val="28"/>
-        </w:rPr>
-        <w:t xml:space="preserve">Клонирование </w:t>
-      </w:r>
-      <w:proofErr w:type="spellStart"/>
-      <w:r>
-        <w:rPr>
-          <w:sz w:val="28"/>
-        </w:rPr>
-        <w:t>репозитория</w:t>
-      </w:r>
-      <w:proofErr w:type="spellEnd"/>
-      <w:r>
-        <w:rPr>
-          <w:sz w:val="28"/>
-        </w:rPr>
-        <w:t xml:space="preserve"> проекта из </w:t>
-      </w:r>
-      <w:proofErr w:type="spellStart"/>
-      <w:r>
-        <w:rPr>
-          <w:sz w:val="28"/>
-        </w:rPr>
-        <w:t>GitHub</w:t>
-      </w:r>
-      <w:proofErr w:type="spellEnd"/>
-      <w:r>
-        <w:rPr>
-          <w:sz w:val="28"/>
-        </w:rPr>
-        <w:t>.</w:t>
-      </w:r>
-    </w:p>
-    <w:p>
-      <w:pPr>
-        <w:pStyle w:val="af5"/>
+        <w:spacing w:line="360" w:lineRule="auto"/>
+        <w:rPr>
+          <w:szCs w:val="24"/>
+        </w:rPr>
+      </w:pPr>
+      <w:r>
+        <w:rPr>
+          <w:szCs w:val="24"/>
+        </w:rPr>
+        <w:t>Клонирование репозитория проекта из GitHub.</w:t>
+      </w:r>
+    </w:p>
+    <w:p>
+      <w:pPr>
+        <w:pStyle w:val="af6"/>
         <w:numPr>
           <w:ilvl w:val="0"/>
           <w:numId w:val="27"/>
         </w:numPr>
-        <w:rPr>
-          <w:sz w:val="28"/>
-        </w:rPr>
-      </w:pPr>
-      <w:r>
-        <w:rPr>
-          <w:sz w:val="28"/>
-        </w:rPr>
-        <w:t xml:space="preserve">Установка зависимостей </w:t>
-      </w:r>
-      <w:proofErr w:type="spellStart"/>
-      <w:r>
-        <w:rPr>
-          <w:sz w:val="28"/>
-        </w:rPr>
-        <w:t>бэкенда</w:t>
-      </w:r>
-      <w:proofErr w:type="spellEnd"/>
-      <w:r>
-        <w:rPr>
-          <w:sz w:val="28"/>
-        </w:rPr>
-        <w:t xml:space="preserve"> (</w:t>
-      </w:r>
-      <w:proofErr w:type="spellStart"/>
-      <w:r>
-        <w:rPr>
-          <w:sz w:val="28"/>
-        </w:rPr>
-        <w:t>pip</w:t>
-      </w:r>
-      <w:proofErr w:type="spellEnd"/>
-      <w:r>
-        <w:rPr>
-          <w:sz w:val="28"/>
-        </w:rPr>
-        <w:t xml:space="preserve"> </w:t>
-      </w:r>
-      <w:proofErr w:type="spellStart"/>
-      <w:r>
-        <w:rPr>
-          <w:sz w:val="28"/>
-        </w:rPr>
-        <w:t>install</w:t>
-      </w:r>
-      <w:proofErr w:type="spellEnd"/>
-      <w:r>
-        <w:rPr>
-          <w:sz w:val="28"/>
-        </w:rPr>
-        <w:t xml:space="preserve"> -r requirements.txt) и </w:t>
-      </w:r>
-      <w:proofErr w:type="spellStart"/>
-      <w:r>
-        <w:rPr>
-          <w:sz w:val="28"/>
-        </w:rPr>
-        <w:t>фронтенда</w:t>
-      </w:r>
-      <w:proofErr w:type="spellEnd"/>
-      <w:r>
-        <w:rPr>
-          <w:sz w:val="28"/>
-        </w:rPr>
-        <w:t xml:space="preserve"> (</w:t>
-      </w:r>
-      <w:proofErr w:type="spellStart"/>
-      <w:r>
-        <w:rPr>
-          <w:sz w:val="28"/>
-        </w:rPr>
-        <w:t>npm</w:t>
-      </w:r>
-      <w:proofErr w:type="spellEnd"/>
-      <w:r>
-        <w:rPr>
-          <w:sz w:val="28"/>
-        </w:rPr>
-        <w:t xml:space="preserve"> </w:t>
-      </w:r>
-      <w:proofErr w:type="spellStart"/>
-      <w:r>
-        <w:rPr>
-          <w:sz w:val="28"/>
-        </w:rPr>
-        <w:t>install</w:t>
-      </w:r>
-      <w:proofErr w:type="spellEnd"/>
-      <w:r>
-        <w:rPr>
-          <w:sz w:val="28"/>
-        </w:rPr>
-        <w:t>).</w:t>
-      </w:r>
-    </w:p>
-    <w:p>
-      <w:pPr>
-        <w:pStyle w:val="af5"/>
+        <w:spacing w:line="360" w:lineRule="auto"/>
+        <w:rPr>
+          <w:szCs w:val="24"/>
+        </w:rPr>
+      </w:pPr>
+      <w:r>
+        <w:rPr>
+          <w:szCs w:val="24"/>
+        </w:rPr>
+        <w:t>Установка зависимостей бэкенда (pip install -r requirements.txt) и фронтенда (npm install).</w:t>
+      </w:r>
+    </w:p>
+    <w:p>
+      <w:pPr>
+        <w:pStyle w:val="af6"/>
         <w:numPr>
           <w:ilvl w:val="0"/>
           <w:numId w:val="27"/>
         </w:numPr>
-        <w:rPr>
-          <w:sz w:val="28"/>
-        </w:rPr>
-      </w:pPr>
-      <w:r>
-        <w:rPr>
-          <w:sz w:val="28"/>
-        </w:rPr>
-        <w:t>Выполнение миграций базы данных (</w:t>
-      </w:r>
-      <w:proofErr w:type="spellStart"/>
-      <w:r>
-        <w:rPr>
-          <w:sz w:val="28"/>
-        </w:rPr>
-        <w:t>python</w:t>
-      </w:r>
-      <w:proofErr w:type="spellEnd"/>
-      <w:r>
-        <w:rPr>
-          <w:sz w:val="28"/>
-        </w:rPr>
-        <w:t xml:space="preserve"> manage.py </w:t>
-      </w:r>
-      <w:proofErr w:type="spellStart"/>
-      <w:r>
-        <w:rPr>
-          <w:sz w:val="28"/>
-        </w:rPr>
-        <w:t>migrate</w:t>
-      </w:r>
-      <w:proofErr w:type="spellEnd"/>
-      <w:r>
-        <w:rPr>
-          <w:sz w:val="28"/>
-        </w:rPr>
-        <w:t>).</w:t>
-      </w:r>
-    </w:p>
-    <w:p>
-      <w:pPr>
-        <w:pStyle w:val="af5"/>
+        <w:spacing w:line="360" w:lineRule="auto"/>
+        <w:rPr>
+          <w:szCs w:val="24"/>
+        </w:rPr>
+      </w:pPr>
+      <w:r>
+        <w:rPr>
+          <w:szCs w:val="24"/>
+        </w:rPr>
+        <w:t>Выполнение миграций базы данных (python manage.py migrate).</w:t>
+      </w:r>
+    </w:p>
+    <w:p>
+      <w:pPr>
+        <w:pStyle w:val="af6"/>
         <w:numPr>
           <w:ilvl w:val="0"/>
           <w:numId w:val="27"/>
         </w:numPr>
-        <w:rPr>
-          <w:sz w:val="28"/>
-        </w:rPr>
-      </w:pPr>
-      <w:r>
-        <w:rPr>
-          <w:sz w:val="28"/>
-        </w:rPr>
-        <w:t xml:space="preserve">Запуск сервера разработки </w:t>
-      </w:r>
-      <w:proofErr w:type="spellStart"/>
-      <w:r>
-        <w:rPr>
-          <w:sz w:val="28"/>
-        </w:rPr>
-        <w:t>Django</w:t>
-      </w:r>
-      <w:proofErr w:type="spellEnd"/>
-      <w:r>
-        <w:rPr>
-          <w:sz w:val="28"/>
-        </w:rPr>
-        <w:t xml:space="preserve"> и </w:t>
-      </w:r>
-      <w:proofErr w:type="spellStart"/>
-      <w:r>
-        <w:rPr>
-          <w:sz w:val="28"/>
-        </w:rPr>
-        <w:t>фронтенд</w:t>
-      </w:r>
-      <w:proofErr w:type="spellEnd"/>
-      <w:r>
-        <w:rPr>
-          <w:sz w:val="28"/>
-        </w:rPr>
-        <w:t>-сервера.</w:t>
-      </w:r>
-    </w:p>
-    <w:p>
-      <w:pPr>
-        <w:rPr>
-          <w:sz w:val="28"/>
-        </w:rPr>
-      </w:pPr>
-    </w:p>
-    <w:p>
-      <w:pPr>
-        <w:rPr>
-          <w:sz w:val="28"/>
-        </w:rPr>
-      </w:pPr>
-      <w:r>
-        <w:rPr>
-          <w:sz w:val="28"/>
-        </w:rPr>
-        <w:t>Для демонстрации/</w:t>
-      </w:r>
-      <w:proofErr w:type="spellStart"/>
-      <w:r>
-        <w:rPr>
-          <w:sz w:val="28"/>
-        </w:rPr>
-        <w:t>продакшена</w:t>
-      </w:r>
-      <w:proofErr w:type="spellEnd"/>
-      <w:r>
-        <w:rPr>
-          <w:sz w:val="28"/>
-        </w:rPr>
-        <w:t>:</w:t>
-      </w:r>
-    </w:p>
-    <w:p/>
-    <w:p>
-      <w:pPr>
-        <w:pStyle w:val="af5"/>
+        <w:spacing w:line="360" w:lineRule="auto"/>
+        <w:rPr>
+          <w:szCs w:val="24"/>
+        </w:rPr>
+      </w:pPr>
+      <w:r>
+        <w:rPr>
+          <w:szCs w:val="24"/>
+        </w:rPr>
+        <w:t>Запуск сервера разработки Django и фронтенд-сервера.</w:t>
+      </w:r>
+    </w:p>
+    <w:p>
+      <w:pPr>
+        <w:spacing w:line="360" w:lineRule="auto"/>
+        <w:rPr>
+          <w:szCs w:val="24"/>
+        </w:rPr>
+      </w:pPr>
+      <w:r>
+        <w:rPr>
+          <w:szCs w:val="24"/>
+        </w:rPr>
+        <w:t>Для демонстрации/продакшена:</w:t>
+      </w:r>
+    </w:p>
+    <w:p>
+      <w:pPr>
+        <w:pStyle w:val="af6"/>
         <w:numPr>
           <w:ilvl w:val="0"/>
           <w:numId w:val="28"/>
         </w:numPr>
-        <w:rPr>
-          <w:sz w:val="28"/>
-          <w:szCs w:val="28"/>
-        </w:rPr>
-      </w:pPr>
-      <w:r>
-        <w:rPr>
-          <w:sz w:val="28"/>
-          <w:szCs w:val="28"/>
+        <w:spacing w:line="360" w:lineRule="auto"/>
+        <w:rPr>
+          <w:szCs w:val="24"/>
+        </w:rPr>
+      </w:pPr>
+      <w:r>
+        <w:rPr>
+          <w:szCs w:val="24"/>
         </w:rPr>
         <w:t>Система должна быть развернута на облачном хостинге, поддерживающем Python3.</w:t>
       </w:r>
     </w:p>
     <w:p>
       <w:pPr>
-        <w:pStyle w:val="af5"/>
+        <w:pStyle w:val="af6"/>
         <w:numPr>
           <w:ilvl w:val="0"/>
           <w:numId w:val="28"/>
         </w:numPr>
-        <w:rPr>
-          <w:sz w:val="28"/>
-          <w:szCs w:val="28"/>
-        </w:rPr>
-      </w:pPr>
-      <w:r>
-        <w:rPr>
-          <w:sz w:val="28"/>
-          <w:szCs w:val="28"/>
-        </w:rPr>
-        <w:t xml:space="preserve">Должна быть предоставлена инструкция по настройке переменных окружения (например, секретный ключ </w:t>
-      </w:r>
-      <w:proofErr w:type="spellStart"/>
-      <w:r>
-        <w:rPr>
-          <w:sz w:val="28"/>
-          <w:szCs w:val="28"/>
-        </w:rPr>
-        <w:t>Django</w:t>
-      </w:r>
-      <w:proofErr w:type="spellEnd"/>
-      <w:r>
-        <w:rPr>
-          <w:sz w:val="28"/>
-          <w:szCs w:val="28"/>
-        </w:rPr>
-        <w:t>, настройки БД).</w:t>
-      </w:r>
-    </w:p>
-    <w:p>
-      <w:pPr>
-        <w:pStyle w:val="af5"/>
+        <w:spacing w:line="360" w:lineRule="auto"/>
+        <w:rPr>
+          <w:szCs w:val="24"/>
+        </w:rPr>
+      </w:pPr>
+      <w:r>
+        <w:rPr>
+          <w:szCs w:val="24"/>
+        </w:rPr>
+        <w:t>Должна быть предоставлена инструкция по настройке переменных окружения (например, секретный ключ Django, настройки БД).</w:t>
+      </w:r>
+    </w:p>
+    <w:p>
+      <w:pPr>
+        <w:pStyle w:val="af6"/>
         <w:numPr>
           <w:ilvl w:val="0"/>
           <w:numId w:val="28"/>
         </w:numPr>
-      </w:pPr>
-      <w:r>
-        <w:rPr>
-          <w:sz w:val="28"/>
-          <w:szCs w:val="28"/>
-        </w:rPr>
-        <w:t xml:space="preserve">Должна быть выполнена процедура сборки </w:t>
-      </w:r>
-      <w:proofErr w:type="spellStart"/>
-      <w:r>
-        <w:rPr>
-          <w:sz w:val="28"/>
-          <w:szCs w:val="28"/>
-        </w:rPr>
-        <w:t>фронтенда</w:t>
-      </w:r>
-      <w:proofErr w:type="spellEnd"/>
-      <w:r>
-        <w:rPr>
-          <w:sz w:val="28"/>
-          <w:szCs w:val="28"/>
-        </w:rPr>
-        <w:t xml:space="preserve"> для </w:t>
-      </w:r>
-      <w:proofErr w:type="spellStart"/>
-      <w:r>
-        <w:rPr>
-          <w:sz w:val="28"/>
-          <w:szCs w:val="28"/>
-        </w:rPr>
-        <w:t>продакшена</w:t>
-      </w:r>
-      <w:proofErr w:type="spellEnd"/>
-      <w:r>
-        <w:t>.</w:t>
-      </w:r>
-    </w:p>
-    <w:p/>
-    <w:p>
-      <w:pPr>
-        <w:rPr>
-          <w:sz w:val="28"/>
-        </w:rPr>
-      </w:pPr>
-      <w:r>
-        <w:rPr>
-          <w:sz w:val="28"/>
+        <w:spacing w:line="360" w:lineRule="auto"/>
+        <w:rPr>
+          <w:szCs w:val="24"/>
+        </w:rPr>
+      </w:pPr>
+      <w:r>
+        <w:rPr>
+          <w:szCs w:val="24"/>
+        </w:rPr>
+        <w:t>Должна быть выполнена процедура сборки фронтенда для продакшена.</w:t>
+      </w:r>
+    </w:p>
+    <w:p>
+      <w:pPr>
+        <w:spacing w:line="360" w:lineRule="auto"/>
+        <w:rPr>
+          <w:szCs w:val="24"/>
+        </w:rPr>
+      </w:pPr>
+      <w:r>
+        <w:rPr>
+          <w:szCs w:val="24"/>
         </w:rPr>
         <w:t>Требования к деинсталляции:</w:t>
       </w:r>
     </w:p>
-    <w:p/>
-    <w:p>
-      <w:pPr>
-        <w:pStyle w:val="af5"/>
+    <w:p>
+      <w:pPr>
+        <w:pStyle w:val="af6"/>
         <w:numPr>
           <w:ilvl w:val="0"/>
           <w:numId w:val="29"/>
         </w:numPr>
-        <w:rPr>
-          <w:sz w:val="28"/>
-        </w:rPr>
-      </w:pPr>
-      <w:r>
-        <w:rPr>
-          <w:sz w:val="28"/>
+        <w:spacing w:line="360" w:lineRule="auto"/>
+        <w:rPr>
+          <w:szCs w:val="24"/>
+        </w:rPr>
+      </w:pPr>
+      <w:r>
+        <w:rPr>
+          <w:szCs w:val="24"/>
         </w:rPr>
         <w:t>Остановка всех процессов, связанных с приложением, на сервере.</w:t>
       </w:r>
     </w:p>
     <w:p>
       <w:pPr>
-        <w:pStyle w:val="af5"/>
+        <w:pStyle w:val="af6"/>
         <w:numPr>
           <w:ilvl w:val="0"/>
           <w:numId w:val="29"/>
         </w:numPr>
-        <w:rPr>
-          <w:sz w:val="28"/>
-        </w:rPr>
-      </w:pPr>
-      <w:r>
-        <w:rPr>
-          <w:sz w:val="28"/>
+        <w:spacing w:line="360" w:lineRule="auto"/>
+        <w:rPr>
+          <w:szCs w:val="24"/>
+        </w:rPr>
+      </w:pPr>
+      <w:r>
+        <w:rPr>
+          <w:szCs w:val="24"/>
         </w:rPr>
         <w:t>Удаление файлов проекта с сервера.</w:t>
       </w:r>
     </w:p>
     <w:p>
       <w:pPr>
-        <w:pStyle w:val="af5"/>
+        <w:pStyle w:val="af6"/>
         <w:numPr>
           <w:ilvl w:val="0"/>
           <w:numId w:val="29"/>
         </w:numPr>
-        <w:rPr>
-          <w:sz w:val="28"/>
-        </w:rPr>
-      </w:pPr>
-      <w:r>
-        <w:rPr>
-          <w:sz w:val="28"/>
+        <w:spacing w:line="360" w:lineRule="auto"/>
+        <w:rPr>
+          <w:szCs w:val="24"/>
+        </w:rPr>
+      </w:pPr>
+      <w:r>
+        <w:rPr>
+          <w:szCs w:val="24"/>
         </w:rPr>
         <w:t>Удаление базы данных (удаление файла БД).</w:t>
       </w:r>
     </w:p>
     <w:sectPr>
-      <w:footerReference w:type="default" r:id="rId8"/>
+      <w:footerReference w:type="default" r:id="rId10"/>
+      <w:footerReference w:type="first" r:id="rId11"/>
       <w:pgSz w:w="11906" w:h="16838"/>
-      <w:pgMar w:top="1418" w:right="1134" w:bottom="1418" w:left="1701" w:header="567" w:footer="284" w:gutter="0"/>
+      <w:pgMar w:top="1134" w:right="851" w:bottom="1134" w:left="1418" w:header="567" w:footer="284" w:gutter="0"/>
       <w:cols w:space="720"/>
+      <w:titlePg/>
+      <w:docGrid w:linePitch="326"/>
     </w:sectPr>
   </w:body>
 </w:document>
 </file>
 
 <file path=word/endnotes.xml><?xml version="1.0" encoding="utf-8"?>
-<w:endnotes xmlns:wpc="http://schemas.microsoft.com/office/word/2010/wordprocessingCanvas" xmlns:cx="http://schemas.microsoft.com/office/drawing/2014/chartex" xmlns:mc="http://schemas.openxmlformats.org/markup-compatibility/2006" xmlns:o="urn:schemas-microsoft-com:office:office" xmlns:r="http://schemas.openxmlformats.org/officeDocument/2006/relationships" xmlns:m="http://schemas.openxmlformats.org/officeDocument/2006/math" xmlns:v="urn:schemas-microsoft-com:vml" xmlns:wp14="http://schemas.microsoft.com/office/word/2010/wordprocessingDrawing" xmlns:wp="http://schemas.openxmlformats.org/drawingml/2006/wordprocessingDrawing" xmlns:w10="urn:schemas-microsoft-com:office:word" xmlns:w="http://schemas.openxmlformats.org/wordprocessingml/2006/main" xmlns:w14="http://schemas.microsoft.com/office/word/2010/wordml" xmlns:w15="http://schemas.microsoft.com/office/word/2012/wordml" xmlns:w16se="http://schemas.microsoft.com/office/word/2015/wordml/symex" xmlns:wpg="http://schemas.microsoft.com/office/word/2010/wordprocessingGroup" xmlns:wpi="http://schemas.microsoft.com/office/word/2010/wordprocessingInk" xmlns:wne="http://schemas.microsoft.com/office/word/2006/wordml" xmlns:wps="http://schemas.microsoft.com/office/word/2010/wordprocessingShape" mc:Ignorable="w14 w15 w16se wp14">
+<w:endnotes xmlns:wpc="http://schemas.microsoft.com/office/word/2010/wordprocessingCanvas" xmlns:cx="http://schemas.microsoft.com/office/drawing/2014/chartex" xmlns:cx1="http://schemas.microsoft.com/office/drawing/2015/9/8/chartex" xmlns:cx2="http://schemas.microsoft.com/office/drawing/2015/10/21/chartex" xmlns:cx3="http://schemas.microsoft.com/office/drawing/2016/5/9/chartex" xmlns:cx4="http://schemas.microsoft.com/office/drawing/2016/5/10/chartex" xmlns:cx5="http://schemas.microsoft.com/office/drawing/2016/5/11/chartex" xmlns:cx6="http://schemas.microsoft.com/office/drawing/2016/5/12/chartex" xmlns:cx7="http://schemas.microsoft.com/office/drawing/2016/5/13/chartex" xmlns:cx8="http://schemas.microsoft.com/office/drawing/2016/5/14/chartex" xmlns:mc="http://schemas.openxmlformats.org/markup-compatibility/2006" xmlns:aink="http://schemas.microsoft.com/office/drawing/2016/ink" xmlns:am3d="http://schemas.microsoft.com/office/drawing/2017/model3d" xmlns:o="urn:schemas-microsoft-com:office:office" xmlns:r="http://schemas.openxmlformats.org/officeDocument/2006/relationships" xmlns:m="http://schemas.openxmlformats.org/officeDocument/2006/math" xmlns:v="urn:schemas-microsoft-com:vml" xmlns:wp14="http://schemas.microsoft.com/office/word/2010/wordprocessingDrawing" xmlns:wp="http://schemas.openxmlformats.org/drawingml/2006/wordprocessingDrawing" xmlns:w10="urn:schemas-microsoft-com:office:word" xmlns:w="http://schemas.openxmlformats.org/wordprocessingml/2006/main" xmlns:w14="http://schemas.microsoft.com/office/word/2010/wordml" xmlns:w15="http://schemas.microsoft.com/office/word/2012/wordml" xmlns:w16cex="http://schemas.microsoft.com/office/word/2018/wordml/cex" xmlns:w16cid="http://schemas.microsoft.com/office/word/2016/wordml/cid" xmlns:w16="http://schemas.microsoft.com/office/word/2018/wordml" xmlns:w16se="http://schemas.microsoft.com/office/word/2015/wordml/symex" xmlns:wpg="http://schemas.microsoft.com/office/word/2010/wordprocessingGroup" xmlns:wpi="http://schemas.microsoft.com/office/word/2010/wordprocessingInk" xmlns:wne="http://schemas.microsoft.com/office/word/2006/wordml" xmlns:wps="http://schemas.microsoft.com/office/word/2010/wordprocessingShape" mc:Ignorable="w14 w15 w16se w16cid w16 w16cex wp14">
   <w:endnote w:type="separator" w:id="-1">
     <w:p>
       <w:r>
@@ -5109,11 +4013,58 @@
 </file>
 
 <file path=word/footer1.xml><?xml version="1.0" encoding="utf-8"?>
-<w:ftr xmlns:wpc="http://schemas.microsoft.com/office/word/2010/wordprocessingCanvas" xmlns:cx="http://schemas.microsoft.com/office/drawing/2014/chartex" xmlns:mc="http://schemas.openxmlformats.org/markup-compatibility/2006" xmlns:o="urn:schemas-microsoft-com:office:office" xmlns:r="http://schemas.openxmlformats.org/officeDocument/2006/relationships" xmlns:m="http://schemas.openxmlformats.org/officeDocument/2006/math" xmlns:v="urn:schemas-microsoft-com:vml" xmlns:wp14="http://schemas.microsoft.com/office/word/2010/wordprocessingDrawing" xmlns:wp="http://schemas.openxmlformats.org/drawingml/2006/wordprocessingDrawing" xmlns:w10="urn:schemas-microsoft-com:office:word" xmlns:w="http://schemas.openxmlformats.org/wordprocessingml/2006/main" xmlns:w14="http://schemas.microsoft.com/office/word/2010/wordml" xmlns:w15="http://schemas.microsoft.com/office/word/2012/wordml" xmlns:w16se="http://schemas.microsoft.com/office/word/2015/wordml/symex" xmlns:wpg="http://schemas.microsoft.com/office/word/2010/wordprocessingGroup" xmlns:wpi="http://schemas.microsoft.com/office/word/2010/wordprocessingInk" xmlns:wne="http://schemas.microsoft.com/office/word/2006/wordml" xmlns:wps="http://schemas.microsoft.com/office/word/2010/wordprocessingShape" mc:Ignorable="w14 w15 w16se wp14">
+<w:ftr xmlns:wpc="http://schemas.microsoft.com/office/word/2010/wordprocessingCanvas" xmlns:cx="http://schemas.microsoft.com/office/drawing/2014/chartex" xmlns:cx1="http://schemas.microsoft.com/office/drawing/2015/9/8/chartex" xmlns:cx2="http://schemas.microsoft.com/office/drawing/2015/10/21/chartex" xmlns:cx3="http://schemas.microsoft.com/office/drawing/2016/5/9/chartex" xmlns:cx4="http://schemas.microsoft.com/office/drawing/2016/5/10/chartex" xmlns:cx5="http://schemas.microsoft.com/office/drawing/2016/5/11/chartex" xmlns:cx6="http://schemas.microsoft.com/office/drawing/2016/5/12/chartex" xmlns:cx7="http://schemas.microsoft.com/office/drawing/2016/5/13/chartex" xmlns:cx8="http://schemas.microsoft.com/office/drawing/2016/5/14/chartex" xmlns:mc="http://schemas.openxmlformats.org/markup-compatibility/2006" xmlns:aink="http://schemas.microsoft.com/office/drawing/2016/ink" xmlns:am3d="http://schemas.microsoft.com/office/drawing/2017/model3d" xmlns:o="urn:schemas-microsoft-com:office:office" xmlns:r="http://schemas.openxmlformats.org/officeDocument/2006/relationships" xmlns:m="http://schemas.openxmlformats.org/officeDocument/2006/math" xmlns:v="urn:schemas-microsoft-com:vml" xmlns:wp14="http://schemas.microsoft.com/office/word/2010/wordprocessingDrawing" xmlns:wp="http://schemas.openxmlformats.org/drawingml/2006/wordprocessingDrawing" xmlns:w10="urn:schemas-microsoft-com:office:word" xmlns:w="http://schemas.openxmlformats.org/wordprocessingml/2006/main" xmlns:w14="http://schemas.microsoft.com/office/word/2010/wordml" xmlns:w15="http://schemas.microsoft.com/office/word/2012/wordml" xmlns:w16cex="http://schemas.microsoft.com/office/word/2018/wordml/cex" xmlns:w16cid="http://schemas.microsoft.com/office/word/2016/wordml/cid" xmlns:w16="http://schemas.microsoft.com/office/word/2018/wordml" xmlns:w16se="http://schemas.microsoft.com/office/word/2015/wordml/symex" xmlns:wpg="http://schemas.microsoft.com/office/word/2010/wordprocessingGroup" xmlns:wpi="http://schemas.microsoft.com/office/word/2010/wordprocessingInk" xmlns:wne="http://schemas.microsoft.com/office/word/2006/wordml" xmlns:wps="http://schemas.microsoft.com/office/word/2010/wordprocessingShape" mc:Ignorable="w14 w15 w16se w16cid w16 w16cex wp14">
+  <w:sdt>
+    <w:sdtPr>
+      <w:id w:val="-805154704"/>
+      <w:docPartObj>
+        <w:docPartGallery w:val="Page Numbers (Bottom of Page)"/>
+        <w:docPartUnique/>
+      </w:docPartObj>
+    </w:sdtPr>
+    <w:sdtEndPr/>
+    <w:sdtContent>
+      <w:p>
+        <w:pPr>
+          <w:pStyle w:val="ab"/>
+          <w:jc w:val="center"/>
+        </w:pPr>
+        <w:r>
+          <w:fldChar w:fldCharType="begin"/>
+        </w:r>
+        <w:r>
+          <w:instrText>PAGE   \* MERGEFORMAT</w:instrText>
+        </w:r>
+        <w:r>
+          <w:fldChar w:fldCharType="separate"/>
+        </w:r>
+        <w:r>
+          <w:t>2</w:t>
+        </w:r>
+        <w:r>
+          <w:fldChar w:fldCharType="end"/>
+        </w:r>
+      </w:p>
+    </w:sdtContent>
+  </w:sdt>
   <w:p>
     <w:pPr>
       <w:pStyle w:val="ab"/>
-      <w:jc w:val="right"/>
+    </w:pPr>
+  </w:p>
+</w:ftr>
+</file>
+
+<file path=word/footer2.xml><?xml version="1.0" encoding="utf-8"?>
+<w:ftr xmlns:wpc="http://schemas.microsoft.com/office/word/2010/wordprocessingCanvas" xmlns:cx="http://schemas.microsoft.com/office/drawing/2014/chartex" xmlns:cx1="http://schemas.microsoft.com/office/drawing/2015/9/8/chartex" xmlns:cx2="http://schemas.microsoft.com/office/drawing/2015/10/21/chartex" xmlns:cx3="http://schemas.microsoft.com/office/drawing/2016/5/9/chartex" xmlns:cx4="http://schemas.microsoft.com/office/drawing/2016/5/10/chartex" xmlns:cx5="http://schemas.microsoft.com/office/drawing/2016/5/11/chartex" xmlns:cx6="http://schemas.microsoft.com/office/drawing/2016/5/12/chartex" xmlns:cx7="http://schemas.microsoft.com/office/drawing/2016/5/13/chartex" xmlns:cx8="http://schemas.microsoft.com/office/drawing/2016/5/14/chartex" xmlns:mc="http://schemas.openxmlformats.org/markup-compatibility/2006" xmlns:aink="http://schemas.microsoft.com/office/drawing/2016/ink" xmlns:am3d="http://schemas.microsoft.com/office/drawing/2017/model3d" xmlns:o="urn:schemas-microsoft-com:office:office" xmlns:r="http://schemas.openxmlformats.org/officeDocument/2006/relationships" xmlns:m="http://schemas.openxmlformats.org/officeDocument/2006/math" xmlns:v="urn:schemas-microsoft-com:vml" xmlns:wp14="http://schemas.microsoft.com/office/word/2010/wordprocessingDrawing" xmlns:wp="http://schemas.openxmlformats.org/drawingml/2006/wordprocessingDrawing" xmlns:w10="urn:schemas-microsoft-com:office:word" xmlns:w="http://schemas.openxmlformats.org/wordprocessingml/2006/main" xmlns:w14="http://schemas.microsoft.com/office/word/2010/wordml" xmlns:w15="http://schemas.microsoft.com/office/word/2012/wordml" xmlns:w16cex="http://schemas.microsoft.com/office/word/2018/wordml/cex" xmlns:w16cid="http://schemas.microsoft.com/office/word/2016/wordml/cid" xmlns:w16="http://schemas.microsoft.com/office/word/2018/wordml" xmlns:w16se="http://schemas.microsoft.com/office/word/2015/wordml/symex" xmlns:wpg="http://schemas.microsoft.com/office/word/2010/wordprocessingGroup" xmlns:wpi="http://schemas.microsoft.com/office/word/2010/wordprocessingInk" xmlns:wne="http://schemas.microsoft.com/office/word/2006/wordml" xmlns:wps="http://schemas.microsoft.com/office/word/2010/wordprocessingShape" mc:Ignorable="w14 w15 w16se w16cid w16 w16cex wp14">
+  <w:p>
+    <w:pPr>
+      <w:pStyle w:val="ab"/>
+    </w:pPr>
+  </w:p>
+  <w:p>
+    <w:pPr>
+      <w:pStyle w:val="ab"/>
     </w:pPr>
   </w:p>
   <w:p>
@@ -5125,7 +4076,7 @@
 </file>
 
 <file path=word/footnotes.xml><?xml version="1.0" encoding="utf-8"?>
-<w:footnotes xmlns:wpc="http://schemas.microsoft.com/office/word/2010/wordprocessingCanvas" xmlns:cx="http://schemas.microsoft.com/office/drawing/2014/chartex" xmlns:mc="http://schemas.openxmlformats.org/markup-compatibility/2006" xmlns:o="urn:schemas-microsoft-com:office:office" xmlns:r="http://schemas.openxmlformats.org/officeDocument/2006/relationships" xmlns:m="http://schemas.openxmlformats.org/officeDocument/2006/math" xmlns:v="urn:schemas-microsoft-com:vml" xmlns:wp14="http://schemas.microsoft.com/office/word/2010/wordprocessingDrawing" xmlns:wp="http://schemas.openxmlformats.org/drawingml/2006/wordprocessingDrawing" xmlns:w10="urn:schemas-microsoft-com:office:word" xmlns:w="http://schemas.openxmlformats.org/wordprocessingml/2006/main" xmlns:w14="http://schemas.microsoft.com/office/word/2010/wordml" xmlns:w15="http://schemas.microsoft.com/office/word/2012/wordml" xmlns:w16se="http://schemas.microsoft.com/office/word/2015/wordml/symex" xmlns:wpg="http://schemas.microsoft.com/office/word/2010/wordprocessingGroup" xmlns:wpi="http://schemas.microsoft.com/office/word/2010/wordprocessingInk" xmlns:wne="http://schemas.microsoft.com/office/word/2006/wordml" xmlns:wps="http://schemas.microsoft.com/office/word/2010/wordprocessingShape" mc:Ignorable="w14 w15 w16se wp14">
+<w:footnotes xmlns:wpc="http://schemas.microsoft.com/office/word/2010/wordprocessingCanvas" xmlns:cx="http://schemas.microsoft.com/office/drawing/2014/chartex" xmlns:cx1="http://schemas.microsoft.com/office/drawing/2015/9/8/chartex" xmlns:cx2="http://schemas.microsoft.com/office/drawing/2015/10/21/chartex" xmlns:cx3="http://schemas.microsoft.com/office/drawing/2016/5/9/chartex" xmlns:cx4="http://schemas.microsoft.com/office/drawing/2016/5/10/chartex" xmlns:cx5="http://schemas.microsoft.com/office/drawing/2016/5/11/chartex" xmlns:cx6="http://schemas.microsoft.com/office/drawing/2016/5/12/chartex" xmlns:cx7="http://schemas.microsoft.com/office/drawing/2016/5/13/chartex" xmlns:cx8="http://schemas.microsoft.com/office/drawing/2016/5/14/chartex" xmlns:mc="http://schemas.openxmlformats.org/markup-compatibility/2006" xmlns:aink="http://schemas.microsoft.com/office/drawing/2016/ink" xmlns:am3d="http://schemas.microsoft.com/office/drawing/2017/model3d" xmlns:o="urn:schemas-microsoft-com:office:office" xmlns:r="http://schemas.openxmlformats.org/officeDocument/2006/relationships" xmlns:m="http://schemas.openxmlformats.org/officeDocument/2006/math" xmlns:v="urn:schemas-microsoft-com:vml" xmlns:wp14="http://schemas.microsoft.com/office/word/2010/wordprocessingDrawing" xmlns:wp="http://schemas.openxmlformats.org/drawingml/2006/wordprocessingDrawing" xmlns:w10="urn:schemas-microsoft-com:office:word" xmlns:w="http://schemas.openxmlformats.org/wordprocessingml/2006/main" xmlns:w14="http://schemas.microsoft.com/office/word/2010/wordml" xmlns:w15="http://schemas.microsoft.com/office/word/2012/wordml" xmlns:w16cex="http://schemas.microsoft.com/office/word/2018/wordml/cex" xmlns:w16cid="http://schemas.microsoft.com/office/word/2016/wordml/cid" xmlns:w16="http://schemas.microsoft.com/office/word/2018/wordml" xmlns:w16se="http://schemas.microsoft.com/office/word/2015/wordml/symex" xmlns:wpg="http://schemas.microsoft.com/office/word/2010/wordprocessingGroup" xmlns:wpi="http://schemas.microsoft.com/office/word/2010/wordprocessingInk" xmlns:wne="http://schemas.microsoft.com/office/word/2006/wordml" xmlns:wps="http://schemas.microsoft.com/office/word/2010/wordprocessingShape" mc:Ignorable="w14 w15 w16se w16cid w16 w16cex wp14">
   <w:footnote w:type="separator" w:id="-1">
     <w:p>
       <w:r>
@@ -5144,7 +4095,7 @@
 </file>
 
 <file path=word/numbering.xml><?xml version="1.0" encoding="utf-8"?>
-<w:numbering xmlns:wpc="http://schemas.microsoft.com/office/word/2010/wordprocessingCanvas" xmlns:cx="http://schemas.microsoft.com/office/drawing/2014/chartex" xmlns:mc="http://schemas.openxmlformats.org/markup-compatibility/2006" xmlns:o="urn:schemas-microsoft-com:office:office" xmlns:r="http://schemas.openxmlformats.org/officeDocument/2006/relationships" xmlns:m="http://schemas.openxmlformats.org/officeDocument/2006/math" xmlns:v="urn:schemas-microsoft-com:vml" xmlns:wp14="http://schemas.microsoft.com/office/word/2010/wordprocessingDrawing" xmlns:wp="http://schemas.openxmlformats.org/drawingml/2006/wordprocessingDrawing" xmlns:w10="urn:schemas-microsoft-com:office:word" xmlns:w="http://schemas.openxmlformats.org/wordprocessingml/2006/main" xmlns:w14="http://schemas.microsoft.com/office/word/2010/wordml" xmlns:w15="http://schemas.microsoft.com/office/word/2012/wordml" xmlns:w16se="http://schemas.microsoft.com/office/word/2015/wordml/symex" xmlns:wpg="http://schemas.microsoft.com/office/word/2010/wordprocessingGroup" xmlns:wpi="http://schemas.microsoft.com/office/word/2010/wordprocessingInk" xmlns:wne="http://schemas.microsoft.com/office/word/2006/wordml" xmlns:wps="http://schemas.microsoft.com/office/word/2010/wordprocessingShape" mc:Ignorable="w14 w15 w16se wp14">
+<w:numbering xmlns:wpc="http://schemas.microsoft.com/office/word/2010/wordprocessingCanvas" xmlns:cx="http://schemas.microsoft.com/office/drawing/2014/chartex" xmlns:cx1="http://schemas.microsoft.com/office/drawing/2015/9/8/chartex" xmlns:cx2="http://schemas.microsoft.com/office/drawing/2015/10/21/chartex" xmlns:cx3="http://schemas.microsoft.com/office/drawing/2016/5/9/chartex" xmlns:cx4="http://schemas.microsoft.com/office/drawing/2016/5/10/chartex" xmlns:cx5="http://schemas.microsoft.com/office/drawing/2016/5/11/chartex" xmlns:cx6="http://schemas.microsoft.com/office/drawing/2016/5/12/chartex" xmlns:cx7="http://schemas.microsoft.com/office/drawing/2016/5/13/chartex" xmlns:cx8="http://schemas.microsoft.com/office/drawing/2016/5/14/chartex" xmlns:mc="http://schemas.openxmlformats.org/markup-compatibility/2006" xmlns:aink="http://schemas.microsoft.com/office/drawing/2016/ink" xmlns:am3d="http://schemas.microsoft.com/office/drawing/2017/model3d" xmlns:o="urn:schemas-microsoft-com:office:office" xmlns:r="http://schemas.openxmlformats.org/officeDocument/2006/relationships" xmlns:m="http://schemas.openxmlformats.org/officeDocument/2006/math" xmlns:v="urn:schemas-microsoft-com:vml" xmlns:wp14="http://schemas.microsoft.com/office/word/2010/wordprocessingDrawing" xmlns:wp="http://schemas.openxmlformats.org/drawingml/2006/wordprocessingDrawing" xmlns:w10="urn:schemas-microsoft-com:office:word" xmlns:w="http://schemas.openxmlformats.org/wordprocessingml/2006/main" xmlns:w14="http://schemas.microsoft.com/office/word/2010/wordml" xmlns:w15="http://schemas.microsoft.com/office/word/2012/wordml" xmlns:w16cex="http://schemas.microsoft.com/office/word/2018/wordml/cex" xmlns:w16cid="http://schemas.microsoft.com/office/word/2016/wordml/cid" xmlns:w16="http://schemas.microsoft.com/office/word/2018/wordml" xmlns:w16se="http://schemas.microsoft.com/office/word/2015/wordml/symex" xmlns:wpg="http://schemas.microsoft.com/office/word/2010/wordprocessingGroup" xmlns:wpi="http://schemas.microsoft.com/office/word/2010/wordprocessingInk" xmlns:wne="http://schemas.microsoft.com/office/word/2006/wordml" xmlns:wps="http://schemas.microsoft.com/office/word/2010/wordprocessingShape" mc:Ignorable="w14 w15 w16se w16cid w16 w16cex wp14">
   <w:abstractNum w:abstractNumId="0" w15:restartNumberingAfterBreak="0">
     <w:nsid w:val="00EE4E3F"/>
     <w:multiLevelType w:val="hybridMultilevel"/>
@@ -7347,7 +6298,7 @@
   <w:abstractNum w:abstractNumId="18" w15:restartNumberingAfterBreak="0">
     <w:nsid w:val="38A37307"/>
     <w:multiLevelType w:val="multilevel"/>
-    <w:tmpl w:val="DE4A7A08"/>
+    <w:tmpl w:val="0574842E"/>
     <w:lvl w:ilvl="0">
       <w:start w:val="1"/>
       <w:numFmt w:val="decimal"/>
@@ -7378,6 +6329,8 @@
       </w:pPr>
       <w:rPr>
         <w:rFonts w:hint="default"/>
+        <w:sz w:val="32"/>
+        <w:szCs w:val="32"/>
       </w:rPr>
     </w:lvl>
     <w:lvl w:ilvl="2">
@@ -9052,7 +8005,7 @@
 </file>
 
 <file path=word/styles.xml><?xml version="1.0" encoding="utf-8"?>
-<w:styles xmlns:mc="http://schemas.openxmlformats.org/markup-compatibility/2006" xmlns:r="http://schemas.openxmlformats.org/officeDocument/2006/relationships" xmlns:w="http://schemas.openxmlformats.org/wordprocessingml/2006/main" xmlns:w14="http://schemas.microsoft.com/office/word/2010/wordml" xmlns:w15="http://schemas.microsoft.com/office/word/2012/wordml" xmlns:w16se="http://schemas.microsoft.com/office/word/2015/wordml/symex" mc:Ignorable="w14 w15 w16se">
+<w:styles xmlns:mc="http://schemas.openxmlformats.org/markup-compatibility/2006" xmlns:r="http://schemas.openxmlformats.org/officeDocument/2006/relationships" xmlns:w="http://schemas.openxmlformats.org/wordprocessingml/2006/main" xmlns:w14="http://schemas.microsoft.com/office/word/2010/wordml" xmlns:w15="http://schemas.microsoft.com/office/word/2012/wordml" xmlns:w16cex="http://schemas.microsoft.com/office/word/2018/wordml/cex" xmlns:w16cid="http://schemas.microsoft.com/office/word/2016/wordml/cid" xmlns:w16="http://schemas.microsoft.com/office/word/2018/wordml" xmlns:w16se="http://schemas.microsoft.com/office/word/2015/wordml/symex" mc:Ignorable="w14 w15 w16se w16cid w16 w16cex">
   <w:docDefaults>
     <w:rPrDefault>
       <w:rPr>
@@ -9062,7 +8015,7 @@
     </w:rPrDefault>
     <w:pPrDefault/>
   </w:docDefaults>
-  <w:latentStyles w:defLockedState="0" w:defUIPriority="0" w:defSemiHidden="0" w:defUnhideWhenUsed="0" w:defQFormat="0" w:count="371">
+  <w:latentStyles w:defLockedState="0" w:defUIPriority="0" w:defSemiHidden="0" w:defUnhideWhenUsed="0" w:defQFormat="0" w:count="376">
     <w:lsdException w:name="Normal" w:qFormat="1"/>
     <w:lsdException w:name="heading 1" w:qFormat="1"/>
     <w:lsdException w:name="heading 2" w:qFormat="1"/>
@@ -9075,13 +8028,20 @@
     <w:lsdException w:name="heading 9" w:qFormat="1"/>
     <w:lsdException w:name="toc 1" w:uiPriority="39"/>
     <w:lsdException w:name="toc 2" w:uiPriority="39"/>
+    <w:lsdException w:name="footer" w:uiPriority="99"/>
     <w:lsdException w:name="caption" w:semiHidden="1" w:unhideWhenUsed="1" w:qFormat="1"/>
     <w:lsdException w:name="Title" w:qFormat="1"/>
     <w:lsdException w:name="Subtitle" w:qFormat="1"/>
     <w:lsdException w:name="Hyperlink" w:uiPriority="99"/>
     <w:lsdException w:name="Strong" w:qFormat="1"/>
     <w:lsdException w:name="Emphasis" w:qFormat="1"/>
+    <w:lsdException w:name="HTML Keyboard" w:semiHidden="1" w:unhideWhenUsed="1"/>
     <w:lsdException w:name="Normal Table" w:semiHidden="1" w:unhideWhenUsed="1"/>
+    <w:lsdException w:name="annotation subject" w:semiHidden="1" w:unhideWhenUsed="1"/>
+    <w:lsdException w:name="No List" w:semiHidden="1" w:unhideWhenUsed="1"/>
+    <w:lsdException w:name="Outline List 1" w:semiHidden="1" w:unhideWhenUsed="1"/>
+    <w:lsdException w:name="Outline List 2" w:semiHidden="1" w:unhideWhenUsed="1"/>
+    <w:lsdException w:name="Outline List 3" w:semiHidden="1" w:unhideWhenUsed="1"/>
     <w:lsdException w:name="Table Simple 1" w:semiHidden="1" w:unhideWhenUsed="1"/>
     <w:lsdException w:name="Table Simple 2" w:semiHidden="1" w:unhideWhenUsed="1"/>
     <w:lsdException w:name="Table Simple 3" w:semiHidden="1" w:unhideWhenUsed="1"/>
@@ -9124,6 +8084,7 @@
     <w:lsdException w:name="Table Web 1" w:semiHidden="1" w:unhideWhenUsed="1"/>
     <w:lsdException w:name="Table Web 2" w:semiHidden="1" w:unhideWhenUsed="1"/>
     <w:lsdException w:name="Table Web 3" w:semiHidden="1" w:unhideWhenUsed="1"/>
+    <w:lsdException w:name="Balloon Text" w:semiHidden="1" w:unhideWhenUsed="1"/>
     <w:lsdException w:name="Table Theme" w:semiHidden="1" w:unhideWhenUsed="1"/>
     <w:lsdException w:name="Placeholder Text" w:semiHidden="1" w:uiPriority="99"/>
     <w:lsdException w:name="No Spacing" w:uiPriority="1" w:qFormat="1"/>
@@ -9340,6 +8301,11 @@
     <w:lsdException w:name="List Table 5 Dark Accent 6" w:uiPriority="50"/>
     <w:lsdException w:name="List Table 6 Colorful Accent 6" w:uiPriority="51"/>
     <w:lsdException w:name="List Table 7 Colorful Accent 6" w:uiPriority="52"/>
+    <w:lsdException w:name="Mention" w:semiHidden="1" w:uiPriority="99" w:unhideWhenUsed="1"/>
+    <w:lsdException w:name="Smart Hyperlink" w:semiHidden="1" w:uiPriority="99" w:unhideWhenUsed="1"/>
+    <w:lsdException w:name="Hashtag" w:semiHidden="1" w:uiPriority="99" w:unhideWhenUsed="1"/>
+    <w:lsdException w:name="Unresolved Mention" w:semiHidden="1" w:uiPriority="99" w:unhideWhenUsed="1"/>
+    <w:lsdException w:name="Smart Link" w:semiHidden="1" w:uiPriority="99" w:unhideWhenUsed="1"/>
   </w:latentStyles>
   <w:style w:type="paragraph" w:default="1" w:styleId="a">
     <w:name w:val="Normal"/>
@@ -9627,6 +8593,8 @@
   <w:style w:type="paragraph" w:styleId="ab">
     <w:name w:val="footer"/>
     <w:basedOn w:val="a"/>
+    <w:link w:val="ac"/>
+    <w:uiPriority w:val="99"/>
     <w:pPr>
       <w:tabs>
         <w:tab w:val="center" w:pos="4677"/>
@@ -9653,7 +8621,7 @@
       <w:szCs w:val="24"/>
     </w:rPr>
   </w:style>
-  <w:style w:type="character" w:styleId="ac">
+  <w:style w:type="character" w:styleId="ad">
     <w:name w:val="footnote reference"/>
     <w:basedOn w:val="a0"/>
     <w:semiHidden/>
@@ -9764,7 +8732,7 @@
       <w:szCs w:val="24"/>
     </w:rPr>
   </w:style>
-  <w:style w:type="paragraph" w:customStyle="1" w:styleId="ad">
+  <w:style w:type="paragraph" w:customStyle="1" w:styleId="ae">
     <w:name w:val="Программный код"/>
     <w:basedOn w:val="a"/>
     <w:pPr>
@@ -9778,7 +8746,7 @@
       <w:sz w:val="20"/>
     </w:rPr>
   </w:style>
-  <w:style w:type="character" w:styleId="ae">
+  <w:style w:type="character" w:styleId="af">
     <w:name w:val="Hyperlink"/>
     <w:basedOn w:val="a0"/>
     <w:uiPriority w:val="99"/>
@@ -9787,7 +8755,7 @@
       <w:u w:val="single"/>
     </w:rPr>
   </w:style>
-  <w:style w:type="paragraph" w:styleId="af">
+  <w:style w:type="paragraph" w:styleId="af0">
     <w:name w:val="Body Text Indent"/>
     <w:basedOn w:val="a"/>
     <w:pPr>
@@ -9805,7 +8773,7 @@
       <w:ind w:firstLine="454"/>
     </w:pPr>
   </w:style>
-  <w:style w:type="character" w:styleId="af0">
+  <w:style w:type="character" w:styleId="af1">
     <w:name w:val="FollowedHyperlink"/>
     <w:basedOn w:val="a0"/>
     <w:rPr>
@@ -9823,7 +8791,7 @@
       <w:szCs w:val="16"/>
     </w:rPr>
   </w:style>
-  <w:style w:type="paragraph" w:customStyle="1" w:styleId="af1">
+  <w:style w:type="paragraph" w:customStyle="1" w:styleId="af2">
     <w:name w:val="Удаленный фрагмент"/>
     <w:basedOn w:val="a"/>
     <w:next w:val="a"/>
@@ -9832,7 +8800,7 @@
       <w:szCs w:val="24"/>
     </w:rPr>
   </w:style>
-  <w:style w:type="paragraph" w:styleId="af2">
+  <w:style w:type="paragraph" w:styleId="af3">
     <w:name w:val="annotation subject"/>
     <w:basedOn w:val="a6"/>
     <w:next w:val="a6"/>
@@ -9843,7 +8811,7 @@
       <w:bCs/>
     </w:rPr>
   </w:style>
-  <w:style w:type="paragraph" w:styleId="af3">
+  <w:style w:type="paragraph" w:styleId="af4">
     <w:name w:val="Balloon Text"/>
     <w:basedOn w:val="a"/>
     <w:semiHidden/>
@@ -9854,12 +8822,12 @@
       <w:szCs w:val="16"/>
     </w:rPr>
   </w:style>
-  <w:style w:type="paragraph" w:styleId="af4">
+  <w:style w:type="paragraph" w:styleId="af5">
     <w:name w:val="Body Text"/>
     <w:basedOn w:val="a"/>
     <w:rsid w:val="004905FF"/>
   </w:style>
-  <w:style w:type="paragraph" w:styleId="af5">
+  <w:style w:type="paragraph" w:styleId="af6">
     <w:name w:val="List Paragraph"/>
     <w:basedOn w:val="a"/>
     <w:uiPriority w:val="34"/>
@@ -9869,6 +8837,54 @@
       <w:ind w:left="720"/>
       <w:contextualSpacing/>
     </w:pPr>
+  </w:style>
+  <w:style w:type="paragraph" w:styleId="af7">
+    <w:name w:val="caption"/>
+    <w:basedOn w:val="a"/>
+    <w:next w:val="a"/>
+    <w:unhideWhenUsed/>
+    <w:qFormat/>
+    <w:rsid w:val="00B73EF3"/>
+    <w:pPr>
+      <w:spacing w:after="200"/>
+    </w:pPr>
+    <w:rPr>
+      <w:i/>
+      <w:iCs/>
+      <w:color w:val="44546A" w:themeColor="text2"/>
+      <w:sz w:val="18"/>
+      <w:szCs w:val="18"/>
+    </w:rPr>
+  </w:style>
+  <w:style w:type="character" w:customStyle="1" w:styleId="ac">
+    <w:name w:val="Нижний колонтитул Знак"/>
+    <w:basedOn w:val="a0"/>
+    <w:link w:val="ab"/>
+    <w:uiPriority w:val="99"/>
+    <w:rsid w:val="001E0C9B"/>
+    <w:rPr>
+      <w:sz w:val="18"/>
+    </w:rPr>
+  </w:style>
+  <w:style w:type="paragraph" w:customStyle="1" w:styleId="11">
+    <w:name w:val="Мой заголовок 1"/>
+    <w:basedOn w:val="a"/>
+    <w:link w:val="12"/>
+    <w:qFormat/>
+    <w:rsid w:val="001E0C9B"/>
+    <w:pPr>
+      <w:spacing w:line="360" w:lineRule="auto"/>
+      <w:ind w:firstLine="709"/>
+    </w:pPr>
+  </w:style>
+  <w:style w:type="character" w:customStyle="1" w:styleId="12">
+    <w:name w:val="Мой заголовок 1 Знак"/>
+    <w:basedOn w:val="a0"/>
+    <w:link w:val="11"/>
+    <w:rsid w:val="001E0C9B"/>
+    <w:rPr>
+      <w:sz w:val="24"/>
+    </w:rPr>
   </w:style>
 </w:styles>
 </file>
@@ -10139,7 +9155,7 @@
 </file>
 
 <file path=customXml/itemProps1.xml><?xml version="1.0" encoding="utf-8"?>
-<ds:datastoreItem xmlns:ds="http://schemas.openxmlformats.org/officeDocument/2006/customXml" ds:itemID="{B68F321C-ACF8-4062-963A-44906D4BE02D}">
+<ds:datastoreItem xmlns:ds="http://schemas.openxmlformats.org/officeDocument/2006/customXml" ds:itemID="{06832739-8ABA-4AD7-9166-A8DBEA589176}">
   <ds:schemaRefs>
     <ds:schemaRef ds:uri="http://schemas.openxmlformats.org/officeDocument/2006/bibliography"/>
   </ds:schemaRefs>

--- a/documents/functional_specification.docx
+++ b/documents/functional_specification.docx
@@ -1,6 +1,6 @@
 
 <file path=word/document.xml><?xml version="1.0" encoding="utf-8"?>
-<w:document xmlns:wpc="http://schemas.microsoft.com/office/word/2010/wordprocessingCanvas" xmlns:cx="http://schemas.microsoft.com/office/drawing/2014/chartex" xmlns:cx1="http://schemas.microsoft.com/office/drawing/2015/9/8/chartex" xmlns:cx2="http://schemas.microsoft.com/office/drawing/2015/10/21/chartex" xmlns:cx3="http://schemas.microsoft.com/office/drawing/2016/5/9/chartex" xmlns:cx4="http://schemas.microsoft.com/office/drawing/2016/5/10/chartex" xmlns:cx5="http://schemas.microsoft.com/office/drawing/2016/5/11/chartex" xmlns:cx6="http://schemas.microsoft.com/office/drawing/2016/5/12/chartex" xmlns:cx7="http://schemas.microsoft.com/office/drawing/2016/5/13/chartex" xmlns:cx8="http://schemas.microsoft.com/office/drawing/2016/5/14/chartex" xmlns:mc="http://schemas.openxmlformats.org/markup-compatibility/2006" xmlns:aink="http://schemas.microsoft.com/office/drawing/2016/ink" xmlns:am3d="http://schemas.microsoft.com/office/drawing/2017/model3d" xmlns:o="urn:schemas-microsoft-com:office:office" xmlns:r="http://schemas.openxmlformats.org/officeDocument/2006/relationships" xmlns:m="http://schemas.openxmlformats.org/officeDocument/2006/math" xmlns:v="urn:schemas-microsoft-com:vml" xmlns:wp14="http://schemas.microsoft.com/office/word/2010/wordprocessingDrawing" xmlns:wp="http://schemas.openxmlformats.org/drawingml/2006/wordprocessingDrawing" xmlns:w10="urn:schemas-microsoft-com:office:word" xmlns:w="http://schemas.openxmlformats.org/wordprocessingml/2006/main" xmlns:w14="http://schemas.microsoft.com/office/word/2010/wordml" xmlns:w15="http://schemas.microsoft.com/office/word/2012/wordml" xmlns:w16cex="http://schemas.microsoft.com/office/word/2018/wordml/cex" xmlns:w16cid="http://schemas.microsoft.com/office/word/2016/wordml/cid" xmlns:w16="http://schemas.microsoft.com/office/word/2018/wordml" xmlns:w16se="http://schemas.microsoft.com/office/word/2015/wordml/symex" xmlns:wpg="http://schemas.microsoft.com/office/word/2010/wordprocessingGroup" xmlns:wpi="http://schemas.microsoft.com/office/word/2010/wordprocessingInk" xmlns:wne="http://schemas.microsoft.com/office/word/2006/wordml" xmlns:wps="http://schemas.microsoft.com/office/word/2010/wordprocessingShape" mc:Ignorable="w14 w15 w16se w16cid w16 w16cex wp14">
+<w:document xmlns:wpc="http://schemas.microsoft.com/office/word/2010/wordprocessingCanvas" xmlns:cx="http://schemas.microsoft.com/office/drawing/2014/chartex" xmlns:mc="http://schemas.openxmlformats.org/markup-compatibility/2006" xmlns:o="urn:schemas-microsoft-com:office:office" xmlns:r="http://schemas.openxmlformats.org/officeDocument/2006/relationships" xmlns:m="http://schemas.openxmlformats.org/officeDocument/2006/math" xmlns:v="urn:schemas-microsoft-com:vml" xmlns:wp14="http://schemas.microsoft.com/office/word/2010/wordprocessingDrawing" xmlns:wp="http://schemas.openxmlformats.org/drawingml/2006/wordprocessingDrawing" xmlns:w10="urn:schemas-microsoft-com:office:word" xmlns:w="http://schemas.openxmlformats.org/wordprocessingml/2006/main" xmlns:w14="http://schemas.microsoft.com/office/word/2010/wordml" xmlns:w15="http://schemas.microsoft.com/office/word/2012/wordml" xmlns:w16se="http://schemas.microsoft.com/office/word/2015/wordml/symex" xmlns:wpg="http://schemas.microsoft.com/office/word/2010/wordprocessingGroup" xmlns:wpi="http://schemas.microsoft.com/office/word/2010/wordprocessingInk" xmlns:wne="http://schemas.microsoft.com/office/word/2006/wordml" xmlns:wps="http://schemas.microsoft.com/office/word/2010/wordprocessingShape" mc:Ignorable="w14 w15 w16se wp14">
   <w:body>
     <w:p>
       <w:pPr>
@@ -1609,7 +1609,91 @@
         <w:rPr>
           <w:szCs w:val="24"/>
         </w:rPr>
-        <w:t>Октябрь 2025: Утверждена концепция проекта, определены рамки и функциональность. Принято решение о использовании стека технологий Python/Django для бэкенда и JavaScript/React (или Vue.js) для фронтенда.</w:t>
+        <w:t xml:space="preserve">Октябрь 2025: Утверждена концепция проекта, определены рамки и функциональность. Принято решение о использовании стека технологий </w:t>
+      </w:r>
+      <w:proofErr w:type="spellStart"/>
+      <w:r>
+        <w:rPr>
+          <w:szCs w:val="24"/>
+        </w:rPr>
+        <w:t>Python</w:t>
+      </w:r>
+      <w:proofErr w:type="spellEnd"/>
+      <w:r>
+        <w:rPr>
+          <w:szCs w:val="24"/>
+        </w:rPr>
+        <w:t>/</w:t>
+      </w:r>
+      <w:proofErr w:type="spellStart"/>
+      <w:r>
+        <w:rPr>
+          <w:szCs w:val="24"/>
+        </w:rPr>
+        <w:t>Django</w:t>
+      </w:r>
+      <w:proofErr w:type="spellEnd"/>
+      <w:r>
+        <w:rPr>
+          <w:szCs w:val="24"/>
+        </w:rPr>
+        <w:t xml:space="preserve"> для </w:t>
+      </w:r>
+      <w:proofErr w:type="spellStart"/>
+      <w:r>
+        <w:rPr>
+          <w:szCs w:val="24"/>
+        </w:rPr>
+        <w:t>бэкенда</w:t>
+      </w:r>
+      <w:proofErr w:type="spellEnd"/>
+      <w:r>
+        <w:rPr>
+          <w:szCs w:val="24"/>
+        </w:rPr>
+        <w:t xml:space="preserve"> и </w:t>
+      </w:r>
+      <w:proofErr w:type="spellStart"/>
+      <w:r>
+        <w:rPr>
+          <w:szCs w:val="24"/>
+        </w:rPr>
+        <w:t>JavaScript</w:t>
+      </w:r>
+      <w:proofErr w:type="spellEnd"/>
+      <w:r>
+        <w:rPr>
+          <w:szCs w:val="24"/>
+        </w:rPr>
+        <w:t>/</w:t>
+      </w:r>
+      <w:proofErr w:type="spellStart"/>
+      <w:r>
+        <w:rPr>
+          <w:szCs w:val="24"/>
+        </w:rPr>
+        <w:t>React</w:t>
+      </w:r>
+      <w:proofErr w:type="spellEnd"/>
+      <w:r>
+        <w:rPr>
+          <w:szCs w:val="24"/>
+        </w:rPr>
+        <w:t xml:space="preserve"> (или Vue.js) для </w:t>
+      </w:r>
+      <w:proofErr w:type="spellStart"/>
+      <w:r>
+        <w:rPr>
+          <w:szCs w:val="24"/>
+        </w:rPr>
+        <w:t>фронтенда</w:t>
+      </w:r>
+      <w:proofErr w:type="spellEnd"/>
+      <w:r>
+        <w:rPr>
+          <w:szCs w:val="24"/>
+        </w:rPr>
+        <w:t>.</w:t>
       </w:r>
     </w:p>
     <w:p>
@@ -1634,20 +1718,16 @@
     <w:p>
       <w:pPr>
         <w:pStyle w:val="af6"/>
-        <w:numPr>
-          <w:ilvl w:val="0"/>
-          <w:numId w:val="19"/>
-        </w:numPr>
-        <w:spacing w:line="360" w:lineRule="auto"/>
-        <w:rPr>
-          <w:szCs w:val="24"/>
-        </w:rPr>
-      </w:pPr>
-      <w:r>
-        <w:rPr>
-          <w:szCs w:val="24"/>
-        </w:rPr>
-        <w:t>Ноябрь 2025: Начата фаза активной разработки: реализация базового бэкенда на Django и REST API.</w:t>
+        <w:spacing w:line="360" w:lineRule="auto"/>
+        <w:rPr>
+          <w:szCs w:val="24"/>
+        </w:rPr>
+      </w:pPr>
+      <w:r>
+        <w:rPr>
+          <w:szCs w:val="24"/>
+        </w:rPr>
+        <w:t>//----------------------</w:t>
       </w:r>
     </w:p>
     <w:p>
@@ -1666,7 +1746,82 @@
         <w:rPr>
           <w:szCs w:val="24"/>
         </w:rPr>
-        <w:t>Декабрь 2025: Запланированы интеграция фронтенда и бэкенда, тестирование, развертывание системы на облачном хостинге и финальная защита проекта.</w:t>
+        <w:t xml:space="preserve">Ноябрь 2025: Начата фаза активной разработки: реализация базового </w:t>
+      </w:r>
+      <w:proofErr w:type="spellStart"/>
+      <w:r>
+        <w:rPr>
+          <w:szCs w:val="24"/>
+        </w:rPr>
+        <w:t>бэкенда</w:t>
+      </w:r>
+      <w:proofErr w:type="spellEnd"/>
+      <w:r>
+        <w:rPr>
+          <w:szCs w:val="24"/>
+        </w:rPr>
+        <w:t xml:space="preserve"> на </w:t>
+      </w:r>
+      <w:proofErr w:type="spellStart"/>
+      <w:r>
+        <w:rPr>
+          <w:szCs w:val="24"/>
+        </w:rPr>
+        <w:t>Django</w:t>
+      </w:r>
+      <w:proofErr w:type="spellEnd"/>
+      <w:r>
+        <w:rPr>
+          <w:szCs w:val="24"/>
+        </w:rPr>
+        <w:t xml:space="preserve"> и REST API.</w:t>
+      </w:r>
+    </w:p>
+    <w:p>
+      <w:pPr>
+        <w:pStyle w:val="af6"/>
+        <w:numPr>
+          <w:ilvl w:val="0"/>
+          <w:numId w:val="19"/>
+        </w:numPr>
+        <w:spacing w:line="360" w:lineRule="auto"/>
+        <w:rPr>
+          <w:szCs w:val="24"/>
+        </w:rPr>
+      </w:pPr>
+      <w:r>
+        <w:rPr>
+          <w:szCs w:val="24"/>
+        </w:rPr>
+        <w:t xml:space="preserve">Декабрь 2025: Запланированы интеграция </w:t>
+      </w:r>
+      <w:proofErr w:type="spellStart"/>
+      <w:r>
+        <w:rPr>
+          <w:szCs w:val="24"/>
+        </w:rPr>
+        <w:t>фронтенда</w:t>
+      </w:r>
+      <w:proofErr w:type="spellEnd"/>
+      <w:r>
+        <w:rPr>
+          <w:szCs w:val="24"/>
+        </w:rPr>
+        <w:t xml:space="preserve"> и </w:t>
+      </w:r>
+      <w:proofErr w:type="spellStart"/>
+      <w:r>
+        <w:rPr>
+          <w:szCs w:val="24"/>
+        </w:rPr>
+        <w:t>бэкенда</w:t>
+      </w:r>
+      <w:proofErr w:type="spellEnd"/>
+      <w:r>
+        <w:rPr>
+          <w:szCs w:val="24"/>
+        </w:rPr>
+        <w:t>, тестирование, развертывание системы на облачном хостинге и финальная защита проекта.</w:t>
       </w:r>
     </w:p>
     <w:p>
@@ -1683,6 +1838,78 @@
         </w:rPr>
         <w:t>Важным решением стало ограничение функциональности первого релиза для успешной реализации в сжатые учебные сроки, с фокусом на автоматизации ключевых процессов записи и управления заказами.</w:t>
       </w:r>
+    </w:p>
+    <w:p>
+      <w:pPr>
+        <w:spacing w:line="360" w:lineRule="auto"/>
+        <w:ind w:firstLine="709"/>
+        <w:rPr>
+          <w:szCs w:val="24"/>
+        </w:rPr>
+      </w:pPr>
+    </w:p>
+    <w:p>
+      <w:pPr>
+        <w:spacing w:line="360" w:lineRule="auto"/>
+        <w:ind w:firstLine="709"/>
+        <w:rPr>
+          <w:szCs w:val="24"/>
+        </w:rPr>
+      </w:pPr>
+    </w:p>
+    <w:p>
+      <w:pPr>
+        <w:spacing w:line="360" w:lineRule="auto"/>
+        <w:ind w:firstLine="709"/>
+        <w:rPr>
+          <w:szCs w:val="24"/>
+        </w:rPr>
+      </w:pPr>
+    </w:p>
+    <w:p>
+      <w:pPr>
+        <w:spacing w:line="360" w:lineRule="auto"/>
+        <w:ind w:firstLine="709"/>
+        <w:rPr>
+          <w:szCs w:val="24"/>
+        </w:rPr>
+      </w:pPr>
+    </w:p>
+    <w:p>
+      <w:pPr>
+        <w:spacing w:line="360" w:lineRule="auto"/>
+        <w:ind w:firstLine="709"/>
+        <w:rPr>
+          <w:szCs w:val="24"/>
+        </w:rPr>
+      </w:pPr>
+    </w:p>
+    <w:p>
+      <w:pPr>
+        <w:spacing w:line="360" w:lineRule="auto"/>
+        <w:ind w:firstLine="709"/>
+        <w:rPr>
+          <w:szCs w:val="24"/>
+        </w:rPr>
+      </w:pPr>
+    </w:p>
+    <w:p>
+      <w:pPr>
+        <w:spacing w:line="360" w:lineRule="auto"/>
+        <w:ind w:firstLine="709"/>
+        <w:rPr>
+          <w:szCs w:val="24"/>
+        </w:rPr>
+      </w:pPr>
+    </w:p>
+    <w:p>
+      <w:pPr>
+        <w:spacing w:line="360" w:lineRule="auto"/>
+        <w:ind w:firstLine="709"/>
+        <w:rPr>
+          <w:szCs w:val="24"/>
+        </w:rPr>
+      </w:pPr>
     </w:p>
     <w:p>
       <w:pPr>
@@ -1701,6 +1928,7 @@
           <w:sz w:val="32"/>
           <w:szCs w:val="32"/>
         </w:rPr>
+        <w:lastRenderedPageBreak/>
         <w:t>Цели дизайна</w:t>
       </w:r>
       <w:bookmarkEnd w:id="5"/>
@@ -1773,7 +2001,21 @@
         <w:rPr>
           <w:szCs w:val="24"/>
         </w:rPr>
-        <w:t>Простая и быстрая регистрация с минимальным набором данных (ФИО, email, телефон, пароль).</w:t>
+        <w:t xml:space="preserve">Простая и быстрая регистрация с минимальным набором данных (ФИО, </w:t>
+      </w:r>
+      <w:proofErr w:type="spellStart"/>
+      <w:r>
+        <w:rPr>
+          <w:szCs w:val="24"/>
+        </w:rPr>
+        <w:t>email</w:t>
+      </w:r>
+      <w:proofErr w:type="spellEnd"/>
+      <w:r>
+        <w:rPr>
+          <w:szCs w:val="24"/>
+        </w:rPr>
+        <w:t>, телефон, пароль).</w:t>
       </w:r>
     </w:p>
     <w:p>
@@ -1792,7 +2034,6 @@
         <w:rPr>
           <w:szCs w:val="24"/>
         </w:rPr>
-        <w:lastRenderedPageBreak/>
         <w:t>Интуитивно понятный каталог услуг с описанием и стоимостью.</w:t>
       </w:r>
     </w:p>
@@ -1890,7 +2131,21 @@
         <w:rPr>
           <w:szCs w:val="24"/>
         </w:rPr>
-        <w:t>Единая панель управления (дашборд) с ключевыми метриками за день.</w:t>
+        <w:t>Единая панель управления (</w:t>
+      </w:r>
+      <w:proofErr w:type="spellStart"/>
+      <w:r>
+        <w:rPr>
+          <w:szCs w:val="24"/>
+        </w:rPr>
+        <w:t>дашборд</w:t>
+      </w:r>
+      <w:proofErr w:type="spellEnd"/>
+      <w:r>
+        <w:rPr>
+          <w:szCs w:val="24"/>
+        </w:rPr>
+        <w:t>) с ключевыми метриками за день.</w:t>
       </w:r>
     </w:p>
     <w:p>
@@ -2036,7 +2291,35 @@
         <w:rPr>
           <w:szCs w:val="24"/>
         </w:rPr>
-        <w:t>Использование реляционной базы данных (SQLite на время разработки, с возможностью миграции на PostgreSQL).</w:t>
+        <w:t>Использование реляционной базы данных (</w:t>
+      </w:r>
+      <w:proofErr w:type="spellStart"/>
+      <w:r>
+        <w:rPr>
+          <w:szCs w:val="24"/>
+        </w:rPr>
+        <w:t>SQLite</w:t>
+      </w:r>
+      <w:proofErr w:type="spellEnd"/>
+      <w:r>
+        <w:rPr>
+          <w:szCs w:val="24"/>
+        </w:rPr>
+        <w:t xml:space="preserve"> на время разработки, с возможностью миграции на </w:t>
+      </w:r>
+      <w:proofErr w:type="spellStart"/>
+      <w:r>
+        <w:rPr>
+          <w:szCs w:val="24"/>
+        </w:rPr>
+        <w:t>PostgreSQL</w:t>
+      </w:r>
+      <w:proofErr w:type="spellEnd"/>
+      <w:r>
+        <w:rPr>
+          <w:szCs w:val="24"/>
+        </w:rPr>
+        <w:t>).</w:t>
       </w:r>
     </w:p>
     <w:p>
@@ -2112,6 +2395,7 @@
         <w:rPr>
           <w:szCs w:val="24"/>
         </w:rPr>
+        <w:lastRenderedPageBreak/>
         <w:t>Клиентские интерфейсы должны быть адаптивными для работы на мобильных устройствах.</w:t>
       </w:r>
     </w:p>
@@ -2136,12 +2420,21 @@
           <w:szCs w:val="18"/>
         </w:rPr>
       </w:pPr>
+      <w:proofErr w:type="spellStart"/>
       <w:r>
         <w:rPr>
           <w:b/>
           <w:szCs w:val="18"/>
         </w:rPr>
-        <w:t>Актор: Клиент</w:t>
+        <w:t>Актор</w:t>
+      </w:r>
+      <w:proofErr w:type="spellEnd"/>
+      <w:r>
+        <w:rPr>
+          <w:b/>
+          <w:szCs w:val="18"/>
+        </w:rPr>
+        <w:t>: Клиент</w:t>
       </w:r>
     </w:p>
     <w:p>
@@ -2247,13 +2540,21 @@
           <w:szCs w:val="18"/>
         </w:rPr>
       </w:pPr>
+      <w:proofErr w:type="spellStart"/>
       <w:r>
         <w:rPr>
           <w:b/>
           <w:szCs w:val="18"/>
         </w:rPr>
-        <w:lastRenderedPageBreak/>
-        <w:t>Актор: Менеджер</w:t>
+        <w:t>Актор</w:t>
+      </w:r>
+      <w:proofErr w:type="spellEnd"/>
+      <w:r>
+        <w:rPr>
+          <w:b/>
+          <w:szCs w:val="18"/>
+        </w:rPr>
+        <w:t>: Менеджер</w:t>
       </w:r>
     </w:p>
     <w:p>
@@ -2360,6 +2661,7 @@
         <w:rPr>
           <w:noProof/>
         </w:rPr>
+        <w:lastRenderedPageBreak/>
         <w:drawing>
           <wp:inline distT="0" distB="0" distL="0" distR="0" wp14:anchorId="7F3F47C4" wp14:editId="246C2CCF">
             <wp:extent cx="2314575" cy="5034354"/>
@@ -2492,9 +2794,44 @@
           <w:sz w:val="20"/>
           <w:szCs w:val="20"/>
         </w:rPr>
-        <w:t xml:space="preserve"> – Use-Case диаграмма</w:t>
-      </w:r>
-    </w:p>
+        <w:t xml:space="preserve"> – </w:t>
+      </w:r>
+      <w:proofErr w:type="spellStart"/>
+      <w:r>
+        <w:rPr>
+          <w:i w:val="0"/>
+          <w:iCs w:val="0"/>
+          <w:color w:val="auto"/>
+          <w:sz w:val="20"/>
+          <w:szCs w:val="20"/>
+        </w:rPr>
+        <w:t>Use-Case</w:t>
+      </w:r>
+      <w:proofErr w:type="spellEnd"/>
+      <w:r>
+        <w:rPr>
+          <w:i w:val="0"/>
+          <w:iCs w:val="0"/>
+          <w:color w:val="auto"/>
+          <w:sz w:val="20"/>
+          <w:szCs w:val="20"/>
+        </w:rPr>
+        <w:t xml:space="preserve"> диаграмма</w:t>
+      </w:r>
+    </w:p>
+    <w:p/>
+    <w:p/>
+    <w:p/>
+    <w:p/>
+    <w:p/>
+    <w:p/>
+    <w:p/>
+    <w:p/>
+    <w:p/>
+    <w:p/>
+    <w:p/>
+    <w:p/>
+    <w:p/>
     <w:p>
       <w:pPr>
         <w:pStyle w:val="1"/>
@@ -2512,6 +2849,7 @@
           <w:sz w:val="32"/>
           <w:szCs w:val="32"/>
         </w:rPr>
+        <w:lastRenderedPageBreak/>
         <w:t>Исключенные возможности и неподдерживаемые сценарии</w:t>
       </w:r>
       <w:bookmarkEnd w:id="12"/>
@@ -2546,7 +2884,6 @@
         <w:rPr>
           <w:szCs w:val="18"/>
         </w:rPr>
-        <w:lastRenderedPageBreak/>
         <w:t>Интеграция с системами онлайн-платежей. Оплата услуг не входит в рамки проекта.</w:t>
       </w:r>
     </w:p>
@@ -2649,6 +2986,132 @@
     </w:p>
     <w:p>
       <w:pPr>
+        <w:spacing w:line="360" w:lineRule="auto"/>
+        <w:ind w:firstLine="709"/>
+        <w:rPr>
+          <w:szCs w:val="18"/>
+        </w:rPr>
+      </w:pPr>
+    </w:p>
+    <w:p>
+      <w:pPr>
+        <w:spacing w:line="360" w:lineRule="auto"/>
+        <w:ind w:firstLine="709"/>
+        <w:rPr>
+          <w:szCs w:val="18"/>
+        </w:rPr>
+      </w:pPr>
+    </w:p>
+    <w:p>
+      <w:pPr>
+        <w:spacing w:line="360" w:lineRule="auto"/>
+        <w:ind w:firstLine="709"/>
+        <w:rPr>
+          <w:szCs w:val="18"/>
+        </w:rPr>
+      </w:pPr>
+    </w:p>
+    <w:p>
+      <w:pPr>
+        <w:spacing w:line="360" w:lineRule="auto"/>
+        <w:ind w:firstLine="709"/>
+        <w:rPr>
+          <w:szCs w:val="18"/>
+        </w:rPr>
+      </w:pPr>
+    </w:p>
+    <w:p>
+      <w:pPr>
+        <w:spacing w:line="360" w:lineRule="auto"/>
+        <w:ind w:firstLine="709"/>
+        <w:rPr>
+          <w:szCs w:val="18"/>
+        </w:rPr>
+      </w:pPr>
+    </w:p>
+    <w:p>
+      <w:pPr>
+        <w:spacing w:line="360" w:lineRule="auto"/>
+        <w:ind w:firstLine="709"/>
+        <w:rPr>
+          <w:szCs w:val="18"/>
+        </w:rPr>
+      </w:pPr>
+    </w:p>
+    <w:p>
+      <w:pPr>
+        <w:spacing w:line="360" w:lineRule="auto"/>
+        <w:ind w:firstLine="709"/>
+        <w:rPr>
+          <w:szCs w:val="18"/>
+        </w:rPr>
+      </w:pPr>
+    </w:p>
+    <w:p>
+      <w:pPr>
+        <w:spacing w:line="360" w:lineRule="auto"/>
+        <w:ind w:firstLine="709"/>
+        <w:rPr>
+          <w:szCs w:val="18"/>
+        </w:rPr>
+      </w:pPr>
+    </w:p>
+    <w:p>
+      <w:pPr>
+        <w:spacing w:line="360" w:lineRule="auto"/>
+        <w:ind w:firstLine="709"/>
+        <w:rPr>
+          <w:szCs w:val="18"/>
+        </w:rPr>
+      </w:pPr>
+    </w:p>
+    <w:p>
+      <w:pPr>
+        <w:spacing w:line="360" w:lineRule="auto"/>
+        <w:ind w:firstLine="709"/>
+        <w:rPr>
+          <w:szCs w:val="18"/>
+        </w:rPr>
+      </w:pPr>
+    </w:p>
+    <w:p>
+      <w:pPr>
+        <w:spacing w:line="360" w:lineRule="auto"/>
+        <w:ind w:firstLine="709"/>
+        <w:rPr>
+          <w:szCs w:val="18"/>
+        </w:rPr>
+      </w:pPr>
+    </w:p>
+    <w:p>
+      <w:pPr>
+        <w:spacing w:line="360" w:lineRule="auto"/>
+        <w:ind w:firstLine="709"/>
+        <w:rPr>
+          <w:szCs w:val="18"/>
+        </w:rPr>
+      </w:pPr>
+    </w:p>
+    <w:p>
+      <w:pPr>
+        <w:spacing w:line="360" w:lineRule="auto"/>
+        <w:ind w:firstLine="709"/>
+        <w:rPr>
+          <w:szCs w:val="18"/>
+        </w:rPr>
+      </w:pPr>
+    </w:p>
+    <w:p>
+      <w:pPr>
+        <w:spacing w:line="360" w:lineRule="auto"/>
+        <w:ind w:firstLine="709"/>
+        <w:rPr>
+          <w:szCs w:val="18"/>
+        </w:rPr>
+      </w:pPr>
+    </w:p>
+    <w:p>
+      <w:pPr>
         <w:pStyle w:val="1"/>
         <w:spacing w:before="480" w:after="240"/>
         <w:rPr>
@@ -2664,6 +3127,7 @@
           <w:sz w:val="32"/>
           <w:szCs w:val="32"/>
         </w:rPr>
+        <w:lastRenderedPageBreak/>
         <w:t>Предположения и зависимости</w:t>
       </w:r>
       <w:bookmarkEnd w:id="13"/>
@@ -2773,7 +3237,63 @@
         <w:rPr>
           <w:szCs w:val="24"/>
         </w:rPr>
-        <w:t>Проект зависит от выбранного стека технологий (Python, Django, DRF, React, SQLite).</w:t>
+        <w:t>Проект зависит от выбранного стека технологий (</w:t>
+      </w:r>
+      <w:proofErr w:type="spellStart"/>
+      <w:r>
+        <w:rPr>
+          <w:szCs w:val="24"/>
+        </w:rPr>
+        <w:t>Python</w:t>
+      </w:r>
+      <w:proofErr w:type="spellEnd"/>
+      <w:r>
+        <w:rPr>
+          <w:szCs w:val="24"/>
+        </w:rPr>
+        <w:t xml:space="preserve">, </w:t>
+      </w:r>
+      <w:proofErr w:type="spellStart"/>
+      <w:r>
+        <w:rPr>
+          <w:szCs w:val="24"/>
+        </w:rPr>
+        <w:t>Django</w:t>
+      </w:r>
+      <w:proofErr w:type="spellEnd"/>
+      <w:r>
+        <w:rPr>
+          <w:szCs w:val="24"/>
+        </w:rPr>
+        <w:t xml:space="preserve">, DRF, </w:t>
+      </w:r>
+      <w:proofErr w:type="spellStart"/>
+      <w:r>
+        <w:rPr>
+          <w:szCs w:val="24"/>
+        </w:rPr>
+        <w:t>React</w:t>
+      </w:r>
+      <w:proofErr w:type="spellEnd"/>
+      <w:r>
+        <w:rPr>
+          <w:szCs w:val="24"/>
+        </w:rPr>
+        <w:t xml:space="preserve">, </w:t>
+      </w:r>
+      <w:proofErr w:type="spellStart"/>
+      <w:r>
+        <w:rPr>
+          <w:szCs w:val="24"/>
+        </w:rPr>
+        <w:t>SQLite</w:t>
+      </w:r>
+      <w:proofErr w:type="spellEnd"/>
+      <w:r>
+        <w:rPr>
+          <w:szCs w:val="24"/>
+        </w:rPr>
+        <w:t>).</w:t>
       </w:r>
     </w:p>
     <w:p>
@@ -2816,6 +3336,102 @@
     </w:p>
     <w:p>
       <w:pPr>
+        <w:spacing w:line="360" w:lineRule="auto"/>
+        <w:rPr>
+          <w:szCs w:val="24"/>
+        </w:rPr>
+      </w:pPr>
+    </w:p>
+    <w:p>
+      <w:pPr>
+        <w:spacing w:line="360" w:lineRule="auto"/>
+        <w:rPr>
+          <w:szCs w:val="24"/>
+        </w:rPr>
+      </w:pPr>
+    </w:p>
+    <w:p>
+      <w:pPr>
+        <w:spacing w:line="360" w:lineRule="auto"/>
+        <w:rPr>
+          <w:szCs w:val="24"/>
+        </w:rPr>
+      </w:pPr>
+    </w:p>
+    <w:p>
+      <w:pPr>
+        <w:spacing w:line="360" w:lineRule="auto"/>
+        <w:rPr>
+          <w:szCs w:val="24"/>
+        </w:rPr>
+      </w:pPr>
+    </w:p>
+    <w:p>
+      <w:pPr>
+        <w:spacing w:line="360" w:lineRule="auto"/>
+        <w:rPr>
+          <w:szCs w:val="24"/>
+        </w:rPr>
+      </w:pPr>
+    </w:p>
+    <w:p>
+      <w:pPr>
+        <w:spacing w:line="360" w:lineRule="auto"/>
+        <w:rPr>
+          <w:szCs w:val="24"/>
+        </w:rPr>
+      </w:pPr>
+    </w:p>
+    <w:p>
+      <w:pPr>
+        <w:spacing w:line="360" w:lineRule="auto"/>
+        <w:rPr>
+          <w:szCs w:val="24"/>
+        </w:rPr>
+      </w:pPr>
+    </w:p>
+    <w:p>
+      <w:pPr>
+        <w:spacing w:line="360" w:lineRule="auto"/>
+        <w:rPr>
+          <w:szCs w:val="24"/>
+        </w:rPr>
+      </w:pPr>
+    </w:p>
+    <w:p>
+      <w:pPr>
+        <w:spacing w:line="360" w:lineRule="auto"/>
+        <w:rPr>
+          <w:szCs w:val="24"/>
+        </w:rPr>
+      </w:pPr>
+    </w:p>
+    <w:p>
+      <w:pPr>
+        <w:spacing w:line="360" w:lineRule="auto"/>
+        <w:rPr>
+          <w:szCs w:val="24"/>
+        </w:rPr>
+      </w:pPr>
+    </w:p>
+    <w:p>
+      <w:pPr>
+        <w:spacing w:line="360" w:lineRule="auto"/>
+        <w:rPr>
+          <w:szCs w:val="24"/>
+        </w:rPr>
+      </w:pPr>
+    </w:p>
+    <w:p>
+      <w:pPr>
+        <w:spacing w:line="360" w:lineRule="auto"/>
+        <w:rPr>
+          <w:szCs w:val="24"/>
+        </w:rPr>
+      </w:pPr>
+    </w:p>
+    <w:p>
+      <w:pPr>
         <w:pStyle w:val="1"/>
         <w:spacing w:before="480" w:after="240"/>
         <w:rPr>
@@ -2831,6 +3447,7 @@
           <w:sz w:val="32"/>
           <w:szCs w:val="32"/>
         </w:rPr>
+        <w:lastRenderedPageBreak/>
         <w:t>Проект решения</w:t>
       </w:r>
       <w:bookmarkEnd w:id="14"/>
@@ -2891,12 +3508,19 @@
           <w:szCs w:val="18"/>
         </w:rPr>
       </w:pPr>
-      <w:r>
-        <w:rPr>
-          <w:szCs w:val="18"/>
-        </w:rPr>
-        <w:lastRenderedPageBreak/>
-        <w:t>Мультисервисная архитектура: Поддержка нескольких сервисных центров с индивидуальными настройками, услугами и расписанием.</w:t>
+      <w:proofErr w:type="spellStart"/>
+      <w:r>
+        <w:rPr>
+          <w:szCs w:val="18"/>
+        </w:rPr>
+        <w:t>Мультисервисная</w:t>
+      </w:r>
+      <w:proofErr w:type="spellEnd"/>
+      <w:r>
+        <w:rPr>
+          <w:szCs w:val="18"/>
+        </w:rPr>
+        <w:t xml:space="preserve"> архитектура: Поддержка нескольких сервисных центров с индивидуальными настройками, услугами и расписанием.</w:t>
       </w:r>
     </w:p>
     <w:p>
@@ -3013,7 +3637,21 @@
         <w:rPr>
           <w:szCs w:val="18"/>
         </w:rPr>
-        <w:t>Логическая модель системы основана на объектной модели данных, реализованной в Django ORM. Основные сущности и их взаимосвязи представлены на диаграмме классов:</w:t>
+        <w:t xml:space="preserve">Логическая модель системы основана на объектной модели данных, реализованной в </w:t>
+      </w:r>
+      <w:proofErr w:type="spellStart"/>
+      <w:r>
+        <w:rPr>
+          <w:szCs w:val="18"/>
+        </w:rPr>
+        <w:t>Django</w:t>
+      </w:r>
+      <w:proofErr w:type="spellEnd"/>
+      <w:r>
+        <w:rPr>
+          <w:szCs w:val="18"/>
+        </w:rPr>
+        <w:t xml:space="preserve"> ORM. Основные сущности и их взаимосвязи представлены на диаграмме классов:</w:t>
       </w:r>
     </w:p>
     <w:p>
@@ -3044,11 +3682,61 @@
           <w:szCs w:val="18"/>
         </w:rPr>
       </w:pPr>
-      <w:r>
-        <w:rPr>
-          <w:szCs w:val="18"/>
-        </w:rPr>
-        <w:t>User/UserProfile: Базовая система пользователей с расширенным профилем (телефон, адрес, аватар). Автоматическая обработка изображений аватаров.</w:t>
+      <w:proofErr w:type="spellStart"/>
+      <w:r>
+        <w:rPr>
+          <w:szCs w:val="18"/>
+        </w:rPr>
+        <w:t>User</w:t>
+      </w:r>
+      <w:proofErr w:type="spellEnd"/>
+      <w:r>
+        <w:rPr>
+          <w:szCs w:val="18"/>
+        </w:rPr>
+        <w:t>/</w:t>
+      </w:r>
+      <w:proofErr w:type="spellStart"/>
+      <w:r>
+        <w:rPr>
+          <w:szCs w:val="18"/>
+        </w:rPr>
+        <w:t>UserProfile</w:t>
+      </w:r>
+      <w:proofErr w:type="spellEnd"/>
+      <w:r>
+        <w:rPr>
+          <w:szCs w:val="18"/>
+        </w:rPr>
+        <w:t xml:space="preserve">: Базовая система пользователей с расширенным профилем (телефон, адрес, </w:t>
+      </w:r>
+      <w:proofErr w:type="spellStart"/>
+      <w:r>
+        <w:rPr>
+          <w:szCs w:val="18"/>
+        </w:rPr>
+        <w:t>аватар</w:t>
+      </w:r>
+      <w:proofErr w:type="spellEnd"/>
+      <w:r>
+        <w:rPr>
+          <w:szCs w:val="18"/>
+        </w:rPr>
+        <w:t xml:space="preserve">). Автоматическая обработка изображений </w:t>
+      </w:r>
+      <w:proofErr w:type="spellStart"/>
+      <w:r>
+        <w:rPr>
+          <w:szCs w:val="18"/>
+        </w:rPr>
+        <w:t>аватаров</w:t>
+      </w:r>
+      <w:proofErr w:type="spellEnd"/>
+      <w:r>
+        <w:rPr>
+          <w:szCs w:val="18"/>
+        </w:rPr>
+        <w:t>.</w:t>
       </w:r>
     </w:p>
     <w:p>
@@ -3063,11 +3751,47 @@
           <w:szCs w:val="18"/>
         </w:rPr>
       </w:pPr>
-      <w:r>
-        <w:rPr>
-          <w:szCs w:val="18"/>
-        </w:rPr>
-        <w:t>CarBrand/CarModel/Car: Иерархическая модель данных об автомобилях с поддержкой фотографий и автоматическим подбором изображений по марке/модели.</w:t>
+      <w:proofErr w:type="spellStart"/>
+      <w:r>
+        <w:rPr>
+          <w:szCs w:val="18"/>
+        </w:rPr>
+        <w:t>CarBrand</w:t>
+      </w:r>
+      <w:proofErr w:type="spellEnd"/>
+      <w:r>
+        <w:rPr>
+          <w:szCs w:val="18"/>
+        </w:rPr>
+        <w:t>/</w:t>
+      </w:r>
+      <w:proofErr w:type="spellStart"/>
+      <w:r>
+        <w:rPr>
+          <w:szCs w:val="18"/>
+        </w:rPr>
+        <w:t>CarModel</w:t>
+      </w:r>
+      <w:proofErr w:type="spellEnd"/>
+      <w:r>
+        <w:rPr>
+          <w:szCs w:val="18"/>
+        </w:rPr>
+        <w:t>/</w:t>
+      </w:r>
+      <w:proofErr w:type="spellStart"/>
+      <w:r>
+        <w:rPr>
+          <w:szCs w:val="18"/>
+        </w:rPr>
+        <w:t>Car</w:t>
+      </w:r>
+      <w:proofErr w:type="spellEnd"/>
+      <w:r>
+        <w:rPr>
+          <w:szCs w:val="18"/>
+        </w:rPr>
+        <w:t>: Иерархическая модель данных об автомобилях с поддержкой фотографий и автоматическим подбором изображений по марке/модели.</w:t>
       </w:r>
     </w:p>
     <w:p>
@@ -3082,11 +3806,33 @@
           <w:szCs w:val="18"/>
         </w:rPr>
       </w:pPr>
-      <w:r>
-        <w:rPr>
-          <w:szCs w:val="18"/>
-        </w:rPr>
-        <w:t>ServiceCenter: Модель сервисного центра с фотографиями, контактными данными и гибкой системой рабочих часов через WorkingHours.</w:t>
+      <w:proofErr w:type="spellStart"/>
+      <w:r>
+        <w:rPr>
+          <w:szCs w:val="18"/>
+        </w:rPr>
+        <w:t>ServiceCenter</w:t>
+      </w:r>
+      <w:proofErr w:type="spellEnd"/>
+      <w:r>
+        <w:rPr>
+          <w:szCs w:val="18"/>
+        </w:rPr>
+        <w:t xml:space="preserve">: Модель сервисного центра с фотографиями, контактными данными и гибкой системой рабочих часов через </w:t>
+      </w:r>
+      <w:proofErr w:type="spellStart"/>
+      <w:r>
+        <w:rPr>
+          <w:szCs w:val="18"/>
+        </w:rPr>
+        <w:t>WorkingHours</w:t>
+      </w:r>
+      <w:proofErr w:type="spellEnd"/>
+      <w:r>
+        <w:rPr>
+          <w:szCs w:val="18"/>
+        </w:rPr>
+        <w:t>.</w:t>
       </w:r>
     </w:p>
     <w:p>
@@ -3101,11 +3847,19 @@
           <w:szCs w:val="18"/>
         </w:rPr>
       </w:pPr>
-      <w:r>
-        <w:rPr>
-          <w:szCs w:val="18"/>
-        </w:rPr>
-        <w:t>ServiceType: Каталог услуг с привязкой к сервисному центру, продолжительностью и стоимостью.</w:t>
+      <w:proofErr w:type="spellStart"/>
+      <w:r>
+        <w:rPr>
+          <w:szCs w:val="18"/>
+        </w:rPr>
+        <w:t>ServiceType</w:t>
+      </w:r>
+      <w:proofErr w:type="spellEnd"/>
+      <w:r>
+        <w:rPr>
+          <w:szCs w:val="18"/>
+        </w:rPr>
+        <w:t>: Каталог услуг с привязкой к сервисному центру, продолжительностью и стоимостью.</w:t>
       </w:r>
     </w:p>
     <w:p>
@@ -3120,11 +3874,34 @@
           <w:szCs w:val="18"/>
         </w:rPr>
       </w:pPr>
-      <w:r>
-        <w:rPr>
-          <w:szCs w:val="18"/>
-        </w:rPr>
-        <w:t>Appointment: Модель записи на услугу с автоматическим расчетом времени окончания (end_time) на основе продолжительности услуги.</w:t>
+      <w:proofErr w:type="spellStart"/>
+      <w:r>
+        <w:rPr>
+          <w:szCs w:val="18"/>
+        </w:rPr>
+        <w:lastRenderedPageBreak/>
+        <w:t>Appointment</w:t>
+      </w:r>
+      <w:proofErr w:type="spellEnd"/>
+      <w:r>
+        <w:rPr>
+          <w:szCs w:val="18"/>
+        </w:rPr>
+        <w:t>: Модель записи на услугу с автоматическим расчетом времени окончания (</w:t>
+      </w:r>
+      <w:proofErr w:type="spellStart"/>
+      <w:r>
+        <w:rPr>
+          <w:szCs w:val="18"/>
+        </w:rPr>
+        <w:t>end_time</w:t>
+      </w:r>
+      <w:proofErr w:type="spellEnd"/>
+      <w:r>
+        <w:rPr>
+          <w:szCs w:val="18"/>
+        </w:rPr>
+        <w:t>) на основе продолжительности услуги.</w:t>
       </w:r>
     </w:p>
     <w:p>
@@ -3139,11 +3916,19 @@
           <w:szCs w:val="18"/>
         </w:rPr>
       </w:pPr>
-      <w:r>
-        <w:rPr>
-          <w:szCs w:val="18"/>
-        </w:rPr>
-        <w:t>Review: Система отзывов с возможностью ответа администрации.</w:t>
+      <w:proofErr w:type="spellStart"/>
+      <w:r>
+        <w:rPr>
+          <w:szCs w:val="18"/>
+        </w:rPr>
+        <w:t>Review</w:t>
+      </w:r>
+      <w:proofErr w:type="spellEnd"/>
+      <w:r>
+        <w:rPr>
+          <w:szCs w:val="18"/>
+        </w:rPr>
+        <w:t>: Система отзывов с возможностью ответа администрации.</w:t>
       </w:r>
     </w:p>
     <w:p>
@@ -3178,8 +3963,30 @@
         <w:rPr>
           <w:szCs w:val="18"/>
         </w:rPr>
-        <w:t>При создании Appointment автоматически рассчитывается end_time</w:t>
-      </w:r>
+        <w:t xml:space="preserve">При создании </w:t>
+      </w:r>
+      <w:proofErr w:type="spellStart"/>
+      <w:r>
+        <w:rPr>
+          <w:szCs w:val="18"/>
+        </w:rPr>
+        <w:t>Appointment</w:t>
+      </w:r>
+      <w:proofErr w:type="spellEnd"/>
+      <w:r>
+        <w:rPr>
+          <w:szCs w:val="18"/>
+        </w:rPr>
+        <w:t xml:space="preserve"> автоматически рассчитывается </w:t>
+      </w:r>
+      <w:proofErr w:type="spellStart"/>
+      <w:r>
+        <w:rPr>
+          <w:szCs w:val="18"/>
+        </w:rPr>
+        <w:t>end_time</w:t>
+      </w:r>
+      <w:proofErr w:type="spellEnd"/>
     </w:p>
     <w:p>
       <w:pPr>
@@ -3216,7 +4023,21 @@
         <w:rPr>
           <w:szCs w:val="18"/>
         </w:rPr>
-        <w:t>При изменении статуса ServiceRequest могут автоматически создаваться уведомления</w:t>
+        <w:t xml:space="preserve">При изменении статуса </w:t>
+      </w:r>
+      <w:proofErr w:type="spellStart"/>
+      <w:r>
+        <w:rPr>
+          <w:szCs w:val="18"/>
+        </w:rPr>
+        <w:t>ServiceRequest</w:t>
+      </w:r>
+      <w:proofErr w:type="spellEnd"/>
+      <w:r>
+        <w:rPr>
+          <w:szCs w:val="18"/>
+        </w:rPr>
+        <w:t xml:space="preserve"> могут автоматически создаваться уведомления</w:t>
       </w:r>
     </w:p>
     <w:p>
@@ -3235,7 +4056,6 @@
         <w:rPr>
           <w:szCs w:val="18"/>
         </w:rPr>
-        <w:lastRenderedPageBreak/>
         <w:t>Механики назначаются только на заявки с соответствующим статусом</w:t>
       </w:r>
     </w:p>
@@ -3394,8 +4214,6 @@
         </w:rPr>
         <w:t>–</w:t>
       </w:r>
-      <w:bookmarkStart w:id="19" w:name="_GoBack"/>
-      <w:bookmarkEnd w:id="19"/>
       <w:r>
         <w:rPr>
           <w:i w:val="0"/>
@@ -3406,6 +4224,8 @@
         </w:rPr>
         <w:t xml:space="preserve"> Диаграмма классов</w:t>
       </w:r>
+      <w:bookmarkStart w:id="19" w:name="_GoBack"/>
+      <w:bookmarkEnd w:id="19"/>
     </w:p>
     <w:p>
       <w:pPr>
@@ -3448,7 +4268,23 @@
           <w:b/>
           <w:szCs w:val="18"/>
         </w:rPr>
-        <w:t>Презентационный уровень (Frontend)</w:t>
+        <w:t>Презентационный уровень (</w:t>
+      </w:r>
+      <w:proofErr w:type="spellStart"/>
+      <w:r>
+        <w:rPr>
+          <w:b/>
+          <w:szCs w:val="18"/>
+        </w:rPr>
+        <w:t>Frontend</w:t>
+      </w:r>
+      <w:proofErr w:type="spellEnd"/>
+      <w:r>
+        <w:rPr>
+          <w:b/>
+          <w:szCs w:val="18"/>
+        </w:rPr>
+        <w:t>)</w:t>
       </w:r>
     </w:p>
     <w:p>
@@ -3542,7 +4378,63 @@
         <w:rPr>
           <w:szCs w:val="18"/>
         </w:rPr>
-        <w:t>: Два отдельных SPA (Single Page Application) или модуля в одном приложении: "Личный кабинет клиента" и "Панель управления менеджером". Взаимодействие с бэкендом через HTTP-запросы к REST API.</w:t>
+        <w:t>: Два отдельных SPA (</w:t>
+      </w:r>
+      <w:proofErr w:type="spellStart"/>
+      <w:r>
+        <w:rPr>
+          <w:szCs w:val="18"/>
+        </w:rPr>
+        <w:t>Single</w:t>
+      </w:r>
+      <w:proofErr w:type="spellEnd"/>
+      <w:r>
+        <w:rPr>
+          <w:szCs w:val="18"/>
+        </w:rPr>
+        <w:t xml:space="preserve"> </w:t>
+      </w:r>
+      <w:proofErr w:type="spellStart"/>
+      <w:r>
+        <w:rPr>
+          <w:szCs w:val="18"/>
+        </w:rPr>
+        <w:t>Page</w:t>
+      </w:r>
+      <w:proofErr w:type="spellEnd"/>
+      <w:r>
+        <w:rPr>
+          <w:szCs w:val="18"/>
+        </w:rPr>
+        <w:t xml:space="preserve"> </w:t>
+      </w:r>
+      <w:proofErr w:type="spellStart"/>
+      <w:r>
+        <w:rPr>
+          <w:szCs w:val="18"/>
+        </w:rPr>
+        <w:t>Application</w:t>
+      </w:r>
+      <w:proofErr w:type="spellEnd"/>
+      <w:r>
+        <w:rPr>
+          <w:szCs w:val="18"/>
+        </w:rPr>
+        <w:t xml:space="preserve">) или модуля в одном приложении: "Личный кабинет клиента" и "Панель управления менеджером". Взаимодействие с </w:t>
+      </w:r>
+      <w:proofErr w:type="spellStart"/>
+      <w:r>
+        <w:rPr>
+          <w:szCs w:val="18"/>
+        </w:rPr>
+        <w:t>бэкендом</w:t>
+      </w:r>
+      <w:proofErr w:type="spellEnd"/>
+      <w:r>
+        <w:rPr>
+          <w:szCs w:val="18"/>
+        </w:rPr>
+        <w:t xml:space="preserve"> через HTTP-запросы к REST API.</w:t>
       </w:r>
     </w:p>
     <w:p>
@@ -3558,7 +4450,23 @@
           <w:b/>
           <w:szCs w:val="18"/>
         </w:rPr>
-        <w:t>Уровень бизнес-логики (Backend):</w:t>
+        <w:t>Уровень бизнес-логики (</w:t>
+      </w:r>
+      <w:proofErr w:type="spellStart"/>
+      <w:r>
+        <w:rPr>
+          <w:b/>
+          <w:szCs w:val="18"/>
+        </w:rPr>
+        <w:t>Backend</w:t>
+      </w:r>
+      <w:proofErr w:type="spellEnd"/>
+      <w:r>
+        <w:rPr>
+          <w:b/>
+          <w:szCs w:val="18"/>
+        </w:rPr>
+        <w:t>):</w:t>
       </w:r>
     </w:p>
     <w:p>
@@ -3579,70 +4487,82 @@
         <w:rPr>
           <w:szCs w:val="18"/>
         </w:rPr>
-        <w:t>: Python 3, фреймворк Django, Django REST Framework (DRF).</w:t>
-      </w:r>
-    </w:p>
-    <w:p>
-      <w:pPr>
-        <w:spacing w:line="360" w:lineRule="auto"/>
-        <w:rPr>
-          <w:szCs w:val="18"/>
-        </w:rPr>
-      </w:pPr>
-      <w:r>
-        <w:rPr>
-          <w:i/>
-          <w:szCs w:val="18"/>
-        </w:rPr>
-        <w:t>Реализация</w:t>
-      </w:r>
-      <w:r>
-        <w:rPr>
-          <w:szCs w:val="18"/>
-        </w:rPr>
-        <w:t>: Серверное приложение, предоставляющее набор RESTful endpoints (например, /api/auth/, /api/services/, /api/orders/). Реализует аутентификацию, авторизацию, валидацию данных и бизнес-правила.</w:t>
-      </w:r>
-    </w:p>
-    <w:p>
-      <w:pPr>
-        <w:spacing w:after="0" w:line="360" w:lineRule="auto"/>
-        <w:rPr>
-          <w:b/>
-          <w:szCs w:val="18"/>
-        </w:rPr>
-      </w:pPr>
-      <w:r>
-        <w:rPr>
-          <w:b/>
-          <w:szCs w:val="18"/>
-        </w:rPr>
-        <w:t>Уровень данных (Data Layer):</w:t>
-      </w:r>
-    </w:p>
-    <w:p>
-      <w:pPr>
-        <w:spacing w:after="0" w:line="360" w:lineRule="auto"/>
-        <w:rPr>
-          <w:szCs w:val="18"/>
-        </w:rPr>
-      </w:pPr>
-      <w:r>
-        <w:rPr>
-          <w:i/>
-          <w:szCs w:val="18"/>
-        </w:rPr>
-        <w:t>Технологии</w:t>
-      </w:r>
-      <w:r>
-        <w:rPr>
-          <w:szCs w:val="18"/>
-        </w:rPr>
-        <w:t>: SQLite (для разработки и демонстрации), PostgreSQL (для продакшена). Django ORM.</w:t>
-      </w:r>
-    </w:p>
-    <w:p>
-      <w:pPr>
-        <w:spacing w:after="0" w:line="360" w:lineRule="auto"/>
+        <w:t xml:space="preserve">: </w:t>
+      </w:r>
+      <w:proofErr w:type="spellStart"/>
+      <w:r>
+        <w:rPr>
+          <w:szCs w:val="18"/>
+        </w:rPr>
+        <w:t>Python</w:t>
+      </w:r>
+      <w:proofErr w:type="spellEnd"/>
+      <w:r>
+        <w:rPr>
+          <w:szCs w:val="18"/>
+        </w:rPr>
+        <w:t xml:space="preserve"> 3, </w:t>
+      </w:r>
+      <w:proofErr w:type="spellStart"/>
+      <w:r>
+        <w:rPr>
+          <w:szCs w:val="18"/>
+        </w:rPr>
+        <w:t>фреймворк</w:t>
+      </w:r>
+      <w:proofErr w:type="spellEnd"/>
+      <w:r>
+        <w:rPr>
+          <w:szCs w:val="18"/>
+        </w:rPr>
+        <w:t xml:space="preserve"> </w:t>
+      </w:r>
+      <w:proofErr w:type="spellStart"/>
+      <w:r>
+        <w:rPr>
+          <w:szCs w:val="18"/>
+        </w:rPr>
+        <w:t>Django</w:t>
+      </w:r>
+      <w:proofErr w:type="spellEnd"/>
+      <w:r>
+        <w:rPr>
+          <w:szCs w:val="18"/>
+        </w:rPr>
+        <w:t xml:space="preserve">, </w:t>
+      </w:r>
+      <w:proofErr w:type="spellStart"/>
+      <w:r>
+        <w:rPr>
+          <w:szCs w:val="18"/>
+        </w:rPr>
+        <w:t>Django</w:t>
+      </w:r>
+      <w:proofErr w:type="spellEnd"/>
+      <w:r>
+        <w:rPr>
+          <w:szCs w:val="18"/>
+        </w:rPr>
+        <w:t xml:space="preserve"> REST </w:t>
+      </w:r>
+      <w:proofErr w:type="spellStart"/>
+      <w:r>
+        <w:rPr>
+          <w:szCs w:val="18"/>
+        </w:rPr>
+        <w:t>Framework</w:t>
+      </w:r>
+      <w:proofErr w:type="spellEnd"/>
+      <w:r>
+        <w:rPr>
+          <w:szCs w:val="18"/>
+        </w:rPr>
+        <w:t xml:space="preserve"> (DRF).</w:t>
+      </w:r>
+    </w:p>
+    <w:p>
+      <w:pPr>
+        <w:spacing w:line="360" w:lineRule="auto"/>
         <w:rPr>
           <w:szCs w:val="18"/>
         </w:rPr>
@@ -3659,8 +4579,526 @@
         <w:rPr>
           <w:szCs w:val="18"/>
         </w:rPr>
-        <w:t>: Реляционная база данных с таблицами, соответствующими сущностям логической модели. Django ORM используется для абстракции и выполнения запросов.</w:t>
-      </w:r>
+        <w:t xml:space="preserve">: Серверное приложение, предоставляющее набор </w:t>
+      </w:r>
+      <w:proofErr w:type="spellStart"/>
+      <w:r>
+        <w:rPr>
+          <w:szCs w:val="18"/>
+        </w:rPr>
+        <w:t>RESTful</w:t>
+      </w:r>
+      <w:proofErr w:type="spellEnd"/>
+      <w:r>
+        <w:rPr>
+          <w:szCs w:val="18"/>
+        </w:rPr>
+        <w:t xml:space="preserve"> </w:t>
+      </w:r>
+      <w:proofErr w:type="spellStart"/>
+      <w:r>
+        <w:rPr>
+          <w:szCs w:val="18"/>
+        </w:rPr>
+        <w:t>endpoints</w:t>
+      </w:r>
+      <w:proofErr w:type="spellEnd"/>
+      <w:r>
+        <w:rPr>
+          <w:szCs w:val="18"/>
+        </w:rPr>
+        <w:t xml:space="preserve"> (например, /</w:t>
+      </w:r>
+      <w:proofErr w:type="spellStart"/>
+      <w:r>
+        <w:rPr>
+          <w:szCs w:val="18"/>
+        </w:rPr>
+        <w:t>api</w:t>
+      </w:r>
+      <w:proofErr w:type="spellEnd"/>
+      <w:r>
+        <w:rPr>
+          <w:szCs w:val="18"/>
+        </w:rPr>
+        <w:t>/</w:t>
+      </w:r>
+      <w:proofErr w:type="spellStart"/>
+      <w:r>
+        <w:rPr>
+          <w:szCs w:val="18"/>
+        </w:rPr>
+        <w:t>auth</w:t>
+      </w:r>
+      <w:proofErr w:type="spellEnd"/>
+      <w:r>
+        <w:rPr>
+          <w:szCs w:val="18"/>
+        </w:rPr>
+        <w:t>/, /</w:t>
+      </w:r>
+      <w:proofErr w:type="spellStart"/>
+      <w:r>
+        <w:rPr>
+          <w:szCs w:val="18"/>
+        </w:rPr>
+        <w:t>api</w:t>
+      </w:r>
+      <w:proofErr w:type="spellEnd"/>
+      <w:r>
+        <w:rPr>
+          <w:szCs w:val="18"/>
+        </w:rPr>
+        <w:t>/</w:t>
+      </w:r>
+      <w:proofErr w:type="spellStart"/>
+      <w:r>
+        <w:rPr>
+          <w:szCs w:val="18"/>
+        </w:rPr>
+        <w:t>services</w:t>
+      </w:r>
+      <w:proofErr w:type="spellEnd"/>
+      <w:r>
+        <w:rPr>
+          <w:szCs w:val="18"/>
+        </w:rPr>
+        <w:t>/, /</w:t>
+      </w:r>
+      <w:proofErr w:type="spellStart"/>
+      <w:r>
+        <w:rPr>
+          <w:szCs w:val="18"/>
+        </w:rPr>
+        <w:t>api</w:t>
+      </w:r>
+      <w:proofErr w:type="spellEnd"/>
+      <w:r>
+        <w:rPr>
+          <w:szCs w:val="18"/>
+        </w:rPr>
+        <w:t>/</w:t>
+      </w:r>
+      <w:proofErr w:type="spellStart"/>
+      <w:r>
+        <w:rPr>
+          <w:szCs w:val="18"/>
+        </w:rPr>
+        <w:t>orders</w:t>
+      </w:r>
+      <w:proofErr w:type="spellEnd"/>
+      <w:r>
+        <w:rPr>
+          <w:szCs w:val="18"/>
+        </w:rPr>
+        <w:t xml:space="preserve">/). Реализует аутентификацию, авторизацию, </w:t>
+      </w:r>
+      <w:proofErr w:type="spellStart"/>
+      <w:r>
+        <w:rPr>
+          <w:szCs w:val="18"/>
+        </w:rPr>
+        <w:t>валидацию</w:t>
+      </w:r>
+      <w:proofErr w:type="spellEnd"/>
+      <w:r>
+        <w:rPr>
+          <w:szCs w:val="18"/>
+        </w:rPr>
+        <w:t xml:space="preserve"> данных и бизнес-правила.</w:t>
+      </w:r>
+    </w:p>
+    <w:p>
+      <w:pPr>
+        <w:spacing w:after="0" w:line="360" w:lineRule="auto"/>
+        <w:rPr>
+          <w:b/>
+          <w:szCs w:val="18"/>
+        </w:rPr>
+      </w:pPr>
+      <w:r>
+        <w:rPr>
+          <w:b/>
+          <w:szCs w:val="18"/>
+        </w:rPr>
+        <w:t>Уровень данных (</w:t>
+      </w:r>
+      <w:proofErr w:type="spellStart"/>
+      <w:r>
+        <w:rPr>
+          <w:b/>
+          <w:szCs w:val="18"/>
+        </w:rPr>
+        <w:t>Data</w:t>
+      </w:r>
+      <w:proofErr w:type="spellEnd"/>
+      <w:r>
+        <w:rPr>
+          <w:b/>
+          <w:szCs w:val="18"/>
+        </w:rPr>
+        <w:t xml:space="preserve"> </w:t>
+      </w:r>
+      <w:proofErr w:type="spellStart"/>
+      <w:r>
+        <w:rPr>
+          <w:b/>
+          <w:szCs w:val="18"/>
+        </w:rPr>
+        <w:t>Layer</w:t>
+      </w:r>
+      <w:proofErr w:type="spellEnd"/>
+      <w:r>
+        <w:rPr>
+          <w:b/>
+          <w:szCs w:val="18"/>
+        </w:rPr>
+        <w:t>):</w:t>
+      </w:r>
+    </w:p>
+    <w:p>
+      <w:pPr>
+        <w:spacing w:after="0" w:line="360" w:lineRule="auto"/>
+        <w:rPr>
+          <w:szCs w:val="18"/>
+        </w:rPr>
+      </w:pPr>
+      <w:r>
+        <w:rPr>
+          <w:i/>
+          <w:szCs w:val="18"/>
+        </w:rPr>
+        <w:t>Технологии</w:t>
+      </w:r>
+      <w:r>
+        <w:rPr>
+          <w:szCs w:val="18"/>
+        </w:rPr>
+        <w:t xml:space="preserve">: </w:t>
+      </w:r>
+      <w:proofErr w:type="spellStart"/>
+      <w:r>
+        <w:rPr>
+          <w:szCs w:val="18"/>
+        </w:rPr>
+        <w:t>SQLite</w:t>
+      </w:r>
+      <w:proofErr w:type="spellEnd"/>
+      <w:r>
+        <w:rPr>
+          <w:szCs w:val="18"/>
+        </w:rPr>
+        <w:t xml:space="preserve"> (для разработки и демонстрации), </w:t>
+      </w:r>
+      <w:proofErr w:type="spellStart"/>
+      <w:r>
+        <w:rPr>
+          <w:szCs w:val="18"/>
+        </w:rPr>
+        <w:t>PostgreSQL</w:t>
+      </w:r>
+      <w:proofErr w:type="spellEnd"/>
+      <w:r>
+        <w:rPr>
+          <w:szCs w:val="18"/>
+        </w:rPr>
+        <w:t xml:space="preserve"> (для </w:t>
+      </w:r>
+      <w:proofErr w:type="spellStart"/>
+      <w:r>
+        <w:rPr>
+          <w:szCs w:val="18"/>
+        </w:rPr>
+        <w:t>продакшена</w:t>
+      </w:r>
+      <w:proofErr w:type="spellEnd"/>
+      <w:r>
+        <w:rPr>
+          <w:szCs w:val="18"/>
+        </w:rPr>
+        <w:t xml:space="preserve">). </w:t>
+      </w:r>
+      <w:proofErr w:type="spellStart"/>
+      <w:r>
+        <w:rPr>
+          <w:szCs w:val="18"/>
+        </w:rPr>
+        <w:t>Django</w:t>
+      </w:r>
+      <w:proofErr w:type="spellEnd"/>
+      <w:r>
+        <w:rPr>
+          <w:szCs w:val="18"/>
+        </w:rPr>
+        <w:t xml:space="preserve"> ORM.</w:t>
+      </w:r>
+    </w:p>
+    <w:p>
+      <w:pPr>
+        <w:spacing w:after="0" w:line="360" w:lineRule="auto"/>
+        <w:rPr>
+          <w:szCs w:val="18"/>
+        </w:rPr>
+      </w:pPr>
+      <w:r>
+        <w:rPr>
+          <w:i/>
+          <w:szCs w:val="18"/>
+        </w:rPr>
+        <w:t>Реализация</w:t>
+      </w:r>
+      <w:r>
+        <w:rPr>
+          <w:szCs w:val="18"/>
+        </w:rPr>
+        <w:t xml:space="preserve">: Реляционная база данных с таблицами, соответствующими сущностям логической модели. </w:t>
+      </w:r>
+      <w:proofErr w:type="spellStart"/>
+      <w:r>
+        <w:rPr>
+          <w:szCs w:val="18"/>
+        </w:rPr>
+        <w:t>Django</w:t>
+      </w:r>
+      <w:proofErr w:type="spellEnd"/>
+      <w:r>
+        <w:rPr>
+          <w:szCs w:val="18"/>
+        </w:rPr>
+        <w:t xml:space="preserve"> ORM используется для абстракции и выполнения запросов.</w:t>
+      </w:r>
+    </w:p>
+    <w:p>
+      <w:pPr>
+        <w:spacing w:line="360" w:lineRule="auto"/>
+        <w:rPr>
+          <w:szCs w:val="18"/>
+        </w:rPr>
+      </w:pPr>
+      <w:r>
+        <w:rPr>
+          <w:szCs w:val="18"/>
+        </w:rPr>
+        <w:t xml:space="preserve">Стратегия развертывания: </w:t>
+      </w:r>
+      <w:proofErr w:type="spellStart"/>
+      <w:r>
+        <w:rPr>
+          <w:szCs w:val="18"/>
+        </w:rPr>
+        <w:t>Бэкенд</w:t>
+      </w:r>
+      <w:proofErr w:type="spellEnd"/>
+      <w:r>
+        <w:rPr>
+          <w:szCs w:val="18"/>
+        </w:rPr>
+        <w:t xml:space="preserve"> и </w:t>
+      </w:r>
+      <w:proofErr w:type="spellStart"/>
+      <w:r>
+        <w:rPr>
+          <w:szCs w:val="18"/>
+        </w:rPr>
+        <w:t>фронтенд</w:t>
+      </w:r>
+      <w:proofErr w:type="spellEnd"/>
+      <w:r>
+        <w:rPr>
+          <w:szCs w:val="18"/>
+        </w:rPr>
+        <w:t xml:space="preserve"> размещаются на облачном хостинге (например, </w:t>
+      </w:r>
+      <w:proofErr w:type="spellStart"/>
+      <w:r>
+        <w:rPr>
+          <w:szCs w:val="18"/>
+        </w:rPr>
+        <w:t>PythonAnywhere</w:t>
+      </w:r>
+      <w:proofErr w:type="spellEnd"/>
+      <w:r>
+        <w:rPr>
+          <w:szCs w:val="18"/>
+        </w:rPr>
+        <w:t xml:space="preserve">, </w:t>
+      </w:r>
+      <w:proofErr w:type="spellStart"/>
+      <w:r>
+        <w:rPr>
+          <w:szCs w:val="18"/>
+        </w:rPr>
+        <w:t>Heroku</w:t>
+      </w:r>
+      <w:proofErr w:type="spellEnd"/>
+      <w:r>
+        <w:rPr>
+          <w:szCs w:val="18"/>
+        </w:rPr>
+        <w:t xml:space="preserve">). База данных </w:t>
+      </w:r>
+      <w:proofErr w:type="spellStart"/>
+      <w:r>
+        <w:rPr>
+          <w:szCs w:val="18"/>
+        </w:rPr>
+        <w:t>SQLite</w:t>
+      </w:r>
+      <w:proofErr w:type="spellEnd"/>
+      <w:r>
+        <w:rPr>
+          <w:szCs w:val="18"/>
+        </w:rPr>
+        <w:t xml:space="preserve"> развертывается вместе с </w:t>
+      </w:r>
+      <w:proofErr w:type="spellStart"/>
+      <w:r>
+        <w:rPr>
+          <w:szCs w:val="18"/>
+        </w:rPr>
+        <w:t>бэкендом</w:t>
+      </w:r>
+      <w:proofErr w:type="spellEnd"/>
+      <w:r>
+        <w:rPr>
+          <w:szCs w:val="18"/>
+        </w:rPr>
+        <w:t xml:space="preserve">, либо подключается внешняя </w:t>
+      </w:r>
+      <w:proofErr w:type="spellStart"/>
+      <w:r>
+        <w:rPr>
+          <w:szCs w:val="18"/>
+        </w:rPr>
+        <w:t>PostgreSQL</w:t>
+      </w:r>
+      <w:proofErr w:type="spellEnd"/>
+      <w:r>
+        <w:rPr>
+          <w:szCs w:val="18"/>
+        </w:rPr>
+        <w:t>.</w:t>
+      </w:r>
+    </w:p>
+    <w:p>
+      <w:pPr>
+        <w:spacing w:line="360" w:lineRule="auto"/>
+        <w:rPr>
+          <w:szCs w:val="18"/>
+        </w:rPr>
+      </w:pPr>
+    </w:p>
+    <w:p>
+      <w:pPr>
+        <w:spacing w:line="360" w:lineRule="auto"/>
+        <w:rPr>
+          <w:szCs w:val="18"/>
+        </w:rPr>
+      </w:pPr>
+    </w:p>
+    <w:p>
+      <w:pPr>
+        <w:spacing w:line="360" w:lineRule="auto"/>
+        <w:rPr>
+          <w:szCs w:val="18"/>
+        </w:rPr>
+      </w:pPr>
+    </w:p>
+    <w:p>
+      <w:pPr>
+        <w:spacing w:line="360" w:lineRule="auto"/>
+        <w:rPr>
+          <w:szCs w:val="18"/>
+        </w:rPr>
+      </w:pPr>
+    </w:p>
+    <w:p>
+      <w:pPr>
+        <w:spacing w:line="360" w:lineRule="auto"/>
+        <w:rPr>
+          <w:szCs w:val="18"/>
+        </w:rPr>
+      </w:pPr>
+    </w:p>
+    <w:p>
+      <w:pPr>
+        <w:spacing w:line="360" w:lineRule="auto"/>
+        <w:rPr>
+          <w:szCs w:val="18"/>
+        </w:rPr>
+      </w:pPr>
+    </w:p>
+    <w:p>
+      <w:pPr>
+        <w:spacing w:line="360" w:lineRule="auto"/>
+        <w:rPr>
+          <w:szCs w:val="18"/>
+        </w:rPr>
+      </w:pPr>
+    </w:p>
+    <w:p>
+      <w:pPr>
+        <w:spacing w:line="360" w:lineRule="auto"/>
+        <w:rPr>
+          <w:szCs w:val="18"/>
+        </w:rPr>
+      </w:pPr>
+    </w:p>
+    <w:p>
+      <w:pPr>
+        <w:spacing w:line="360" w:lineRule="auto"/>
+        <w:rPr>
+          <w:szCs w:val="18"/>
+        </w:rPr>
+      </w:pPr>
+    </w:p>
+    <w:p>
+      <w:pPr>
+        <w:spacing w:line="360" w:lineRule="auto"/>
+        <w:rPr>
+          <w:szCs w:val="18"/>
+        </w:rPr>
+      </w:pPr>
+    </w:p>
+    <w:p>
+      <w:pPr>
+        <w:spacing w:line="360" w:lineRule="auto"/>
+        <w:rPr>
+          <w:szCs w:val="18"/>
+        </w:rPr>
+      </w:pPr>
+    </w:p>
+    <w:p>
+      <w:pPr>
+        <w:spacing w:line="360" w:lineRule="auto"/>
+        <w:rPr>
+          <w:szCs w:val="18"/>
+        </w:rPr>
+      </w:pPr>
+    </w:p>
+    <w:p>
+      <w:pPr>
+        <w:spacing w:line="360" w:lineRule="auto"/>
+        <w:rPr>
+          <w:szCs w:val="18"/>
+        </w:rPr>
+      </w:pPr>
+    </w:p>
+    <w:p>
+      <w:pPr>
+        <w:spacing w:line="360" w:lineRule="auto"/>
+        <w:rPr>
+          <w:szCs w:val="18"/>
+        </w:rPr>
+      </w:pPr>
+    </w:p>
+    <w:p>
+      <w:pPr>
+        <w:spacing w:line="360" w:lineRule="auto"/>
+        <w:rPr>
+          <w:szCs w:val="18"/>
+        </w:rPr>
+      </w:pPr>
     </w:p>
     <w:p>
       <w:pPr>
@@ -3669,12 +5107,6 @@
           <w:sz w:val="28"/>
         </w:rPr>
       </w:pPr>
-      <w:r>
-        <w:rPr>
-          <w:szCs w:val="18"/>
-        </w:rPr>
-        <w:t>Стратегия развертывания: Бэкенд и фронтенд размещаются на облачном хостинге (например, PythonAnywhere, Heroku). База данных SQLite развертывается вместе с бэкендом, либо подключается внешняя PostgreSQL.</w:t>
-      </w:r>
     </w:p>
     <w:p>
       <w:pPr>
@@ -3693,6 +5125,7 @@
           <w:sz w:val="32"/>
           <w:szCs w:val="32"/>
         </w:rPr>
+        <w:lastRenderedPageBreak/>
         <w:t>Требования к инсталляции</w:t>
       </w:r>
       <w:r>
@@ -3759,7 +5192,35 @@
         <w:rPr>
           <w:szCs w:val="24"/>
         </w:rPr>
-        <w:t>Наличие Python 3.x, Git на рабочей машине.</w:t>
+        <w:t xml:space="preserve">Наличие </w:t>
+      </w:r>
+      <w:proofErr w:type="spellStart"/>
+      <w:r>
+        <w:rPr>
+          <w:szCs w:val="24"/>
+        </w:rPr>
+        <w:t>Python</w:t>
+      </w:r>
+      <w:proofErr w:type="spellEnd"/>
+      <w:r>
+        <w:rPr>
+          <w:szCs w:val="24"/>
+        </w:rPr>
+        <w:t xml:space="preserve"> 3.x, </w:t>
+      </w:r>
+      <w:proofErr w:type="spellStart"/>
+      <w:r>
+        <w:rPr>
+          <w:szCs w:val="24"/>
+        </w:rPr>
+        <w:t>Git</w:t>
+      </w:r>
+      <w:proofErr w:type="spellEnd"/>
+      <w:r>
+        <w:rPr>
+          <w:szCs w:val="24"/>
+        </w:rPr>
+        <w:t xml:space="preserve"> на рабочей машине.</w:t>
       </w:r>
     </w:p>
     <w:p>
@@ -3778,7 +5239,35 @@
         <w:rPr>
           <w:szCs w:val="24"/>
         </w:rPr>
-        <w:t>Клонирование репозитория проекта из GitHub.</w:t>
+        <w:t xml:space="preserve">Клонирование </w:t>
+      </w:r>
+      <w:proofErr w:type="spellStart"/>
+      <w:r>
+        <w:rPr>
+          <w:szCs w:val="24"/>
+        </w:rPr>
+        <w:t>репозитория</w:t>
+      </w:r>
+      <w:proofErr w:type="spellEnd"/>
+      <w:r>
+        <w:rPr>
+          <w:szCs w:val="24"/>
+        </w:rPr>
+        <w:t xml:space="preserve"> проекта из </w:t>
+      </w:r>
+      <w:proofErr w:type="spellStart"/>
+      <w:r>
+        <w:rPr>
+          <w:szCs w:val="24"/>
+        </w:rPr>
+        <w:t>GitHub</w:t>
+      </w:r>
+      <w:proofErr w:type="spellEnd"/>
+      <w:r>
+        <w:rPr>
+          <w:szCs w:val="24"/>
+        </w:rPr>
+        <w:t>.</w:t>
       </w:r>
     </w:p>
     <w:p>
@@ -3797,7 +5286,91 @@
         <w:rPr>
           <w:szCs w:val="24"/>
         </w:rPr>
-        <w:t>Установка зависимостей бэкенда (pip install -r requirements.txt) и фронтенда (npm install).</w:t>
+        <w:t xml:space="preserve">Установка зависимостей </w:t>
+      </w:r>
+      <w:proofErr w:type="spellStart"/>
+      <w:r>
+        <w:rPr>
+          <w:szCs w:val="24"/>
+        </w:rPr>
+        <w:t>бэкенда</w:t>
+      </w:r>
+      <w:proofErr w:type="spellEnd"/>
+      <w:r>
+        <w:rPr>
+          <w:szCs w:val="24"/>
+        </w:rPr>
+        <w:t xml:space="preserve"> (</w:t>
+      </w:r>
+      <w:proofErr w:type="spellStart"/>
+      <w:r>
+        <w:rPr>
+          <w:szCs w:val="24"/>
+        </w:rPr>
+        <w:t>pip</w:t>
+      </w:r>
+      <w:proofErr w:type="spellEnd"/>
+      <w:r>
+        <w:rPr>
+          <w:szCs w:val="24"/>
+        </w:rPr>
+        <w:t xml:space="preserve"> </w:t>
+      </w:r>
+      <w:proofErr w:type="spellStart"/>
+      <w:r>
+        <w:rPr>
+          <w:szCs w:val="24"/>
+        </w:rPr>
+        <w:t>install</w:t>
+      </w:r>
+      <w:proofErr w:type="spellEnd"/>
+      <w:r>
+        <w:rPr>
+          <w:szCs w:val="24"/>
+        </w:rPr>
+        <w:t xml:space="preserve"> -r requirements.txt) и </w:t>
+      </w:r>
+      <w:proofErr w:type="spellStart"/>
+      <w:r>
+        <w:rPr>
+          <w:szCs w:val="24"/>
+        </w:rPr>
+        <w:t>фронтенда</w:t>
+      </w:r>
+      <w:proofErr w:type="spellEnd"/>
+      <w:r>
+        <w:rPr>
+          <w:szCs w:val="24"/>
+        </w:rPr>
+        <w:t xml:space="preserve"> (</w:t>
+      </w:r>
+      <w:proofErr w:type="spellStart"/>
+      <w:r>
+        <w:rPr>
+          <w:szCs w:val="24"/>
+        </w:rPr>
+        <w:t>npm</w:t>
+      </w:r>
+      <w:proofErr w:type="spellEnd"/>
+      <w:r>
+        <w:rPr>
+          <w:szCs w:val="24"/>
+        </w:rPr>
+        <w:t xml:space="preserve"> </w:t>
+      </w:r>
+      <w:proofErr w:type="spellStart"/>
+      <w:r>
+        <w:rPr>
+          <w:szCs w:val="24"/>
+        </w:rPr>
+        <w:t>install</w:t>
+      </w:r>
+      <w:proofErr w:type="spellEnd"/>
+      <w:r>
+        <w:rPr>
+          <w:szCs w:val="24"/>
+        </w:rPr>
+        <w:t>).</w:t>
       </w:r>
     </w:p>
     <w:p>
@@ -3816,7 +5389,35 @@
         <w:rPr>
           <w:szCs w:val="24"/>
         </w:rPr>
-        <w:t>Выполнение миграций базы данных (python manage.py migrate).</w:t>
+        <w:t>Выполнение миграций базы данных (</w:t>
+      </w:r>
+      <w:proofErr w:type="spellStart"/>
+      <w:r>
+        <w:rPr>
+          <w:szCs w:val="24"/>
+        </w:rPr>
+        <w:t>python</w:t>
+      </w:r>
+      <w:proofErr w:type="spellEnd"/>
+      <w:r>
+        <w:rPr>
+          <w:szCs w:val="24"/>
+        </w:rPr>
+        <w:t xml:space="preserve"> manage.py </w:t>
+      </w:r>
+      <w:proofErr w:type="spellStart"/>
+      <w:r>
+        <w:rPr>
+          <w:szCs w:val="24"/>
+        </w:rPr>
+        <w:t>migrate</w:t>
+      </w:r>
+      <w:proofErr w:type="spellEnd"/>
+      <w:r>
+        <w:rPr>
+          <w:szCs w:val="24"/>
+        </w:rPr>
+        <w:t>).</w:t>
       </w:r>
     </w:p>
     <w:p>
@@ -3835,21 +5436,63 @@
         <w:rPr>
           <w:szCs w:val="24"/>
         </w:rPr>
-        <w:t>Запуск сервера разработки Django и фронтенд-сервера.</w:t>
-      </w:r>
-    </w:p>
-    <w:p>
-      <w:pPr>
-        <w:spacing w:line="360" w:lineRule="auto"/>
-        <w:rPr>
-          <w:szCs w:val="24"/>
-        </w:rPr>
-      </w:pPr>
-      <w:r>
-        <w:rPr>
-          <w:szCs w:val="24"/>
-        </w:rPr>
-        <w:t>Для демонстрации/продакшена:</w:t>
+        <w:t xml:space="preserve">Запуск сервера разработки </w:t>
+      </w:r>
+      <w:proofErr w:type="spellStart"/>
+      <w:r>
+        <w:rPr>
+          <w:szCs w:val="24"/>
+        </w:rPr>
+        <w:t>Django</w:t>
+      </w:r>
+      <w:proofErr w:type="spellEnd"/>
+      <w:r>
+        <w:rPr>
+          <w:szCs w:val="24"/>
+        </w:rPr>
+        <w:t xml:space="preserve"> и </w:t>
+      </w:r>
+      <w:proofErr w:type="spellStart"/>
+      <w:r>
+        <w:rPr>
+          <w:szCs w:val="24"/>
+        </w:rPr>
+        <w:t>фронтенд</w:t>
+      </w:r>
+      <w:proofErr w:type="spellEnd"/>
+      <w:r>
+        <w:rPr>
+          <w:szCs w:val="24"/>
+        </w:rPr>
+        <w:t>-сервера.</w:t>
+      </w:r>
+    </w:p>
+    <w:p>
+      <w:pPr>
+        <w:spacing w:line="360" w:lineRule="auto"/>
+        <w:rPr>
+          <w:szCs w:val="24"/>
+        </w:rPr>
+      </w:pPr>
+      <w:r>
+        <w:rPr>
+          <w:szCs w:val="24"/>
+        </w:rPr>
+        <w:t>Для демонстрации/</w:t>
+      </w:r>
+      <w:proofErr w:type="spellStart"/>
+      <w:r>
+        <w:rPr>
+          <w:szCs w:val="24"/>
+        </w:rPr>
+        <w:t>продакшена</w:t>
+      </w:r>
+      <w:proofErr w:type="spellEnd"/>
+      <w:r>
+        <w:rPr>
+          <w:szCs w:val="24"/>
+        </w:rPr>
+        <w:t>:</w:t>
       </w:r>
     </w:p>
     <w:p>
@@ -3887,7 +5530,21 @@
         <w:rPr>
           <w:szCs w:val="24"/>
         </w:rPr>
-        <w:t>Должна быть предоставлена инструкция по настройке переменных окружения (например, секретный ключ Django, настройки БД).</w:t>
+        <w:t xml:space="preserve">Должна быть предоставлена инструкция по настройке переменных окружения (например, секретный ключ </w:t>
+      </w:r>
+      <w:proofErr w:type="spellStart"/>
+      <w:r>
+        <w:rPr>
+          <w:szCs w:val="24"/>
+        </w:rPr>
+        <w:t>Django</w:t>
+      </w:r>
+      <w:proofErr w:type="spellEnd"/>
+      <w:r>
+        <w:rPr>
+          <w:szCs w:val="24"/>
+        </w:rPr>
+        <w:t>, настройки БД).</w:t>
       </w:r>
     </w:p>
     <w:p>
@@ -3906,7 +5563,35 @@
         <w:rPr>
           <w:szCs w:val="24"/>
         </w:rPr>
-        <w:t>Должна быть выполнена процедура сборки фронтенда для продакшена.</w:t>
+        <w:t xml:space="preserve">Должна быть выполнена процедура сборки </w:t>
+      </w:r>
+      <w:proofErr w:type="spellStart"/>
+      <w:r>
+        <w:rPr>
+          <w:szCs w:val="24"/>
+        </w:rPr>
+        <w:t>фронтенда</w:t>
+      </w:r>
+      <w:proofErr w:type="spellEnd"/>
+      <w:r>
+        <w:rPr>
+          <w:szCs w:val="24"/>
+        </w:rPr>
+        <w:t xml:space="preserve"> для </w:t>
+      </w:r>
+      <w:proofErr w:type="spellStart"/>
+      <w:r>
+        <w:rPr>
+          <w:szCs w:val="24"/>
+        </w:rPr>
+        <w:t>продакшена</w:t>
+      </w:r>
+      <w:proofErr w:type="spellEnd"/>
+      <w:r>
+        <w:rPr>
+          <w:szCs w:val="24"/>
+        </w:rPr>
+        <w:t>.</w:t>
       </w:r>
     </w:p>
     <w:p>
@@ -3994,7 +5679,7 @@
 </file>
 
 <file path=word/endnotes.xml><?xml version="1.0" encoding="utf-8"?>
-<w:endnotes xmlns:wpc="http://schemas.microsoft.com/office/word/2010/wordprocessingCanvas" xmlns:cx="http://schemas.microsoft.com/office/drawing/2014/chartex" xmlns:cx1="http://schemas.microsoft.com/office/drawing/2015/9/8/chartex" xmlns:cx2="http://schemas.microsoft.com/office/drawing/2015/10/21/chartex" xmlns:cx3="http://schemas.microsoft.com/office/drawing/2016/5/9/chartex" xmlns:cx4="http://schemas.microsoft.com/office/drawing/2016/5/10/chartex" xmlns:cx5="http://schemas.microsoft.com/office/drawing/2016/5/11/chartex" xmlns:cx6="http://schemas.microsoft.com/office/drawing/2016/5/12/chartex" xmlns:cx7="http://schemas.microsoft.com/office/drawing/2016/5/13/chartex" xmlns:cx8="http://schemas.microsoft.com/office/drawing/2016/5/14/chartex" xmlns:mc="http://schemas.openxmlformats.org/markup-compatibility/2006" xmlns:aink="http://schemas.microsoft.com/office/drawing/2016/ink" xmlns:am3d="http://schemas.microsoft.com/office/drawing/2017/model3d" xmlns:o="urn:schemas-microsoft-com:office:office" xmlns:r="http://schemas.openxmlformats.org/officeDocument/2006/relationships" xmlns:m="http://schemas.openxmlformats.org/officeDocument/2006/math" xmlns:v="urn:schemas-microsoft-com:vml" xmlns:wp14="http://schemas.microsoft.com/office/word/2010/wordprocessingDrawing" xmlns:wp="http://schemas.openxmlformats.org/drawingml/2006/wordprocessingDrawing" xmlns:w10="urn:schemas-microsoft-com:office:word" xmlns:w="http://schemas.openxmlformats.org/wordprocessingml/2006/main" xmlns:w14="http://schemas.microsoft.com/office/word/2010/wordml" xmlns:w15="http://schemas.microsoft.com/office/word/2012/wordml" xmlns:w16cex="http://schemas.microsoft.com/office/word/2018/wordml/cex" xmlns:w16cid="http://schemas.microsoft.com/office/word/2016/wordml/cid" xmlns:w16="http://schemas.microsoft.com/office/word/2018/wordml" xmlns:w16se="http://schemas.microsoft.com/office/word/2015/wordml/symex" xmlns:wpg="http://schemas.microsoft.com/office/word/2010/wordprocessingGroup" xmlns:wpi="http://schemas.microsoft.com/office/word/2010/wordprocessingInk" xmlns:wne="http://schemas.microsoft.com/office/word/2006/wordml" xmlns:wps="http://schemas.microsoft.com/office/word/2010/wordprocessingShape" mc:Ignorable="w14 w15 w16se w16cid w16 w16cex wp14">
+<w:endnotes xmlns:wpc="http://schemas.microsoft.com/office/word/2010/wordprocessingCanvas" xmlns:cx="http://schemas.microsoft.com/office/drawing/2014/chartex" xmlns:mc="http://schemas.openxmlformats.org/markup-compatibility/2006" xmlns:o="urn:schemas-microsoft-com:office:office" xmlns:r="http://schemas.openxmlformats.org/officeDocument/2006/relationships" xmlns:m="http://schemas.openxmlformats.org/officeDocument/2006/math" xmlns:v="urn:schemas-microsoft-com:vml" xmlns:wp14="http://schemas.microsoft.com/office/word/2010/wordprocessingDrawing" xmlns:wp="http://schemas.openxmlformats.org/drawingml/2006/wordprocessingDrawing" xmlns:w10="urn:schemas-microsoft-com:office:word" xmlns:w="http://schemas.openxmlformats.org/wordprocessingml/2006/main" xmlns:w14="http://schemas.microsoft.com/office/word/2010/wordml" xmlns:w15="http://schemas.microsoft.com/office/word/2012/wordml" xmlns:w16se="http://schemas.microsoft.com/office/word/2015/wordml/symex" xmlns:wpg="http://schemas.microsoft.com/office/word/2010/wordprocessingGroup" xmlns:wpi="http://schemas.microsoft.com/office/word/2010/wordprocessingInk" xmlns:wne="http://schemas.microsoft.com/office/word/2006/wordml" xmlns:wps="http://schemas.microsoft.com/office/word/2010/wordprocessingShape" mc:Ignorable="w14 w15 w16se wp14">
   <w:endnote w:type="separator" w:id="-1">
     <w:p>
       <w:r>
@@ -4013,7 +5698,7 @@
 </file>
 
 <file path=word/footer1.xml><?xml version="1.0" encoding="utf-8"?>
-<w:ftr xmlns:wpc="http://schemas.microsoft.com/office/word/2010/wordprocessingCanvas" xmlns:cx="http://schemas.microsoft.com/office/drawing/2014/chartex" xmlns:cx1="http://schemas.microsoft.com/office/drawing/2015/9/8/chartex" xmlns:cx2="http://schemas.microsoft.com/office/drawing/2015/10/21/chartex" xmlns:cx3="http://schemas.microsoft.com/office/drawing/2016/5/9/chartex" xmlns:cx4="http://schemas.microsoft.com/office/drawing/2016/5/10/chartex" xmlns:cx5="http://schemas.microsoft.com/office/drawing/2016/5/11/chartex" xmlns:cx6="http://schemas.microsoft.com/office/drawing/2016/5/12/chartex" xmlns:cx7="http://schemas.microsoft.com/office/drawing/2016/5/13/chartex" xmlns:cx8="http://schemas.microsoft.com/office/drawing/2016/5/14/chartex" xmlns:mc="http://schemas.openxmlformats.org/markup-compatibility/2006" xmlns:aink="http://schemas.microsoft.com/office/drawing/2016/ink" xmlns:am3d="http://schemas.microsoft.com/office/drawing/2017/model3d" xmlns:o="urn:schemas-microsoft-com:office:office" xmlns:r="http://schemas.openxmlformats.org/officeDocument/2006/relationships" xmlns:m="http://schemas.openxmlformats.org/officeDocument/2006/math" xmlns:v="urn:schemas-microsoft-com:vml" xmlns:wp14="http://schemas.microsoft.com/office/word/2010/wordprocessingDrawing" xmlns:wp="http://schemas.openxmlformats.org/drawingml/2006/wordprocessingDrawing" xmlns:w10="urn:schemas-microsoft-com:office:word" xmlns:w="http://schemas.openxmlformats.org/wordprocessingml/2006/main" xmlns:w14="http://schemas.microsoft.com/office/word/2010/wordml" xmlns:w15="http://schemas.microsoft.com/office/word/2012/wordml" xmlns:w16cex="http://schemas.microsoft.com/office/word/2018/wordml/cex" xmlns:w16cid="http://schemas.microsoft.com/office/word/2016/wordml/cid" xmlns:w16="http://schemas.microsoft.com/office/word/2018/wordml" xmlns:w16se="http://schemas.microsoft.com/office/word/2015/wordml/symex" xmlns:wpg="http://schemas.microsoft.com/office/word/2010/wordprocessingGroup" xmlns:wpi="http://schemas.microsoft.com/office/word/2010/wordprocessingInk" xmlns:wne="http://schemas.microsoft.com/office/word/2006/wordml" xmlns:wps="http://schemas.microsoft.com/office/word/2010/wordprocessingShape" mc:Ignorable="w14 w15 w16se w16cid w16 w16cex wp14">
+<w:ftr xmlns:wpc="http://schemas.microsoft.com/office/word/2010/wordprocessingCanvas" xmlns:cx="http://schemas.microsoft.com/office/drawing/2014/chartex" xmlns:mc="http://schemas.openxmlformats.org/markup-compatibility/2006" xmlns:o="urn:schemas-microsoft-com:office:office" xmlns:r="http://schemas.openxmlformats.org/officeDocument/2006/relationships" xmlns:m="http://schemas.openxmlformats.org/officeDocument/2006/math" xmlns:v="urn:schemas-microsoft-com:vml" xmlns:wp14="http://schemas.microsoft.com/office/word/2010/wordprocessingDrawing" xmlns:wp="http://schemas.openxmlformats.org/drawingml/2006/wordprocessingDrawing" xmlns:w10="urn:schemas-microsoft-com:office:word" xmlns:w="http://schemas.openxmlformats.org/wordprocessingml/2006/main" xmlns:w14="http://schemas.microsoft.com/office/word/2010/wordml" xmlns:w15="http://schemas.microsoft.com/office/word/2012/wordml" xmlns:w16se="http://schemas.microsoft.com/office/word/2015/wordml/symex" xmlns:wpg="http://schemas.microsoft.com/office/word/2010/wordprocessingGroup" xmlns:wpi="http://schemas.microsoft.com/office/word/2010/wordprocessingInk" xmlns:wne="http://schemas.microsoft.com/office/word/2006/wordml" xmlns:wps="http://schemas.microsoft.com/office/word/2010/wordprocessingShape" mc:Ignorable="w14 w15 w16se wp14">
   <w:sdt>
     <w:sdtPr>
       <w:id w:val="-805154704"/>
@@ -4039,7 +5724,10 @@
           <w:fldChar w:fldCharType="separate"/>
         </w:r>
         <w:r>
-          <w:t>2</w:t>
+          <w:rPr>
+            <w:noProof/>
+          </w:rPr>
+          <w:t>6</w:t>
         </w:r>
         <w:r>
           <w:fldChar w:fldCharType="end"/>
@@ -4056,7 +5744,7 @@
 </file>
 
 <file path=word/footer2.xml><?xml version="1.0" encoding="utf-8"?>
-<w:ftr xmlns:wpc="http://schemas.microsoft.com/office/word/2010/wordprocessingCanvas" xmlns:cx="http://schemas.microsoft.com/office/drawing/2014/chartex" xmlns:cx1="http://schemas.microsoft.com/office/drawing/2015/9/8/chartex" xmlns:cx2="http://schemas.microsoft.com/office/drawing/2015/10/21/chartex" xmlns:cx3="http://schemas.microsoft.com/office/drawing/2016/5/9/chartex" xmlns:cx4="http://schemas.microsoft.com/office/drawing/2016/5/10/chartex" xmlns:cx5="http://schemas.microsoft.com/office/drawing/2016/5/11/chartex" xmlns:cx6="http://schemas.microsoft.com/office/drawing/2016/5/12/chartex" xmlns:cx7="http://schemas.microsoft.com/office/drawing/2016/5/13/chartex" xmlns:cx8="http://schemas.microsoft.com/office/drawing/2016/5/14/chartex" xmlns:mc="http://schemas.openxmlformats.org/markup-compatibility/2006" xmlns:aink="http://schemas.microsoft.com/office/drawing/2016/ink" xmlns:am3d="http://schemas.microsoft.com/office/drawing/2017/model3d" xmlns:o="urn:schemas-microsoft-com:office:office" xmlns:r="http://schemas.openxmlformats.org/officeDocument/2006/relationships" xmlns:m="http://schemas.openxmlformats.org/officeDocument/2006/math" xmlns:v="urn:schemas-microsoft-com:vml" xmlns:wp14="http://schemas.microsoft.com/office/word/2010/wordprocessingDrawing" xmlns:wp="http://schemas.openxmlformats.org/drawingml/2006/wordprocessingDrawing" xmlns:w10="urn:schemas-microsoft-com:office:word" xmlns:w="http://schemas.openxmlformats.org/wordprocessingml/2006/main" xmlns:w14="http://schemas.microsoft.com/office/word/2010/wordml" xmlns:w15="http://schemas.microsoft.com/office/word/2012/wordml" xmlns:w16cex="http://schemas.microsoft.com/office/word/2018/wordml/cex" xmlns:w16cid="http://schemas.microsoft.com/office/word/2016/wordml/cid" xmlns:w16="http://schemas.microsoft.com/office/word/2018/wordml" xmlns:w16se="http://schemas.microsoft.com/office/word/2015/wordml/symex" xmlns:wpg="http://schemas.microsoft.com/office/word/2010/wordprocessingGroup" xmlns:wpi="http://schemas.microsoft.com/office/word/2010/wordprocessingInk" xmlns:wne="http://schemas.microsoft.com/office/word/2006/wordml" xmlns:wps="http://schemas.microsoft.com/office/word/2010/wordprocessingShape" mc:Ignorable="w14 w15 w16se w16cid w16 w16cex wp14">
+<w:ftr xmlns:wpc="http://schemas.microsoft.com/office/word/2010/wordprocessingCanvas" xmlns:cx="http://schemas.microsoft.com/office/drawing/2014/chartex" xmlns:mc="http://schemas.openxmlformats.org/markup-compatibility/2006" xmlns:o="urn:schemas-microsoft-com:office:office" xmlns:r="http://schemas.openxmlformats.org/officeDocument/2006/relationships" xmlns:m="http://schemas.openxmlformats.org/officeDocument/2006/math" xmlns:v="urn:schemas-microsoft-com:vml" xmlns:wp14="http://schemas.microsoft.com/office/word/2010/wordprocessingDrawing" xmlns:wp="http://schemas.openxmlformats.org/drawingml/2006/wordprocessingDrawing" xmlns:w10="urn:schemas-microsoft-com:office:word" xmlns:w="http://schemas.openxmlformats.org/wordprocessingml/2006/main" xmlns:w14="http://schemas.microsoft.com/office/word/2010/wordml" xmlns:w15="http://schemas.microsoft.com/office/word/2012/wordml" xmlns:w16se="http://schemas.microsoft.com/office/word/2015/wordml/symex" xmlns:wpg="http://schemas.microsoft.com/office/word/2010/wordprocessingGroup" xmlns:wpi="http://schemas.microsoft.com/office/word/2010/wordprocessingInk" xmlns:wne="http://schemas.microsoft.com/office/word/2006/wordml" xmlns:wps="http://schemas.microsoft.com/office/word/2010/wordprocessingShape" mc:Ignorable="w14 w15 w16se wp14">
   <w:p>
     <w:pPr>
       <w:pStyle w:val="ab"/>
@@ -4076,7 +5764,7 @@
 </file>
 
 <file path=word/footnotes.xml><?xml version="1.0" encoding="utf-8"?>
-<w:footnotes xmlns:wpc="http://schemas.microsoft.com/office/word/2010/wordprocessingCanvas" xmlns:cx="http://schemas.microsoft.com/office/drawing/2014/chartex" xmlns:cx1="http://schemas.microsoft.com/office/drawing/2015/9/8/chartex" xmlns:cx2="http://schemas.microsoft.com/office/drawing/2015/10/21/chartex" xmlns:cx3="http://schemas.microsoft.com/office/drawing/2016/5/9/chartex" xmlns:cx4="http://schemas.microsoft.com/office/drawing/2016/5/10/chartex" xmlns:cx5="http://schemas.microsoft.com/office/drawing/2016/5/11/chartex" xmlns:cx6="http://schemas.microsoft.com/office/drawing/2016/5/12/chartex" xmlns:cx7="http://schemas.microsoft.com/office/drawing/2016/5/13/chartex" xmlns:cx8="http://schemas.microsoft.com/office/drawing/2016/5/14/chartex" xmlns:mc="http://schemas.openxmlformats.org/markup-compatibility/2006" xmlns:aink="http://schemas.microsoft.com/office/drawing/2016/ink" xmlns:am3d="http://schemas.microsoft.com/office/drawing/2017/model3d" xmlns:o="urn:schemas-microsoft-com:office:office" xmlns:r="http://schemas.openxmlformats.org/officeDocument/2006/relationships" xmlns:m="http://schemas.openxmlformats.org/officeDocument/2006/math" xmlns:v="urn:schemas-microsoft-com:vml" xmlns:wp14="http://schemas.microsoft.com/office/word/2010/wordprocessingDrawing" xmlns:wp="http://schemas.openxmlformats.org/drawingml/2006/wordprocessingDrawing" xmlns:w10="urn:schemas-microsoft-com:office:word" xmlns:w="http://schemas.openxmlformats.org/wordprocessingml/2006/main" xmlns:w14="http://schemas.microsoft.com/office/word/2010/wordml" xmlns:w15="http://schemas.microsoft.com/office/word/2012/wordml" xmlns:w16cex="http://schemas.microsoft.com/office/word/2018/wordml/cex" xmlns:w16cid="http://schemas.microsoft.com/office/word/2016/wordml/cid" xmlns:w16="http://schemas.microsoft.com/office/word/2018/wordml" xmlns:w16se="http://schemas.microsoft.com/office/word/2015/wordml/symex" xmlns:wpg="http://schemas.microsoft.com/office/word/2010/wordprocessingGroup" xmlns:wpi="http://schemas.microsoft.com/office/word/2010/wordprocessingInk" xmlns:wne="http://schemas.microsoft.com/office/word/2006/wordml" xmlns:wps="http://schemas.microsoft.com/office/word/2010/wordprocessingShape" mc:Ignorable="w14 w15 w16se w16cid w16 w16cex wp14">
+<w:footnotes xmlns:wpc="http://schemas.microsoft.com/office/word/2010/wordprocessingCanvas" xmlns:cx="http://schemas.microsoft.com/office/drawing/2014/chartex" xmlns:mc="http://schemas.openxmlformats.org/markup-compatibility/2006" xmlns:o="urn:schemas-microsoft-com:office:office" xmlns:r="http://schemas.openxmlformats.org/officeDocument/2006/relationships" xmlns:m="http://schemas.openxmlformats.org/officeDocument/2006/math" xmlns:v="urn:schemas-microsoft-com:vml" xmlns:wp14="http://schemas.microsoft.com/office/word/2010/wordprocessingDrawing" xmlns:wp="http://schemas.openxmlformats.org/drawingml/2006/wordprocessingDrawing" xmlns:w10="urn:schemas-microsoft-com:office:word" xmlns:w="http://schemas.openxmlformats.org/wordprocessingml/2006/main" xmlns:w14="http://schemas.microsoft.com/office/word/2010/wordml" xmlns:w15="http://schemas.microsoft.com/office/word/2012/wordml" xmlns:w16se="http://schemas.microsoft.com/office/word/2015/wordml/symex" xmlns:wpg="http://schemas.microsoft.com/office/word/2010/wordprocessingGroup" xmlns:wpi="http://schemas.microsoft.com/office/word/2010/wordprocessingInk" xmlns:wne="http://schemas.microsoft.com/office/word/2006/wordml" xmlns:wps="http://schemas.microsoft.com/office/word/2010/wordprocessingShape" mc:Ignorable="w14 w15 w16se wp14">
   <w:footnote w:type="separator" w:id="-1">
     <w:p>
       <w:r>
@@ -4095,7 +5783,7 @@
 </file>
 
 <file path=word/numbering.xml><?xml version="1.0" encoding="utf-8"?>
-<w:numbering xmlns:wpc="http://schemas.microsoft.com/office/word/2010/wordprocessingCanvas" xmlns:cx="http://schemas.microsoft.com/office/drawing/2014/chartex" xmlns:cx1="http://schemas.microsoft.com/office/drawing/2015/9/8/chartex" xmlns:cx2="http://schemas.microsoft.com/office/drawing/2015/10/21/chartex" xmlns:cx3="http://schemas.microsoft.com/office/drawing/2016/5/9/chartex" xmlns:cx4="http://schemas.microsoft.com/office/drawing/2016/5/10/chartex" xmlns:cx5="http://schemas.microsoft.com/office/drawing/2016/5/11/chartex" xmlns:cx6="http://schemas.microsoft.com/office/drawing/2016/5/12/chartex" xmlns:cx7="http://schemas.microsoft.com/office/drawing/2016/5/13/chartex" xmlns:cx8="http://schemas.microsoft.com/office/drawing/2016/5/14/chartex" xmlns:mc="http://schemas.openxmlformats.org/markup-compatibility/2006" xmlns:aink="http://schemas.microsoft.com/office/drawing/2016/ink" xmlns:am3d="http://schemas.microsoft.com/office/drawing/2017/model3d" xmlns:o="urn:schemas-microsoft-com:office:office" xmlns:r="http://schemas.openxmlformats.org/officeDocument/2006/relationships" xmlns:m="http://schemas.openxmlformats.org/officeDocument/2006/math" xmlns:v="urn:schemas-microsoft-com:vml" xmlns:wp14="http://schemas.microsoft.com/office/word/2010/wordprocessingDrawing" xmlns:wp="http://schemas.openxmlformats.org/drawingml/2006/wordprocessingDrawing" xmlns:w10="urn:schemas-microsoft-com:office:word" xmlns:w="http://schemas.openxmlformats.org/wordprocessingml/2006/main" xmlns:w14="http://schemas.microsoft.com/office/word/2010/wordml" xmlns:w15="http://schemas.microsoft.com/office/word/2012/wordml" xmlns:w16cex="http://schemas.microsoft.com/office/word/2018/wordml/cex" xmlns:w16cid="http://schemas.microsoft.com/office/word/2016/wordml/cid" xmlns:w16="http://schemas.microsoft.com/office/word/2018/wordml" xmlns:w16se="http://schemas.microsoft.com/office/word/2015/wordml/symex" xmlns:wpg="http://schemas.microsoft.com/office/word/2010/wordprocessingGroup" xmlns:wpi="http://schemas.microsoft.com/office/word/2010/wordprocessingInk" xmlns:wne="http://schemas.microsoft.com/office/word/2006/wordml" xmlns:wps="http://schemas.microsoft.com/office/word/2010/wordprocessingShape" mc:Ignorable="w14 w15 w16se w16cid w16 w16cex wp14">
+<w:numbering xmlns:wpc="http://schemas.microsoft.com/office/word/2010/wordprocessingCanvas" xmlns:cx="http://schemas.microsoft.com/office/drawing/2014/chartex" xmlns:mc="http://schemas.openxmlformats.org/markup-compatibility/2006" xmlns:o="urn:schemas-microsoft-com:office:office" xmlns:r="http://schemas.openxmlformats.org/officeDocument/2006/relationships" xmlns:m="http://schemas.openxmlformats.org/officeDocument/2006/math" xmlns:v="urn:schemas-microsoft-com:vml" xmlns:wp14="http://schemas.microsoft.com/office/word/2010/wordprocessingDrawing" xmlns:wp="http://schemas.openxmlformats.org/drawingml/2006/wordprocessingDrawing" xmlns:w10="urn:schemas-microsoft-com:office:word" xmlns:w="http://schemas.openxmlformats.org/wordprocessingml/2006/main" xmlns:w14="http://schemas.microsoft.com/office/word/2010/wordml" xmlns:w15="http://schemas.microsoft.com/office/word/2012/wordml" xmlns:w16se="http://schemas.microsoft.com/office/word/2015/wordml/symex" xmlns:wpg="http://schemas.microsoft.com/office/word/2010/wordprocessingGroup" xmlns:wpi="http://schemas.microsoft.com/office/word/2010/wordprocessingInk" xmlns:wne="http://schemas.microsoft.com/office/word/2006/wordml" xmlns:wps="http://schemas.microsoft.com/office/word/2010/wordprocessingShape" mc:Ignorable="w14 w15 w16se wp14">
   <w:abstractNum w:abstractNumId="0" w15:restartNumberingAfterBreak="0">
     <w:nsid w:val="00EE4E3F"/>
     <w:multiLevelType w:val="hybridMultilevel"/>
@@ -8005,7 +9693,7 @@
 </file>
 
 <file path=word/styles.xml><?xml version="1.0" encoding="utf-8"?>
-<w:styles xmlns:mc="http://schemas.openxmlformats.org/markup-compatibility/2006" xmlns:r="http://schemas.openxmlformats.org/officeDocument/2006/relationships" xmlns:w="http://schemas.openxmlformats.org/wordprocessingml/2006/main" xmlns:w14="http://schemas.microsoft.com/office/word/2010/wordml" xmlns:w15="http://schemas.microsoft.com/office/word/2012/wordml" xmlns:w16cex="http://schemas.microsoft.com/office/word/2018/wordml/cex" xmlns:w16cid="http://schemas.microsoft.com/office/word/2016/wordml/cid" xmlns:w16="http://schemas.microsoft.com/office/word/2018/wordml" xmlns:w16se="http://schemas.microsoft.com/office/word/2015/wordml/symex" mc:Ignorable="w14 w15 w16se w16cid w16 w16cex">
+<w:styles xmlns:mc="http://schemas.openxmlformats.org/markup-compatibility/2006" xmlns:r="http://schemas.openxmlformats.org/officeDocument/2006/relationships" xmlns:w="http://schemas.openxmlformats.org/wordprocessingml/2006/main" xmlns:w14="http://schemas.microsoft.com/office/word/2010/wordml" xmlns:w15="http://schemas.microsoft.com/office/word/2012/wordml" xmlns:w16se="http://schemas.microsoft.com/office/word/2015/wordml/symex" mc:Ignorable="w14 w15 w16se">
   <w:docDefaults>
     <w:rPrDefault>
       <w:rPr>
@@ -8015,7 +9703,7 @@
     </w:rPrDefault>
     <w:pPrDefault/>
   </w:docDefaults>
-  <w:latentStyles w:defLockedState="0" w:defUIPriority="0" w:defSemiHidden="0" w:defUnhideWhenUsed="0" w:defQFormat="0" w:count="376">
+  <w:latentStyles w:defLockedState="0" w:defUIPriority="0" w:defSemiHidden="0" w:defUnhideWhenUsed="0" w:defQFormat="0" w:count="371">
     <w:lsdException w:name="Normal" w:qFormat="1"/>
     <w:lsdException w:name="heading 1" w:qFormat="1"/>
     <w:lsdException w:name="heading 2" w:qFormat="1"/>
@@ -8301,11 +9989,6 @@
     <w:lsdException w:name="List Table 5 Dark Accent 6" w:uiPriority="50"/>
     <w:lsdException w:name="List Table 6 Colorful Accent 6" w:uiPriority="51"/>
     <w:lsdException w:name="List Table 7 Colorful Accent 6" w:uiPriority="52"/>
-    <w:lsdException w:name="Mention" w:semiHidden="1" w:uiPriority="99" w:unhideWhenUsed="1"/>
-    <w:lsdException w:name="Smart Hyperlink" w:semiHidden="1" w:uiPriority="99" w:unhideWhenUsed="1"/>
-    <w:lsdException w:name="Hashtag" w:semiHidden="1" w:uiPriority="99" w:unhideWhenUsed="1"/>
-    <w:lsdException w:name="Unresolved Mention" w:semiHidden="1" w:uiPriority="99" w:unhideWhenUsed="1"/>
-    <w:lsdException w:name="Smart Link" w:semiHidden="1" w:uiPriority="99" w:unhideWhenUsed="1"/>
   </w:latentStyles>
   <w:style w:type="paragraph" w:default="1" w:styleId="a">
     <w:name w:val="Normal"/>
@@ -9155,7 +10838,7 @@
 </file>
 
 <file path=customXml/itemProps1.xml><?xml version="1.0" encoding="utf-8"?>
-<ds:datastoreItem xmlns:ds="http://schemas.openxmlformats.org/officeDocument/2006/customXml" ds:itemID="{06832739-8ABA-4AD7-9166-A8DBEA589176}">
+<ds:datastoreItem xmlns:ds="http://schemas.openxmlformats.org/officeDocument/2006/customXml" ds:itemID="{86E8F4EA-1DED-4794-BBF7-F5101870D3FB}">
   <ds:schemaRefs>
     <ds:schemaRef ds:uri="http://schemas.openxmlformats.org/officeDocument/2006/bibliography"/>
   </ds:schemaRefs>

--- a/documents/functional_specification.docx
+++ b/documents/functional_specification.docx
@@ -220,6 +220,10 @@
     <w:p/>
     <w:p/>
     <w:p/>
+    <w:p/>
+    <w:p/>
+    <w:p/>
+    <w:p/>
     <w:p>
       <w:pPr>
         <w:spacing w:line="288" w:lineRule="auto"/>
@@ -234,13 +238,25 @@
       <w:pPr>
         <w:spacing w:line="288" w:lineRule="auto"/>
         <w:jc w:val="center"/>
+        <w:rPr>
+          <w:lang w:val="en-US"/>
+        </w:rPr>
       </w:pPr>
       <w:r>
         <w:t>Нижний Новгород</w:t>
       </w:r>
       <w:r>
         <w:br/>
-        <w:t>2006</w:t>
+        <w:t>20</w:t>
+      </w:r>
+      <w:r>
+        <w:t>2</w:t>
+      </w:r>
+      <w:r>
+        <w:rPr>
+          <w:lang w:val="en-US"/>
+        </w:rPr>
+        <w:t>5</w:t>
       </w:r>
     </w:p>
     <w:p>
@@ -1718,21 +1734,6 @@
     <w:p>
       <w:pPr>
         <w:pStyle w:val="af6"/>
-        <w:spacing w:line="360" w:lineRule="auto"/>
-        <w:rPr>
-          <w:szCs w:val="24"/>
-        </w:rPr>
-      </w:pPr>
-      <w:r>
-        <w:rPr>
-          <w:szCs w:val="24"/>
-        </w:rPr>
-        <w:t>//----------------------</w:t>
-      </w:r>
-    </w:p>
-    <w:p>
-      <w:pPr>
-        <w:pStyle w:val="af6"/>
         <w:numPr>
           <w:ilvl w:val="0"/>
           <w:numId w:val="19"/>
@@ -1779,53 +1780,6 @@
     </w:p>
     <w:p>
       <w:pPr>
-        <w:pStyle w:val="af6"/>
-        <w:numPr>
-          <w:ilvl w:val="0"/>
-          <w:numId w:val="19"/>
-        </w:numPr>
-        <w:spacing w:line="360" w:lineRule="auto"/>
-        <w:rPr>
-          <w:szCs w:val="24"/>
-        </w:rPr>
-      </w:pPr>
-      <w:r>
-        <w:rPr>
-          <w:szCs w:val="24"/>
-        </w:rPr>
-        <w:t xml:space="preserve">Декабрь 2025: Запланированы интеграция </w:t>
-      </w:r>
-      <w:proofErr w:type="spellStart"/>
-      <w:r>
-        <w:rPr>
-          <w:szCs w:val="24"/>
-        </w:rPr>
-        <w:t>фронтенда</w:t>
-      </w:r>
-      <w:proofErr w:type="spellEnd"/>
-      <w:r>
-        <w:rPr>
-          <w:szCs w:val="24"/>
-        </w:rPr>
-        <w:t xml:space="preserve"> и </w:t>
-      </w:r>
-      <w:proofErr w:type="spellStart"/>
-      <w:r>
-        <w:rPr>
-          <w:szCs w:val="24"/>
-        </w:rPr>
-        <w:t>бэкенда</w:t>
-      </w:r>
-      <w:proofErr w:type="spellEnd"/>
-      <w:r>
-        <w:rPr>
-          <w:szCs w:val="24"/>
-        </w:rPr>
-        <w:t>, тестирование, развертывание системы на облачном хостинге и финальная защита проекта.</w:t>
-      </w:r>
-    </w:p>
-    <w:p>
-      <w:pPr>
         <w:spacing w:line="360" w:lineRule="auto"/>
         <w:ind w:firstLine="709"/>
         <w:rPr>
@@ -1838,6 +1792,15 @@
         </w:rPr>
         <w:t>Важным решением стало ограничение функциональности первого релиза для успешной реализации в сжатые учебные сроки, с фокусом на автоматизации ключевых процессов записи и управления заказами.</w:t>
       </w:r>
+    </w:p>
+    <w:p>
+      <w:pPr>
+        <w:spacing w:line="360" w:lineRule="auto"/>
+        <w:ind w:firstLine="709"/>
+        <w:rPr>
+          <w:szCs w:val="24"/>
+        </w:rPr>
+      </w:pPr>
     </w:p>
     <w:p>
       <w:pPr>
@@ -2822,6 +2785,69 @@
     <w:p/>
     <w:p/>
     <w:p/>
+    <w:p>
+      <w:pPr>
+        <w:jc w:val="center"/>
+      </w:pPr>
+      <w:r>
+        <w:rPr>
+          <w:noProof/>
+        </w:rPr>
+        <w:lastRenderedPageBreak/>
+        <w:drawing>
+          <wp:inline distT="0" distB="0" distL="0" distR="0" wp14:anchorId="60A4E2E0" wp14:editId="30A08990">
+            <wp:extent cx="1914792" cy="6468378"/>
+            <wp:effectExtent l="0" t="0" r="9525" b="8890"/>
+            <wp:docPr id="1" name="Рисунок 1"/>
+            <wp:cNvGraphicFramePr>
+              <a:graphicFrameLocks xmlns:a="http://schemas.openxmlformats.org/drawingml/2006/main" noChangeAspect="1"/>
+            </wp:cNvGraphicFramePr>
+            <a:graphic xmlns:a="http://schemas.openxmlformats.org/drawingml/2006/main">
+              <a:graphicData uri="http://schemas.openxmlformats.org/drawingml/2006/picture">
+                <pic:pic xmlns:pic="http://schemas.openxmlformats.org/drawingml/2006/picture">
+                  <pic:nvPicPr>
+                    <pic:cNvPr id="1" name=""/>
+                    <pic:cNvPicPr/>
+                  </pic:nvPicPr>
+                  <pic:blipFill>
+                    <a:blip r:embed="rId9"/>
+                    <a:stretch>
+                      <a:fillRect/>
+                    </a:stretch>
+                  </pic:blipFill>
+                  <pic:spPr>
+                    <a:xfrm>
+                      <a:off x="0" y="0"/>
+                      <a:ext cx="1914792" cy="6468378"/>
+                    </a:xfrm>
+                    <a:prstGeom prst="rect">
+                      <a:avLst/>
+                    </a:prstGeom>
+                  </pic:spPr>
+                </pic:pic>
+              </a:graphicData>
+            </a:graphic>
+          </wp:inline>
+        </w:drawing>
+      </w:r>
+    </w:p>
+    <w:p>
+      <w:pPr>
+        <w:jc w:val="center"/>
+      </w:pPr>
+      <w:r>
+        <w:t xml:space="preserve">Рисунок 2 – Пример </w:t>
+      </w:r>
+      <w:r>
+        <w:rPr>
+          <w:lang w:val="en-US"/>
+        </w:rPr>
+        <w:t>Activity-</w:t>
+      </w:r>
+      <w:r>
+        <w:t>диаграммы</w:t>
+      </w:r>
+    </w:p>
     <w:p/>
     <w:p/>
     <w:p/>
@@ -2831,7 +2857,6 @@
     <w:p/>
     <w:p/>
     <w:p/>
-    <w:p/>
     <w:p>
       <w:pPr>
         <w:pStyle w:val="1"/>
@@ -4061,6 +4086,84 @@
     </w:p>
     <w:p>
       <w:pPr>
+        <w:spacing w:line="360" w:lineRule="auto"/>
+        <w:jc w:val="center"/>
+        <w:rPr>
+          <w:szCs w:val="18"/>
+        </w:rPr>
+      </w:pPr>
+      <w:r>
+        <w:rPr>
+          <w:noProof/>
+          <w:szCs w:val="18"/>
+        </w:rPr>
+        <w:drawing>
+          <wp:inline distT="0" distB="0" distL="0" distR="0" wp14:anchorId="7116EB51" wp14:editId="7958F9BD">
+            <wp:extent cx="4732020" cy="3777465"/>
+            <wp:effectExtent l="0" t="0" r="0" b="0"/>
+            <wp:docPr id="4" name="Рисунок 4"/>
+            <wp:cNvGraphicFramePr>
+              <a:graphicFrameLocks xmlns:a="http://schemas.openxmlformats.org/drawingml/2006/main" noChangeAspect="1"/>
+            </wp:cNvGraphicFramePr>
+            <a:graphic xmlns:a="http://schemas.openxmlformats.org/drawingml/2006/main">
+              <a:graphicData uri="http://schemas.openxmlformats.org/drawingml/2006/picture">
+                <pic:pic xmlns:pic="http://schemas.openxmlformats.org/drawingml/2006/picture">
+                  <pic:nvPicPr>
+                    <pic:cNvPr id="1" name=""/>
+                    <pic:cNvPicPr/>
+                  </pic:nvPicPr>
+                  <pic:blipFill>
+                    <a:blip r:embed="rId10"/>
+                    <a:stretch>
+                      <a:fillRect/>
+                    </a:stretch>
+                  </pic:blipFill>
+                  <pic:spPr>
+                    <a:xfrm>
+                      <a:off x="0" y="0"/>
+                      <a:ext cx="4748574" cy="3790680"/>
+                    </a:xfrm>
+                    <a:prstGeom prst="rect">
+                      <a:avLst/>
+                    </a:prstGeom>
+                  </pic:spPr>
+                </pic:pic>
+              </a:graphicData>
+            </a:graphic>
+          </wp:inline>
+        </w:drawing>
+      </w:r>
+    </w:p>
+    <w:p>
+      <w:pPr>
+        <w:spacing w:line="360" w:lineRule="auto"/>
+        <w:jc w:val="center"/>
+        <w:rPr>
+          <w:sz w:val="20"/>
+        </w:rPr>
+      </w:pPr>
+      <w:r>
+        <w:rPr>
+          <w:sz w:val="20"/>
+        </w:rPr>
+        <w:t>Рисунок 3 – Диаграмма классов (</w:t>
+      </w:r>
+      <w:r>
+        <w:rPr>
+          <w:sz w:val="20"/>
+          <w:lang w:val="en-US"/>
+        </w:rPr>
+        <w:t>MVT</w:t>
+      </w:r>
+      <w:r>
+        <w:rPr>
+          <w:sz w:val="20"/>
+        </w:rPr>
+        <w:t>)</w:t>
+      </w:r>
+    </w:p>
+    <w:p>
+      <w:pPr>
         <w:keepNext/>
         <w:spacing w:before="360"/>
         <w:ind w:left="-709" w:right="-569"/>
@@ -4070,6 +4173,7 @@
         <w:rPr>
           <w:noProof/>
         </w:rPr>
+        <w:lastRenderedPageBreak/>
         <w:drawing>
           <wp:inline distT="0" distB="0" distL="0" distR="0" wp14:anchorId="3BA97148" wp14:editId="5228D2B0">
             <wp:extent cx="6635115" cy="3657323"/>
@@ -4088,7 +4192,7 @@
                     </pic:cNvPicPr>
                   </pic:nvPicPr>
                   <pic:blipFill>
-                    <a:blip r:embed="rId9" cstate="print">
+                    <a:blip r:embed="rId11" cstate="print">
                       <a:extLst>
                         <a:ext uri="{28A0092B-C50C-407E-A947-70E740481C1C}">
                           <a14:useLocalDpi xmlns:a14="http://schemas.microsoft.com/office/drawing/2010/main" val="0"/>
@@ -4151,7 +4255,7 @@
           <w:sz w:val="20"/>
           <w:szCs w:val="20"/>
         </w:rPr>
-        <w:fldChar w:fldCharType="begin"/>
+        <w:t>4</w:t>
       </w:r>
       <w:r>
         <w:rPr>
@@ -4161,7 +4265,7 @@
           <w:sz w:val="20"/>
           <w:szCs w:val="20"/>
         </w:rPr>
-        <w:instrText xml:space="preserve"> SEQ Рисунок \* ARABIC </w:instrText>
+        <w:t xml:space="preserve"> </w:t>
       </w:r>
       <w:r>
         <w:rPr>
@@ -4171,18 +4275,7 @@
           <w:sz w:val="20"/>
           <w:szCs w:val="20"/>
         </w:rPr>
-        <w:fldChar w:fldCharType="separate"/>
-      </w:r>
-      <w:r>
-        <w:rPr>
-          <w:i w:val="0"/>
-          <w:iCs w:val="0"/>
-          <w:noProof/>
-          <w:color w:val="auto"/>
-          <w:sz w:val="20"/>
-          <w:szCs w:val="20"/>
-        </w:rPr>
-        <w:t>2</w:t>
+        <w:t>–</w:t>
       </w:r>
       <w:r>
         <w:rPr>
@@ -4192,7 +4285,7 @@
           <w:sz w:val="20"/>
           <w:szCs w:val="20"/>
         </w:rPr>
-        <w:fldChar w:fldCharType="end"/>
+        <w:t xml:space="preserve"> Диаграмма классов</w:t>
       </w:r>
       <w:r>
         <w:rPr>
@@ -4202,43 +4295,21 @@
           <w:sz w:val="20"/>
           <w:szCs w:val="20"/>
         </w:rPr>
-        <w:t xml:space="preserve"> </w:t>
-      </w:r>
-      <w:r>
-        <w:rPr>
-          <w:i w:val="0"/>
-          <w:iCs w:val="0"/>
-          <w:color w:val="auto"/>
-          <w:sz w:val="20"/>
-          <w:szCs w:val="20"/>
-        </w:rPr>
-        <w:t>–</w:t>
-      </w:r>
-      <w:r>
-        <w:rPr>
-          <w:i w:val="0"/>
-          <w:iCs w:val="0"/>
-          <w:color w:val="auto"/>
-          <w:sz w:val="20"/>
-          <w:szCs w:val="20"/>
-        </w:rPr>
-        <w:t xml:space="preserve"> Диаграмма классов</w:t>
-      </w:r>
-      <w:bookmarkStart w:id="19" w:name="_GoBack"/>
-      <w:bookmarkEnd w:id="19"/>
+        <w:t>-моделей</w:t>
+      </w:r>
     </w:p>
     <w:p>
       <w:pPr>
         <w:pStyle w:val="2"/>
         <w:spacing w:before="360"/>
       </w:pPr>
-      <w:bookmarkStart w:id="20" w:name="_Toc153721237"/>
-      <w:bookmarkStart w:id="21" w:name="_Toc212658675"/>
+      <w:bookmarkStart w:id="19" w:name="_Toc153721237"/>
+      <w:bookmarkStart w:id="20" w:name="_Toc212658675"/>
       <w:r>
         <w:t>Физический проект</w:t>
       </w:r>
+      <w:bookmarkEnd w:id="19"/>
       <w:bookmarkEnd w:id="20"/>
-      <w:bookmarkEnd w:id="21"/>
     </w:p>
     <w:p>
       <w:pPr>
@@ -4572,541 +4643,413 @@
           <w:i/>
           <w:szCs w:val="18"/>
         </w:rPr>
+        <w:t>Реализация</w:t>
+      </w:r>
+      <w:r>
+        <w:rPr>
+          <w:szCs w:val="18"/>
+        </w:rPr>
+        <w:t xml:space="preserve">: Серверное приложение, предоставляющее набор </w:t>
+      </w:r>
+      <w:proofErr w:type="spellStart"/>
+      <w:r>
+        <w:rPr>
+          <w:szCs w:val="18"/>
+        </w:rPr>
+        <w:t>RESTful</w:t>
+      </w:r>
+      <w:proofErr w:type="spellEnd"/>
+      <w:r>
+        <w:rPr>
+          <w:szCs w:val="18"/>
+        </w:rPr>
+        <w:t xml:space="preserve"> </w:t>
+      </w:r>
+      <w:proofErr w:type="spellStart"/>
+      <w:r>
+        <w:rPr>
+          <w:szCs w:val="18"/>
+        </w:rPr>
+        <w:t>endpoints</w:t>
+      </w:r>
+      <w:proofErr w:type="spellEnd"/>
+      <w:r>
+        <w:rPr>
+          <w:szCs w:val="18"/>
+        </w:rPr>
+        <w:t xml:space="preserve"> (например, /</w:t>
+      </w:r>
+      <w:proofErr w:type="spellStart"/>
+      <w:r>
+        <w:rPr>
+          <w:szCs w:val="18"/>
+        </w:rPr>
+        <w:t>api</w:t>
+      </w:r>
+      <w:proofErr w:type="spellEnd"/>
+      <w:r>
+        <w:rPr>
+          <w:szCs w:val="18"/>
+        </w:rPr>
+        <w:t>/</w:t>
+      </w:r>
+      <w:proofErr w:type="spellStart"/>
+      <w:r>
+        <w:rPr>
+          <w:szCs w:val="18"/>
+        </w:rPr>
+        <w:t>auth</w:t>
+      </w:r>
+      <w:proofErr w:type="spellEnd"/>
+      <w:r>
+        <w:rPr>
+          <w:szCs w:val="18"/>
+        </w:rPr>
+        <w:t>/, /</w:t>
+      </w:r>
+      <w:proofErr w:type="spellStart"/>
+      <w:r>
+        <w:rPr>
+          <w:szCs w:val="18"/>
+        </w:rPr>
+        <w:t>api</w:t>
+      </w:r>
+      <w:proofErr w:type="spellEnd"/>
+      <w:r>
+        <w:rPr>
+          <w:szCs w:val="18"/>
+        </w:rPr>
+        <w:t>/</w:t>
+      </w:r>
+      <w:proofErr w:type="spellStart"/>
+      <w:r>
+        <w:rPr>
+          <w:szCs w:val="18"/>
+        </w:rPr>
+        <w:t>services</w:t>
+      </w:r>
+      <w:proofErr w:type="spellEnd"/>
+      <w:r>
+        <w:rPr>
+          <w:szCs w:val="18"/>
+        </w:rPr>
+        <w:t>/, /</w:t>
+      </w:r>
+      <w:proofErr w:type="spellStart"/>
+      <w:r>
+        <w:rPr>
+          <w:szCs w:val="18"/>
+        </w:rPr>
+        <w:t>api</w:t>
+      </w:r>
+      <w:proofErr w:type="spellEnd"/>
+      <w:r>
+        <w:rPr>
+          <w:szCs w:val="18"/>
+        </w:rPr>
+        <w:t>/</w:t>
+      </w:r>
+      <w:proofErr w:type="spellStart"/>
+      <w:r>
+        <w:rPr>
+          <w:szCs w:val="18"/>
+        </w:rPr>
+        <w:t>orders</w:t>
+      </w:r>
+      <w:proofErr w:type="spellEnd"/>
+      <w:r>
+        <w:rPr>
+          <w:szCs w:val="18"/>
+        </w:rPr>
+        <w:t xml:space="preserve">/). Реализует аутентификацию, авторизацию, </w:t>
+      </w:r>
+      <w:proofErr w:type="spellStart"/>
+      <w:r>
+        <w:rPr>
+          <w:szCs w:val="18"/>
+        </w:rPr>
+        <w:t>валидацию</w:t>
+      </w:r>
+      <w:proofErr w:type="spellEnd"/>
+      <w:r>
+        <w:rPr>
+          <w:szCs w:val="18"/>
+        </w:rPr>
+        <w:t xml:space="preserve"> данных и бизнес-правила.</w:t>
+      </w:r>
+    </w:p>
+    <w:p>
+      <w:pPr>
+        <w:spacing w:after="0" w:line="360" w:lineRule="auto"/>
+        <w:rPr>
+          <w:b/>
+          <w:szCs w:val="18"/>
+        </w:rPr>
+      </w:pPr>
+      <w:r>
+        <w:rPr>
+          <w:b/>
+          <w:szCs w:val="18"/>
+        </w:rPr>
+        <w:t>Уровень данных (</w:t>
+      </w:r>
+      <w:proofErr w:type="spellStart"/>
+      <w:r>
+        <w:rPr>
+          <w:b/>
+          <w:szCs w:val="18"/>
+        </w:rPr>
+        <w:t>Data</w:t>
+      </w:r>
+      <w:proofErr w:type="spellEnd"/>
+      <w:r>
+        <w:rPr>
+          <w:b/>
+          <w:szCs w:val="18"/>
+        </w:rPr>
+        <w:t xml:space="preserve"> </w:t>
+      </w:r>
+      <w:proofErr w:type="spellStart"/>
+      <w:r>
+        <w:rPr>
+          <w:b/>
+          <w:szCs w:val="18"/>
+        </w:rPr>
+        <w:t>Layer</w:t>
+      </w:r>
+      <w:proofErr w:type="spellEnd"/>
+      <w:r>
+        <w:rPr>
+          <w:b/>
+          <w:szCs w:val="18"/>
+        </w:rPr>
+        <w:t>):</w:t>
+      </w:r>
+    </w:p>
+    <w:p>
+      <w:pPr>
+        <w:spacing w:after="0" w:line="360" w:lineRule="auto"/>
+        <w:rPr>
+          <w:szCs w:val="18"/>
+        </w:rPr>
+      </w:pPr>
+      <w:r>
+        <w:rPr>
+          <w:i/>
+          <w:szCs w:val="18"/>
+        </w:rPr>
+        <w:t>Технологии</w:t>
+      </w:r>
+      <w:r>
+        <w:rPr>
+          <w:szCs w:val="18"/>
+        </w:rPr>
+        <w:t xml:space="preserve">: </w:t>
+      </w:r>
+      <w:proofErr w:type="spellStart"/>
+      <w:r>
+        <w:rPr>
+          <w:szCs w:val="18"/>
+        </w:rPr>
+        <w:t>SQLite</w:t>
+      </w:r>
+      <w:proofErr w:type="spellEnd"/>
+      <w:r>
+        <w:rPr>
+          <w:szCs w:val="18"/>
+        </w:rPr>
+        <w:t xml:space="preserve"> (для разработки и демонстрации), </w:t>
+      </w:r>
+      <w:proofErr w:type="spellStart"/>
+      <w:r>
+        <w:rPr>
+          <w:szCs w:val="18"/>
+        </w:rPr>
+        <w:t>PostgreSQL</w:t>
+      </w:r>
+      <w:proofErr w:type="spellEnd"/>
+      <w:r>
+        <w:rPr>
+          <w:szCs w:val="18"/>
+        </w:rPr>
+        <w:t xml:space="preserve"> (для </w:t>
+      </w:r>
+      <w:proofErr w:type="spellStart"/>
+      <w:r>
+        <w:rPr>
+          <w:szCs w:val="18"/>
+        </w:rPr>
+        <w:t>продакшена</w:t>
+      </w:r>
+      <w:proofErr w:type="spellEnd"/>
+      <w:r>
+        <w:rPr>
+          <w:szCs w:val="18"/>
+        </w:rPr>
+        <w:t xml:space="preserve">). </w:t>
+      </w:r>
+      <w:proofErr w:type="spellStart"/>
+      <w:r>
+        <w:rPr>
+          <w:szCs w:val="18"/>
+        </w:rPr>
+        <w:t>Django</w:t>
+      </w:r>
+      <w:proofErr w:type="spellEnd"/>
+      <w:r>
+        <w:rPr>
+          <w:szCs w:val="18"/>
+        </w:rPr>
+        <w:t xml:space="preserve"> ORM.</w:t>
+      </w:r>
+    </w:p>
+    <w:p>
+      <w:pPr>
+        <w:spacing w:after="0" w:line="360" w:lineRule="auto"/>
+        <w:rPr>
+          <w:szCs w:val="18"/>
+        </w:rPr>
+      </w:pPr>
+      <w:r>
+        <w:rPr>
+          <w:i/>
+          <w:szCs w:val="18"/>
+        </w:rPr>
+        <w:t>Реализация</w:t>
+      </w:r>
+      <w:r>
+        <w:rPr>
+          <w:szCs w:val="18"/>
+        </w:rPr>
+        <w:t xml:space="preserve">: Реляционная база данных с таблицами, соответствующими сущностям логической модели. </w:t>
+      </w:r>
+      <w:proofErr w:type="spellStart"/>
+      <w:r>
+        <w:rPr>
+          <w:szCs w:val="18"/>
+        </w:rPr>
+        <w:t>Django</w:t>
+      </w:r>
+      <w:proofErr w:type="spellEnd"/>
+      <w:r>
+        <w:rPr>
+          <w:szCs w:val="18"/>
+        </w:rPr>
+        <w:t xml:space="preserve"> ORM используется для абстракции и выполнения запросов.</w:t>
+      </w:r>
+    </w:p>
+    <w:p>
+      <w:pPr>
+        <w:spacing w:line="360" w:lineRule="auto"/>
+        <w:rPr>
+          <w:szCs w:val="18"/>
+        </w:rPr>
+      </w:pPr>
+      <w:r>
+        <w:rPr>
+          <w:szCs w:val="18"/>
+        </w:rPr>
         <w:lastRenderedPageBreak/>
-        <w:t>Реализация</w:t>
-      </w:r>
-      <w:r>
-        <w:rPr>
-          <w:szCs w:val="18"/>
-        </w:rPr>
-        <w:t xml:space="preserve">: Серверное приложение, предоставляющее набор </w:t>
+        <w:t xml:space="preserve">Стратегия развертывания: </w:t>
       </w:r>
       <w:proofErr w:type="spellStart"/>
       <w:r>
         <w:rPr>
           <w:szCs w:val="18"/>
         </w:rPr>
-        <w:t>RESTful</w:t>
+        <w:t>Бэкенд</w:t>
       </w:r>
       <w:proofErr w:type="spellEnd"/>
       <w:r>
         <w:rPr>
           <w:szCs w:val="18"/>
         </w:rPr>
-        <w:t xml:space="preserve"> </w:t>
+        <w:t xml:space="preserve"> и </w:t>
       </w:r>
       <w:proofErr w:type="spellStart"/>
       <w:r>
         <w:rPr>
           <w:szCs w:val="18"/>
         </w:rPr>
-        <w:t>endpoints</w:t>
+        <w:t>фронтенд</w:t>
       </w:r>
       <w:proofErr w:type="spellEnd"/>
       <w:r>
         <w:rPr>
           <w:szCs w:val="18"/>
         </w:rPr>
-        <w:t xml:space="preserve"> (например, /</w:t>
+        <w:t xml:space="preserve"> размещаются на облачном хостинге (например, </w:t>
       </w:r>
       <w:proofErr w:type="spellStart"/>
       <w:r>
         <w:rPr>
           <w:szCs w:val="18"/>
         </w:rPr>
-        <w:t>api</w:t>
+        <w:t>PythonAnywhere</w:t>
       </w:r>
       <w:proofErr w:type="spellEnd"/>
       <w:r>
         <w:rPr>
           <w:szCs w:val="18"/>
         </w:rPr>
-        <w:t>/</w:t>
+        <w:t xml:space="preserve">, </w:t>
       </w:r>
       <w:proofErr w:type="spellStart"/>
       <w:r>
         <w:rPr>
           <w:szCs w:val="18"/>
         </w:rPr>
-        <w:t>auth</w:t>
+        <w:t>Heroku</w:t>
       </w:r>
       <w:proofErr w:type="spellEnd"/>
       <w:r>
         <w:rPr>
           <w:szCs w:val="18"/>
         </w:rPr>
-        <w:t>/, /</w:t>
+        <w:t xml:space="preserve">). База данных </w:t>
       </w:r>
       <w:proofErr w:type="spellStart"/>
       <w:r>
         <w:rPr>
           <w:szCs w:val="18"/>
         </w:rPr>
-        <w:t>api</w:t>
+        <w:t>SQLite</w:t>
       </w:r>
       <w:proofErr w:type="spellEnd"/>
       <w:r>
         <w:rPr>
           <w:szCs w:val="18"/>
         </w:rPr>
-        <w:t>/</w:t>
+        <w:t xml:space="preserve"> развертывается вместе с </w:t>
       </w:r>
       <w:proofErr w:type="spellStart"/>
       <w:r>
         <w:rPr>
           <w:szCs w:val="18"/>
         </w:rPr>
-        <w:t>services</w:t>
+        <w:t>бэкендом</w:t>
       </w:r>
       <w:proofErr w:type="spellEnd"/>
       <w:r>
         <w:rPr>
           <w:szCs w:val="18"/>
         </w:rPr>
-        <w:t>/, /</w:t>
+        <w:t xml:space="preserve">, либо подключается внешняя </w:t>
       </w:r>
       <w:proofErr w:type="spellStart"/>
       <w:r>
         <w:rPr>
           <w:szCs w:val="18"/>
         </w:rPr>
-        <w:t>api</w:t>
+        <w:t>PostgreSQL</w:t>
       </w:r>
       <w:proofErr w:type="spellEnd"/>
       <w:r>
         <w:rPr>
           <w:szCs w:val="18"/>
         </w:rPr>
-        <w:t>/</w:t>
-      </w:r>
-      <w:proofErr w:type="spellStart"/>
-      <w:r>
-        <w:rPr>
-          <w:szCs w:val="18"/>
-        </w:rPr>
-        <w:t>orders</w:t>
-      </w:r>
-      <w:proofErr w:type="spellEnd"/>
-      <w:r>
-        <w:rPr>
-          <w:szCs w:val="18"/>
-        </w:rPr>
-        <w:t xml:space="preserve">/). Реализует аутентификацию, авторизацию, </w:t>
-      </w:r>
-      <w:proofErr w:type="spellStart"/>
-      <w:r>
-        <w:rPr>
-          <w:szCs w:val="18"/>
-        </w:rPr>
-        <w:t>валидацию</w:t>
-      </w:r>
-      <w:proofErr w:type="spellEnd"/>
-      <w:r>
-        <w:rPr>
-          <w:szCs w:val="18"/>
-        </w:rPr>
-        <w:t xml:space="preserve"> данных и бизнес-правила.</w:t>
-      </w:r>
-    </w:p>
-    <w:p>
-      <w:pPr>
-        <w:spacing w:after="0" w:line="360" w:lineRule="auto"/>
-        <w:rPr>
-          <w:b/>
-          <w:szCs w:val="18"/>
-        </w:rPr>
-      </w:pPr>
-      <w:r>
-        <w:rPr>
-          <w:b/>
-          <w:szCs w:val="18"/>
-        </w:rPr>
-        <w:t>Уровень данных (</w:t>
-      </w:r>
-      <w:proofErr w:type="spellStart"/>
-      <w:r>
-        <w:rPr>
-          <w:b/>
-          <w:szCs w:val="18"/>
-        </w:rPr>
-        <w:t>Data</w:t>
-      </w:r>
-      <w:proofErr w:type="spellEnd"/>
-      <w:r>
-        <w:rPr>
-          <w:b/>
-          <w:szCs w:val="18"/>
-        </w:rPr>
-        <w:t xml:space="preserve"> </w:t>
-      </w:r>
-      <w:proofErr w:type="spellStart"/>
-      <w:r>
-        <w:rPr>
-          <w:b/>
-          <w:szCs w:val="18"/>
-        </w:rPr>
-        <w:t>Layer</w:t>
-      </w:r>
-      <w:proofErr w:type="spellEnd"/>
-      <w:r>
-        <w:rPr>
-          <w:b/>
-          <w:szCs w:val="18"/>
-        </w:rPr>
-        <w:t>):</w:t>
-      </w:r>
-    </w:p>
-    <w:p>
-      <w:pPr>
-        <w:spacing w:after="0" w:line="360" w:lineRule="auto"/>
-        <w:rPr>
-          <w:szCs w:val="18"/>
-        </w:rPr>
-      </w:pPr>
-      <w:r>
-        <w:rPr>
-          <w:i/>
-          <w:szCs w:val="18"/>
-        </w:rPr>
-        <w:t>Технологии</w:t>
-      </w:r>
-      <w:r>
-        <w:rPr>
-          <w:szCs w:val="18"/>
-        </w:rPr>
-        <w:t xml:space="preserve">: </w:t>
-      </w:r>
-      <w:proofErr w:type="spellStart"/>
-      <w:r>
-        <w:rPr>
-          <w:szCs w:val="18"/>
-        </w:rPr>
-        <w:t>SQLite</w:t>
-      </w:r>
-      <w:proofErr w:type="spellEnd"/>
-      <w:r>
-        <w:rPr>
-          <w:szCs w:val="18"/>
-        </w:rPr>
-        <w:t xml:space="preserve"> (для разработки и демонстрации), </w:t>
-      </w:r>
-      <w:proofErr w:type="spellStart"/>
-      <w:r>
-        <w:rPr>
-          <w:szCs w:val="18"/>
-        </w:rPr>
-        <w:t>PostgreSQL</w:t>
-      </w:r>
-      <w:proofErr w:type="spellEnd"/>
-      <w:r>
-        <w:rPr>
-          <w:szCs w:val="18"/>
-        </w:rPr>
-        <w:t xml:space="preserve"> (для </w:t>
-      </w:r>
-      <w:proofErr w:type="spellStart"/>
-      <w:r>
-        <w:rPr>
-          <w:szCs w:val="18"/>
-        </w:rPr>
-        <w:t>продакшена</w:t>
-      </w:r>
-      <w:proofErr w:type="spellEnd"/>
-      <w:r>
-        <w:rPr>
-          <w:szCs w:val="18"/>
-        </w:rPr>
-        <w:t xml:space="preserve">). </w:t>
-      </w:r>
-      <w:proofErr w:type="spellStart"/>
-      <w:r>
-        <w:rPr>
-          <w:szCs w:val="18"/>
-        </w:rPr>
-        <w:t>Django</w:t>
-      </w:r>
-      <w:proofErr w:type="spellEnd"/>
-      <w:r>
-        <w:rPr>
-          <w:szCs w:val="18"/>
-        </w:rPr>
-        <w:t xml:space="preserve"> ORM.</w:t>
-      </w:r>
-    </w:p>
-    <w:p>
-      <w:pPr>
-        <w:spacing w:after="0" w:line="360" w:lineRule="auto"/>
-        <w:rPr>
-          <w:szCs w:val="18"/>
-        </w:rPr>
-      </w:pPr>
-      <w:r>
-        <w:rPr>
-          <w:i/>
-          <w:szCs w:val="18"/>
-        </w:rPr>
-        <w:t>Реализация</w:t>
-      </w:r>
-      <w:r>
-        <w:rPr>
-          <w:szCs w:val="18"/>
-        </w:rPr>
-        <w:t xml:space="preserve">: Реляционная база данных с таблицами, соответствующими сущностям логической модели. </w:t>
-      </w:r>
-      <w:proofErr w:type="spellStart"/>
-      <w:r>
-        <w:rPr>
-          <w:szCs w:val="18"/>
-        </w:rPr>
-        <w:t>Django</w:t>
-      </w:r>
-      <w:proofErr w:type="spellEnd"/>
-      <w:r>
-        <w:rPr>
-          <w:szCs w:val="18"/>
-        </w:rPr>
-        <w:t xml:space="preserve"> ORM используется для абстракции и выполнения запросов.</w:t>
-      </w:r>
-    </w:p>
-    <w:p>
-      <w:pPr>
-        <w:spacing w:line="360" w:lineRule="auto"/>
-        <w:rPr>
-          <w:szCs w:val="18"/>
-        </w:rPr>
-      </w:pPr>
-      <w:r>
-        <w:rPr>
-          <w:szCs w:val="18"/>
-        </w:rPr>
-        <w:t xml:space="preserve">Стратегия развертывания: </w:t>
-      </w:r>
-      <w:proofErr w:type="spellStart"/>
-      <w:r>
-        <w:rPr>
-          <w:szCs w:val="18"/>
-        </w:rPr>
-        <w:t>Бэкенд</w:t>
-      </w:r>
-      <w:proofErr w:type="spellEnd"/>
-      <w:r>
-        <w:rPr>
-          <w:szCs w:val="18"/>
-        </w:rPr>
-        <w:t xml:space="preserve"> и </w:t>
-      </w:r>
-      <w:proofErr w:type="spellStart"/>
-      <w:r>
-        <w:rPr>
-          <w:szCs w:val="18"/>
-        </w:rPr>
-        <w:t>фронтенд</w:t>
-      </w:r>
-      <w:proofErr w:type="spellEnd"/>
-      <w:r>
-        <w:rPr>
-          <w:szCs w:val="18"/>
-        </w:rPr>
-        <w:t xml:space="preserve"> размещаются на облачном хостинге (например, </w:t>
-      </w:r>
-      <w:proofErr w:type="spellStart"/>
-      <w:r>
-        <w:rPr>
-          <w:szCs w:val="18"/>
-        </w:rPr>
-        <w:t>PythonAnywhere</w:t>
-      </w:r>
-      <w:proofErr w:type="spellEnd"/>
-      <w:r>
-        <w:rPr>
-          <w:szCs w:val="18"/>
-        </w:rPr>
-        <w:t xml:space="preserve">, </w:t>
-      </w:r>
-      <w:proofErr w:type="spellStart"/>
-      <w:r>
-        <w:rPr>
-          <w:szCs w:val="18"/>
-        </w:rPr>
-        <w:t>Heroku</w:t>
-      </w:r>
-      <w:proofErr w:type="spellEnd"/>
-      <w:r>
-        <w:rPr>
-          <w:szCs w:val="18"/>
-        </w:rPr>
-        <w:t xml:space="preserve">). База данных </w:t>
-      </w:r>
-      <w:proofErr w:type="spellStart"/>
-      <w:r>
-        <w:rPr>
-          <w:szCs w:val="18"/>
-        </w:rPr>
-        <w:t>SQLite</w:t>
-      </w:r>
-      <w:proofErr w:type="spellEnd"/>
-      <w:r>
-        <w:rPr>
-          <w:szCs w:val="18"/>
-        </w:rPr>
-        <w:t xml:space="preserve"> развертывается вместе с </w:t>
-      </w:r>
-      <w:proofErr w:type="spellStart"/>
-      <w:r>
-        <w:rPr>
-          <w:szCs w:val="18"/>
-        </w:rPr>
-        <w:t>бэкендом</w:t>
-      </w:r>
-      <w:proofErr w:type="spellEnd"/>
-      <w:r>
-        <w:rPr>
-          <w:szCs w:val="18"/>
-        </w:rPr>
-        <w:t xml:space="preserve">, либо подключается внешняя </w:t>
-      </w:r>
-      <w:proofErr w:type="spellStart"/>
-      <w:r>
-        <w:rPr>
-          <w:szCs w:val="18"/>
-        </w:rPr>
-        <w:t>PostgreSQL</w:t>
-      </w:r>
-      <w:proofErr w:type="spellEnd"/>
-      <w:r>
-        <w:rPr>
-          <w:szCs w:val="18"/>
-        </w:rPr>
         <w:t>.</w:t>
       </w:r>
-    </w:p>
-    <w:p>
-      <w:pPr>
-        <w:spacing w:line="360" w:lineRule="auto"/>
-        <w:rPr>
-          <w:szCs w:val="18"/>
-        </w:rPr>
-      </w:pPr>
-    </w:p>
-    <w:p>
-      <w:pPr>
-        <w:spacing w:line="360" w:lineRule="auto"/>
-        <w:rPr>
-          <w:szCs w:val="18"/>
-        </w:rPr>
-      </w:pPr>
-    </w:p>
-    <w:p>
-      <w:pPr>
-        <w:spacing w:line="360" w:lineRule="auto"/>
-        <w:rPr>
-          <w:szCs w:val="18"/>
-        </w:rPr>
-      </w:pPr>
-    </w:p>
-    <w:p>
-      <w:pPr>
-        <w:spacing w:line="360" w:lineRule="auto"/>
-        <w:rPr>
-          <w:szCs w:val="18"/>
-        </w:rPr>
-      </w:pPr>
-    </w:p>
-    <w:p>
-      <w:pPr>
-        <w:spacing w:line="360" w:lineRule="auto"/>
-        <w:rPr>
-          <w:szCs w:val="18"/>
-        </w:rPr>
-      </w:pPr>
-    </w:p>
-    <w:p>
-      <w:pPr>
-        <w:spacing w:line="360" w:lineRule="auto"/>
-        <w:rPr>
-          <w:szCs w:val="18"/>
-        </w:rPr>
-      </w:pPr>
-    </w:p>
-    <w:p>
-      <w:pPr>
-        <w:spacing w:line="360" w:lineRule="auto"/>
-        <w:rPr>
-          <w:szCs w:val="18"/>
-        </w:rPr>
-      </w:pPr>
-    </w:p>
-    <w:p>
-      <w:pPr>
-        <w:spacing w:line="360" w:lineRule="auto"/>
-        <w:rPr>
-          <w:szCs w:val="18"/>
-        </w:rPr>
-      </w:pPr>
-    </w:p>
-    <w:p>
-      <w:pPr>
-        <w:spacing w:line="360" w:lineRule="auto"/>
-        <w:rPr>
-          <w:szCs w:val="18"/>
-        </w:rPr>
-      </w:pPr>
-    </w:p>
-    <w:p>
-      <w:pPr>
-        <w:spacing w:line="360" w:lineRule="auto"/>
-        <w:rPr>
-          <w:szCs w:val="18"/>
-        </w:rPr>
-      </w:pPr>
-    </w:p>
-    <w:p>
-      <w:pPr>
-        <w:spacing w:line="360" w:lineRule="auto"/>
-        <w:rPr>
-          <w:szCs w:val="18"/>
-        </w:rPr>
-      </w:pPr>
-    </w:p>
-    <w:p>
-      <w:pPr>
-        <w:spacing w:line="360" w:lineRule="auto"/>
-        <w:rPr>
-          <w:szCs w:val="18"/>
-        </w:rPr>
-      </w:pPr>
-    </w:p>
-    <w:p>
-      <w:pPr>
-        <w:spacing w:line="360" w:lineRule="auto"/>
-        <w:rPr>
-          <w:szCs w:val="18"/>
-        </w:rPr>
-      </w:pPr>
-    </w:p>
-    <w:p>
-      <w:pPr>
-        <w:spacing w:line="360" w:lineRule="auto"/>
-        <w:rPr>
-          <w:szCs w:val="18"/>
-        </w:rPr>
-      </w:pPr>
-    </w:p>
-    <w:p>
-      <w:pPr>
-        <w:spacing w:line="360" w:lineRule="auto"/>
-        <w:rPr>
-          <w:szCs w:val="18"/>
-        </w:rPr>
-      </w:pPr>
-    </w:p>
-    <w:p>
-      <w:pPr>
-        <w:spacing w:line="360" w:lineRule="auto"/>
-        <w:rPr>
-          <w:sz w:val="28"/>
-        </w:rPr>
-      </w:pPr>
     </w:p>
     <w:p>
       <w:pPr>
@@ -5118,14 +5061,13 @@
           <w:szCs w:val="32"/>
         </w:rPr>
       </w:pPr>
-      <w:bookmarkStart w:id="22" w:name="_Toc212658676"/>
+      <w:bookmarkStart w:id="21" w:name="_Toc212658676"/>
       <w:r>
         <w:rPr>
           <w:rFonts w:ascii="Times New Roman" w:hAnsi="Times New Roman"/>
           <w:sz w:val="32"/>
           <w:szCs w:val="32"/>
         </w:rPr>
-        <w:lastRenderedPageBreak/>
         <w:t>Требования к инсталляции</w:t>
       </w:r>
       <w:r>
@@ -5144,6 +5086,8 @@
         </w:rPr>
         <w:t>деинсталляции</w:t>
       </w:r>
+      <w:bookmarkStart w:id="22" w:name="_GoBack"/>
+      <w:bookmarkEnd w:id="21"/>
       <w:bookmarkEnd w:id="22"/>
     </w:p>
     <w:p>
@@ -5666,8 +5610,8 @@
       </w:r>
     </w:p>
     <w:sectPr>
-      <w:footerReference w:type="default" r:id="rId10"/>
-      <w:footerReference w:type="first" r:id="rId11"/>
+      <w:footerReference w:type="default" r:id="rId12"/>
+      <w:footerReference w:type="first" r:id="rId13"/>
       <w:pgSz w:w="11906" w:h="16838"/>
       <w:pgMar w:top="1134" w:right="851" w:bottom="1134" w:left="1418" w:header="567" w:footer="284" w:gutter="0"/>
       <w:cols w:space="720"/>
@@ -5727,7 +5671,7 @@
           <w:rPr>
             <w:noProof/>
           </w:rPr>
-          <w:t>6</w:t>
+          <w:t>13</w:t>
         </w:r>
         <w:r>
           <w:fldChar w:fldCharType="end"/>
@@ -10838,7 +10782,7 @@
 </file>
 
 <file path=customXml/itemProps1.xml><?xml version="1.0" encoding="utf-8"?>
-<ds:datastoreItem xmlns:ds="http://schemas.openxmlformats.org/officeDocument/2006/customXml" ds:itemID="{86E8F4EA-1DED-4794-BBF7-F5101870D3FB}">
+<ds:datastoreItem xmlns:ds="http://schemas.openxmlformats.org/officeDocument/2006/customXml" ds:itemID="{AF63B2C6-E621-48DA-B0A9-500BD8F5378F}">
   <ds:schemaRefs>
     <ds:schemaRef ds:uri="http://schemas.openxmlformats.org/officeDocument/2006/bibliography"/>
   </ds:schemaRefs>

--- a/documents/functional_specification.docx
+++ b/documents/functional_specification.docx
@@ -285,44 +285,42 @@
         <w:pStyle w:val="10"/>
         <w:tabs>
           <w:tab w:val="left" w:pos="454"/>
-          <w:tab w:val="right" w:leader="dot" w:pos="9061"/>
+          <w:tab w:val="right" w:leader="dot" w:pos="9627"/>
         </w:tabs>
         <w:rPr>
           <w:rFonts w:asciiTheme="minorHAnsi" w:eastAsiaTheme="minorEastAsia" w:hAnsiTheme="minorHAnsi" w:cstheme="minorBidi"/>
           <w:bCs w:val="0"/>
           <w:noProof/>
+          <w:sz w:val="22"/>
+          <w:szCs w:val="22"/>
+        </w:rPr>
+      </w:pPr>
+      <w:r>
+        <w:rPr>
           <w:sz w:val="24"/>
           <w:szCs w:val="24"/>
         </w:rPr>
-      </w:pPr>
+        <w:fldChar w:fldCharType="begin"/>
+      </w:r>
       <w:r>
         <w:rPr>
           <w:sz w:val="24"/>
           <w:szCs w:val="24"/>
         </w:rPr>
-        <w:fldChar w:fldCharType="begin"/>
+        <w:instrText xml:space="preserve"> TOC \o "1-3" \h \z \u </w:instrText>
       </w:r>
       <w:r>
         <w:rPr>
           <w:sz w:val="24"/>
           <w:szCs w:val="24"/>
         </w:rPr>
-        <w:instrText xml:space="preserve"> TOC \o "1-3" \h \z \u </w:instrText>
-      </w:r>
-      <w:r>
-        <w:rPr>
-          <w:sz w:val="24"/>
-          <w:szCs w:val="24"/>
-        </w:rPr>
         <w:fldChar w:fldCharType="separate"/>
       </w:r>
-      <w:hyperlink w:anchor="_Toc212658665" w:history="1">
+      <w:hyperlink w:anchor="_Toc214481656" w:history="1">
         <w:r>
           <w:rPr>
             <w:rStyle w:val="af"/>
             <w:noProof/>
-            <w:sz w:val="24"/>
-            <w:szCs w:val="24"/>
           </w:rPr>
           <w:t>1.</w:t>
         </w:r>
@@ -331,8 +329,8 @@
             <w:rFonts w:asciiTheme="minorHAnsi" w:eastAsiaTheme="minorEastAsia" w:hAnsiTheme="minorHAnsi" w:cstheme="minorBidi"/>
             <w:bCs w:val="0"/>
             <w:noProof/>
-            <w:sz w:val="24"/>
-            <w:szCs w:val="24"/>
+            <w:sz w:val="22"/>
+            <w:szCs w:val="22"/>
           </w:rPr>
           <w:tab/>
         </w:r>
@@ -340,8 +338,6 @@
           <w:rPr>
             <w:rStyle w:val="af"/>
             <w:noProof/>
-            <w:sz w:val="24"/>
-            <w:szCs w:val="24"/>
           </w:rPr>
           <w:t>История проекта</w:t>
         </w:r>
@@ -349,8 +345,6 @@
           <w:rPr>
             <w:noProof/>
             <w:webHidden/>
-            <w:sz w:val="24"/>
-            <w:szCs w:val="24"/>
           </w:rPr>
           <w:tab/>
         </w:r>
@@ -358,8 +352,6 @@
           <w:rPr>
             <w:noProof/>
             <w:webHidden/>
-            <w:sz w:val="24"/>
-            <w:szCs w:val="24"/>
           </w:rPr>
           <w:fldChar w:fldCharType="begin"/>
         </w:r>
@@ -367,25 +359,19 @@
           <w:rPr>
             <w:noProof/>
             <w:webHidden/>
-            <w:sz w:val="24"/>
-            <w:szCs w:val="24"/>
-          </w:rPr>
-          <w:instrText xml:space="preserve"> PAGEREF _Toc212658665 \h </w:instrText>
+          </w:rPr>
+          <w:instrText xml:space="preserve"> PAGEREF _Toc214481656 \h </w:instrText>
         </w:r>
         <w:r>
           <w:rPr>
             <w:noProof/>
             <w:webHidden/>
-            <w:sz w:val="24"/>
-            <w:szCs w:val="24"/>
           </w:rPr>
         </w:r>
         <w:r>
           <w:rPr>
             <w:noProof/>
             <w:webHidden/>
-            <w:sz w:val="24"/>
-            <w:szCs w:val="24"/>
           </w:rPr>
           <w:fldChar w:fldCharType="separate"/>
         </w:r>
@@ -393,8 +379,6 @@
           <w:rPr>
             <w:noProof/>
             <w:webHidden/>
-            <w:sz w:val="24"/>
-            <w:szCs w:val="24"/>
           </w:rPr>
           <w:t>3</w:t>
         </w:r>
@@ -402,8 +386,6 @@
           <w:rPr>
             <w:noProof/>
             <w:webHidden/>
-            <w:sz w:val="24"/>
-            <w:szCs w:val="24"/>
           </w:rPr>
           <w:fldChar w:fldCharType="end"/>
         </w:r>
@@ -414,23 +396,21 @@
         <w:pStyle w:val="10"/>
         <w:tabs>
           <w:tab w:val="left" w:pos="454"/>
-          <w:tab w:val="right" w:leader="dot" w:pos="9061"/>
+          <w:tab w:val="right" w:leader="dot" w:pos="9627"/>
         </w:tabs>
         <w:rPr>
           <w:rFonts w:asciiTheme="minorHAnsi" w:eastAsiaTheme="minorEastAsia" w:hAnsiTheme="minorHAnsi" w:cstheme="minorBidi"/>
           <w:bCs w:val="0"/>
           <w:noProof/>
-          <w:sz w:val="24"/>
-          <w:szCs w:val="24"/>
-        </w:rPr>
-      </w:pPr>
-      <w:hyperlink w:anchor="_Toc212658666" w:history="1">
+          <w:sz w:val="22"/>
+          <w:szCs w:val="22"/>
+        </w:rPr>
+      </w:pPr>
+      <w:hyperlink w:anchor="_Toc214481657" w:history="1">
         <w:r>
           <w:rPr>
             <w:rStyle w:val="af"/>
             <w:noProof/>
-            <w:sz w:val="24"/>
-            <w:szCs w:val="24"/>
           </w:rPr>
           <w:t>2.</w:t>
         </w:r>
@@ -439,8 +419,8 @@
             <w:rFonts w:asciiTheme="minorHAnsi" w:eastAsiaTheme="minorEastAsia" w:hAnsiTheme="minorHAnsi" w:cstheme="minorBidi"/>
             <w:bCs w:val="0"/>
             <w:noProof/>
-            <w:sz w:val="24"/>
-            <w:szCs w:val="24"/>
+            <w:sz w:val="22"/>
+            <w:szCs w:val="22"/>
           </w:rPr>
           <w:tab/>
         </w:r>
@@ -448,8 +428,6 @@
           <w:rPr>
             <w:rStyle w:val="af"/>
             <w:noProof/>
-            <w:sz w:val="24"/>
-            <w:szCs w:val="24"/>
           </w:rPr>
           <w:t>Цели дизайна</w:t>
         </w:r>
@@ -457,8 +435,6 @@
           <w:rPr>
             <w:noProof/>
             <w:webHidden/>
-            <w:sz w:val="24"/>
-            <w:szCs w:val="24"/>
           </w:rPr>
           <w:tab/>
         </w:r>
@@ -466,8 +442,6 @@
           <w:rPr>
             <w:noProof/>
             <w:webHidden/>
-            <w:sz w:val="24"/>
-            <w:szCs w:val="24"/>
           </w:rPr>
           <w:fldChar w:fldCharType="begin"/>
         </w:r>
@@ -475,25 +449,19 @@
           <w:rPr>
             <w:noProof/>
             <w:webHidden/>
-            <w:sz w:val="24"/>
-            <w:szCs w:val="24"/>
-          </w:rPr>
-          <w:instrText xml:space="preserve"> PAGEREF _Toc212658666 \h </w:instrText>
+          </w:rPr>
+          <w:instrText xml:space="preserve"> PAGEREF _Toc214481657 \h </w:instrText>
         </w:r>
         <w:r>
           <w:rPr>
             <w:noProof/>
             <w:webHidden/>
-            <w:sz w:val="24"/>
-            <w:szCs w:val="24"/>
           </w:rPr>
         </w:r>
         <w:r>
           <w:rPr>
             <w:noProof/>
             <w:webHidden/>
-            <w:sz w:val="24"/>
-            <w:szCs w:val="24"/>
           </w:rPr>
           <w:fldChar w:fldCharType="separate"/>
         </w:r>
@@ -501,17 +469,13 @@
           <w:rPr>
             <w:noProof/>
             <w:webHidden/>
-            <w:sz w:val="24"/>
-            <w:szCs w:val="24"/>
-          </w:rPr>
-          <w:t>3</w:t>
+          </w:rPr>
+          <w:t>4</w:t>
         </w:r>
         <w:r>
           <w:rPr>
             <w:noProof/>
             <w:webHidden/>
-            <w:sz w:val="24"/>
-            <w:szCs w:val="24"/>
           </w:rPr>
           <w:fldChar w:fldCharType="end"/>
         </w:r>
@@ -522,20 +486,20 @@
         <w:pStyle w:val="20"/>
         <w:tabs>
           <w:tab w:val="left" w:pos="960"/>
-          <w:tab w:val="right" w:leader="dot" w:pos="9061"/>
+          <w:tab w:val="right" w:leader="dot" w:pos="9627"/>
         </w:tabs>
         <w:rPr>
           <w:rFonts w:asciiTheme="minorHAnsi" w:eastAsiaTheme="minorEastAsia" w:hAnsiTheme="minorHAnsi" w:cstheme="minorBidi"/>
           <w:noProof/>
-          <w:szCs w:val="24"/>
-        </w:rPr>
-      </w:pPr>
-      <w:hyperlink w:anchor="_Toc212658667" w:history="1">
+          <w:sz w:val="22"/>
+          <w:szCs w:val="22"/>
+        </w:rPr>
+      </w:pPr>
+      <w:hyperlink w:anchor="_Toc214481658" w:history="1">
         <w:r>
           <w:rPr>
             <w:rStyle w:val="af"/>
             <w:noProof/>
-            <w:szCs w:val="24"/>
           </w:rPr>
           <w:t>2.1.</w:t>
         </w:r>
@@ -543,7 +507,8 @@
           <w:rPr>
             <w:rFonts w:asciiTheme="minorHAnsi" w:eastAsiaTheme="minorEastAsia" w:hAnsiTheme="minorHAnsi" w:cstheme="minorBidi"/>
             <w:noProof/>
-            <w:szCs w:val="24"/>
+            <w:sz w:val="22"/>
+            <w:szCs w:val="22"/>
           </w:rPr>
           <w:tab/>
         </w:r>
@@ -551,7 +516,6 @@
           <w:rPr>
             <w:rStyle w:val="af"/>
             <w:noProof/>
-            <w:szCs w:val="24"/>
           </w:rPr>
           <w:t>Требования пользователя</w:t>
         </w:r>
@@ -559,7 +523,6 @@
           <w:rPr>
             <w:noProof/>
             <w:webHidden/>
-            <w:szCs w:val="24"/>
           </w:rPr>
           <w:tab/>
         </w:r>
@@ -567,7 +530,6 @@
           <w:rPr>
             <w:noProof/>
             <w:webHidden/>
-            <w:szCs w:val="24"/>
           </w:rPr>
           <w:fldChar w:fldCharType="begin"/>
         </w:r>
@@ -575,22 +537,19 @@
           <w:rPr>
             <w:noProof/>
             <w:webHidden/>
-            <w:szCs w:val="24"/>
-          </w:rPr>
-          <w:instrText xml:space="preserve"> PAGEREF _Toc212658667 \h </w:instrText>
+          </w:rPr>
+          <w:instrText xml:space="preserve"> PAGEREF _Toc214481658 \h </w:instrText>
         </w:r>
         <w:r>
           <w:rPr>
             <w:noProof/>
             <w:webHidden/>
-            <w:szCs w:val="24"/>
           </w:rPr>
         </w:r>
         <w:r>
           <w:rPr>
             <w:noProof/>
             <w:webHidden/>
-            <w:szCs w:val="24"/>
           </w:rPr>
           <w:fldChar w:fldCharType="separate"/>
         </w:r>
@@ -598,15 +557,13 @@
           <w:rPr>
             <w:noProof/>
             <w:webHidden/>
-            <w:szCs w:val="24"/>
-          </w:rPr>
-          <w:t>3</w:t>
+          </w:rPr>
+          <w:t>4</w:t>
         </w:r>
         <w:r>
           <w:rPr>
             <w:noProof/>
             <w:webHidden/>
-            <w:szCs w:val="24"/>
           </w:rPr>
           <w:fldChar w:fldCharType="end"/>
         </w:r>
@@ -617,20 +574,20 @@
         <w:pStyle w:val="20"/>
         <w:tabs>
           <w:tab w:val="left" w:pos="960"/>
-          <w:tab w:val="right" w:leader="dot" w:pos="9061"/>
+          <w:tab w:val="right" w:leader="dot" w:pos="9627"/>
         </w:tabs>
         <w:rPr>
           <w:rFonts w:asciiTheme="minorHAnsi" w:eastAsiaTheme="minorEastAsia" w:hAnsiTheme="minorHAnsi" w:cstheme="minorBidi"/>
           <w:noProof/>
-          <w:szCs w:val="24"/>
-        </w:rPr>
-      </w:pPr>
-      <w:hyperlink w:anchor="_Toc212658668" w:history="1">
+          <w:sz w:val="22"/>
+          <w:szCs w:val="22"/>
+        </w:rPr>
+      </w:pPr>
+      <w:hyperlink w:anchor="_Toc214481659" w:history="1">
         <w:r>
           <w:rPr>
             <w:rStyle w:val="af"/>
             <w:noProof/>
-            <w:szCs w:val="24"/>
           </w:rPr>
           <w:t>2.2.</w:t>
         </w:r>
@@ -638,7 +595,8 @@
           <w:rPr>
             <w:rFonts w:asciiTheme="minorHAnsi" w:eastAsiaTheme="minorEastAsia" w:hAnsiTheme="minorHAnsi" w:cstheme="minorBidi"/>
             <w:noProof/>
-            <w:szCs w:val="24"/>
+            <w:sz w:val="22"/>
+            <w:szCs w:val="22"/>
           </w:rPr>
           <w:tab/>
         </w:r>
@@ -646,7 +604,6 @@
           <w:rPr>
             <w:rStyle w:val="af"/>
             <w:noProof/>
-            <w:szCs w:val="24"/>
           </w:rPr>
           <w:t>Системные требования</w:t>
         </w:r>
@@ -654,7 +611,6 @@
           <w:rPr>
             <w:noProof/>
             <w:webHidden/>
-            <w:szCs w:val="24"/>
           </w:rPr>
           <w:tab/>
         </w:r>
@@ -662,7 +618,6 @@
           <w:rPr>
             <w:noProof/>
             <w:webHidden/>
-            <w:szCs w:val="24"/>
           </w:rPr>
           <w:fldChar w:fldCharType="begin"/>
         </w:r>
@@ -670,22 +625,19 @@
           <w:rPr>
             <w:noProof/>
             <w:webHidden/>
-            <w:szCs w:val="24"/>
-          </w:rPr>
-          <w:instrText xml:space="preserve"> PAGEREF _Toc212658668 \h </w:instrText>
+          </w:rPr>
+          <w:instrText xml:space="preserve"> PAGEREF _Toc214481659 \h </w:instrText>
         </w:r>
         <w:r>
           <w:rPr>
             <w:noProof/>
             <w:webHidden/>
-            <w:szCs w:val="24"/>
           </w:rPr>
         </w:r>
         <w:r>
           <w:rPr>
             <w:noProof/>
             <w:webHidden/>
-            <w:szCs w:val="24"/>
           </w:rPr>
           <w:fldChar w:fldCharType="separate"/>
         </w:r>
@@ -693,7 +645,6 @@
           <w:rPr>
             <w:noProof/>
             <w:webHidden/>
-            <w:szCs w:val="24"/>
           </w:rPr>
           <w:t>4</w:t>
         </w:r>
@@ -701,7 +652,6 @@
           <w:rPr>
             <w:noProof/>
             <w:webHidden/>
-            <w:szCs w:val="24"/>
           </w:rPr>
           <w:fldChar w:fldCharType="end"/>
         </w:r>
@@ -712,20 +662,20 @@
         <w:pStyle w:val="20"/>
         <w:tabs>
           <w:tab w:val="left" w:pos="960"/>
-          <w:tab w:val="right" w:leader="dot" w:pos="9061"/>
+          <w:tab w:val="right" w:leader="dot" w:pos="9627"/>
         </w:tabs>
         <w:rPr>
           <w:rFonts w:asciiTheme="minorHAnsi" w:eastAsiaTheme="minorEastAsia" w:hAnsiTheme="minorHAnsi" w:cstheme="minorBidi"/>
           <w:noProof/>
-          <w:szCs w:val="24"/>
-        </w:rPr>
-      </w:pPr>
-      <w:hyperlink w:anchor="_Toc212658669" w:history="1">
+          <w:sz w:val="22"/>
+          <w:szCs w:val="22"/>
+        </w:rPr>
+      </w:pPr>
+      <w:hyperlink w:anchor="_Toc214481660" w:history="1">
         <w:r>
           <w:rPr>
             <w:rStyle w:val="af"/>
             <w:noProof/>
-            <w:szCs w:val="24"/>
           </w:rPr>
           <w:t>2.3.</w:t>
         </w:r>
@@ -733,7 +683,8 @@
           <w:rPr>
             <w:rFonts w:asciiTheme="minorHAnsi" w:eastAsiaTheme="minorEastAsia" w:hAnsiTheme="minorHAnsi" w:cstheme="minorBidi"/>
             <w:noProof/>
-            <w:szCs w:val="24"/>
+            <w:sz w:val="22"/>
+            <w:szCs w:val="22"/>
           </w:rPr>
           <w:tab/>
         </w:r>
@@ -741,7 +692,6 @@
           <w:rPr>
             <w:rStyle w:val="af"/>
             <w:noProof/>
-            <w:szCs w:val="24"/>
           </w:rPr>
           <w:t>Сценарии использования</w:t>
         </w:r>
@@ -749,7 +699,6 @@
           <w:rPr>
             <w:noProof/>
             <w:webHidden/>
-            <w:szCs w:val="24"/>
           </w:rPr>
           <w:tab/>
         </w:r>
@@ -757,7 +706,6 @@
           <w:rPr>
             <w:noProof/>
             <w:webHidden/>
-            <w:szCs w:val="24"/>
           </w:rPr>
           <w:fldChar w:fldCharType="begin"/>
         </w:r>
@@ -765,22 +713,19 @@
           <w:rPr>
             <w:noProof/>
             <w:webHidden/>
-            <w:szCs w:val="24"/>
-          </w:rPr>
-          <w:instrText xml:space="preserve"> PAGEREF _Toc212658669 \h </w:instrText>
+          </w:rPr>
+          <w:instrText xml:space="preserve"> PAGEREF _Toc214481660 \h </w:instrText>
         </w:r>
         <w:r>
           <w:rPr>
             <w:noProof/>
             <w:webHidden/>
-            <w:szCs w:val="24"/>
           </w:rPr>
         </w:r>
         <w:r>
           <w:rPr>
             <w:noProof/>
             <w:webHidden/>
-            <w:szCs w:val="24"/>
           </w:rPr>
           <w:fldChar w:fldCharType="separate"/>
         </w:r>
@@ -788,15 +733,13 @@
           <w:rPr>
             <w:noProof/>
             <w:webHidden/>
-            <w:szCs w:val="24"/>
-          </w:rPr>
-          <w:t>4</w:t>
+          </w:rPr>
+          <w:t>5</w:t>
         </w:r>
         <w:r>
           <w:rPr>
             <w:noProof/>
             <w:webHidden/>
-            <w:szCs w:val="24"/>
           </w:rPr>
           <w:fldChar w:fldCharType="end"/>
         </w:r>
@@ -807,23 +750,21 @@
         <w:pStyle w:val="10"/>
         <w:tabs>
           <w:tab w:val="left" w:pos="454"/>
-          <w:tab w:val="right" w:leader="dot" w:pos="9061"/>
+          <w:tab w:val="right" w:leader="dot" w:pos="9627"/>
         </w:tabs>
         <w:rPr>
           <w:rFonts w:asciiTheme="minorHAnsi" w:eastAsiaTheme="minorEastAsia" w:hAnsiTheme="minorHAnsi" w:cstheme="minorBidi"/>
           <w:bCs w:val="0"/>
           <w:noProof/>
-          <w:sz w:val="24"/>
-          <w:szCs w:val="24"/>
-        </w:rPr>
-      </w:pPr>
-      <w:hyperlink w:anchor="_Toc212658670" w:history="1">
+          <w:sz w:val="22"/>
+          <w:szCs w:val="22"/>
+        </w:rPr>
+      </w:pPr>
+      <w:hyperlink w:anchor="_Toc214481661" w:history="1">
         <w:r>
           <w:rPr>
             <w:rStyle w:val="af"/>
             <w:noProof/>
-            <w:sz w:val="24"/>
-            <w:szCs w:val="24"/>
           </w:rPr>
           <w:t>3.</w:t>
         </w:r>
@@ -832,8 +773,8 @@
             <w:rFonts w:asciiTheme="minorHAnsi" w:eastAsiaTheme="minorEastAsia" w:hAnsiTheme="minorHAnsi" w:cstheme="minorBidi"/>
             <w:bCs w:val="0"/>
             <w:noProof/>
-            <w:sz w:val="24"/>
-            <w:szCs w:val="24"/>
+            <w:sz w:val="22"/>
+            <w:szCs w:val="22"/>
           </w:rPr>
           <w:tab/>
         </w:r>
@@ -841,8 +782,6 @@
           <w:rPr>
             <w:rStyle w:val="af"/>
             <w:noProof/>
-            <w:sz w:val="24"/>
-            <w:szCs w:val="24"/>
           </w:rPr>
           <w:t>Исключенные возможности и неподдерживаемые сценарии</w:t>
         </w:r>
@@ -850,8 +789,6 @@
           <w:rPr>
             <w:noProof/>
             <w:webHidden/>
-            <w:sz w:val="24"/>
-            <w:szCs w:val="24"/>
           </w:rPr>
           <w:tab/>
         </w:r>
@@ -859,8 +796,6 @@
           <w:rPr>
             <w:noProof/>
             <w:webHidden/>
-            <w:sz w:val="24"/>
-            <w:szCs w:val="24"/>
           </w:rPr>
           <w:fldChar w:fldCharType="begin"/>
         </w:r>
@@ -868,25 +803,19 @@
           <w:rPr>
             <w:noProof/>
             <w:webHidden/>
-            <w:sz w:val="24"/>
-            <w:szCs w:val="24"/>
-          </w:rPr>
-          <w:instrText xml:space="preserve"> PAGEREF _Toc212658670 \h </w:instrText>
+          </w:rPr>
+          <w:instrText xml:space="preserve"> PAGEREF _Toc214481661 \h </w:instrText>
         </w:r>
         <w:r>
           <w:rPr>
             <w:noProof/>
             <w:webHidden/>
-            <w:sz w:val="24"/>
-            <w:szCs w:val="24"/>
           </w:rPr>
         </w:r>
         <w:r>
           <w:rPr>
             <w:noProof/>
             <w:webHidden/>
-            <w:sz w:val="24"/>
-            <w:szCs w:val="24"/>
           </w:rPr>
           <w:fldChar w:fldCharType="separate"/>
         </w:r>
@@ -894,17 +823,13 @@
           <w:rPr>
             <w:noProof/>
             <w:webHidden/>
-            <w:sz w:val="24"/>
-            <w:szCs w:val="24"/>
-          </w:rPr>
-          <w:t>5</w:t>
+          </w:rPr>
+          <w:t>11</w:t>
         </w:r>
         <w:r>
           <w:rPr>
             <w:noProof/>
             <w:webHidden/>
-            <w:sz w:val="24"/>
-            <w:szCs w:val="24"/>
           </w:rPr>
           <w:fldChar w:fldCharType="end"/>
         </w:r>
@@ -915,23 +840,21 @@
         <w:pStyle w:val="10"/>
         <w:tabs>
           <w:tab w:val="left" w:pos="454"/>
-          <w:tab w:val="right" w:leader="dot" w:pos="9061"/>
+          <w:tab w:val="right" w:leader="dot" w:pos="9627"/>
         </w:tabs>
         <w:rPr>
           <w:rFonts w:asciiTheme="minorHAnsi" w:eastAsiaTheme="minorEastAsia" w:hAnsiTheme="minorHAnsi" w:cstheme="minorBidi"/>
           <w:bCs w:val="0"/>
           <w:noProof/>
-          <w:sz w:val="24"/>
-          <w:szCs w:val="24"/>
-        </w:rPr>
-      </w:pPr>
-      <w:hyperlink w:anchor="_Toc212658671" w:history="1">
+          <w:sz w:val="22"/>
+          <w:szCs w:val="22"/>
+        </w:rPr>
+      </w:pPr>
+      <w:hyperlink w:anchor="_Toc214481662" w:history="1">
         <w:r>
           <w:rPr>
             <w:rStyle w:val="af"/>
             <w:noProof/>
-            <w:sz w:val="24"/>
-            <w:szCs w:val="24"/>
           </w:rPr>
           <w:t>4.</w:t>
         </w:r>
@@ -940,8 +863,8 @@
             <w:rFonts w:asciiTheme="minorHAnsi" w:eastAsiaTheme="minorEastAsia" w:hAnsiTheme="minorHAnsi" w:cstheme="minorBidi"/>
             <w:bCs w:val="0"/>
             <w:noProof/>
-            <w:sz w:val="24"/>
-            <w:szCs w:val="24"/>
+            <w:sz w:val="22"/>
+            <w:szCs w:val="22"/>
           </w:rPr>
           <w:tab/>
         </w:r>
@@ -949,8 +872,6 @@
           <w:rPr>
             <w:rStyle w:val="af"/>
             <w:noProof/>
-            <w:sz w:val="24"/>
-            <w:szCs w:val="24"/>
           </w:rPr>
           <w:t>Предположения и зависимости</w:t>
         </w:r>
@@ -958,8 +879,6 @@
           <w:rPr>
             <w:noProof/>
             <w:webHidden/>
-            <w:sz w:val="24"/>
-            <w:szCs w:val="24"/>
           </w:rPr>
           <w:tab/>
         </w:r>
@@ -967,8 +886,6 @@
           <w:rPr>
             <w:noProof/>
             <w:webHidden/>
-            <w:sz w:val="24"/>
-            <w:szCs w:val="24"/>
           </w:rPr>
           <w:fldChar w:fldCharType="begin"/>
         </w:r>
@@ -976,25 +893,19 @@
           <w:rPr>
             <w:noProof/>
             <w:webHidden/>
-            <w:sz w:val="24"/>
-            <w:szCs w:val="24"/>
-          </w:rPr>
-          <w:instrText xml:space="preserve"> PAGEREF _Toc212658671 \h </w:instrText>
+          </w:rPr>
+          <w:instrText xml:space="preserve"> PAGEREF _Toc214481662 \h </w:instrText>
         </w:r>
         <w:r>
           <w:rPr>
             <w:noProof/>
             <w:webHidden/>
-            <w:sz w:val="24"/>
-            <w:szCs w:val="24"/>
           </w:rPr>
         </w:r>
         <w:r>
           <w:rPr>
             <w:noProof/>
             <w:webHidden/>
-            <w:sz w:val="24"/>
-            <w:szCs w:val="24"/>
           </w:rPr>
           <w:fldChar w:fldCharType="separate"/>
         </w:r>
@@ -1002,17 +913,13 @@
           <w:rPr>
             <w:noProof/>
             <w:webHidden/>
-            <w:sz w:val="24"/>
-            <w:szCs w:val="24"/>
-          </w:rPr>
-          <w:t>6</w:t>
+          </w:rPr>
+          <w:t>12</w:t>
         </w:r>
         <w:r>
           <w:rPr>
             <w:noProof/>
             <w:webHidden/>
-            <w:sz w:val="24"/>
-            <w:szCs w:val="24"/>
           </w:rPr>
           <w:fldChar w:fldCharType="end"/>
         </w:r>
@@ -1023,23 +930,21 @@
         <w:pStyle w:val="10"/>
         <w:tabs>
           <w:tab w:val="left" w:pos="454"/>
-          <w:tab w:val="right" w:leader="dot" w:pos="9061"/>
+          <w:tab w:val="right" w:leader="dot" w:pos="9627"/>
         </w:tabs>
         <w:rPr>
           <w:rFonts w:asciiTheme="minorHAnsi" w:eastAsiaTheme="minorEastAsia" w:hAnsiTheme="minorHAnsi" w:cstheme="minorBidi"/>
           <w:bCs w:val="0"/>
           <w:noProof/>
-          <w:sz w:val="24"/>
-          <w:szCs w:val="24"/>
-        </w:rPr>
-      </w:pPr>
-      <w:hyperlink w:anchor="_Toc212658672" w:history="1">
+          <w:sz w:val="22"/>
+          <w:szCs w:val="22"/>
+        </w:rPr>
+      </w:pPr>
+      <w:hyperlink w:anchor="_Toc214481663" w:history="1">
         <w:r>
           <w:rPr>
             <w:rStyle w:val="af"/>
             <w:noProof/>
-            <w:sz w:val="24"/>
-            <w:szCs w:val="24"/>
           </w:rPr>
           <w:t>5.</w:t>
         </w:r>
@@ -1048,8 +953,8 @@
             <w:rFonts w:asciiTheme="minorHAnsi" w:eastAsiaTheme="minorEastAsia" w:hAnsiTheme="minorHAnsi" w:cstheme="minorBidi"/>
             <w:bCs w:val="0"/>
             <w:noProof/>
-            <w:sz w:val="24"/>
-            <w:szCs w:val="24"/>
+            <w:sz w:val="22"/>
+            <w:szCs w:val="22"/>
           </w:rPr>
           <w:tab/>
         </w:r>
@@ -1057,8 +962,6 @@
           <w:rPr>
             <w:rStyle w:val="af"/>
             <w:noProof/>
-            <w:sz w:val="24"/>
-            <w:szCs w:val="24"/>
           </w:rPr>
           <w:t>Проект решения</w:t>
         </w:r>
@@ -1066,8 +969,6 @@
           <w:rPr>
             <w:noProof/>
             <w:webHidden/>
-            <w:sz w:val="24"/>
-            <w:szCs w:val="24"/>
           </w:rPr>
           <w:tab/>
         </w:r>
@@ -1075,8 +976,6 @@
           <w:rPr>
             <w:noProof/>
             <w:webHidden/>
-            <w:sz w:val="24"/>
-            <w:szCs w:val="24"/>
           </w:rPr>
           <w:fldChar w:fldCharType="begin"/>
         </w:r>
@@ -1084,25 +983,19 @@
           <w:rPr>
             <w:noProof/>
             <w:webHidden/>
-            <w:sz w:val="24"/>
-            <w:szCs w:val="24"/>
-          </w:rPr>
-          <w:instrText xml:space="preserve"> PAGEREF _Toc212658672 \h </w:instrText>
+          </w:rPr>
+          <w:instrText xml:space="preserve"> PAGEREF _Toc214481663 \h </w:instrText>
         </w:r>
         <w:r>
           <w:rPr>
             <w:noProof/>
             <w:webHidden/>
-            <w:sz w:val="24"/>
-            <w:szCs w:val="24"/>
           </w:rPr>
         </w:r>
         <w:r>
           <w:rPr>
             <w:noProof/>
             <w:webHidden/>
-            <w:sz w:val="24"/>
-            <w:szCs w:val="24"/>
           </w:rPr>
           <w:fldChar w:fldCharType="separate"/>
         </w:r>
@@ -1110,17 +1003,13 @@
           <w:rPr>
             <w:noProof/>
             <w:webHidden/>
-            <w:sz w:val="24"/>
-            <w:szCs w:val="24"/>
-          </w:rPr>
-          <w:t>6</w:t>
+          </w:rPr>
+          <w:t>13</w:t>
         </w:r>
         <w:r>
           <w:rPr>
             <w:noProof/>
             <w:webHidden/>
-            <w:sz w:val="24"/>
-            <w:szCs w:val="24"/>
           </w:rPr>
           <w:fldChar w:fldCharType="end"/>
         </w:r>
@@ -1131,20 +1020,20 @@
         <w:pStyle w:val="20"/>
         <w:tabs>
           <w:tab w:val="left" w:pos="960"/>
-          <w:tab w:val="right" w:leader="dot" w:pos="9061"/>
+          <w:tab w:val="right" w:leader="dot" w:pos="9627"/>
         </w:tabs>
         <w:rPr>
           <w:rFonts w:asciiTheme="minorHAnsi" w:eastAsiaTheme="minorEastAsia" w:hAnsiTheme="minorHAnsi" w:cstheme="minorBidi"/>
           <w:noProof/>
-          <w:szCs w:val="24"/>
-        </w:rPr>
-      </w:pPr>
-      <w:hyperlink w:anchor="_Toc212658673" w:history="1">
+          <w:sz w:val="22"/>
+          <w:szCs w:val="22"/>
+        </w:rPr>
+      </w:pPr>
+      <w:hyperlink w:anchor="_Toc214481664" w:history="1">
         <w:r>
           <w:rPr>
             <w:rStyle w:val="af"/>
             <w:noProof/>
-            <w:szCs w:val="24"/>
           </w:rPr>
           <w:t>5.1.</w:t>
         </w:r>
@@ -1152,7 +1041,8 @@
           <w:rPr>
             <w:rFonts w:asciiTheme="minorHAnsi" w:eastAsiaTheme="minorEastAsia" w:hAnsiTheme="minorHAnsi" w:cstheme="minorBidi"/>
             <w:noProof/>
-            <w:szCs w:val="24"/>
+            <w:sz w:val="22"/>
+            <w:szCs w:val="22"/>
           </w:rPr>
           <w:tab/>
         </w:r>
@@ -1160,7 +1050,6 @@
           <w:rPr>
             <w:rStyle w:val="af"/>
             <w:noProof/>
-            <w:szCs w:val="24"/>
           </w:rPr>
           <w:t>Концептуальный проект</w:t>
         </w:r>
@@ -1168,7 +1057,6 @@
           <w:rPr>
             <w:noProof/>
             <w:webHidden/>
-            <w:szCs w:val="24"/>
           </w:rPr>
           <w:tab/>
         </w:r>
@@ -1176,7 +1064,6 @@
           <w:rPr>
             <w:noProof/>
             <w:webHidden/>
-            <w:szCs w:val="24"/>
           </w:rPr>
           <w:fldChar w:fldCharType="begin"/>
         </w:r>
@@ -1184,22 +1071,19 @@
           <w:rPr>
             <w:noProof/>
             <w:webHidden/>
-            <w:szCs w:val="24"/>
-          </w:rPr>
-          <w:instrText xml:space="preserve"> PAGEREF _Toc212658673 \h </w:instrText>
+          </w:rPr>
+          <w:instrText xml:space="preserve"> PAGEREF _Toc214481664 \h </w:instrText>
         </w:r>
         <w:r>
           <w:rPr>
             <w:noProof/>
             <w:webHidden/>
-            <w:szCs w:val="24"/>
           </w:rPr>
         </w:r>
         <w:r>
           <w:rPr>
             <w:noProof/>
             <w:webHidden/>
-            <w:szCs w:val="24"/>
           </w:rPr>
           <w:fldChar w:fldCharType="separate"/>
         </w:r>
@@ -1207,15 +1091,13 @@
           <w:rPr>
             <w:noProof/>
             <w:webHidden/>
-            <w:szCs w:val="24"/>
-          </w:rPr>
-          <w:t>6</w:t>
+          </w:rPr>
+          <w:t>13</w:t>
         </w:r>
         <w:r>
           <w:rPr>
             <w:noProof/>
             <w:webHidden/>
-            <w:szCs w:val="24"/>
           </w:rPr>
           <w:fldChar w:fldCharType="end"/>
         </w:r>
@@ -1226,20 +1108,20 @@
         <w:pStyle w:val="20"/>
         <w:tabs>
           <w:tab w:val="left" w:pos="960"/>
-          <w:tab w:val="right" w:leader="dot" w:pos="9061"/>
+          <w:tab w:val="right" w:leader="dot" w:pos="9627"/>
         </w:tabs>
         <w:rPr>
           <w:rFonts w:asciiTheme="minorHAnsi" w:eastAsiaTheme="minorEastAsia" w:hAnsiTheme="minorHAnsi" w:cstheme="minorBidi"/>
           <w:noProof/>
-          <w:szCs w:val="24"/>
-        </w:rPr>
-      </w:pPr>
-      <w:hyperlink w:anchor="_Toc212658674" w:history="1">
+          <w:sz w:val="22"/>
+          <w:szCs w:val="22"/>
+        </w:rPr>
+      </w:pPr>
+      <w:hyperlink w:anchor="_Toc214481665" w:history="1">
         <w:r>
           <w:rPr>
             <w:rStyle w:val="af"/>
             <w:noProof/>
-            <w:szCs w:val="24"/>
           </w:rPr>
           <w:t>5.2.</w:t>
         </w:r>
@@ -1247,7 +1129,8 @@
           <w:rPr>
             <w:rFonts w:asciiTheme="minorHAnsi" w:eastAsiaTheme="minorEastAsia" w:hAnsiTheme="minorHAnsi" w:cstheme="minorBidi"/>
             <w:noProof/>
-            <w:szCs w:val="24"/>
+            <w:sz w:val="22"/>
+            <w:szCs w:val="22"/>
           </w:rPr>
           <w:tab/>
         </w:r>
@@ -1255,7 +1138,6 @@
           <w:rPr>
             <w:rStyle w:val="af"/>
             <w:noProof/>
-            <w:szCs w:val="24"/>
           </w:rPr>
           <w:t>Логический проект</w:t>
         </w:r>
@@ -1263,7 +1145,6 @@
           <w:rPr>
             <w:noProof/>
             <w:webHidden/>
-            <w:szCs w:val="24"/>
           </w:rPr>
           <w:tab/>
         </w:r>
@@ -1271,7 +1152,6 @@
           <w:rPr>
             <w:noProof/>
             <w:webHidden/>
-            <w:szCs w:val="24"/>
           </w:rPr>
           <w:fldChar w:fldCharType="begin"/>
         </w:r>
@@ -1279,22 +1159,19 @@
           <w:rPr>
             <w:noProof/>
             <w:webHidden/>
-            <w:szCs w:val="24"/>
-          </w:rPr>
-          <w:instrText xml:space="preserve"> PAGEREF _Toc212658674 \h </w:instrText>
+          </w:rPr>
+          <w:instrText xml:space="preserve"> PAGEREF _Toc214481665 \h </w:instrText>
         </w:r>
         <w:r>
           <w:rPr>
             <w:noProof/>
             <w:webHidden/>
-            <w:szCs w:val="24"/>
           </w:rPr>
         </w:r>
         <w:r>
           <w:rPr>
             <w:noProof/>
             <w:webHidden/>
-            <w:szCs w:val="24"/>
           </w:rPr>
           <w:fldChar w:fldCharType="separate"/>
         </w:r>
@@ -1302,15 +1179,13 @@
           <w:rPr>
             <w:noProof/>
             <w:webHidden/>
-            <w:szCs w:val="24"/>
-          </w:rPr>
-          <w:t>7</w:t>
+          </w:rPr>
+          <w:t>13</w:t>
         </w:r>
         <w:r>
           <w:rPr>
             <w:noProof/>
             <w:webHidden/>
-            <w:szCs w:val="24"/>
           </w:rPr>
           <w:fldChar w:fldCharType="end"/>
         </w:r>
@@ -1321,20 +1196,20 @@
         <w:pStyle w:val="20"/>
         <w:tabs>
           <w:tab w:val="left" w:pos="960"/>
-          <w:tab w:val="right" w:leader="dot" w:pos="9061"/>
+          <w:tab w:val="right" w:leader="dot" w:pos="9627"/>
         </w:tabs>
         <w:rPr>
           <w:rFonts w:asciiTheme="minorHAnsi" w:eastAsiaTheme="minorEastAsia" w:hAnsiTheme="minorHAnsi" w:cstheme="minorBidi"/>
           <w:noProof/>
-          <w:szCs w:val="24"/>
-        </w:rPr>
-      </w:pPr>
-      <w:hyperlink w:anchor="_Toc212658675" w:history="1">
+          <w:sz w:val="22"/>
+          <w:szCs w:val="22"/>
+        </w:rPr>
+      </w:pPr>
+      <w:hyperlink w:anchor="_Toc214481666" w:history="1">
         <w:r>
           <w:rPr>
             <w:rStyle w:val="af"/>
             <w:noProof/>
-            <w:szCs w:val="24"/>
           </w:rPr>
           <w:t>5.3.</w:t>
         </w:r>
@@ -1342,7 +1217,8 @@
           <w:rPr>
             <w:rFonts w:asciiTheme="minorHAnsi" w:eastAsiaTheme="minorEastAsia" w:hAnsiTheme="minorHAnsi" w:cstheme="minorBidi"/>
             <w:noProof/>
-            <w:szCs w:val="24"/>
+            <w:sz w:val="22"/>
+            <w:szCs w:val="22"/>
           </w:rPr>
           <w:tab/>
         </w:r>
@@ -1350,7 +1226,6 @@
           <w:rPr>
             <w:rStyle w:val="af"/>
             <w:noProof/>
-            <w:szCs w:val="24"/>
           </w:rPr>
           <w:t>Физический проект</w:t>
         </w:r>
@@ -1358,7 +1233,6 @@
           <w:rPr>
             <w:noProof/>
             <w:webHidden/>
-            <w:szCs w:val="24"/>
           </w:rPr>
           <w:tab/>
         </w:r>
@@ -1366,7 +1240,6 @@
           <w:rPr>
             <w:noProof/>
             <w:webHidden/>
-            <w:szCs w:val="24"/>
           </w:rPr>
           <w:fldChar w:fldCharType="begin"/>
         </w:r>
@@ -1374,22 +1247,19 @@
           <w:rPr>
             <w:noProof/>
             <w:webHidden/>
-            <w:szCs w:val="24"/>
-          </w:rPr>
-          <w:instrText xml:space="preserve"> PAGEREF _Toc212658675 \h </w:instrText>
+          </w:rPr>
+          <w:instrText xml:space="preserve"> PAGEREF _Toc214481666 \h </w:instrText>
         </w:r>
         <w:r>
           <w:rPr>
             <w:noProof/>
             <w:webHidden/>
-            <w:szCs w:val="24"/>
           </w:rPr>
         </w:r>
         <w:r>
           <w:rPr>
             <w:noProof/>
             <w:webHidden/>
-            <w:szCs w:val="24"/>
           </w:rPr>
           <w:fldChar w:fldCharType="separate"/>
         </w:r>
@@ -1397,15 +1267,13 @@
           <w:rPr>
             <w:noProof/>
             <w:webHidden/>
-            <w:szCs w:val="24"/>
-          </w:rPr>
-          <w:t>8</w:t>
+          </w:rPr>
+          <w:t>15</w:t>
         </w:r>
         <w:r>
           <w:rPr>
             <w:noProof/>
             <w:webHidden/>
-            <w:szCs w:val="24"/>
           </w:rPr>
           <w:fldChar w:fldCharType="end"/>
         </w:r>
@@ -1416,23 +1284,21 @@
         <w:pStyle w:val="10"/>
         <w:tabs>
           <w:tab w:val="left" w:pos="454"/>
-          <w:tab w:val="right" w:leader="dot" w:pos="9061"/>
+          <w:tab w:val="right" w:leader="dot" w:pos="9627"/>
         </w:tabs>
         <w:rPr>
           <w:rFonts w:asciiTheme="minorHAnsi" w:eastAsiaTheme="minorEastAsia" w:hAnsiTheme="minorHAnsi" w:cstheme="minorBidi"/>
           <w:bCs w:val="0"/>
           <w:noProof/>
-          <w:sz w:val="24"/>
-          <w:szCs w:val="24"/>
-        </w:rPr>
-      </w:pPr>
-      <w:hyperlink w:anchor="_Toc212658676" w:history="1">
+          <w:sz w:val="22"/>
+          <w:szCs w:val="22"/>
+        </w:rPr>
+      </w:pPr>
+      <w:hyperlink w:anchor="_Toc214481667" w:history="1">
         <w:r>
           <w:rPr>
             <w:rStyle w:val="af"/>
             <w:noProof/>
-            <w:sz w:val="24"/>
-            <w:szCs w:val="24"/>
           </w:rPr>
           <w:t>6.</w:t>
         </w:r>
@@ -1441,8 +1307,8 @@
             <w:rFonts w:asciiTheme="minorHAnsi" w:eastAsiaTheme="minorEastAsia" w:hAnsiTheme="minorHAnsi" w:cstheme="minorBidi"/>
             <w:bCs w:val="0"/>
             <w:noProof/>
-            <w:sz w:val="24"/>
-            <w:szCs w:val="24"/>
+            <w:sz w:val="22"/>
+            <w:szCs w:val="22"/>
           </w:rPr>
           <w:tab/>
         </w:r>
@@ -1450,8 +1316,6 @@
           <w:rPr>
             <w:rStyle w:val="af"/>
             <w:noProof/>
-            <w:sz w:val="24"/>
-            <w:szCs w:val="24"/>
           </w:rPr>
           <w:t>Требования к инсталляции и деинсталляции</w:t>
         </w:r>
@@ -1459,8 +1323,6 @@
           <w:rPr>
             <w:noProof/>
             <w:webHidden/>
-            <w:sz w:val="24"/>
-            <w:szCs w:val="24"/>
           </w:rPr>
           <w:tab/>
         </w:r>
@@ -1468,8 +1330,6 @@
           <w:rPr>
             <w:noProof/>
             <w:webHidden/>
-            <w:sz w:val="24"/>
-            <w:szCs w:val="24"/>
           </w:rPr>
           <w:fldChar w:fldCharType="begin"/>
         </w:r>
@@ -1477,25 +1337,19 @@
           <w:rPr>
             <w:noProof/>
             <w:webHidden/>
-            <w:sz w:val="24"/>
-            <w:szCs w:val="24"/>
-          </w:rPr>
-          <w:instrText xml:space="preserve"> PAGEREF _Toc212658676 \h </w:instrText>
+          </w:rPr>
+          <w:instrText xml:space="preserve"> PAGEREF _Toc214481667 \h </w:instrText>
         </w:r>
         <w:r>
           <w:rPr>
             <w:noProof/>
             <w:webHidden/>
-            <w:sz w:val="24"/>
-            <w:szCs w:val="24"/>
           </w:rPr>
         </w:r>
         <w:r>
           <w:rPr>
             <w:noProof/>
             <w:webHidden/>
-            <w:sz w:val="24"/>
-            <w:szCs w:val="24"/>
           </w:rPr>
           <w:fldChar w:fldCharType="separate"/>
         </w:r>
@@ -1503,17 +1357,13 @@
           <w:rPr>
             <w:noProof/>
             <w:webHidden/>
-            <w:sz w:val="24"/>
-            <w:szCs w:val="24"/>
-          </w:rPr>
-          <w:t>9</w:t>
+          </w:rPr>
+          <w:t>16</w:t>
         </w:r>
         <w:r>
           <w:rPr>
             <w:noProof/>
             <w:webHidden/>
-            <w:sz w:val="24"/>
-            <w:szCs w:val="24"/>
           </w:rPr>
           <w:fldChar w:fldCharType="end"/>
         </w:r>
@@ -1545,7 +1395,7 @@
           <w:szCs w:val="32"/>
         </w:rPr>
       </w:pPr>
-      <w:bookmarkStart w:id="4" w:name="_Toc212658665"/>
+      <w:bookmarkStart w:id="4" w:name="_Toc214481656"/>
       <w:bookmarkEnd w:id="0"/>
       <w:bookmarkEnd w:id="1"/>
       <w:bookmarkEnd w:id="2"/>
@@ -1734,6 +1584,21 @@
     <w:p>
       <w:pPr>
         <w:pStyle w:val="af6"/>
+        <w:spacing w:line="360" w:lineRule="auto"/>
+        <w:rPr>
+          <w:szCs w:val="24"/>
+        </w:rPr>
+      </w:pPr>
+      <w:r>
+        <w:rPr>
+          <w:szCs w:val="24"/>
+        </w:rPr>
+        <w:t>//----------------------</w:t>
+      </w:r>
+    </w:p>
+    <w:p>
+      <w:pPr>
+        <w:pStyle w:val="af6"/>
         <w:numPr>
           <w:ilvl w:val="0"/>
           <w:numId w:val="19"/>
@@ -1780,6 +1645,53 @@
     </w:p>
     <w:p>
       <w:pPr>
+        <w:pStyle w:val="af6"/>
+        <w:numPr>
+          <w:ilvl w:val="0"/>
+          <w:numId w:val="19"/>
+        </w:numPr>
+        <w:spacing w:line="360" w:lineRule="auto"/>
+        <w:rPr>
+          <w:szCs w:val="24"/>
+        </w:rPr>
+      </w:pPr>
+      <w:r>
+        <w:rPr>
+          <w:szCs w:val="24"/>
+        </w:rPr>
+        <w:t xml:space="preserve">Декабрь 2025: Запланированы интеграция </w:t>
+      </w:r>
+      <w:proofErr w:type="spellStart"/>
+      <w:r>
+        <w:rPr>
+          <w:szCs w:val="24"/>
+        </w:rPr>
+        <w:t>фронтенда</w:t>
+      </w:r>
+      <w:proofErr w:type="spellEnd"/>
+      <w:r>
+        <w:rPr>
+          <w:szCs w:val="24"/>
+        </w:rPr>
+        <w:t xml:space="preserve"> и </w:t>
+      </w:r>
+      <w:proofErr w:type="spellStart"/>
+      <w:r>
+        <w:rPr>
+          <w:szCs w:val="24"/>
+        </w:rPr>
+        <w:t>бэкенда</w:t>
+      </w:r>
+      <w:proofErr w:type="spellEnd"/>
+      <w:r>
+        <w:rPr>
+          <w:szCs w:val="24"/>
+        </w:rPr>
+        <w:t>, тестирование, развертывание системы на облачном хостинге и финальная защита проекта.</w:t>
+      </w:r>
+    </w:p>
+    <w:p>
+      <w:pPr>
         <w:spacing w:line="360" w:lineRule="auto"/>
         <w:ind w:firstLine="709"/>
         <w:rPr>
@@ -1792,15 +1704,6 @@
         </w:rPr>
         <w:t>Важным решением стало ограничение функциональности первого релиза для успешной реализации в сжатые учебные сроки, с фокусом на автоматизации ключевых процессов записи и управления заказами.</w:t>
       </w:r>
-    </w:p>
-    <w:p>
-      <w:pPr>
-        <w:spacing w:line="360" w:lineRule="auto"/>
-        <w:ind w:firstLine="709"/>
-        <w:rPr>
-          <w:szCs w:val="24"/>
-        </w:rPr>
-      </w:pPr>
     </w:p>
     <w:p>
       <w:pPr>
@@ -1884,7 +1787,7 @@
           <w:szCs w:val="32"/>
         </w:rPr>
       </w:pPr>
-      <w:bookmarkStart w:id="5" w:name="_Toc212658666"/>
+      <w:bookmarkStart w:id="5" w:name="_Toc214481657"/>
       <w:r>
         <w:rPr>
           <w:rFonts w:ascii="Times New Roman" w:hAnsi="Times New Roman"/>
@@ -1917,7 +1820,7 @@
         <w:spacing w:before="360"/>
       </w:pPr>
       <w:bookmarkStart w:id="6" w:name="_Toc153721232"/>
-      <w:bookmarkStart w:id="7" w:name="_Toc212658667"/>
+      <w:bookmarkStart w:id="7" w:name="_Toc214481658"/>
       <w:r>
         <w:t>Требования пользователя</w:t>
       </w:r>
@@ -2212,7 +2115,7 @@
         <w:spacing w:before="360"/>
       </w:pPr>
       <w:bookmarkStart w:id="8" w:name="_Toc153721233"/>
-      <w:bookmarkStart w:id="9" w:name="_Toc212658668"/>
+      <w:bookmarkStart w:id="9" w:name="_Toc214481659"/>
       <w:r>
         <w:t>Системные требования</w:t>
       </w:r>
@@ -2368,7 +2271,7 @@
         <w:spacing w:before="360"/>
       </w:pPr>
       <w:bookmarkStart w:id="10" w:name="_Toc153721234"/>
-      <w:bookmarkStart w:id="11" w:name="_Toc212658669"/>
+      <w:bookmarkStart w:id="11" w:name="_Toc214481660"/>
       <w:r>
         <w:t>Сценарии использования</w:t>
       </w:r>
@@ -2795,9 +2698,9 @@
         </w:rPr>
         <w:lastRenderedPageBreak/>
         <w:drawing>
-          <wp:inline distT="0" distB="0" distL="0" distR="0" wp14:anchorId="60A4E2E0" wp14:editId="30A08990">
-            <wp:extent cx="1914792" cy="6468378"/>
-            <wp:effectExtent l="0" t="0" r="9525" b="8890"/>
+          <wp:inline distT="0" distB="0" distL="0" distR="0" wp14:anchorId="38D0EE69" wp14:editId="11E6049D">
+            <wp:extent cx="3721100" cy="8126224"/>
+            <wp:effectExtent l="0" t="0" r="0" b="8255"/>
             <wp:docPr id="1" name="Рисунок 1"/>
             <wp:cNvGraphicFramePr>
               <a:graphicFrameLocks xmlns:a="http://schemas.openxmlformats.org/drawingml/2006/main" noChangeAspect="1"/>
@@ -2818,7 +2721,7 @@
                   <pic:spPr>
                     <a:xfrm>
                       <a:off x="0" y="0"/>
-                      <a:ext cx="1914792" cy="6468378"/>
+                      <a:ext cx="3732555" cy="8151239"/>
                     </a:xfrm>
                     <a:prstGeom prst="rect">
                       <a:avLst/>
@@ -2836,7 +2739,10 @@
         <w:jc w:val="center"/>
       </w:pPr>
       <w:r>
-        <w:t xml:space="preserve">Рисунок 2 – Пример </w:t>
+        <w:t xml:space="preserve">Рисунок 2 – </w:t>
+      </w:r>
+      <w:r>
+        <w:t xml:space="preserve">Общая </w:t>
       </w:r>
       <w:r>
         <w:rPr>
@@ -2845,1263 +2751,38 @@
         <w:t>Activity-</w:t>
       </w:r>
       <w:r>
-        <w:t>диаграммы</w:t>
-      </w:r>
-    </w:p>
-    <w:p/>
-    <w:p/>
-    <w:p/>
-    <w:p/>
-    <w:p/>
-    <w:p/>
-    <w:p/>
-    <w:p/>
-    <w:p/>
-    <w:p>
-      <w:pPr>
-        <w:pStyle w:val="1"/>
-        <w:spacing w:before="480" w:after="240"/>
-        <w:rPr>
-          <w:rFonts w:ascii="Times New Roman" w:hAnsi="Times New Roman"/>
-          <w:sz w:val="32"/>
-          <w:szCs w:val="32"/>
-        </w:rPr>
-      </w:pPr>
-      <w:bookmarkStart w:id="12" w:name="_Toc212658670"/>
-      <w:r>
-        <w:rPr>
-          <w:rFonts w:ascii="Times New Roman" w:hAnsi="Times New Roman"/>
-          <w:sz w:val="32"/>
-          <w:szCs w:val="32"/>
+        <w:t>диаграмма</w:t>
+      </w:r>
+    </w:p>
+    <w:p>
+      <w:pPr>
+        <w:jc w:val="center"/>
+      </w:pPr>
+    </w:p>
+    <w:p>
+      <w:pPr>
+        <w:jc w:val="center"/>
+      </w:pPr>
+    </w:p>
+    <w:p>
+      <w:pPr>
+        <w:jc w:val="center"/>
+      </w:pPr>
+    </w:p>
+    <w:p>
+      <w:pPr>
+        <w:jc w:val="center"/>
+      </w:pPr>
+      <w:r>
+        <w:rPr>
+          <w:noProof/>
         </w:rPr>
         <w:lastRenderedPageBreak/>
-        <w:t>Исключенные возможности и неподдерживаемые сценарии</w:t>
-      </w:r>
-      <w:bookmarkEnd w:id="12"/>
-    </w:p>
-    <w:p>
-      <w:pPr>
-        <w:spacing w:line="360" w:lineRule="auto"/>
-        <w:rPr>
-          <w:szCs w:val="18"/>
-        </w:rPr>
-      </w:pPr>
-      <w:r>
-        <w:rPr>
-          <w:szCs w:val="18"/>
-        </w:rPr>
-        <w:t xml:space="preserve"> В текущем релизе проекта не будут реализованы следующие возможности:</w:t>
-      </w:r>
-    </w:p>
-    <w:p>
-      <w:pPr>
-        <w:pStyle w:val="af6"/>
-        <w:numPr>
-          <w:ilvl w:val="0"/>
-          <w:numId w:val="25"/>
-        </w:numPr>
-        <w:spacing w:line="360" w:lineRule="auto"/>
-        <w:rPr>
-          <w:szCs w:val="18"/>
-        </w:rPr>
-      </w:pPr>
-      <w:r>
-        <w:rPr>
-          <w:szCs w:val="18"/>
-        </w:rPr>
-        <w:t>Интеграция с системами онлайн-платежей. Оплата услуг не входит в рамки проекта.</w:t>
-      </w:r>
-    </w:p>
-    <w:p>
-      <w:pPr>
-        <w:pStyle w:val="af6"/>
-        <w:numPr>
-          <w:ilvl w:val="0"/>
-          <w:numId w:val="25"/>
-        </w:numPr>
-        <w:spacing w:line="360" w:lineRule="auto"/>
-        <w:rPr>
-          <w:szCs w:val="18"/>
-        </w:rPr>
-      </w:pPr>
-      <w:r>
-        <w:rPr>
-          <w:szCs w:val="18"/>
-        </w:rPr>
-        <w:t>Интеграция с системами складского учета и бухгалтерии. Учет запчастей ведется в упрощенном виде внутри системы.</w:t>
-      </w:r>
-    </w:p>
-    <w:p>
-      <w:pPr>
-        <w:pStyle w:val="af6"/>
-        <w:numPr>
-          <w:ilvl w:val="0"/>
-          <w:numId w:val="25"/>
-        </w:numPr>
-        <w:spacing w:line="360" w:lineRule="auto"/>
-        <w:rPr>
-          <w:szCs w:val="18"/>
-        </w:rPr>
-      </w:pPr>
-      <w:r>
-        <w:rPr>
-          <w:szCs w:val="18"/>
-        </w:rPr>
-        <w:t>Разработка мобильного</w:t>
-      </w:r>
-      <w:r>
-        <w:rPr>
-          <w:szCs w:val="18"/>
-        </w:rPr>
-        <w:t xml:space="preserve"> приложения для клиентов. Доступ осуществляется только через веб-браузер.</w:t>
-      </w:r>
-    </w:p>
-    <w:p>
-      <w:pPr>
-        <w:pStyle w:val="af6"/>
-        <w:numPr>
-          <w:ilvl w:val="0"/>
-          <w:numId w:val="25"/>
-        </w:numPr>
-        <w:spacing w:line="360" w:lineRule="auto"/>
-        <w:rPr>
-          <w:szCs w:val="18"/>
-        </w:rPr>
-      </w:pPr>
-      <w:r>
-        <w:rPr>
-          <w:szCs w:val="18"/>
-        </w:rPr>
-        <w:t>Личный кабинет для автомехаников. Взаимодействие с механиками осуществляется через менеджера.</w:t>
-      </w:r>
-    </w:p>
-    <w:p>
-      <w:pPr>
-        <w:pStyle w:val="af6"/>
-        <w:numPr>
-          <w:ilvl w:val="0"/>
-          <w:numId w:val="25"/>
-        </w:numPr>
-        <w:spacing w:line="360" w:lineRule="auto"/>
-        <w:rPr>
-          <w:szCs w:val="18"/>
-        </w:rPr>
-      </w:pPr>
-      <w:r>
-        <w:rPr>
-          <w:szCs w:val="18"/>
-        </w:rPr>
-        <w:t>Система автоматического формирования и печати счетов-заказов.</w:t>
-      </w:r>
-    </w:p>
-    <w:p>
-      <w:pPr>
-        <w:spacing w:line="360" w:lineRule="auto"/>
-        <w:ind w:firstLine="709"/>
-        <w:rPr>
-          <w:szCs w:val="18"/>
-        </w:rPr>
-      </w:pPr>
-      <w:r>
-        <w:rPr>
-          <w:szCs w:val="18"/>
-        </w:rPr>
-        <w:t>Обоснование: Данные функции исключены в связи с ограниченностью ресурсов и времени учебного проекта. Они являются ценными, но не критичными для достижения основных целей проекта на первом этапе и могут быть реализованы в будущих версиях.</w:t>
-      </w:r>
-    </w:p>
-    <w:p>
-      <w:pPr>
-        <w:spacing w:line="360" w:lineRule="auto"/>
-        <w:ind w:firstLine="709"/>
-        <w:rPr>
-          <w:szCs w:val="18"/>
-        </w:rPr>
-      </w:pPr>
-    </w:p>
-    <w:p>
-      <w:pPr>
-        <w:spacing w:line="360" w:lineRule="auto"/>
-        <w:ind w:firstLine="709"/>
-        <w:rPr>
-          <w:szCs w:val="18"/>
-        </w:rPr>
-      </w:pPr>
-    </w:p>
-    <w:p>
-      <w:pPr>
-        <w:spacing w:line="360" w:lineRule="auto"/>
-        <w:ind w:firstLine="709"/>
-        <w:rPr>
-          <w:szCs w:val="18"/>
-        </w:rPr>
-      </w:pPr>
-    </w:p>
-    <w:p>
-      <w:pPr>
-        <w:spacing w:line="360" w:lineRule="auto"/>
-        <w:ind w:firstLine="709"/>
-        <w:rPr>
-          <w:szCs w:val="18"/>
-        </w:rPr>
-      </w:pPr>
-    </w:p>
-    <w:p>
-      <w:pPr>
-        <w:spacing w:line="360" w:lineRule="auto"/>
-        <w:ind w:firstLine="709"/>
-        <w:rPr>
-          <w:szCs w:val="18"/>
-        </w:rPr>
-      </w:pPr>
-    </w:p>
-    <w:p>
-      <w:pPr>
-        <w:spacing w:line="360" w:lineRule="auto"/>
-        <w:ind w:firstLine="709"/>
-        <w:rPr>
-          <w:szCs w:val="18"/>
-        </w:rPr>
-      </w:pPr>
-    </w:p>
-    <w:p>
-      <w:pPr>
-        <w:spacing w:line="360" w:lineRule="auto"/>
-        <w:ind w:firstLine="709"/>
-        <w:rPr>
-          <w:szCs w:val="18"/>
-        </w:rPr>
-      </w:pPr>
-    </w:p>
-    <w:p>
-      <w:pPr>
-        <w:spacing w:line="360" w:lineRule="auto"/>
-        <w:ind w:firstLine="709"/>
-        <w:rPr>
-          <w:szCs w:val="18"/>
-        </w:rPr>
-      </w:pPr>
-    </w:p>
-    <w:p>
-      <w:pPr>
-        <w:spacing w:line="360" w:lineRule="auto"/>
-        <w:ind w:firstLine="709"/>
-        <w:rPr>
-          <w:szCs w:val="18"/>
-        </w:rPr>
-      </w:pPr>
-    </w:p>
-    <w:p>
-      <w:pPr>
-        <w:spacing w:line="360" w:lineRule="auto"/>
-        <w:ind w:firstLine="709"/>
-        <w:rPr>
-          <w:szCs w:val="18"/>
-        </w:rPr>
-      </w:pPr>
-    </w:p>
-    <w:p>
-      <w:pPr>
-        <w:spacing w:line="360" w:lineRule="auto"/>
-        <w:ind w:firstLine="709"/>
-        <w:rPr>
-          <w:szCs w:val="18"/>
-        </w:rPr>
-      </w:pPr>
-    </w:p>
-    <w:p>
-      <w:pPr>
-        <w:spacing w:line="360" w:lineRule="auto"/>
-        <w:ind w:firstLine="709"/>
-        <w:rPr>
-          <w:szCs w:val="18"/>
-        </w:rPr>
-      </w:pPr>
-    </w:p>
-    <w:p>
-      <w:pPr>
-        <w:spacing w:line="360" w:lineRule="auto"/>
-        <w:ind w:firstLine="709"/>
-        <w:rPr>
-          <w:szCs w:val="18"/>
-        </w:rPr>
-      </w:pPr>
-    </w:p>
-    <w:p>
-      <w:pPr>
-        <w:spacing w:line="360" w:lineRule="auto"/>
-        <w:ind w:firstLine="709"/>
-        <w:rPr>
-          <w:szCs w:val="18"/>
-        </w:rPr>
-      </w:pPr>
-    </w:p>
-    <w:p>
-      <w:pPr>
-        <w:pStyle w:val="1"/>
-        <w:spacing w:before="480" w:after="240"/>
-        <w:rPr>
-          <w:rFonts w:ascii="Times New Roman" w:hAnsi="Times New Roman"/>
-          <w:sz w:val="32"/>
-          <w:szCs w:val="32"/>
-        </w:rPr>
-      </w:pPr>
-      <w:bookmarkStart w:id="13" w:name="_Toc212658671"/>
-      <w:r>
-        <w:rPr>
-          <w:rFonts w:ascii="Times New Roman" w:hAnsi="Times New Roman"/>
-          <w:sz w:val="32"/>
-          <w:szCs w:val="32"/>
-        </w:rPr>
-        <w:lastRenderedPageBreak/>
-        <w:t>Предположения и зависимости</w:t>
-      </w:r>
-      <w:bookmarkEnd w:id="13"/>
-    </w:p>
-    <w:p>
-      <w:pPr>
-        <w:spacing w:line="360" w:lineRule="auto"/>
-        <w:rPr>
-          <w:b/>
-          <w:szCs w:val="24"/>
-        </w:rPr>
-      </w:pPr>
-      <w:r>
-        <w:rPr>
-          <w:b/>
-          <w:szCs w:val="24"/>
-        </w:rPr>
-        <w:t>Предположения:</w:t>
-      </w:r>
-    </w:p>
-    <w:p>
-      <w:pPr>
-        <w:pStyle w:val="af6"/>
-        <w:numPr>
-          <w:ilvl w:val="0"/>
-          <w:numId w:val="25"/>
-        </w:numPr>
-        <w:spacing w:line="360" w:lineRule="auto"/>
-        <w:rPr>
-          <w:szCs w:val="24"/>
-        </w:rPr>
-      </w:pPr>
-      <w:r>
-        <w:rPr>
-          <w:szCs w:val="24"/>
-        </w:rPr>
-        <w:t>Сотрудники и клиенты автосервиса имеют стабильный доступ в Интернет.</w:t>
-      </w:r>
-    </w:p>
-    <w:p>
-      <w:pPr>
-        <w:pStyle w:val="af6"/>
-        <w:numPr>
-          <w:ilvl w:val="0"/>
-          <w:numId w:val="25"/>
-        </w:numPr>
-        <w:spacing w:line="360" w:lineRule="auto"/>
-        <w:rPr>
-          <w:szCs w:val="24"/>
-        </w:rPr>
-      </w:pPr>
-      <w:r>
-        <w:rPr>
-          <w:szCs w:val="24"/>
-        </w:rPr>
-        <w:t>Клиенты используют устройства с актуальными версиями веб-браузеров.</w:t>
-      </w:r>
-    </w:p>
-    <w:p>
-      <w:pPr>
-        <w:pStyle w:val="af6"/>
-        <w:numPr>
-          <w:ilvl w:val="0"/>
-          <w:numId w:val="25"/>
-        </w:numPr>
-        <w:spacing w:line="360" w:lineRule="auto"/>
-        <w:rPr>
-          <w:szCs w:val="24"/>
-        </w:rPr>
-      </w:pPr>
-      <w:r>
-        <w:rPr>
-          <w:szCs w:val="24"/>
-        </w:rPr>
-        <w:t>Функциональности, описанной в разделах "Функциональность решения" и "Сценарии использования", достаточно для успешного функционирования системы в условиях автосервиса на первом этапе.</w:t>
-      </w:r>
-    </w:p>
-    <w:p>
-      <w:pPr>
-        <w:spacing w:line="360" w:lineRule="auto"/>
-        <w:rPr>
-          <w:b/>
-          <w:szCs w:val="24"/>
-        </w:rPr>
-      </w:pPr>
-      <w:r>
-        <w:rPr>
-          <w:b/>
-          <w:szCs w:val="24"/>
-        </w:rPr>
-        <w:t>Зависимости:</w:t>
-      </w:r>
-    </w:p>
-    <w:p>
-      <w:pPr>
-        <w:pStyle w:val="af6"/>
-        <w:numPr>
-          <w:ilvl w:val="0"/>
-          <w:numId w:val="25"/>
-        </w:numPr>
-        <w:spacing w:line="360" w:lineRule="auto"/>
-        <w:rPr>
-          <w:szCs w:val="24"/>
-        </w:rPr>
-      </w:pPr>
-      <w:r>
-        <w:rPr>
-          <w:szCs w:val="24"/>
-        </w:rPr>
-        <w:t>Проект зависит от выбранного стека технологий (</w:t>
-      </w:r>
-      <w:proofErr w:type="spellStart"/>
-      <w:r>
-        <w:rPr>
-          <w:szCs w:val="24"/>
-        </w:rPr>
-        <w:t>Python</w:t>
-      </w:r>
-      <w:proofErr w:type="spellEnd"/>
-      <w:r>
-        <w:rPr>
-          <w:szCs w:val="24"/>
-        </w:rPr>
-        <w:t xml:space="preserve">, </w:t>
-      </w:r>
-      <w:proofErr w:type="spellStart"/>
-      <w:r>
-        <w:rPr>
-          <w:szCs w:val="24"/>
-        </w:rPr>
-        <w:t>Django</w:t>
-      </w:r>
-      <w:proofErr w:type="spellEnd"/>
-      <w:r>
-        <w:rPr>
-          <w:szCs w:val="24"/>
-        </w:rPr>
-        <w:t xml:space="preserve">, DRF, </w:t>
-      </w:r>
-      <w:proofErr w:type="spellStart"/>
-      <w:r>
-        <w:rPr>
-          <w:szCs w:val="24"/>
-        </w:rPr>
-        <w:t>React</w:t>
-      </w:r>
-      <w:proofErr w:type="spellEnd"/>
-      <w:r>
-        <w:rPr>
-          <w:szCs w:val="24"/>
-        </w:rPr>
-        <w:t xml:space="preserve">, </w:t>
-      </w:r>
-      <w:proofErr w:type="spellStart"/>
-      <w:r>
-        <w:rPr>
-          <w:szCs w:val="24"/>
-        </w:rPr>
-        <w:t>SQLite</w:t>
-      </w:r>
-      <w:proofErr w:type="spellEnd"/>
-      <w:r>
-        <w:rPr>
-          <w:szCs w:val="24"/>
-        </w:rPr>
-        <w:t>).</w:t>
-      </w:r>
-    </w:p>
-    <w:p>
-      <w:pPr>
-        <w:pStyle w:val="af6"/>
-        <w:numPr>
-          <w:ilvl w:val="0"/>
-          <w:numId w:val="25"/>
-        </w:numPr>
-        <w:spacing w:line="360" w:lineRule="auto"/>
-        <w:rPr>
-          <w:szCs w:val="24"/>
-        </w:rPr>
-      </w:pPr>
-      <w:r>
-        <w:rPr>
-          <w:szCs w:val="24"/>
-        </w:rPr>
-        <w:t>Доступность и стабильность работы облачного хостинга для финального развертывания.</w:t>
-      </w:r>
-    </w:p>
-    <w:p>
-      <w:pPr>
-        <w:pStyle w:val="af6"/>
-        <w:numPr>
-          <w:ilvl w:val="0"/>
-          <w:numId w:val="25"/>
-        </w:numPr>
-        <w:spacing w:line="360" w:lineRule="auto"/>
-        <w:rPr>
-          <w:szCs w:val="24"/>
-        </w:rPr>
-      </w:pPr>
-      <w:r>
-        <w:rPr>
-          <w:szCs w:val="24"/>
-        </w:rPr>
-        <w:t>Успешное освоение участниками команды необходимых технологий в установленные сроки.</w:t>
-      </w:r>
-    </w:p>
-    <w:p>
-      <w:pPr>
-        <w:spacing w:line="360" w:lineRule="auto"/>
-        <w:rPr>
-          <w:szCs w:val="24"/>
-        </w:rPr>
-      </w:pPr>
-    </w:p>
-    <w:p>
-      <w:pPr>
-        <w:spacing w:line="360" w:lineRule="auto"/>
-        <w:rPr>
-          <w:szCs w:val="24"/>
-        </w:rPr>
-      </w:pPr>
-    </w:p>
-    <w:p>
-      <w:pPr>
-        <w:spacing w:line="360" w:lineRule="auto"/>
-        <w:rPr>
-          <w:szCs w:val="24"/>
-        </w:rPr>
-      </w:pPr>
-    </w:p>
-    <w:p>
-      <w:pPr>
-        <w:spacing w:line="360" w:lineRule="auto"/>
-        <w:rPr>
-          <w:szCs w:val="24"/>
-        </w:rPr>
-      </w:pPr>
-    </w:p>
-    <w:p>
-      <w:pPr>
-        <w:spacing w:line="360" w:lineRule="auto"/>
-        <w:rPr>
-          <w:szCs w:val="24"/>
-        </w:rPr>
-      </w:pPr>
-    </w:p>
-    <w:p>
-      <w:pPr>
-        <w:spacing w:line="360" w:lineRule="auto"/>
-        <w:rPr>
-          <w:szCs w:val="24"/>
-        </w:rPr>
-      </w:pPr>
-    </w:p>
-    <w:p>
-      <w:pPr>
-        <w:spacing w:line="360" w:lineRule="auto"/>
-        <w:rPr>
-          <w:szCs w:val="24"/>
-        </w:rPr>
-      </w:pPr>
-    </w:p>
-    <w:p>
-      <w:pPr>
-        <w:spacing w:line="360" w:lineRule="auto"/>
-        <w:rPr>
-          <w:szCs w:val="24"/>
-        </w:rPr>
-      </w:pPr>
-    </w:p>
-    <w:p>
-      <w:pPr>
-        <w:spacing w:line="360" w:lineRule="auto"/>
-        <w:rPr>
-          <w:szCs w:val="24"/>
-        </w:rPr>
-      </w:pPr>
-    </w:p>
-    <w:p>
-      <w:pPr>
-        <w:spacing w:line="360" w:lineRule="auto"/>
-        <w:rPr>
-          <w:szCs w:val="24"/>
-        </w:rPr>
-      </w:pPr>
-    </w:p>
-    <w:p>
-      <w:pPr>
-        <w:spacing w:line="360" w:lineRule="auto"/>
-        <w:rPr>
-          <w:szCs w:val="24"/>
-        </w:rPr>
-      </w:pPr>
-    </w:p>
-    <w:p>
-      <w:pPr>
-        <w:spacing w:line="360" w:lineRule="auto"/>
-        <w:rPr>
-          <w:szCs w:val="24"/>
-        </w:rPr>
-      </w:pPr>
-    </w:p>
-    <w:p>
-      <w:pPr>
-        <w:pStyle w:val="1"/>
-        <w:spacing w:before="480" w:after="240"/>
-        <w:rPr>
-          <w:rFonts w:ascii="Times New Roman" w:hAnsi="Times New Roman"/>
-          <w:sz w:val="32"/>
-          <w:szCs w:val="32"/>
-        </w:rPr>
-      </w:pPr>
-      <w:bookmarkStart w:id="14" w:name="_Toc212658672"/>
-      <w:r>
-        <w:rPr>
-          <w:rFonts w:ascii="Times New Roman" w:hAnsi="Times New Roman"/>
-          <w:sz w:val="32"/>
-          <w:szCs w:val="32"/>
-        </w:rPr>
-        <w:lastRenderedPageBreak/>
-        <w:t>Проект решения</w:t>
-      </w:r>
-      <w:bookmarkEnd w:id="14"/>
-    </w:p>
-    <w:p>
-      <w:pPr>
-        <w:pStyle w:val="2"/>
-        <w:spacing w:before="360"/>
-      </w:pPr>
-      <w:bookmarkStart w:id="15" w:name="_Toc153721235"/>
-      <w:bookmarkStart w:id="16" w:name="_Toc212658673"/>
-      <w:r>
-        <w:t>Концептуальный проект</w:t>
-      </w:r>
-      <w:bookmarkEnd w:id="15"/>
-      <w:bookmarkEnd w:id="16"/>
-    </w:p>
-    <w:p>
-      <w:pPr>
-        <w:spacing w:line="360" w:lineRule="auto"/>
-        <w:ind w:firstLine="709"/>
-        <w:rPr>
-          <w:sz w:val="28"/>
-        </w:rPr>
-      </w:pPr>
-      <w:r>
-        <w:rPr>
-          <w:szCs w:val="18"/>
-        </w:rPr>
-        <w:t>Программный комплекс представляет собой веб-приложение, состоящее из двух основных интерфейсов: Личного кабинета клиента и Панели управления менеджера.</w:t>
-      </w:r>
-    </w:p>
-    <w:p>
-      <w:pPr>
-        <w:spacing w:line="360" w:lineRule="auto"/>
-        <w:rPr>
-          <w:b/>
-          <w:szCs w:val="18"/>
-        </w:rPr>
-      </w:pPr>
-      <w:r>
-        <w:rPr>
-          <w:b/>
-          <w:szCs w:val="18"/>
-        </w:rPr>
-        <w:t>Ключевые архитектурные решения:</w:t>
-      </w:r>
-    </w:p>
-    <w:p>
-      <w:pPr>
-        <w:pStyle w:val="af6"/>
-        <w:numPr>
-          <w:ilvl w:val="0"/>
-          <w:numId w:val="30"/>
-        </w:numPr>
-        <w:spacing w:line="360" w:lineRule="auto"/>
-        <w:rPr>
-          <w:szCs w:val="18"/>
-        </w:rPr>
-      </w:pPr>
-      <w:proofErr w:type="spellStart"/>
-      <w:r>
-        <w:rPr>
-          <w:szCs w:val="18"/>
-        </w:rPr>
-        <w:t>Мультисервисная</w:t>
-      </w:r>
-      <w:proofErr w:type="spellEnd"/>
-      <w:r>
-        <w:rPr>
-          <w:szCs w:val="18"/>
-        </w:rPr>
-        <w:t xml:space="preserve"> архитектура: Поддержка нескольких сервисных центров с индивидуальными настройками, услугами и расписанием.</w:t>
-      </w:r>
-    </w:p>
-    <w:p>
-      <w:pPr>
-        <w:pStyle w:val="af6"/>
-        <w:numPr>
-          <w:ilvl w:val="0"/>
-          <w:numId w:val="30"/>
-        </w:numPr>
-        <w:spacing w:line="360" w:lineRule="auto"/>
-        <w:rPr>
-          <w:szCs w:val="18"/>
-        </w:rPr>
-      </w:pPr>
-      <w:r>
-        <w:rPr>
-          <w:szCs w:val="18"/>
-        </w:rPr>
-        <w:t>Расширенная модель данных: Учет автомобилей по маркам/моделям, управление совместимостью запчастей, трекинг рабочего времени сотрудников.</w:t>
-      </w:r>
-    </w:p>
-    <w:p>
-      <w:pPr>
-        <w:pStyle w:val="af6"/>
-        <w:numPr>
-          <w:ilvl w:val="0"/>
-          <w:numId w:val="30"/>
-        </w:numPr>
-        <w:spacing w:line="360" w:lineRule="auto"/>
-        <w:rPr>
-          <w:szCs w:val="18"/>
-        </w:rPr>
-      </w:pPr>
-      <w:r>
-        <w:rPr>
-          <w:szCs w:val="18"/>
-        </w:rPr>
-        <w:t>Гибкая система записи: Учет продолжительности услуг, автоматический расчет времени окончания приема.</w:t>
-      </w:r>
-    </w:p>
-    <w:p>
-      <w:pPr>
-        <w:pStyle w:val="af6"/>
-        <w:numPr>
-          <w:ilvl w:val="0"/>
-          <w:numId w:val="30"/>
-        </w:numPr>
-        <w:spacing w:line="360" w:lineRule="auto"/>
-        <w:rPr>
-          <w:szCs w:val="18"/>
-        </w:rPr>
-      </w:pPr>
-      <w:r>
-        <w:rPr>
-          <w:szCs w:val="18"/>
-        </w:rPr>
-        <w:t>Разделение ролей: Четкое разграничение прав между клиентами, механиками, менеджерами и директорами.</w:t>
-      </w:r>
-    </w:p>
-    <w:p>
-      <w:pPr>
-        <w:spacing w:line="360" w:lineRule="auto"/>
-        <w:ind w:firstLine="227"/>
-        <w:rPr>
-          <w:b/>
-          <w:szCs w:val="18"/>
-        </w:rPr>
-      </w:pPr>
-      <w:r>
-        <w:rPr>
-          <w:b/>
-          <w:szCs w:val="18"/>
-        </w:rPr>
-        <w:t xml:space="preserve">Архитектура для заказчика: </w:t>
-      </w:r>
-    </w:p>
-    <w:p>
-      <w:pPr>
-        <w:spacing w:line="360" w:lineRule="auto"/>
-        <w:ind w:firstLine="709"/>
-        <w:rPr>
-          <w:szCs w:val="18"/>
-        </w:rPr>
-      </w:pPr>
-      <w:r>
-        <w:rPr>
-          <w:szCs w:val="18"/>
-        </w:rPr>
-        <w:t>Клиенты регистрируются, добавляют свои автомобили и записываются на услуги через веб-интерфейс. Менеджеры видят все записи, управляют статусами работ, заказывают запчасти и назначают механиков. Система автоматически проверяет доступность времени и управляет рабочим расписанием сервисных центров.</w:t>
-      </w:r>
-    </w:p>
-    <w:p>
-      <w:pPr>
-        <w:pStyle w:val="2"/>
-        <w:spacing w:before="360"/>
-      </w:pPr>
-      <w:bookmarkStart w:id="17" w:name="_Toc153721236"/>
-      <w:bookmarkStart w:id="18" w:name="_Toc212658674"/>
-      <w:r>
-        <w:t>Логический проект</w:t>
-      </w:r>
-      <w:bookmarkEnd w:id="17"/>
-      <w:bookmarkEnd w:id="18"/>
-    </w:p>
-    <w:p>
-      <w:pPr>
-        <w:spacing w:line="360" w:lineRule="auto"/>
-        <w:ind w:firstLine="709"/>
-        <w:rPr>
-          <w:szCs w:val="18"/>
-        </w:rPr>
-      </w:pPr>
-      <w:r>
-        <w:rPr>
-          <w:szCs w:val="18"/>
-        </w:rPr>
-        <w:t xml:space="preserve">Логическая модель системы основана на объектной модели данных, реализованной в </w:t>
-      </w:r>
-      <w:proofErr w:type="spellStart"/>
-      <w:r>
-        <w:rPr>
-          <w:szCs w:val="18"/>
-        </w:rPr>
-        <w:t>Django</w:t>
-      </w:r>
-      <w:proofErr w:type="spellEnd"/>
-      <w:r>
-        <w:rPr>
-          <w:szCs w:val="18"/>
-        </w:rPr>
-        <w:t xml:space="preserve"> ORM. Основные сущности и их взаимосвязи представлены на диаграмме классов:</w:t>
-      </w:r>
-    </w:p>
-    <w:p>
-      <w:pPr>
-        <w:spacing w:line="360" w:lineRule="auto"/>
-        <w:rPr>
-          <w:b/>
-          <w:szCs w:val="18"/>
-        </w:rPr>
-      </w:pPr>
-      <w:r>
-        <w:rPr>
-          <w:b/>
-          <w:szCs w:val="18"/>
-        </w:rPr>
-        <w:t>Основные сущности (классы):</w:t>
-      </w:r>
-    </w:p>
-    <w:p>
-      <w:pPr>
-        <w:pStyle w:val="af6"/>
-        <w:numPr>
-          <w:ilvl w:val="0"/>
-          <w:numId w:val="31"/>
-        </w:numPr>
-        <w:spacing w:line="360" w:lineRule="auto"/>
-        <w:rPr>
-          <w:szCs w:val="18"/>
-        </w:rPr>
-      </w:pPr>
-      <w:proofErr w:type="spellStart"/>
-      <w:r>
-        <w:rPr>
-          <w:szCs w:val="18"/>
-        </w:rPr>
-        <w:t>User</w:t>
-      </w:r>
-      <w:proofErr w:type="spellEnd"/>
-      <w:r>
-        <w:rPr>
-          <w:szCs w:val="18"/>
-        </w:rPr>
-        <w:t>/</w:t>
-      </w:r>
-      <w:proofErr w:type="spellStart"/>
-      <w:r>
-        <w:rPr>
-          <w:szCs w:val="18"/>
-        </w:rPr>
-        <w:t>UserProfile</w:t>
-      </w:r>
-      <w:proofErr w:type="spellEnd"/>
-      <w:r>
-        <w:rPr>
-          <w:szCs w:val="18"/>
-        </w:rPr>
-        <w:t xml:space="preserve">: Базовая система пользователей с расширенным профилем (телефон, адрес, </w:t>
-      </w:r>
-      <w:proofErr w:type="spellStart"/>
-      <w:r>
-        <w:rPr>
-          <w:szCs w:val="18"/>
-        </w:rPr>
-        <w:t>аватар</w:t>
-      </w:r>
-      <w:proofErr w:type="spellEnd"/>
-      <w:r>
-        <w:rPr>
-          <w:szCs w:val="18"/>
-        </w:rPr>
-        <w:t xml:space="preserve">). Автоматическая обработка изображений </w:t>
-      </w:r>
-      <w:proofErr w:type="spellStart"/>
-      <w:r>
-        <w:rPr>
-          <w:szCs w:val="18"/>
-        </w:rPr>
-        <w:t>аватаров</w:t>
-      </w:r>
-      <w:proofErr w:type="spellEnd"/>
-      <w:r>
-        <w:rPr>
-          <w:szCs w:val="18"/>
-        </w:rPr>
-        <w:t>.</w:t>
-      </w:r>
-    </w:p>
-    <w:p>
-      <w:pPr>
-        <w:pStyle w:val="af6"/>
-        <w:numPr>
-          <w:ilvl w:val="0"/>
-          <w:numId w:val="31"/>
-        </w:numPr>
-        <w:spacing w:line="360" w:lineRule="auto"/>
-        <w:rPr>
-          <w:szCs w:val="18"/>
-        </w:rPr>
-      </w:pPr>
-      <w:proofErr w:type="spellStart"/>
-      <w:r>
-        <w:rPr>
-          <w:szCs w:val="18"/>
-        </w:rPr>
-        <w:t>CarBrand</w:t>
-      </w:r>
-      <w:proofErr w:type="spellEnd"/>
-      <w:r>
-        <w:rPr>
-          <w:szCs w:val="18"/>
-        </w:rPr>
-        <w:t>/</w:t>
-      </w:r>
-      <w:proofErr w:type="spellStart"/>
-      <w:r>
-        <w:rPr>
-          <w:szCs w:val="18"/>
-        </w:rPr>
-        <w:t>CarModel</w:t>
-      </w:r>
-      <w:proofErr w:type="spellEnd"/>
-      <w:r>
-        <w:rPr>
-          <w:szCs w:val="18"/>
-        </w:rPr>
-        <w:t>/</w:t>
-      </w:r>
-      <w:proofErr w:type="spellStart"/>
-      <w:r>
-        <w:rPr>
-          <w:szCs w:val="18"/>
-        </w:rPr>
-        <w:t>Car</w:t>
-      </w:r>
-      <w:proofErr w:type="spellEnd"/>
-      <w:r>
-        <w:rPr>
-          <w:szCs w:val="18"/>
-        </w:rPr>
-        <w:t>: Иерархическая модель данных об автомобилях с поддержкой фотографий и автоматическим подбором изображений по марке/модели.</w:t>
-      </w:r>
-    </w:p>
-    <w:p>
-      <w:pPr>
-        <w:pStyle w:val="af6"/>
-        <w:numPr>
-          <w:ilvl w:val="0"/>
-          <w:numId w:val="31"/>
-        </w:numPr>
-        <w:spacing w:line="360" w:lineRule="auto"/>
-        <w:rPr>
-          <w:szCs w:val="18"/>
-        </w:rPr>
-      </w:pPr>
-      <w:proofErr w:type="spellStart"/>
-      <w:r>
-        <w:rPr>
-          <w:szCs w:val="18"/>
-        </w:rPr>
-        <w:t>ServiceCenter</w:t>
-      </w:r>
-      <w:proofErr w:type="spellEnd"/>
-      <w:r>
-        <w:rPr>
-          <w:szCs w:val="18"/>
-        </w:rPr>
-        <w:t xml:space="preserve">: Модель сервисного центра с фотографиями, контактными данными и гибкой системой рабочих часов через </w:t>
-      </w:r>
-      <w:proofErr w:type="spellStart"/>
-      <w:r>
-        <w:rPr>
-          <w:szCs w:val="18"/>
-        </w:rPr>
-        <w:t>WorkingHours</w:t>
-      </w:r>
-      <w:proofErr w:type="spellEnd"/>
-      <w:r>
-        <w:rPr>
-          <w:szCs w:val="18"/>
-        </w:rPr>
-        <w:t>.</w:t>
-      </w:r>
-    </w:p>
-    <w:p>
-      <w:pPr>
-        <w:pStyle w:val="af6"/>
-        <w:numPr>
-          <w:ilvl w:val="0"/>
-          <w:numId w:val="31"/>
-        </w:numPr>
-        <w:spacing w:line="360" w:lineRule="auto"/>
-        <w:rPr>
-          <w:szCs w:val="18"/>
-        </w:rPr>
-      </w:pPr>
-      <w:proofErr w:type="spellStart"/>
-      <w:r>
-        <w:rPr>
-          <w:szCs w:val="18"/>
-        </w:rPr>
-        <w:t>ServiceType</w:t>
-      </w:r>
-      <w:proofErr w:type="spellEnd"/>
-      <w:r>
-        <w:rPr>
-          <w:szCs w:val="18"/>
-        </w:rPr>
-        <w:t>: Каталог услуг с привязкой к сервисному центру, продолжительностью и стоимостью.</w:t>
-      </w:r>
-    </w:p>
-    <w:p>
-      <w:pPr>
-        <w:pStyle w:val="af6"/>
-        <w:numPr>
-          <w:ilvl w:val="0"/>
-          <w:numId w:val="31"/>
-        </w:numPr>
-        <w:spacing w:line="360" w:lineRule="auto"/>
-        <w:rPr>
-          <w:szCs w:val="18"/>
-        </w:rPr>
-      </w:pPr>
-      <w:proofErr w:type="spellStart"/>
-      <w:r>
-        <w:rPr>
-          <w:szCs w:val="18"/>
-        </w:rPr>
-        <w:lastRenderedPageBreak/>
-        <w:t>Appointment</w:t>
-      </w:r>
-      <w:proofErr w:type="spellEnd"/>
-      <w:r>
-        <w:rPr>
-          <w:szCs w:val="18"/>
-        </w:rPr>
-        <w:t>: Модель записи на услугу с автоматическим расчетом времени окончания (</w:t>
-      </w:r>
-      <w:proofErr w:type="spellStart"/>
-      <w:r>
-        <w:rPr>
-          <w:szCs w:val="18"/>
-        </w:rPr>
-        <w:t>end_time</w:t>
-      </w:r>
-      <w:proofErr w:type="spellEnd"/>
-      <w:r>
-        <w:rPr>
-          <w:szCs w:val="18"/>
-        </w:rPr>
-        <w:t>) на основе продолжительности услуги.</w:t>
-      </w:r>
-    </w:p>
-    <w:p>
-      <w:pPr>
-        <w:pStyle w:val="af6"/>
-        <w:numPr>
-          <w:ilvl w:val="0"/>
-          <w:numId w:val="31"/>
-        </w:numPr>
-        <w:spacing w:line="360" w:lineRule="auto"/>
-        <w:rPr>
-          <w:szCs w:val="18"/>
-        </w:rPr>
-      </w:pPr>
-      <w:proofErr w:type="spellStart"/>
-      <w:r>
-        <w:rPr>
-          <w:szCs w:val="18"/>
-        </w:rPr>
-        <w:t>Review</w:t>
-      </w:r>
-      <w:proofErr w:type="spellEnd"/>
-      <w:r>
-        <w:rPr>
-          <w:szCs w:val="18"/>
-        </w:rPr>
-        <w:t>: Система отзывов с возможностью ответа администрации.</w:t>
-      </w:r>
-    </w:p>
-    <w:p>
-      <w:pPr>
-        <w:spacing w:line="360" w:lineRule="auto"/>
-        <w:rPr>
-          <w:b/>
-          <w:szCs w:val="18"/>
-        </w:rPr>
-      </w:pPr>
-      <w:r>
-        <w:rPr>
-          <w:b/>
-          <w:szCs w:val="18"/>
-        </w:rPr>
-        <w:t>Поведение системы:</w:t>
-      </w:r>
-    </w:p>
-    <w:p>
-      <w:pPr>
-        <w:pStyle w:val="af6"/>
-        <w:numPr>
-          <w:ilvl w:val="0"/>
-          <w:numId w:val="32"/>
-        </w:numPr>
-        <w:spacing w:line="360" w:lineRule="auto"/>
-        <w:rPr>
-          <w:szCs w:val="18"/>
-        </w:rPr>
-      </w:pPr>
-      <w:r>
-        <w:rPr>
-          <w:szCs w:val="18"/>
-        </w:rPr>
-        <w:t xml:space="preserve">При создании </w:t>
-      </w:r>
-      <w:proofErr w:type="spellStart"/>
-      <w:r>
-        <w:rPr>
-          <w:szCs w:val="18"/>
-        </w:rPr>
-        <w:t>Appointment</w:t>
-      </w:r>
-      <w:proofErr w:type="spellEnd"/>
-      <w:r>
-        <w:rPr>
-          <w:szCs w:val="18"/>
-        </w:rPr>
-        <w:t xml:space="preserve"> автоматически рассчитывается </w:t>
-      </w:r>
-      <w:proofErr w:type="spellStart"/>
-      <w:r>
-        <w:rPr>
-          <w:szCs w:val="18"/>
-        </w:rPr>
-        <w:t>end_time</w:t>
-      </w:r>
-      <w:proofErr w:type="spellEnd"/>
-    </w:p>
-    <w:p>
-      <w:pPr>
-        <w:pStyle w:val="af6"/>
-        <w:numPr>
-          <w:ilvl w:val="0"/>
-          <w:numId w:val="32"/>
-        </w:numPr>
-        <w:spacing w:line="360" w:lineRule="auto"/>
-        <w:rPr>
-          <w:szCs w:val="18"/>
-        </w:rPr>
-      </w:pPr>
-      <w:r>
-        <w:rPr>
-          <w:szCs w:val="18"/>
-        </w:rPr>
-        <w:t>Система проверяет доступность времени при создании записи</w:t>
-      </w:r>
-    </w:p>
-    <w:p>
-      <w:pPr>
-        <w:pStyle w:val="af6"/>
-        <w:numPr>
-          <w:ilvl w:val="0"/>
-          <w:numId w:val="32"/>
-        </w:numPr>
-        <w:spacing w:line="360" w:lineRule="auto"/>
-        <w:rPr>
-          <w:szCs w:val="18"/>
-        </w:rPr>
-      </w:pPr>
-      <w:r>
-        <w:rPr>
-          <w:szCs w:val="18"/>
-        </w:rPr>
-        <w:t xml:space="preserve">При изменении статуса </w:t>
-      </w:r>
-      <w:proofErr w:type="spellStart"/>
-      <w:r>
-        <w:rPr>
-          <w:szCs w:val="18"/>
-        </w:rPr>
-        <w:t>ServiceRequest</w:t>
-      </w:r>
-      <w:proofErr w:type="spellEnd"/>
-      <w:r>
-        <w:rPr>
-          <w:szCs w:val="18"/>
-        </w:rPr>
-        <w:t xml:space="preserve"> могут автоматически создаваться уведомления</w:t>
-      </w:r>
-    </w:p>
-    <w:p>
-      <w:pPr>
-        <w:pStyle w:val="af6"/>
-        <w:numPr>
-          <w:ilvl w:val="0"/>
-          <w:numId w:val="32"/>
-        </w:numPr>
-        <w:spacing w:line="360" w:lineRule="auto"/>
-        <w:rPr>
-          <w:szCs w:val="18"/>
-        </w:rPr>
-      </w:pPr>
-      <w:r>
-        <w:rPr>
-          <w:szCs w:val="18"/>
-        </w:rPr>
-        <w:t>Механики назначаются только на заявки с соответствующим статусом</w:t>
-      </w:r>
-    </w:p>
-    <w:p>
-      <w:pPr>
-        <w:spacing w:line="360" w:lineRule="auto"/>
-        <w:jc w:val="center"/>
-        <w:rPr>
-          <w:szCs w:val="18"/>
-        </w:rPr>
-      </w:pPr>
-      <w:r>
-        <w:rPr>
-          <w:noProof/>
-          <w:szCs w:val="18"/>
-        </w:rPr>
         <w:drawing>
-          <wp:inline distT="0" distB="0" distL="0" distR="0" wp14:anchorId="7116EB51" wp14:editId="7958F9BD">
-            <wp:extent cx="4732020" cy="3777465"/>
+          <wp:inline distT="0" distB="0" distL="0" distR="0" wp14:anchorId="0A43BFBE" wp14:editId="09FA3673">
+            <wp:extent cx="6119495" cy="7013575"/>
             <wp:effectExtent l="0" t="0" r="0" b="0"/>
-            <wp:docPr id="4" name="Рисунок 4"/>
+            <wp:docPr id="5" name="Рисунок 5"/>
             <wp:cNvGraphicFramePr>
               <a:graphicFrameLocks xmlns:a="http://schemas.openxmlformats.org/drawingml/2006/main" noChangeAspect="1"/>
             </wp:cNvGraphicFramePr>
@@ -4121,7 +2802,7 @@
                   <pic:spPr>
                     <a:xfrm>
                       <a:off x="0" y="0"/>
-                      <a:ext cx="4748574" cy="3790680"/>
+                      <a:ext cx="6119495" cy="7013575"/>
                     </a:xfrm>
                     <a:prstGeom prst="rect">
                       <a:avLst/>
@@ -4136,8 +2817,1432 @@
     </w:p>
     <w:p>
       <w:pPr>
-        <w:spacing w:line="360" w:lineRule="auto"/>
         <w:jc w:val="center"/>
+      </w:pPr>
+      <w:r>
+        <w:t>Рисунок 3 – Управление статусами заказов</w:t>
+      </w:r>
+    </w:p>
+    <w:p/>
+    <w:p/>
+    <w:p/>
+    <w:p/>
+    <w:p/>
+    <w:p/>
+    <w:p/>
+    <w:p>
+      <w:r>
+        <w:rPr>
+          <w:noProof/>
+        </w:rPr>
+        <w:lastRenderedPageBreak/>
+        <w:drawing>
+          <wp:inline distT="0" distB="0" distL="0" distR="0" wp14:anchorId="267C4BB9" wp14:editId="7A9B641E">
+            <wp:extent cx="6119495" cy="6894195"/>
+            <wp:effectExtent l="0" t="0" r="0" b="1905"/>
+            <wp:docPr id="8" name="Рисунок 8"/>
+            <wp:cNvGraphicFramePr>
+              <a:graphicFrameLocks xmlns:a="http://schemas.openxmlformats.org/drawingml/2006/main" noChangeAspect="1"/>
+            </wp:cNvGraphicFramePr>
+            <a:graphic xmlns:a="http://schemas.openxmlformats.org/drawingml/2006/main">
+              <a:graphicData uri="http://schemas.openxmlformats.org/drawingml/2006/picture">
+                <pic:pic xmlns:pic="http://schemas.openxmlformats.org/drawingml/2006/picture">
+                  <pic:nvPicPr>
+                    <pic:cNvPr id="1" name=""/>
+                    <pic:cNvPicPr/>
+                  </pic:nvPicPr>
+                  <pic:blipFill>
+                    <a:blip r:embed="rId11"/>
+                    <a:stretch>
+                      <a:fillRect/>
+                    </a:stretch>
+                  </pic:blipFill>
+                  <pic:spPr>
+                    <a:xfrm>
+                      <a:off x="0" y="0"/>
+                      <a:ext cx="6119495" cy="6894195"/>
+                    </a:xfrm>
+                    <a:prstGeom prst="rect">
+                      <a:avLst/>
+                    </a:prstGeom>
+                  </pic:spPr>
+                </pic:pic>
+              </a:graphicData>
+            </a:graphic>
+          </wp:inline>
+        </w:drawing>
+      </w:r>
+    </w:p>
+    <w:p>
+      <w:pPr>
+        <w:jc w:val="center"/>
+      </w:pPr>
+      <w:r>
+        <w:t>Рисунок 4 – Полный цикл обслуживания</w:t>
+      </w:r>
+    </w:p>
+    <w:p/>
+    <w:p/>
+    <w:p/>
+    <w:p/>
+    <w:p>
+      <w:pPr>
+        <w:jc w:val="center"/>
+      </w:pPr>
+      <w:r>
+        <w:rPr>
+          <w:noProof/>
+        </w:rPr>
+        <w:lastRenderedPageBreak/>
+        <w:drawing>
+          <wp:inline distT="0" distB="0" distL="0" distR="0" wp14:anchorId="72C84852" wp14:editId="088B5C7E">
+            <wp:extent cx="2705478" cy="7792537"/>
+            <wp:effectExtent l="0" t="0" r="0" b="0"/>
+            <wp:docPr id="7" name="Рисунок 7"/>
+            <wp:cNvGraphicFramePr>
+              <a:graphicFrameLocks xmlns:a="http://schemas.openxmlformats.org/drawingml/2006/main" noChangeAspect="1"/>
+            </wp:cNvGraphicFramePr>
+            <a:graphic xmlns:a="http://schemas.openxmlformats.org/drawingml/2006/main">
+              <a:graphicData uri="http://schemas.openxmlformats.org/drawingml/2006/picture">
+                <pic:pic xmlns:pic="http://schemas.openxmlformats.org/drawingml/2006/picture">
+                  <pic:nvPicPr>
+                    <pic:cNvPr id="1" name=""/>
+                    <pic:cNvPicPr/>
+                  </pic:nvPicPr>
+                  <pic:blipFill>
+                    <a:blip r:embed="rId12"/>
+                    <a:stretch>
+                      <a:fillRect/>
+                    </a:stretch>
+                  </pic:blipFill>
+                  <pic:spPr>
+                    <a:xfrm>
+                      <a:off x="0" y="0"/>
+                      <a:ext cx="2705478" cy="7792537"/>
+                    </a:xfrm>
+                    <a:prstGeom prst="rect">
+                      <a:avLst/>
+                    </a:prstGeom>
+                  </pic:spPr>
+                </pic:pic>
+              </a:graphicData>
+            </a:graphic>
+          </wp:inline>
+        </w:drawing>
+      </w:r>
+    </w:p>
+    <w:p>
+      <w:pPr>
+        <w:jc w:val="center"/>
+      </w:pPr>
+      <w:r>
+        <w:t>Рисунок 5 – процесс блокировки слотов</w:t>
+      </w:r>
+    </w:p>
+    <w:p/>
+    <w:p/>
+    <w:p>
+      <w:pPr>
+        <w:pStyle w:val="1"/>
+        <w:spacing w:before="480" w:after="240"/>
+        <w:rPr>
+          <w:rFonts w:ascii="Times New Roman" w:hAnsi="Times New Roman"/>
+          <w:sz w:val="32"/>
+          <w:szCs w:val="32"/>
+        </w:rPr>
+      </w:pPr>
+      <w:bookmarkStart w:id="12" w:name="_Toc214481661"/>
+      <w:r>
+        <w:rPr>
+          <w:rFonts w:ascii="Times New Roman" w:hAnsi="Times New Roman"/>
+          <w:sz w:val="32"/>
+          <w:szCs w:val="32"/>
+        </w:rPr>
+        <w:lastRenderedPageBreak/>
+        <w:t>Исключенные возможности и неподдерживаемые сценарии</w:t>
+      </w:r>
+      <w:bookmarkEnd w:id="12"/>
+    </w:p>
+    <w:p>
+      <w:pPr>
+        <w:spacing w:line="360" w:lineRule="auto"/>
+        <w:rPr>
+          <w:szCs w:val="18"/>
+        </w:rPr>
+      </w:pPr>
+      <w:r>
+        <w:rPr>
+          <w:szCs w:val="18"/>
+        </w:rPr>
+        <w:t xml:space="preserve"> В текущем релизе проекта не будут реализованы следующие возможности:</w:t>
+      </w:r>
+    </w:p>
+    <w:p>
+      <w:pPr>
+        <w:pStyle w:val="af6"/>
+        <w:numPr>
+          <w:ilvl w:val="0"/>
+          <w:numId w:val="25"/>
+        </w:numPr>
+        <w:spacing w:line="360" w:lineRule="auto"/>
+        <w:rPr>
+          <w:szCs w:val="18"/>
+        </w:rPr>
+      </w:pPr>
+      <w:r>
+        <w:rPr>
+          <w:szCs w:val="18"/>
+        </w:rPr>
+        <w:t>Интеграция с системами онлайн-платежей. Оплата услуг не входит в рамки проекта.</w:t>
+      </w:r>
+    </w:p>
+    <w:p>
+      <w:pPr>
+        <w:pStyle w:val="af6"/>
+        <w:numPr>
+          <w:ilvl w:val="0"/>
+          <w:numId w:val="25"/>
+        </w:numPr>
+        <w:spacing w:line="360" w:lineRule="auto"/>
+        <w:rPr>
+          <w:szCs w:val="18"/>
+        </w:rPr>
+      </w:pPr>
+      <w:r>
+        <w:rPr>
+          <w:szCs w:val="18"/>
+        </w:rPr>
+        <w:t>Интеграция с системами складского учета и бухгалтерии. Учет запчастей ведется в упрощенном виде внутри системы.</w:t>
+      </w:r>
+    </w:p>
+    <w:p>
+      <w:pPr>
+        <w:pStyle w:val="af6"/>
+        <w:numPr>
+          <w:ilvl w:val="0"/>
+          <w:numId w:val="25"/>
+        </w:numPr>
+        <w:spacing w:line="360" w:lineRule="auto"/>
+        <w:rPr>
+          <w:szCs w:val="18"/>
+        </w:rPr>
+      </w:pPr>
+      <w:r>
+        <w:rPr>
+          <w:szCs w:val="18"/>
+        </w:rPr>
+        <w:t>Разработка мобильного</w:t>
+      </w:r>
+      <w:r>
+        <w:rPr>
+          <w:szCs w:val="18"/>
+        </w:rPr>
+        <w:t xml:space="preserve"> приложения для клиентов. Доступ осуществляется только через веб-браузер.</w:t>
+      </w:r>
+    </w:p>
+    <w:p>
+      <w:pPr>
+        <w:pStyle w:val="af6"/>
+        <w:numPr>
+          <w:ilvl w:val="0"/>
+          <w:numId w:val="25"/>
+        </w:numPr>
+        <w:spacing w:line="360" w:lineRule="auto"/>
+        <w:rPr>
+          <w:szCs w:val="18"/>
+        </w:rPr>
+      </w:pPr>
+      <w:r>
+        <w:rPr>
+          <w:szCs w:val="18"/>
+        </w:rPr>
+        <w:t>Личный кабинет для автомехаников. Взаимодействие с механиками осуществляется через менеджера.</w:t>
+      </w:r>
+    </w:p>
+    <w:p>
+      <w:pPr>
+        <w:pStyle w:val="af6"/>
+        <w:numPr>
+          <w:ilvl w:val="0"/>
+          <w:numId w:val="25"/>
+        </w:numPr>
+        <w:spacing w:line="360" w:lineRule="auto"/>
+        <w:rPr>
+          <w:szCs w:val="18"/>
+        </w:rPr>
+      </w:pPr>
+      <w:r>
+        <w:rPr>
+          <w:szCs w:val="18"/>
+        </w:rPr>
+        <w:t>Система автоматического формирования и печати счетов-заказов.</w:t>
+      </w:r>
+    </w:p>
+    <w:p>
+      <w:pPr>
+        <w:spacing w:line="360" w:lineRule="auto"/>
+        <w:ind w:firstLine="709"/>
+        <w:rPr>
+          <w:szCs w:val="18"/>
+        </w:rPr>
+      </w:pPr>
+      <w:r>
+        <w:rPr>
+          <w:szCs w:val="18"/>
+        </w:rPr>
+        <w:t>Обоснование: Данные функции исключены в связи с ограниченностью ресурсов и времени учебного проекта. Они являются ценными, но не критичными для достижения основных целей проекта на первом этапе и могут быть реализованы в будущих версиях.</w:t>
+      </w:r>
+    </w:p>
+    <w:p>
+      <w:pPr>
+        <w:spacing w:line="360" w:lineRule="auto"/>
+        <w:ind w:firstLine="709"/>
+        <w:rPr>
+          <w:szCs w:val="18"/>
+        </w:rPr>
+      </w:pPr>
+    </w:p>
+    <w:p>
+      <w:pPr>
+        <w:spacing w:line="360" w:lineRule="auto"/>
+        <w:ind w:firstLine="709"/>
+        <w:rPr>
+          <w:szCs w:val="18"/>
+        </w:rPr>
+      </w:pPr>
+    </w:p>
+    <w:p>
+      <w:pPr>
+        <w:spacing w:line="360" w:lineRule="auto"/>
+        <w:ind w:firstLine="709"/>
+        <w:rPr>
+          <w:szCs w:val="18"/>
+        </w:rPr>
+      </w:pPr>
+    </w:p>
+    <w:p>
+      <w:pPr>
+        <w:spacing w:line="360" w:lineRule="auto"/>
+        <w:ind w:firstLine="709"/>
+        <w:rPr>
+          <w:szCs w:val="18"/>
+        </w:rPr>
+      </w:pPr>
+    </w:p>
+    <w:p>
+      <w:pPr>
+        <w:spacing w:line="360" w:lineRule="auto"/>
+        <w:ind w:firstLine="709"/>
+        <w:rPr>
+          <w:szCs w:val="18"/>
+        </w:rPr>
+      </w:pPr>
+    </w:p>
+    <w:p>
+      <w:pPr>
+        <w:spacing w:line="360" w:lineRule="auto"/>
+        <w:ind w:firstLine="709"/>
+        <w:rPr>
+          <w:szCs w:val="18"/>
+        </w:rPr>
+      </w:pPr>
+    </w:p>
+    <w:p>
+      <w:pPr>
+        <w:spacing w:line="360" w:lineRule="auto"/>
+        <w:ind w:firstLine="709"/>
+        <w:rPr>
+          <w:szCs w:val="18"/>
+        </w:rPr>
+      </w:pPr>
+    </w:p>
+    <w:p>
+      <w:pPr>
+        <w:spacing w:line="360" w:lineRule="auto"/>
+        <w:ind w:firstLine="709"/>
+        <w:rPr>
+          <w:szCs w:val="18"/>
+        </w:rPr>
+      </w:pPr>
+    </w:p>
+    <w:p>
+      <w:pPr>
+        <w:spacing w:line="360" w:lineRule="auto"/>
+        <w:ind w:firstLine="709"/>
+        <w:rPr>
+          <w:szCs w:val="18"/>
+        </w:rPr>
+      </w:pPr>
+    </w:p>
+    <w:p>
+      <w:pPr>
+        <w:spacing w:line="360" w:lineRule="auto"/>
+        <w:ind w:firstLine="709"/>
+        <w:rPr>
+          <w:szCs w:val="18"/>
+        </w:rPr>
+      </w:pPr>
+    </w:p>
+    <w:p>
+      <w:pPr>
+        <w:spacing w:line="360" w:lineRule="auto"/>
+        <w:ind w:firstLine="709"/>
+        <w:rPr>
+          <w:szCs w:val="18"/>
+        </w:rPr>
+      </w:pPr>
+    </w:p>
+    <w:p>
+      <w:pPr>
+        <w:spacing w:line="360" w:lineRule="auto"/>
+        <w:ind w:firstLine="709"/>
+        <w:rPr>
+          <w:szCs w:val="18"/>
+        </w:rPr>
+      </w:pPr>
+    </w:p>
+    <w:p>
+      <w:pPr>
+        <w:spacing w:line="360" w:lineRule="auto"/>
+        <w:ind w:firstLine="709"/>
+        <w:rPr>
+          <w:szCs w:val="18"/>
+        </w:rPr>
+      </w:pPr>
+    </w:p>
+    <w:p>
+      <w:pPr>
+        <w:spacing w:line="360" w:lineRule="auto"/>
+        <w:ind w:firstLine="709"/>
+        <w:rPr>
+          <w:szCs w:val="18"/>
+        </w:rPr>
+      </w:pPr>
+    </w:p>
+    <w:p>
+      <w:pPr>
+        <w:pStyle w:val="1"/>
+        <w:spacing w:before="480" w:after="240"/>
+        <w:rPr>
+          <w:rFonts w:ascii="Times New Roman" w:hAnsi="Times New Roman"/>
+          <w:sz w:val="32"/>
+          <w:szCs w:val="32"/>
+        </w:rPr>
+      </w:pPr>
+      <w:bookmarkStart w:id="13" w:name="_Toc214481662"/>
+      <w:r>
+        <w:rPr>
+          <w:rFonts w:ascii="Times New Roman" w:hAnsi="Times New Roman"/>
+          <w:sz w:val="32"/>
+          <w:szCs w:val="32"/>
+        </w:rPr>
+        <w:lastRenderedPageBreak/>
+        <w:t>Предположения и зависимости</w:t>
+      </w:r>
+      <w:bookmarkEnd w:id="13"/>
+    </w:p>
+    <w:p>
+      <w:pPr>
+        <w:spacing w:line="360" w:lineRule="auto"/>
+        <w:rPr>
+          <w:b/>
+          <w:szCs w:val="24"/>
+        </w:rPr>
+      </w:pPr>
+      <w:r>
+        <w:rPr>
+          <w:b/>
+          <w:szCs w:val="24"/>
+        </w:rPr>
+        <w:t>Предположения:</w:t>
+      </w:r>
+    </w:p>
+    <w:p>
+      <w:pPr>
+        <w:pStyle w:val="af6"/>
+        <w:numPr>
+          <w:ilvl w:val="0"/>
+          <w:numId w:val="25"/>
+        </w:numPr>
+        <w:spacing w:line="360" w:lineRule="auto"/>
+        <w:rPr>
+          <w:szCs w:val="24"/>
+        </w:rPr>
+      </w:pPr>
+      <w:r>
+        <w:rPr>
+          <w:szCs w:val="24"/>
+        </w:rPr>
+        <w:t>Сотрудники и клиенты автосервиса имеют стабильный доступ в Интернет.</w:t>
+      </w:r>
+    </w:p>
+    <w:p>
+      <w:pPr>
+        <w:pStyle w:val="af6"/>
+        <w:numPr>
+          <w:ilvl w:val="0"/>
+          <w:numId w:val="25"/>
+        </w:numPr>
+        <w:spacing w:line="360" w:lineRule="auto"/>
+        <w:rPr>
+          <w:szCs w:val="24"/>
+        </w:rPr>
+      </w:pPr>
+      <w:r>
+        <w:rPr>
+          <w:szCs w:val="24"/>
+        </w:rPr>
+        <w:t>Клиенты используют устройства с актуальными версиями веб-браузеров.</w:t>
+      </w:r>
+    </w:p>
+    <w:p>
+      <w:pPr>
+        <w:pStyle w:val="af6"/>
+        <w:numPr>
+          <w:ilvl w:val="0"/>
+          <w:numId w:val="25"/>
+        </w:numPr>
+        <w:spacing w:line="360" w:lineRule="auto"/>
+        <w:rPr>
+          <w:szCs w:val="24"/>
+        </w:rPr>
+      </w:pPr>
+      <w:r>
+        <w:rPr>
+          <w:szCs w:val="24"/>
+        </w:rPr>
+        <w:t>Функциональности, описанной в разделах "Функциональность решения" и "Сценарии использования", достаточно для успешного функционирования системы в условиях автосервиса на первом этапе.</w:t>
+      </w:r>
+    </w:p>
+    <w:p>
+      <w:pPr>
+        <w:spacing w:line="360" w:lineRule="auto"/>
+        <w:rPr>
+          <w:b/>
+          <w:szCs w:val="24"/>
+        </w:rPr>
+      </w:pPr>
+      <w:r>
+        <w:rPr>
+          <w:b/>
+          <w:szCs w:val="24"/>
+        </w:rPr>
+        <w:t>Зависимости:</w:t>
+      </w:r>
+    </w:p>
+    <w:p>
+      <w:pPr>
+        <w:pStyle w:val="af6"/>
+        <w:numPr>
+          <w:ilvl w:val="0"/>
+          <w:numId w:val="25"/>
+        </w:numPr>
+        <w:spacing w:line="360" w:lineRule="auto"/>
+        <w:rPr>
+          <w:szCs w:val="24"/>
+        </w:rPr>
+      </w:pPr>
+      <w:r>
+        <w:rPr>
+          <w:szCs w:val="24"/>
+        </w:rPr>
+        <w:t>Проект зависит от выбранного стека технологий (</w:t>
+      </w:r>
+      <w:proofErr w:type="spellStart"/>
+      <w:r>
+        <w:rPr>
+          <w:szCs w:val="24"/>
+        </w:rPr>
+        <w:t>Python</w:t>
+      </w:r>
+      <w:proofErr w:type="spellEnd"/>
+      <w:r>
+        <w:rPr>
+          <w:szCs w:val="24"/>
+        </w:rPr>
+        <w:t xml:space="preserve">, </w:t>
+      </w:r>
+      <w:proofErr w:type="spellStart"/>
+      <w:r>
+        <w:rPr>
+          <w:szCs w:val="24"/>
+        </w:rPr>
+        <w:t>Django</w:t>
+      </w:r>
+      <w:proofErr w:type="spellEnd"/>
+      <w:r>
+        <w:rPr>
+          <w:szCs w:val="24"/>
+        </w:rPr>
+        <w:t xml:space="preserve">, DRF, </w:t>
+      </w:r>
+      <w:proofErr w:type="spellStart"/>
+      <w:r>
+        <w:rPr>
+          <w:szCs w:val="24"/>
+        </w:rPr>
+        <w:t>React</w:t>
+      </w:r>
+      <w:proofErr w:type="spellEnd"/>
+      <w:r>
+        <w:rPr>
+          <w:szCs w:val="24"/>
+        </w:rPr>
+        <w:t xml:space="preserve">, </w:t>
+      </w:r>
+      <w:proofErr w:type="spellStart"/>
+      <w:r>
+        <w:rPr>
+          <w:szCs w:val="24"/>
+        </w:rPr>
+        <w:t>SQLite</w:t>
+      </w:r>
+      <w:proofErr w:type="spellEnd"/>
+      <w:r>
+        <w:rPr>
+          <w:szCs w:val="24"/>
+        </w:rPr>
+        <w:t>).</w:t>
+      </w:r>
+    </w:p>
+    <w:p>
+      <w:pPr>
+        <w:pStyle w:val="af6"/>
+        <w:numPr>
+          <w:ilvl w:val="0"/>
+          <w:numId w:val="25"/>
+        </w:numPr>
+        <w:spacing w:line="360" w:lineRule="auto"/>
+        <w:rPr>
+          <w:szCs w:val="24"/>
+        </w:rPr>
+      </w:pPr>
+      <w:r>
+        <w:rPr>
+          <w:szCs w:val="24"/>
+        </w:rPr>
+        <w:t>Доступность и стабильность работы облачного хостинга для финального развертывания.</w:t>
+      </w:r>
+    </w:p>
+    <w:p>
+      <w:pPr>
+        <w:pStyle w:val="af6"/>
+        <w:numPr>
+          <w:ilvl w:val="0"/>
+          <w:numId w:val="25"/>
+        </w:numPr>
+        <w:spacing w:line="360" w:lineRule="auto"/>
+        <w:rPr>
+          <w:szCs w:val="24"/>
+        </w:rPr>
+      </w:pPr>
+      <w:r>
+        <w:rPr>
+          <w:szCs w:val="24"/>
+        </w:rPr>
+        <w:t>Успешное освоение участниками команды необходимых технологий в установленные сроки.</w:t>
+      </w:r>
+    </w:p>
+    <w:p>
+      <w:pPr>
+        <w:spacing w:line="360" w:lineRule="auto"/>
+        <w:rPr>
+          <w:szCs w:val="24"/>
+        </w:rPr>
+      </w:pPr>
+    </w:p>
+    <w:p>
+      <w:pPr>
+        <w:spacing w:line="360" w:lineRule="auto"/>
+        <w:rPr>
+          <w:szCs w:val="24"/>
+        </w:rPr>
+      </w:pPr>
+    </w:p>
+    <w:p>
+      <w:pPr>
+        <w:spacing w:line="360" w:lineRule="auto"/>
+        <w:rPr>
+          <w:szCs w:val="24"/>
+        </w:rPr>
+      </w:pPr>
+    </w:p>
+    <w:p>
+      <w:pPr>
+        <w:spacing w:line="360" w:lineRule="auto"/>
+        <w:rPr>
+          <w:szCs w:val="24"/>
+        </w:rPr>
+      </w:pPr>
+    </w:p>
+    <w:p>
+      <w:pPr>
+        <w:spacing w:line="360" w:lineRule="auto"/>
+        <w:rPr>
+          <w:szCs w:val="24"/>
+        </w:rPr>
+      </w:pPr>
+    </w:p>
+    <w:p>
+      <w:pPr>
+        <w:spacing w:line="360" w:lineRule="auto"/>
+        <w:rPr>
+          <w:szCs w:val="24"/>
+        </w:rPr>
+      </w:pPr>
+    </w:p>
+    <w:p>
+      <w:pPr>
+        <w:spacing w:line="360" w:lineRule="auto"/>
+        <w:rPr>
+          <w:szCs w:val="24"/>
+        </w:rPr>
+      </w:pPr>
+    </w:p>
+    <w:p>
+      <w:pPr>
+        <w:spacing w:line="360" w:lineRule="auto"/>
+        <w:rPr>
+          <w:szCs w:val="24"/>
+        </w:rPr>
+      </w:pPr>
+    </w:p>
+    <w:p>
+      <w:pPr>
+        <w:spacing w:line="360" w:lineRule="auto"/>
+        <w:rPr>
+          <w:szCs w:val="24"/>
+        </w:rPr>
+      </w:pPr>
+    </w:p>
+    <w:p>
+      <w:pPr>
+        <w:spacing w:line="360" w:lineRule="auto"/>
+        <w:rPr>
+          <w:szCs w:val="24"/>
+        </w:rPr>
+      </w:pPr>
+    </w:p>
+    <w:p>
+      <w:pPr>
+        <w:spacing w:line="360" w:lineRule="auto"/>
+        <w:rPr>
+          <w:szCs w:val="24"/>
+        </w:rPr>
+      </w:pPr>
+    </w:p>
+    <w:p>
+      <w:pPr>
+        <w:spacing w:line="360" w:lineRule="auto"/>
+        <w:rPr>
+          <w:szCs w:val="24"/>
+        </w:rPr>
+      </w:pPr>
+    </w:p>
+    <w:p>
+      <w:pPr>
+        <w:pStyle w:val="1"/>
+        <w:spacing w:before="480" w:after="240"/>
+        <w:rPr>
+          <w:rFonts w:ascii="Times New Roman" w:hAnsi="Times New Roman"/>
+          <w:sz w:val="32"/>
+          <w:szCs w:val="32"/>
+        </w:rPr>
+      </w:pPr>
+      <w:bookmarkStart w:id="14" w:name="_Toc214481663"/>
+      <w:r>
+        <w:rPr>
+          <w:rFonts w:ascii="Times New Roman" w:hAnsi="Times New Roman"/>
+          <w:sz w:val="32"/>
+          <w:szCs w:val="32"/>
+        </w:rPr>
+        <w:lastRenderedPageBreak/>
+        <w:t>Проект решения</w:t>
+      </w:r>
+      <w:bookmarkEnd w:id="14"/>
+    </w:p>
+    <w:p>
+      <w:pPr>
+        <w:pStyle w:val="2"/>
+        <w:spacing w:before="360"/>
+      </w:pPr>
+      <w:bookmarkStart w:id="15" w:name="_Toc153721235"/>
+      <w:bookmarkStart w:id="16" w:name="_Toc214481664"/>
+      <w:r>
+        <w:t>Концептуальный проект</w:t>
+      </w:r>
+      <w:bookmarkEnd w:id="15"/>
+      <w:bookmarkEnd w:id="16"/>
+    </w:p>
+    <w:p>
+      <w:pPr>
+        <w:spacing w:line="360" w:lineRule="auto"/>
+        <w:ind w:firstLine="709"/>
+        <w:rPr>
+          <w:sz w:val="28"/>
+        </w:rPr>
+      </w:pPr>
+      <w:r>
+        <w:rPr>
+          <w:szCs w:val="18"/>
+        </w:rPr>
+        <w:t>Программный комплекс представляет собой веб-приложение, состоящее из двух основных интерфейсов: Личного кабинета клиента и Панели управления менеджера.</w:t>
+      </w:r>
+    </w:p>
+    <w:p>
+      <w:pPr>
+        <w:spacing w:line="360" w:lineRule="auto"/>
+        <w:rPr>
+          <w:b/>
+          <w:szCs w:val="18"/>
+        </w:rPr>
+      </w:pPr>
+      <w:r>
+        <w:rPr>
+          <w:b/>
+          <w:szCs w:val="18"/>
+        </w:rPr>
+        <w:t>Ключевые архитектурные решения:</w:t>
+      </w:r>
+    </w:p>
+    <w:p>
+      <w:pPr>
+        <w:pStyle w:val="af6"/>
+        <w:numPr>
+          <w:ilvl w:val="0"/>
+          <w:numId w:val="30"/>
+        </w:numPr>
+        <w:spacing w:line="360" w:lineRule="auto"/>
+        <w:rPr>
+          <w:szCs w:val="18"/>
+        </w:rPr>
+      </w:pPr>
+      <w:proofErr w:type="spellStart"/>
+      <w:r>
+        <w:rPr>
+          <w:szCs w:val="18"/>
+        </w:rPr>
+        <w:t>Мультисервисная</w:t>
+      </w:r>
+      <w:proofErr w:type="spellEnd"/>
+      <w:r>
+        <w:rPr>
+          <w:szCs w:val="18"/>
+        </w:rPr>
+        <w:t xml:space="preserve"> архитектура: Поддержка нескольких сервисных центров с индивидуальными настройками, услугами и расписанием.</w:t>
+      </w:r>
+    </w:p>
+    <w:p>
+      <w:pPr>
+        <w:pStyle w:val="af6"/>
+        <w:numPr>
+          <w:ilvl w:val="0"/>
+          <w:numId w:val="30"/>
+        </w:numPr>
+        <w:spacing w:line="360" w:lineRule="auto"/>
+        <w:rPr>
+          <w:szCs w:val="18"/>
+        </w:rPr>
+      </w:pPr>
+      <w:r>
+        <w:rPr>
+          <w:szCs w:val="18"/>
+        </w:rPr>
+        <w:t>Расширенная модель данных: Учет автомобилей по маркам/моделям, управление совместимостью запчастей, трекинг рабочего времени сотрудников.</w:t>
+      </w:r>
+    </w:p>
+    <w:p>
+      <w:pPr>
+        <w:pStyle w:val="af6"/>
+        <w:numPr>
+          <w:ilvl w:val="0"/>
+          <w:numId w:val="30"/>
+        </w:numPr>
+        <w:spacing w:line="360" w:lineRule="auto"/>
+        <w:rPr>
+          <w:szCs w:val="18"/>
+        </w:rPr>
+      </w:pPr>
+      <w:r>
+        <w:rPr>
+          <w:szCs w:val="18"/>
+        </w:rPr>
+        <w:t>Гибкая система записи: Учет продолжительности услуг, автоматический расчет времени окончания приема.</w:t>
+      </w:r>
+    </w:p>
+    <w:p>
+      <w:pPr>
+        <w:pStyle w:val="af6"/>
+        <w:numPr>
+          <w:ilvl w:val="0"/>
+          <w:numId w:val="30"/>
+        </w:numPr>
+        <w:spacing w:line="360" w:lineRule="auto"/>
+        <w:rPr>
+          <w:szCs w:val="18"/>
+        </w:rPr>
+      </w:pPr>
+      <w:r>
+        <w:rPr>
+          <w:szCs w:val="18"/>
+        </w:rPr>
+        <w:t>Разделение ролей: Четкое разграничение прав между клиентами, механиками, менеджерами и директорами.</w:t>
+      </w:r>
+    </w:p>
+    <w:p>
+      <w:pPr>
+        <w:spacing w:line="360" w:lineRule="auto"/>
+        <w:ind w:firstLine="227"/>
+        <w:rPr>
+          <w:b/>
+          <w:szCs w:val="18"/>
+        </w:rPr>
+      </w:pPr>
+      <w:r>
+        <w:rPr>
+          <w:b/>
+          <w:szCs w:val="18"/>
+        </w:rPr>
+        <w:t xml:space="preserve">Архитектура для заказчика: </w:t>
+      </w:r>
+    </w:p>
+    <w:p>
+      <w:pPr>
+        <w:spacing w:line="360" w:lineRule="auto"/>
+        <w:ind w:firstLine="709"/>
+        <w:rPr>
+          <w:szCs w:val="18"/>
+        </w:rPr>
+      </w:pPr>
+      <w:r>
+        <w:rPr>
+          <w:szCs w:val="18"/>
+        </w:rPr>
+        <w:t>Клиенты регистрируются, добавляют свои автомобили и записываются на услуги через веб-интерфейс. Менеджеры видят все записи, управляют статусами работ, заказывают запчасти и назначают механиков. Система автоматически проверяет доступность времени и управляет рабочим расписанием сервисных центров.</w:t>
+      </w:r>
+    </w:p>
+    <w:p>
+      <w:pPr>
+        <w:pStyle w:val="2"/>
+        <w:spacing w:before="360"/>
+      </w:pPr>
+      <w:bookmarkStart w:id="17" w:name="_Toc153721236"/>
+      <w:bookmarkStart w:id="18" w:name="_Toc214481665"/>
+      <w:r>
+        <w:t>Логический проект</w:t>
+      </w:r>
+      <w:bookmarkEnd w:id="17"/>
+      <w:bookmarkEnd w:id="18"/>
+    </w:p>
+    <w:p>
+      <w:pPr>
+        <w:spacing w:line="360" w:lineRule="auto"/>
+        <w:ind w:firstLine="709"/>
+        <w:rPr>
+          <w:szCs w:val="18"/>
+        </w:rPr>
+      </w:pPr>
+      <w:r>
+        <w:rPr>
+          <w:szCs w:val="18"/>
+        </w:rPr>
+        <w:t xml:space="preserve">Логическая модель системы основана на объектной модели данных, реализованной в </w:t>
+      </w:r>
+      <w:proofErr w:type="spellStart"/>
+      <w:r>
+        <w:rPr>
+          <w:szCs w:val="18"/>
+        </w:rPr>
+        <w:t>Django</w:t>
+      </w:r>
+      <w:proofErr w:type="spellEnd"/>
+      <w:r>
+        <w:rPr>
+          <w:szCs w:val="18"/>
+        </w:rPr>
+        <w:t xml:space="preserve"> ORM. Основные сущности и их взаимосвязи представлены на диаграмме классов:</w:t>
+      </w:r>
+    </w:p>
+    <w:p>
+      <w:pPr>
+        <w:spacing w:line="360" w:lineRule="auto"/>
+        <w:rPr>
+          <w:b/>
+          <w:szCs w:val="18"/>
+        </w:rPr>
+      </w:pPr>
+      <w:r>
+        <w:rPr>
+          <w:b/>
+          <w:szCs w:val="18"/>
+        </w:rPr>
+        <w:t>Основные сущности (классы):</w:t>
+      </w:r>
+    </w:p>
+    <w:p>
+      <w:pPr>
+        <w:pStyle w:val="af6"/>
+        <w:numPr>
+          <w:ilvl w:val="0"/>
+          <w:numId w:val="31"/>
+        </w:numPr>
+        <w:spacing w:line="360" w:lineRule="auto"/>
+        <w:rPr>
+          <w:szCs w:val="18"/>
+        </w:rPr>
+      </w:pPr>
+      <w:proofErr w:type="spellStart"/>
+      <w:r>
+        <w:rPr>
+          <w:szCs w:val="18"/>
+        </w:rPr>
+        <w:t>User</w:t>
+      </w:r>
+      <w:proofErr w:type="spellEnd"/>
+      <w:r>
+        <w:rPr>
+          <w:szCs w:val="18"/>
+        </w:rPr>
+        <w:t>/</w:t>
+      </w:r>
+      <w:proofErr w:type="spellStart"/>
+      <w:r>
+        <w:rPr>
+          <w:szCs w:val="18"/>
+        </w:rPr>
+        <w:t>UserProfile</w:t>
+      </w:r>
+      <w:proofErr w:type="spellEnd"/>
+      <w:r>
+        <w:rPr>
+          <w:szCs w:val="18"/>
+        </w:rPr>
+        <w:t xml:space="preserve">: Базовая система пользователей с расширенным профилем (телефон, адрес, </w:t>
+      </w:r>
+      <w:proofErr w:type="spellStart"/>
+      <w:r>
+        <w:rPr>
+          <w:szCs w:val="18"/>
+        </w:rPr>
+        <w:t>аватар</w:t>
+      </w:r>
+      <w:proofErr w:type="spellEnd"/>
+      <w:r>
+        <w:rPr>
+          <w:szCs w:val="18"/>
+        </w:rPr>
+        <w:t xml:space="preserve">). Автоматическая обработка изображений </w:t>
+      </w:r>
+      <w:proofErr w:type="spellStart"/>
+      <w:r>
+        <w:rPr>
+          <w:szCs w:val="18"/>
+        </w:rPr>
+        <w:t>аватаров</w:t>
+      </w:r>
+      <w:proofErr w:type="spellEnd"/>
+      <w:r>
+        <w:rPr>
+          <w:szCs w:val="18"/>
+        </w:rPr>
+        <w:t>.</w:t>
+      </w:r>
+    </w:p>
+    <w:p>
+      <w:pPr>
+        <w:pStyle w:val="af6"/>
+        <w:numPr>
+          <w:ilvl w:val="0"/>
+          <w:numId w:val="31"/>
+        </w:numPr>
+        <w:spacing w:line="360" w:lineRule="auto"/>
+        <w:rPr>
+          <w:szCs w:val="18"/>
+        </w:rPr>
+      </w:pPr>
+      <w:proofErr w:type="spellStart"/>
+      <w:r>
+        <w:rPr>
+          <w:szCs w:val="18"/>
+        </w:rPr>
+        <w:t>CarBrand</w:t>
+      </w:r>
+      <w:proofErr w:type="spellEnd"/>
+      <w:r>
+        <w:rPr>
+          <w:szCs w:val="18"/>
+        </w:rPr>
+        <w:t>/</w:t>
+      </w:r>
+      <w:proofErr w:type="spellStart"/>
+      <w:r>
+        <w:rPr>
+          <w:szCs w:val="18"/>
+        </w:rPr>
+        <w:t>CarModel</w:t>
+      </w:r>
+      <w:proofErr w:type="spellEnd"/>
+      <w:r>
+        <w:rPr>
+          <w:szCs w:val="18"/>
+        </w:rPr>
+        <w:t>/</w:t>
+      </w:r>
+      <w:proofErr w:type="spellStart"/>
+      <w:r>
+        <w:rPr>
+          <w:szCs w:val="18"/>
+        </w:rPr>
+        <w:t>Car</w:t>
+      </w:r>
+      <w:proofErr w:type="spellEnd"/>
+      <w:r>
+        <w:rPr>
+          <w:szCs w:val="18"/>
+        </w:rPr>
+        <w:t>: Иерархическая модель данных об автомобилях с поддержкой фотографий и автоматическим подбором изображений по марке/модели.</w:t>
+      </w:r>
+    </w:p>
+    <w:p>
+      <w:pPr>
+        <w:pStyle w:val="af6"/>
+        <w:numPr>
+          <w:ilvl w:val="0"/>
+          <w:numId w:val="31"/>
+        </w:numPr>
+        <w:spacing w:line="360" w:lineRule="auto"/>
+        <w:rPr>
+          <w:szCs w:val="18"/>
+        </w:rPr>
+      </w:pPr>
+      <w:proofErr w:type="spellStart"/>
+      <w:r>
+        <w:rPr>
+          <w:szCs w:val="18"/>
+        </w:rPr>
+        <w:t>ServiceCenter</w:t>
+      </w:r>
+      <w:proofErr w:type="spellEnd"/>
+      <w:r>
+        <w:rPr>
+          <w:szCs w:val="18"/>
+        </w:rPr>
+        <w:t xml:space="preserve">: Модель сервисного центра с фотографиями, контактными данными и гибкой системой рабочих часов через </w:t>
+      </w:r>
+      <w:proofErr w:type="spellStart"/>
+      <w:r>
+        <w:rPr>
+          <w:szCs w:val="18"/>
+        </w:rPr>
+        <w:t>WorkingHours</w:t>
+      </w:r>
+      <w:proofErr w:type="spellEnd"/>
+      <w:r>
+        <w:rPr>
+          <w:szCs w:val="18"/>
+        </w:rPr>
+        <w:t>.</w:t>
+      </w:r>
+    </w:p>
+    <w:p>
+      <w:pPr>
+        <w:pStyle w:val="af6"/>
+        <w:numPr>
+          <w:ilvl w:val="0"/>
+          <w:numId w:val="31"/>
+        </w:numPr>
+        <w:spacing w:line="360" w:lineRule="auto"/>
+        <w:rPr>
+          <w:szCs w:val="18"/>
+        </w:rPr>
+      </w:pPr>
+      <w:proofErr w:type="spellStart"/>
+      <w:r>
+        <w:rPr>
+          <w:szCs w:val="18"/>
+        </w:rPr>
+        <w:t>ServiceType</w:t>
+      </w:r>
+      <w:proofErr w:type="spellEnd"/>
+      <w:r>
+        <w:rPr>
+          <w:szCs w:val="18"/>
+        </w:rPr>
+        <w:t>: Каталог услуг с привязкой к сервисному центру, продолжительностью и стоимостью.</w:t>
+      </w:r>
+    </w:p>
+    <w:p>
+      <w:pPr>
+        <w:pStyle w:val="af6"/>
+        <w:numPr>
+          <w:ilvl w:val="0"/>
+          <w:numId w:val="31"/>
+        </w:numPr>
+        <w:spacing w:line="360" w:lineRule="auto"/>
+        <w:rPr>
+          <w:szCs w:val="18"/>
+        </w:rPr>
+      </w:pPr>
+      <w:proofErr w:type="spellStart"/>
+      <w:r>
+        <w:rPr>
+          <w:szCs w:val="18"/>
+        </w:rPr>
+        <w:lastRenderedPageBreak/>
+        <w:t>Appointment</w:t>
+      </w:r>
+      <w:proofErr w:type="spellEnd"/>
+      <w:r>
+        <w:rPr>
+          <w:szCs w:val="18"/>
+        </w:rPr>
+        <w:t>: Модель записи на услугу с автоматическим расчетом времени окончания (</w:t>
+      </w:r>
+      <w:proofErr w:type="spellStart"/>
+      <w:r>
+        <w:rPr>
+          <w:szCs w:val="18"/>
+        </w:rPr>
+        <w:t>end_time</w:t>
+      </w:r>
+      <w:proofErr w:type="spellEnd"/>
+      <w:r>
+        <w:rPr>
+          <w:szCs w:val="18"/>
+        </w:rPr>
+        <w:t>) на основе продолжительности услуги.</w:t>
+      </w:r>
+    </w:p>
+    <w:p>
+      <w:pPr>
+        <w:pStyle w:val="af6"/>
+        <w:numPr>
+          <w:ilvl w:val="0"/>
+          <w:numId w:val="31"/>
+        </w:numPr>
+        <w:spacing w:line="360" w:lineRule="auto"/>
+        <w:rPr>
+          <w:szCs w:val="18"/>
+        </w:rPr>
+      </w:pPr>
+      <w:proofErr w:type="spellStart"/>
+      <w:r>
+        <w:rPr>
+          <w:szCs w:val="18"/>
+        </w:rPr>
+        <w:t>Review</w:t>
+      </w:r>
+      <w:proofErr w:type="spellEnd"/>
+      <w:r>
+        <w:rPr>
+          <w:szCs w:val="18"/>
+        </w:rPr>
+        <w:t>: Система отзывов с возможностью ответа администрации.</w:t>
+      </w:r>
+    </w:p>
+    <w:p>
+      <w:pPr>
+        <w:spacing w:line="360" w:lineRule="auto"/>
+        <w:rPr>
+          <w:b/>
+          <w:szCs w:val="18"/>
+        </w:rPr>
+      </w:pPr>
+      <w:r>
+        <w:rPr>
+          <w:b/>
+          <w:szCs w:val="18"/>
+        </w:rPr>
+        <w:t>Поведение системы:</w:t>
+      </w:r>
+    </w:p>
+    <w:p>
+      <w:pPr>
+        <w:pStyle w:val="af6"/>
+        <w:numPr>
+          <w:ilvl w:val="0"/>
+          <w:numId w:val="32"/>
+        </w:numPr>
+        <w:spacing w:line="360" w:lineRule="auto"/>
+        <w:rPr>
+          <w:szCs w:val="18"/>
+        </w:rPr>
+      </w:pPr>
+      <w:r>
+        <w:rPr>
+          <w:szCs w:val="18"/>
+        </w:rPr>
+        <w:t xml:space="preserve">При создании </w:t>
+      </w:r>
+      <w:proofErr w:type="spellStart"/>
+      <w:r>
+        <w:rPr>
+          <w:szCs w:val="18"/>
+        </w:rPr>
+        <w:t>Appointment</w:t>
+      </w:r>
+      <w:proofErr w:type="spellEnd"/>
+      <w:r>
+        <w:rPr>
+          <w:szCs w:val="18"/>
+        </w:rPr>
+        <w:t xml:space="preserve"> автоматически рассчитывается </w:t>
+      </w:r>
+      <w:proofErr w:type="spellStart"/>
+      <w:r>
+        <w:rPr>
+          <w:szCs w:val="18"/>
+        </w:rPr>
+        <w:t>end_time</w:t>
+      </w:r>
+      <w:proofErr w:type="spellEnd"/>
+    </w:p>
+    <w:p>
+      <w:pPr>
+        <w:pStyle w:val="af6"/>
+        <w:numPr>
+          <w:ilvl w:val="0"/>
+          <w:numId w:val="32"/>
+        </w:numPr>
+        <w:spacing w:line="360" w:lineRule="auto"/>
+        <w:rPr>
+          <w:szCs w:val="18"/>
+        </w:rPr>
+      </w:pPr>
+      <w:r>
+        <w:rPr>
+          <w:szCs w:val="18"/>
+        </w:rPr>
+        <w:t>Система проверяет доступность времени при создании записи</w:t>
+      </w:r>
+    </w:p>
+    <w:p>
+      <w:pPr>
+        <w:pStyle w:val="af6"/>
+        <w:numPr>
+          <w:ilvl w:val="0"/>
+          <w:numId w:val="32"/>
+        </w:numPr>
+        <w:spacing w:line="360" w:lineRule="auto"/>
+        <w:rPr>
+          <w:szCs w:val="18"/>
+        </w:rPr>
+      </w:pPr>
+      <w:r>
+        <w:rPr>
+          <w:szCs w:val="18"/>
+        </w:rPr>
+        <w:t xml:space="preserve">При изменении статуса </w:t>
+      </w:r>
+      <w:proofErr w:type="spellStart"/>
+      <w:r>
+        <w:rPr>
+          <w:szCs w:val="18"/>
+        </w:rPr>
+        <w:t>ServiceRequest</w:t>
+      </w:r>
+      <w:proofErr w:type="spellEnd"/>
+      <w:r>
+        <w:rPr>
+          <w:szCs w:val="18"/>
+        </w:rPr>
+        <w:t xml:space="preserve"> могут автоматически создаваться уведомления</w:t>
+      </w:r>
+    </w:p>
+    <w:p>
+      <w:pPr>
+        <w:pStyle w:val="af6"/>
+        <w:numPr>
+          <w:ilvl w:val="0"/>
+          <w:numId w:val="32"/>
+        </w:numPr>
+        <w:spacing w:line="360" w:lineRule="auto"/>
+        <w:rPr>
+          <w:szCs w:val="18"/>
+        </w:rPr>
+      </w:pPr>
+      <w:r>
+        <w:rPr>
+          <w:szCs w:val="18"/>
+        </w:rPr>
+        <w:t>Механики назначаются только на заявки с соответствующим статусом</w:t>
+      </w:r>
+    </w:p>
+    <w:p>
+      <w:pPr>
+        <w:pStyle w:val="af8"/>
+        <w:ind w:left="360"/>
+        <w:jc w:val="center"/>
+      </w:pPr>
+      <w:bookmarkStart w:id="19" w:name="_GoBack"/>
+      <w:bookmarkEnd w:id="19"/>
+      <w:r>
+        <w:rPr>
+          <w:noProof/>
+        </w:rPr>
+        <w:drawing>
+          <wp:inline distT="0" distB="0" distL="0" distR="0" wp14:anchorId="29B1734A" wp14:editId="7488FBB8">
+            <wp:extent cx="4871581" cy="5972175"/>
+            <wp:effectExtent l="0" t="0" r="5715" b="0"/>
+            <wp:docPr id="11" name="Рисунок 11" descr="F:\bpmn\Диаграмма без названия.drawio.png"/>
+            <wp:cNvGraphicFramePr>
+              <a:graphicFrameLocks xmlns:a="http://schemas.openxmlformats.org/drawingml/2006/main" noChangeAspect="1"/>
+            </wp:cNvGraphicFramePr>
+            <a:graphic xmlns:a="http://schemas.openxmlformats.org/drawingml/2006/main">
+              <a:graphicData uri="http://schemas.openxmlformats.org/drawingml/2006/picture">
+                <pic:pic xmlns:pic="http://schemas.openxmlformats.org/drawingml/2006/picture">
+                  <pic:nvPicPr>
+                    <pic:cNvPr id="0" name="Picture 16" descr="F:\bpmn\Диаграмма без названия.drawio.png"/>
+                    <pic:cNvPicPr>
+                      <a:picLocks noChangeAspect="1" noChangeArrowheads="1"/>
+                    </pic:cNvPicPr>
+                  </pic:nvPicPr>
+                  <pic:blipFill>
+                    <a:blip r:embed="rId13">
+                      <a:extLst>
+                        <a:ext uri="{28A0092B-C50C-407E-A947-70E740481C1C}">
+                          <a14:useLocalDpi xmlns:a14="http://schemas.microsoft.com/office/drawing/2010/main" val="0"/>
+                        </a:ext>
+                      </a:extLst>
+                    </a:blip>
+                    <a:srcRect/>
+                    <a:stretch>
+                      <a:fillRect/>
+                    </a:stretch>
+                  </pic:blipFill>
+                  <pic:spPr bwMode="auto">
+                    <a:xfrm>
+                      <a:off x="0" y="0"/>
+                      <a:ext cx="4907064" cy="6015674"/>
+                    </a:xfrm>
+                    <a:prstGeom prst="rect">
+                      <a:avLst/>
+                    </a:prstGeom>
+                    <a:noFill/>
+                    <a:ln>
+                      <a:noFill/>
+                    </a:ln>
+                  </pic:spPr>
+                </pic:pic>
+              </a:graphicData>
+            </a:graphic>
+          </wp:inline>
+        </w:drawing>
+      </w:r>
+    </w:p>
+    <w:p>
+      <w:pPr>
+        <w:spacing w:line="360" w:lineRule="auto"/>
+        <w:jc w:val="center"/>
+        <w:rPr>
+          <w:szCs w:val="18"/>
+        </w:rPr>
+      </w:pPr>
+    </w:p>
+    <w:p>
+      <w:pPr>
+        <w:spacing w:line="360" w:lineRule="auto"/>
+        <w:jc w:val="center"/>
         <w:rPr>
           <w:sz w:val="20"/>
         </w:rPr>
@@ -4146,7 +4251,19 @@
         <w:rPr>
           <w:sz w:val="20"/>
         </w:rPr>
-        <w:t>Рисунок 3 – Диаграмма классов (</w:t>
+        <w:t xml:space="preserve">Рисунок </w:t>
+      </w:r>
+      <w:r>
+        <w:rPr>
+          <w:sz w:val="20"/>
+        </w:rPr>
+        <w:t>6</w:t>
+      </w:r>
+      <w:r>
+        <w:rPr>
+          <w:sz w:val="20"/>
+        </w:rPr>
+        <w:t xml:space="preserve"> – Диаграмма классов (</w:t>
       </w:r>
       <w:r>
         <w:rPr>
@@ -4192,7 +4309,7 @@
                     </pic:cNvPicPr>
                   </pic:nvPicPr>
                   <pic:blipFill>
-                    <a:blip r:embed="rId11" cstate="print">
+                    <a:blip r:embed="rId14" cstate="print">
                       <a:extLst>
                         <a:ext uri="{28A0092B-C50C-407E-A947-70E740481C1C}">
                           <a14:useLocalDpi xmlns:a14="http://schemas.microsoft.com/office/drawing/2010/main" val="0"/>
@@ -4255,7 +4372,7 @@
           <w:sz w:val="20"/>
           <w:szCs w:val="20"/>
         </w:rPr>
-        <w:t>4</w:t>
+        <w:t>7</w:t>
       </w:r>
       <w:r>
         <w:rPr>
@@ -4303,13 +4420,13 @@
         <w:pStyle w:val="2"/>
         <w:spacing w:before="360"/>
       </w:pPr>
-      <w:bookmarkStart w:id="19" w:name="_Toc153721237"/>
-      <w:bookmarkStart w:id="20" w:name="_Toc212658675"/>
+      <w:bookmarkStart w:id="20" w:name="_Toc153721237"/>
+      <w:bookmarkStart w:id="21" w:name="_Toc214481666"/>
       <w:r>
         <w:t>Физический проект</w:t>
       </w:r>
-      <w:bookmarkEnd w:id="19"/>
       <w:bookmarkEnd w:id="20"/>
+      <w:bookmarkEnd w:id="21"/>
     </w:p>
     <w:p>
       <w:pPr>
@@ -5061,7 +5178,7 @@
           <w:szCs w:val="32"/>
         </w:rPr>
       </w:pPr>
-      <w:bookmarkStart w:id="21" w:name="_Toc212658676"/>
+      <w:bookmarkStart w:id="22" w:name="_Toc214481667"/>
       <w:r>
         <w:rPr>
           <w:rFonts w:ascii="Times New Roman" w:hAnsi="Times New Roman"/>
@@ -5086,8 +5203,6 @@
         </w:rPr>
         <w:t>деинсталляции</w:t>
       </w:r>
-      <w:bookmarkStart w:id="22" w:name="_GoBack"/>
-      <w:bookmarkEnd w:id="21"/>
       <w:bookmarkEnd w:id="22"/>
     </w:p>
     <w:p>
@@ -5610,8 +5725,8 @@
       </w:r>
     </w:p>
     <w:sectPr>
-      <w:footerReference w:type="default" r:id="rId12"/>
-      <w:footerReference w:type="first" r:id="rId13"/>
+      <w:footerReference w:type="default" r:id="rId15"/>
+      <w:footerReference w:type="first" r:id="rId16"/>
       <w:pgSz w:w="11906" w:h="16838"/>
       <w:pgMar w:top="1134" w:right="851" w:bottom="1134" w:left="1418" w:header="567" w:footer="284" w:gutter="0"/>
       <w:cols w:space="720"/>
@@ -5671,7 +5786,7 @@
           <w:rPr>
             <w:noProof/>
           </w:rPr>
-          <w:t>13</w:t>
+          <w:t>16</w:t>
         </w:r>
         <w:r>
           <w:fldChar w:fldCharType="end"/>
@@ -9667,6 +9782,7 @@
     <w:lsdException w:name="Hyperlink" w:uiPriority="99"/>
     <w:lsdException w:name="Strong" w:qFormat="1"/>
     <w:lsdException w:name="Emphasis" w:qFormat="1"/>
+    <w:lsdException w:name="Normal (Web)" w:uiPriority="99"/>
     <w:lsdException w:name="HTML Keyboard" w:semiHidden="1" w:unhideWhenUsed="1"/>
     <w:lsdException w:name="Normal Table" w:semiHidden="1" w:unhideWhenUsed="1"/>
     <w:lsdException w:name="annotation subject" w:semiHidden="1" w:unhideWhenUsed="1"/>
@@ -10109,7 +10225,6 @@
   <w:style w:type="character" w:default="1" w:styleId="a0">
     <w:name w:val="Default Paragraph Font"/>
     <w:uiPriority w:val="1"/>
-    <w:semiHidden/>
     <w:unhideWhenUsed/>
   </w:style>
   <w:style w:type="table" w:default="1" w:styleId="a1">
@@ -10513,6 +10628,20 @@
       <w:sz w:val="24"/>
     </w:rPr>
   </w:style>
+  <w:style w:type="paragraph" w:styleId="af8">
+    <w:name w:val="Normal (Web)"/>
+    <w:basedOn w:val="a"/>
+    <w:uiPriority w:val="99"/>
+    <w:unhideWhenUsed/>
+    <w:rsid w:val="00911E09"/>
+    <w:pPr>
+      <w:spacing w:before="100" w:beforeAutospacing="1" w:after="100" w:afterAutospacing="1"/>
+      <w:jc w:val="left"/>
+    </w:pPr>
+    <w:rPr>
+      <w:szCs w:val="24"/>
+    </w:rPr>
+  </w:style>
 </w:styles>
 </file>
 
@@ -10782,7 +10911,7 @@
 </file>
 
 <file path=customXml/itemProps1.xml><?xml version="1.0" encoding="utf-8"?>
-<ds:datastoreItem xmlns:ds="http://schemas.openxmlformats.org/officeDocument/2006/customXml" ds:itemID="{AF63B2C6-E621-48DA-B0A9-500BD8F5378F}">
+<ds:datastoreItem xmlns:ds="http://schemas.openxmlformats.org/officeDocument/2006/customXml" ds:itemID="{E2FE65D3-899D-46A9-9FB9-C2A38BDB080A}">
   <ds:schemaRefs>
     <ds:schemaRef ds:uri="http://schemas.openxmlformats.org/officeDocument/2006/bibliography"/>
   </ds:schemaRefs>

--- a/documents/functional_specification.docx
+++ b/documents/functional_specification.docx
@@ -176,15 +176,7 @@
         <w:rPr>
           <w:b/>
         </w:rPr>
-        <w:t>у</w:t>
-      </w:r>
-      <w:bookmarkStart w:id="0" w:name="_GoBack"/>
-      <w:bookmarkEnd w:id="0"/>
-      <w:r>
-        <w:rPr>
-          <w:b/>
-        </w:rPr>
-        <w:t>ниверситет</w:t>
+        <w:t>университет</w:t>
       </w:r>
       <w:r>
         <w:rPr>
@@ -417,11 +409,21 @@
         <w:pStyle w:val="a3"/>
         <w:spacing w:after="120"/>
       </w:pPr>
-      <w:fldSimple w:instr=" TITLE &quot;концепция проекта&quot; \* MERGEFORMAT ">
-        <w:r>
-          <w:t>концепция проекта</w:t>
-        </w:r>
-      </w:fldSimple>
+      <w:r>
+        <w:fldChar w:fldCharType="begin"/>
+      </w:r>
+      <w:r>
+        <w:instrText xml:space="preserve"> TITLE "концепция проекта" \* MERGEFORMAT </w:instrText>
+      </w:r>
+      <w:r>
+        <w:fldChar w:fldCharType="separate"/>
+      </w:r>
+      <w:r>
+        <w:t>концепция проекта</w:t>
+      </w:r>
+      <w:r>
+        <w:fldChar w:fldCharType="end"/>
+      </w:r>
     </w:p>
     <w:p>
       <w:pPr>
@@ -608,10 +610,10 @@
         <w:t>Содержание</w:t>
       </w:r>
     </w:p>
-    <w:bookmarkStart w:id="1" w:name="_Toc114815999"/>
-    <w:bookmarkStart w:id="2" w:name="_Toc114823010"/>
-    <w:bookmarkStart w:id="3" w:name="_Toc115845556"/>
-    <w:bookmarkStart w:id="4" w:name="_Toc115845555"/>
+    <w:bookmarkStart w:id="0" w:name="_Toc114815999"/>
+    <w:bookmarkStart w:id="1" w:name="_Toc114823010"/>
+    <w:bookmarkStart w:id="2" w:name="_Toc115845556"/>
+    <w:bookmarkStart w:id="3" w:name="_Toc115845555"/>
     <w:p>
       <w:pPr>
         <w:pStyle w:val="10"/>
@@ -982,6 +984,8 @@
           </w:rPr>
           <w:t>Системные требования</w:t>
         </w:r>
+        <w:bookmarkStart w:id="4" w:name="_GoBack"/>
+        <w:bookmarkEnd w:id="4"/>
         <w:r>
           <w:rPr>
             <w:noProof/>
@@ -1731,7 +1735,7 @@
             <w:webHidden/>
             <w:szCs w:val="24"/>
           </w:rPr>
-          <w:t>15</w:t>
+          <w:t>16</w:t>
         </w:r>
         <w:r>
           <w:rPr>
@@ -1838,7 +1842,7 @@
             <w:sz w:val="24"/>
             <w:szCs w:val="24"/>
           </w:rPr>
-          <w:t>17</w:t>
+          <w:t>18</w:t>
         </w:r>
         <w:r>
           <w:rPr>
@@ -1883,10 +1887,10 @@
         </w:rPr>
       </w:pPr>
       <w:bookmarkStart w:id="5" w:name="_Toc215156377"/>
+      <w:bookmarkEnd w:id="0"/>
       <w:bookmarkEnd w:id="1"/>
       <w:bookmarkEnd w:id="2"/>
       <w:bookmarkEnd w:id="3"/>
-      <w:bookmarkEnd w:id="4"/>
       <w:r>
         <w:rPr>
           <w:rFonts w:ascii="Times New Roman" w:hAnsi="Times New Roman"/>
@@ -11722,7 +11726,7 @@
 </file>
 
 <file path=customXml/itemProps1.xml><?xml version="1.0" encoding="utf-8"?>
-<ds:datastoreItem xmlns:ds="http://schemas.openxmlformats.org/officeDocument/2006/customXml" ds:itemID="{F33B7C85-86A8-457D-9EA4-31C0D40888CB}">
+<ds:datastoreItem xmlns:ds="http://schemas.openxmlformats.org/officeDocument/2006/customXml" ds:itemID="{34B0D4E2-A07D-4483-8122-E953A51BBAFE}">
   <ds:schemaRefs>
     <ds:schemaRef ds:uri="http://schemas.openxmlformats.org/officeDocument/2006/bibliography"/>
   </ds:schemaRefs>

--- a/documents/functional_specification.docx
+++ b/documents/functional_specification.docx
@@ -409,21 +409,11 @@
         <w:pStyle w:val="a3"/>
         <w:spacing w:after="120"/>
       </w:pPr>
-      <w:r>
-        <w:fldChar w:fldCharType="begin"/>
-      </w:r>
-      <w:r>
-        <w:instrText xml:space="preserve"> TITLE "концепция проекта" \* MERGEFORMAT </w:instrText>
-      </w:r>
-      <w:r>
-        <w:fldChar w:fldCharType="separate"/>
-      </w:r>
-      <w:r>
-        <w:t>концепция проекта</w:t>
-      </w:r>
-      <w:r>
-        <w:fldChar w:fldCharType="end"/>
-      </w:r>
+      <w:fldSimple w:instr=" TITLE &quot;концепция проекта&quot; \* MERGEFORMAT ">
+        <w:r>
+          <w:t>концепция проекта</w:t>
+        </w:r>
+      </w:fldSimple>
     </w:p>
     <w:p>
       <w:pPr>
@@ -984,8 +974,6 @@
           </w:rPr>
           <w:t>Системные требования</w:t>
         </w:r>
-        <w:bookmarkStart w:id="4" w:name="_GoBack"/>
-        <w:bookmarkEnd w:id="4"/>
         <w:r>
           <w:rPr>
             <w:noProof/>
@@ -1886,7 +1874,7 @@
           <w:szCs w:val="32"/>
         </w:rPr>
       </w:pPr>
-      <w:bookmarkStart w:id="5" w:name="_Toc215156377"/>
+      <w:bookmarkStart w:id="4" w:name="_Toc215156377"/>
       <w:bookmarkEnd w:id="0"/>
       <w:bookmarkEnd w:id="1"/>
       <w:bookmarkEnd w:id="2"/>
@@ -1900,7 +1888,7 @@
         <w:lastRenderedPageBreak/>
         <w:t>История проекта</w:t>
       </w:r>
-      <w:bookmarkEnd w:id="5"/>
+      <w:bookmarkEnd w:id="4"/>
     </w:p>
     <w:p>
       <w:pPr>
@@ -2110,16 +2098,28 @@
     <w:p>
       <w:pPr>
         <w:pStyle w:val="af6"/>
+        <w:numPr>
+          <w:ilvl w:val="0"/>
+          <w:numId w:val="2"/>
+        </w:numPr>
         <w:spacing w:after="0" w:line="360" w:lineRule="auto"/>
-        <w:rPr>
-          <w:szCs w:val="24"/>
-        </w:rPr>
-      </w:pPr>
-      <w:r>
-        <w:rPr>
-          <w:szCs w:val="24"/>
-        </w:rPr>
-        <w:t>//----------------------</w:t>
+      </w:pPr>
+      <w:r>
+        <w:rPr>
+          <w:szCs w:val="24"/>
+        </w:rPr>
+        <w:t xml:space="preserve">Ноябрь 2025: </w:t>
+      </w:r>
+      <w:proofErr w:type="spellStart"/>
+      <w:r>
+        <w:t>ф</w:t>
+      </w:r>
+      <w:r>
+        <w:t>ронтенд</w:t>
+      </w:r>
+      <w:proofErr w:type="spellEnd"/>
+      <w:r>
+        <w:t xml:space="preserve"> и бэкенд полностью интегрированы в единое приложение. По итогам комплексного тестирования система развернута на облачном хостинге и представлена на финальной защите проекта.</w:t>
       </w:r>
     </w:p>
     <w:p>
@@ -2138,39 +2138,6 @@
         <w:rPr>
           <w:szCs w:val="24"/>
         </w:rPr>
-        <w:t xml:space="preserve">Ноябрь 2025: Начата фаза активной разработки: реализация базового бэкенда на </w:t>
-      </w:r>
-      <w:proofErr w:type="spellStart"/>
-      <w:r>
-        <w:rPr>
-          <w:szCs w:val="24"/>
-        </w:rPr>
-        <w:t>Django</w:t>
-      </w:r>
-      <w:proofErr w:type="spellEnd"/>
-      <w:r>
-        <w:rPr>
-          <w:szCs w:val="24"/>
-        </w:rPr>
-        <w:t xml:space="preserve"> и REST API.</w:t>
-      </w:r>
-    </w:p>
-    <w:p>
-      <w:pPr>
-        <w:pStyle w:val="af6"/>
-        <w:numPr>
-          <w:ilvl w:val="0"/>
-          <w:numId w:val="2"/>
-        </w:numPr>
-        <w:spacing w:after="0" w:line="360" w:lineRule="auto"/>
-        <w:rPr>
-          <w:szCs w:val="24"/>
-        </w:rPr>
-      </w:pPr>
-      <w:r>
-        <w:rPr>
-          <w:szCs w:val="24"/>
-        </w:rPr>
         <w:t xml:space="preserve">Декабрь 2025: Запланированы интеграция </w:t>
       </w:r>
       <w:proofErr w:type="spellStart"/>
@@ -2208,6 +2175,8 @@
         </w:rPr>
         <w:br w:type="page"/>
       </w:r>
+      <w:bookmarkStart w:id="5" w:name="_GoBack"/>
+      <w:bookmarkEnd w:id="5"/>
     </w:p>
     <w:p>
       <w:pPr>
@@ -11726,7 +11695,7 @@
 </file>
 
 <file path=customXml/itemProps1.xml><?xml version="1.0" encoding="utf-8"?>
-<ds:datastoreItem xmlns:ds="http://schemas.openxmlformats.org/officeDocument/2006/customXml" ds:itemID="{34B0D4E2-A07D-4483-8122-E953A51BBAFE}">
+<ds:datastoreItem xmlns:ds="http://schemas.openxmlformats.org/officeDocument/2006/customXml" ds:itemID="{36037FCE-3369-409E-8D00-00D28E1E08A1}">
   <ds:schemaRefs>
     <ds:schemaRef ds:uri="http://schemas.openxmlformats.org/officeDocument/2006/bibliography"/>
   </ds:schemaRefs>
